--- a/docs/tables/auc3/sec6_aki_365.docx
+++ b/docs/tables/auc3/sec6_aki_365.docx
@@ -891,7 +891,7 @@
                 <w:szCs w:val="22"/>
                 <w:color w:val="000000"/>
               </w:rPr>
-              <w:t xml:space="preserve">1.22</w:t>
+              <w:t xml:space="preserve">1.21</w:t>
             </w:r>
           </w:p>
         </w:tc>
@@ -944,7 +944,7 @@
                 <w:szCs w:val="22"/>
                 <w:color w:val="000000"/>
               </w:rPr>
-              <w:t xml:space="preserve">0.97, 1.54</w:t>
+              <w:t xml:space="preserve">0.96, 1.53</w:t>
             </w:r>
           </w:p>
         </w:tc>
@@ -997,7 +997,7 @@
                 <w:szCs w:val="22"/>
                 <w:color w:val="000000"/>
               </w:rPr>
-              <w:t xml:space="preserve">0.096</w:t>
+              <w:t xml:space="preserve">0.100</w:t>
             </w:r>
           </w:p>
         </w:tc>
@@ -1209,7 +1209,7 @@
                 <w:szCs w:val="22"/>
                 <w:color w:val="000000"/>
               </w:rPr>
-              <w:t xml:space="preserve">0.046</w:t>
+              <w:t xml:space="preserve">0.044</w:t>
             </w:r>
           </w:p>
         </w:tc>
@@ -1480,7 +1480,7 @@
                 <w:szCs w:val="22"/>
                 <w:color w:val="000000"/>
               </w:rPr>
-              <w:t xml:space="preserve">0.750</w:t>
+              <w:t xml:space="preserve">0.770</w:t>
             </w:r>
           </w:p>
         </w:tc>
@@ -1692,7 +1692,7 @@
                 <w:szCs w:val="22"/>
                 <w:color w:val="000000"/>
               </w:rPr>
-              <w:t xml:space="preserve">0.048</w:t>
+              <w:t xml:space="preserve">0.045</w:t>
             </w:r>
           </w:p>
         </w:tc>
@@ -2823,113 +2823,113 @@
                 <w:szCs w:val="22"/>
                 <w:color w:val="000000"/>
               </w:rPr>
-              <w:t xml:space="preserve">2.85</w:t>
-            </w:r>
-          </w:p>
-        </w:tc>
-        <w:tc>
-          <w:tcPr>
-            <w:tcBorders>
-              <w:bottom w:val="none" w:sz="0" w:space="0" w:color="000000"/>
-              <w:top w:val="none" w:sz="0" w:space="0" w:color="000000"/>
-              <w:left w:val="none" w:sz="0" w:space="0" w:color="000000"/>
-              <w:right w:val="none" w:sz="0" w:space="0" w:color="000000"/>
-            </w:tcBorders>
-            <w:shd w:val="clear" w:color="auto" w:fill="FFFFFF"/>
-            <w:tcMar>
-              <w:top w:w="0" w:type="dxa"/>
-              <w:bottom w:w="0" w:type="dxa"/>
-              <w:left w:w="0" w:type="dxa"/>
-              <w:right w:w="0" w:type="dxa"/>
-            </w:tcMar>
-            <w:vAlign w:val="top"/>
-          </w:tcPr>
-          <w:p>
-            <w:pPr>
-              <w:pStyle w:val="Normal"/>
-              <w:jc w:val="center"/>
-              <w:pBdr>
-                <w:bottom w:val="none" w:sz="0" w:space="0" w:color="000000"/>
-                <w:top w:val="none" w:sz="0" w:space="0" w:color="000000"/>
-                <w:left w:val="none" w:sz="0" w:space="0" w:color="000000"/>
-                <w:right w:val="none" w:sz="0" w:space="0" w:color="000000"/>
-              </w:pBdr>
-              <w:spacing w:after="100" w:before="100" w:line="240"/>
-              <w:ind w:left="100" w:right="100" w:firstLine="0" w:firstLineChars="0"/>
-              <w:rPr>
-                <w:rFonts w:ascii="Helvetica" w:hAnsi="Helvetica" w:eastAsia="Helvetica" w:cs="Helvetica"/>
-                <w:i w:val="false"/>
-                <w:b w:val="false"/>
-                <w:u w:val="none"/>
-                <w:sz w:val="22"/>
-                <w:szCs w:val="22"/>
-                <w:color w:val="000000"/>
-              </w:rPr>
-            </w:pPr>
-            <w:r>
-              <w:rPr>
-                <w:rFonts w:ascii="Helvetica" w:hAnsi="Helvetica" w:eastAsia="Helvetica" w:cs="Helvetica"/>
-                <w:i w:val="false"/>
-                <w:b w:val="false"/>
-                <w:u w:val="none"/>
-                <w:sz w:val="22"/>
-                <w:szCs w:val="22"/>
-                <w:color w:val="000000"/>
-              </w:rPr>
-              <w:t xml:space="preserve">0.80, 10.2</w:t>
-            </w:r>
-          </w:p>
-        </w:tc>
-        <w:tc>
-          <w:tcPr>
-            <w:tcBorders>
-              <w:bottom w:val="none" w:sz="0" w:space="0" w:color="000000"/>
-              <w:top w:val="none" w:sz="0" w:space="0" w:color="000000"/>
-              <w:left w:val="none" w:sz="0" w:space="0" w:color="000000"/>
-              <w:right w:val="none" w:sz="0" w:space="0" w:color="000000"/>
-            </w:tcBorders>
-            <w:shd w:val="clear" w:color="auto" w:fill="FFFFFF"/>
-            <w:tcMar>
-              <w:top w:w="0" w:type="dxa"/>
-              <w:bottom w:w="0" w:type="dxa"/>
-              <w:left w:w="0" w:type="dxa"/>
-              <w:right w:w="0" w:type="dxa"/>
-            </w:tcMar>
-            <w:vAlign w:val="top"/>
-          </w:tcPr>
-          <w:p>
-            <w:pPr>
-              <w:pStyle w:val="Normal"/>
-              <w:jc w:val="center"/>
-              <w:pBdr>
-                <w:bottom w:val="none" w:sz="0" w:space="0" w:color="000000"/>
-                <w:top w:val="none" w:sz="0" w:space="0" w:color="000000"/>
-                <w:left w:val="none" w:sz="0" w:space="0" w:color="000000"/>
-                <w:right w:val="none" w:sz="0" w:space="0" w:color="000000"/>
-              </w:pBdr>
-              <w:spacing w:after="100" w:before="100" w:line="240"/>
-              <w:ind w:left="100" w:right="100" w:firstLine="0" w:firstLineChars="0"/>
-              <w:rPr>
-                <w:rFonts w:ascii="Helvetica" w:hAnsi="Helvetica" w:eastAsia="Helvetica" w:cs="Helvetica"/>
-                <w:i w:val="false"/>
-                <w:b w:val="false"/>
-                <w:u w:val="none"/>
-                <w:sz w:val="22"/>
-                <w:szCs w:val="22"/>
-                <w:color w:val="000000"/>
-              </w:rPr>
-            </w:pPr>
-            <w:r>
-              <w:rPr>
-                <w:rFonts w:ascii="Helvetica" w:hAnsi="Helvetica" w:eastAsia="Helvetica" w:cs="Helvetica"/>
-                <w:i w:val="false"/>
-                <w:b w:val="false"/>
-                <w:u w:val="none"/>
-                <w:sz w:val="22"/>
-                <w:szCs w:val="22"/>
-                <w:color w:val="000000"/>
-              </w:rPr>
-              <w:t xml:space="preserve">0.110</w:t>
+              <w:t xml:space="preserve">2.88</w:t>
+            </w:r>
+          </w:p>
+        </w:tc>
+        <w:tc>
+          <w:tcPr>
+            <w:tcBorders>
+              <w:bottom w:val="none" w:sz="0" w:space="0" w:color="000000"/>
+              <w:top w:val="none" w:sz="0" w:space="0" w:color="000000"/>
+              <w:left w:val="none" w:sz="0" w:space="0" w:color="000000"/>
+              <w:right w:val="none" w:sz="0" w:space="0" w:color="000000"/>
+            </w:tcBorders>
+            <w:shd w:val="clear" w:color="auto" w:fill="FFFFFF"/>
+            <w:tcMar>
+              <w:top w:w="0" w:type="dxa"/>
+              <w:bottom w:w="0" w:type="dxa"/>
+              <w:left w:w="0" w:type="dxa"/>
+              <w:right w:w="0" w:type="dxa"/>
+            </w:tcMar>
+            <w:vAlign w:val="top"/>
+          </w:tcPr>
+          <w:p>
+            <w:pPr>
+              <w:pStyle w:val="Normal"/>
+              <w:jc w:val="center"/>
+              <w:pBdr>
+                <w:bottom w:val="none" w:sz="0" w:space="0" w:color="000000"/>
+                <w:top w:val="none" w:sz="0" w:space="0" w:color="000000"/>
+                <w:left w:val="none" w:sz="0" w:space="0" w:color="000000"/>
+                <w:right w:val="none" w:sz="0" w:space="0" w:color="000000"/>
+              </w:pBdr>
+              <w:spacing w:after="100" w:before="100" w:line="240"/>
+              <w:ind w:left="100" w:right="100" w:firstLine="0" w:firstLineChars="0"/>
+              <w:rPr>
+                <w:rFonts w:ascii="Helvetica" w:hAnsi="Helvetica" w:eastAsia="Helvetica" w:cs="Helvetica"/>
+                <w:i w:val="false"/>
+                <w:b w:val="false"/>
+                <w:u w:val="none"/>
+                <w:sz w:val="22"/>
+                <w:szCs w:val="22"/>
+                <w:color w:val="000000"/>
+              </w:rPr>
+            </w:pPr>
+            <w:r>
+              <w:rPr>
+                <w:rFonts w:ascii="Helvetica" w:hAnsi="Helvetica" w:eastAsia="Helvetica" w:cs="Helvetica"/>
+                <w:i w:val="false"/>
+                <w:b w:val="false"/>
+                <w:u w:val="none"/>
+                <w:sz w:val="22"/>
+                <w:szCs w:val="22"/>
+                <w:color w:val="000000"/>
+              </w:rPr>
+              <w:t xml:space="preserve">0.81, 10.2</w:t>
+            </w:r>
+          </w:p>
+        </w:tc>
+        <w:tc>
+          <w:tcPr>
+            <w:tcBorders>
+              <w:bottom w:val="none" w:sz="0" w:space="0" w:color="000000"/>
+              <w:top w:val="none" w:sz="0" w:space="0" w:color="000000"/>
+              <w:left w:val="none" w:sz="0" w:space="0" w:color="000000"/>
+              <w:right w:val="none" w:sz="0" w:space="0" w:color="000000"/>
+            </w:tcBorders>
+            <w:shd w:val="clear" w:color="auto" w:fill="FFFFFF"/>
+            <w:tcMar>
+              <w:top w:w="0" w:type="dxa"/>
+              <w:bottom w:w="0" w:type="dxa"/>
+              <w:left w:w="0" w:type="dxa"/>
+              <w:right w:w="0" w:type="dxa"/>
+            </w:tcMar>
+            <w:vAlign w:val="top"/>
+          </w:tcPr>
+          <w:p>
+            <w:pPr>
+              <w:pStyle w:val="Normal"/>
+              <w:jc w:val="center"/>
+              <w:pBdr>
+                <w:bottom w:val="none" w:sz="0" w:space="0" w:color="000000"/>
+                <w:top w:val="none" w:sz="0" w:space="0" w:color="000000"/>
+                <w:left w:val="none" w:sz="0" w:space="0" w:color="000000"/>
+                <w:right w:val="none" w:sz="0" w:space="0" w:color="000000"/>
+              </w:pBdr>
+              <w:spacing w:after="100" w:before="100" w:line="240"/>
+              <w:ind w:left="100" w:right="100" w:firstLine="0" w:firstLineChars="0"/>
+              <w:rPr>
+                <w:rFonts w:ascii="Helvetica" w:hAnsi="Helvetica" w:eastAsia="Helvetica" w:cs="Helvetica"/>
+                <w:i w:val="false"/>
+                <w:b w:val="false"/>
+                <w:u w:val="none"/>
+                <w:sz w:val="22"/>
+                <w:szCs w:val="22"/>
+                <w:color w:val="000000"/>
+              </w:rPr>
+            </w:pPr>
+            <w:r>
+              <w:rPr>
+                <w:rFonts w:ascii="Helvetica" w:hAnsi="Helvetica" w:eastAsia="Helvetica" w:cs="Helvetica"/>
+                <w:i w:val="false"/>
+                <w:b w:val="false"/>
+                <w:u w:val="none"/>
+                <w:sz w:val="22"/>
+                <w:szCs w:val="22"/>
+                <w:color w:val="000000"/>
+              </w:rPr>
+              <w:t xml:space="preserve">0.100</w:t>
             </w:r>
           </w:p>
         </w:tc>
@@ -3035,60 +3035,60 @@
                 <w:szCs w:val="22"/>
                 <w:color w:val="000000"/>
               </w:rPr>
-              <w:t xml:space="preserve">3.73</w:t>
-            </w:r>
-          </w:p>
-        </w:tc>
-        <w:tc>
-          <w:tcPr>
-            <w:tcBorders>
-              <w:bottom w:val="none" w:sz="0" w:space="0" w:color="000000"/>
-              <w:top w:val="none" w:sz="0" w:space="0" w:color="000000"/>
-              <w:left w:val="none" w:sz="0" w:space="0" w:color="000000"/>
-              <w:right w:val="none" w:sz="0" w:space="0" w:color="000000"/>
-            </w:tcBorders>
-            <w:shd w:val="clear" w:color="auto" w:fill="FFFFFF"/>
-            <w:tcMar>
-              <w:top w:w="0" w:type="dxa"/>
-              <w:bottom w:w="0" w:type="dxa"/>
-              <w:left w:w="0" w:type="dxa"/>
-              <w:right w:w="0" w:type="dxa"/>
-            </w:tcMar>
-            <w:vAlign w:val="top"/>
-          </w:tcPr>
-          <w:p>
-            <w:pPr>
-              <w:pStyle w:val="Normal"/>
-              <w:jc w:val="center"/>
-              <w:pBdr>
-                <w:bottom w:val="none" w:sz="0" w:space="0" w:color="000000"/>
-                <w:top w:val="none" w:sz="0" w:space="0" w:color="000000"/>
-                <w:left w:val="none" w:sz="0" w:space="0" w:color="000000"/>
-                <w:right w:val="none" w:sz="0" w:space="0" w:color="000000"/>
-              </w:pBdr>
-              <w:spacing w:after="100" w:before="100" w:line="240"/>
-              <w:ind w:left="100" w:right="100" w:firstLine="0" w:firstLineChars="0"/>
-              <w:rPr>
-                <w:rFonts w:ascii="Helvetica" w:hAnsi="Helvetica" w:eastAsia="Helvetica" w:cs="Helvetica"/>
-                <w:i w:val="false"/>
-                <w:b w:val="false"/>
-                <w:u w:val="none"/>
-                <w:sz w:val="22"/>
-                <w:szCs w:val="22"/>
-                <w:color w:val="000000"/>
-              </w:rPr>
-            </w:pPr>
-            <w:r>
-              <w:rPr>
-                <w:rFonts w:ascii="Helvetica" w:hAnsi="Helvetica" w:eastAsia="Helvetica" w:cs="Helvetica"/>
-                <w:i w:val="false"/>
-                <w:b w:val="false"/>
-                <w:u w:val="none"/>
-                <w:sz w:val="22"/>
-                <w:szCs w:val="22"/>
-                <w:color w:val="000000"/>
-              </w:rPr>
-              <w:t xml:space="preserve">0.33, 42.0</w:t>
+              <w:t xml:space="preserve">3.64</w:t>
+            </w:r>
+          </w:p>
+        </w:tc>
+        <w:tc>
+          <w:tcPr>
+            <w:tcBorders>
+              <w:bottom w:val="none" w:sz="0" w:space="0" w:color="000000"/>
+              <w:top w:val="none" w:sz="0" w:space="0" w:color="000000"/>
+              <w:left w:val="none" w:sz="0" w:space="0" w:color="000000"/>
+              <w:right w:val="none" w:sz="0" w:space="0" w:color="000000"/>
+            </w:tcBorders>
+            <w:shd w:val="clear" w:color="auto" w:fill="FFFFFF"/>
+            <w:tcMar>
+              <w:top w:w="0" w:type="dxa"/>
+              <w:bottom w:w="0" w:type="dxa"/>
+              <w:left w:w="0" w:type="dxa"/>
+              <w:right w:w="0" w:type="dxa"/>
+            </w:tcMar>
+            <w:vAlign w:val="top"/>
+          </w:tcPr>
+          <w:p>
+            <w:pPr>
+              <w:pStyle w:val="Normal"/>
+              <w:jc w:val="center"/>
+              <w:pBdr>
+                <w:bottom w:val="none" w:sz="0" w:space="0" w:color="000000"/>
+                <w:top w:val="none" w:sz="0" w:space="0" w:color="000000"/>
+                <w:left w:val="none" w:sz="0" w:space="0" w:color="000000"/>
+                <w:right w:val="none" w:sz="0" w:space="0" w:color="000000"/>
+              </w:pBdr>
+              <w:spacing w:after="100" w:before="100" w:line="240"/>
+              <w:ind w:left="100" w:right="100" w:firstLine="0" w:firstLineChars="0"/>
+              <w:rPr>
+                <w:rFonts w:ascii="Helvetica" w:hAnsi="Helvetica" w:eastAsia="Helvetica" w:cs="Helvetica"/>
+                <w:i w:val="false"/>
+                <w:b w:val="false"/>
+                <w:u w:val="none"/>
+                <w:sz w:val="22"/>
+                <w:szCs w:val="22"/>
+                <w:color w:val="000000"/>
+              </w:rPr>
+            </w:pPr>
+            <w:r>
+              <w:rPr>
+                <w:rFonts w:ascii="Helvetica" w:hAnsi="Helvetica" w:eastAsia="Helvetica" w:cs="Helvetica"/>
+                <w:i w:val="false"/>
+                <w:b w:val="false"/>
+                <w:u w:val="none"/>
+                <w:sz w:val="22"/>
+                <w:szCs w:val="22"/>
+                <w:color w:val="000000"/>
+              </w:rPr>
+              <w:t xml:space="preserve">0.33, 40.4</w:t>
             </w:r>
           </w:p>
         </w:tc>
@@ -3306,7 +3306,7 @@
                 <w:szCs w:val="22"/>
                 <w:color w:val="000000"/>
               </w:rPr>
-              <w:t xml:space="preserve">1.07</w:t>
+              <w:t xml:space="preserve">1.06</w:t>
             </w:r>
           </w:p>
         </w:tc>
@@ -3412,7 +3412,7 @@
                 <w:szCs w:val="22"/>
                 <w:color w:val="000000"/>
               </w:rPr>
-              <w:t xml:space="preserve">0.420</w:t>
+              <w:t xml:space="preserve">0.430</w:t>
             </w:r>
           </w:p>
         </w:tc>
@@ -3518,7 +3518,7 @@
                 <w:szCs w:val="22"/>
                 <w:color w:val="000000"/>
               </w:rPr>
-              <w:t xml:space="preserve">1.03</w:t>
+              <w:t xml:space="preserve">1.02</w:t>
             </w:r>
           </w:p>
         </w:tc>
@@ -3624,7 +3624,7 @@
                 <w:szCs w:val="22"/>
                 <w:color w:val="000000"/>
               </w:rPr>
-              <w:t xml:space="preserve">0.870</w:t>
+              <w:t xml:space="preserve">0.880</w:t>
             </w:r>
           </w:p>
         </w:tc>
@@ -4755,113 +4755,113 @@
                 <w:szCs w:val="22"/>
                 <w:color w:val="000000"/>
               </w:rPr>
-              <w:t xml:space="preserve">1.37</w:t>
-            </w:r>
-          </w:p>
-        </w:tc>
-        <w:tc>
-          <w:tcPr>
-            <w:tcBorders>
-              <w:bottom w:val="none" w:sz="0" w:space="0" w:color="000000"/>
-              <w:top w:val="none" w:sz="0" w:space="0" w:color="000000"/>
-              <w:left w:val="none" w:sz="0" w:space="0" w:color="000000"/>
-              <w:right w:val="none" w:sz="0" w:space="0" w:color="000000"/>
-            </w:tcBorders>
-            <w:shd w:val="clear" w:color="auto" w:fill="FFFFFF"/>
-            <w:tcMar>
-              <w:top w:w="0" w:type="dxa"/>
-              <w:bottom w:w="0" w:type="dxa"/>
-              <w:left w:w="0" w:type="dxa"/>
-              <w:right w:w="0" w:type="dxa"/>
-            </w:tcMar>
-            <w:vAlign w:val="top"/>
-          </w:tcPr>
-          <w:p>
-            <w:pPr>
-              <w:pStyle w:val="Normal"/>
-              <w:jc w:val="center"/>
-              <w:pBdr>
-                <w:bottom w:val="none" w:sz="0" w:space="0" w:color="000000"/>
-                <w:top w:val="none" w:sz="0" w:space="0" w:color="000000"/>
-                <w:left w:val="none" w:sz="0" w:space="0" w:color="000000"/>
-                <w:right w:val="none" w:sz="0" w:space="0" w:color="000000"/>
-              </w:pBdr>
-              <w:spacing w:after="100" w:before="100" w:line="240"/>
-              <w:ind w:left="100" w:right="100" w:firstLine="0" w:firstLineChars="0"/>
-              <w:rPr>
-                <w:rFonts w:ascii="Helvetica" w:hAnsi="Helvetica" w:eastAsia="Helvetica" w:cs="Helvetica"/>
-                <w:i w:val="false"/>
-                <w:b w:val="false"/>
-                <w:u w:val="none"/>
-                <w:sz w:val="22"/>
-                <w:szCs w:val="22"/>
-                <w:color w:val="000000"/>
-              </w:rPr>
-            </w:pPr>
-            <w:r>
-              <w:rPr>
-                <w:rFonts w:ascii="Helvetica" w:hAnsi="Helvetica" w:eastAsia="Helvetica" w:cs="Helvetica"/>
-                <w:i w:val="false"/>
-                <w:b w:val="false"/>
-                <w:u w:val="none"/>
-                <w:sz w:val="22"/>
-                <w:szCs w:val="22"/>
-                <w:color w:val="000000"/>
-              </w:rPr>
-              <w:t xml:space="preserve">0.44, 4.32</w:t>
-            </w:r>
-          </w:p>
-        </w:tc>
-        <w:tc>
-          <w:tcPr>
-            <w:tcBorders>
-              <w:bottom w:val="none" w:sz="0" w:space="0" w:color="000000"/>
-              <w:top w:val="none" w:sz="0" w:space="0" w:color="000000"/>
-              <w:left w:val="none" w:sz="0" w:space="0" w:color="000000"/>
-              <w:right w:val="none" w:sz="0" w:space="0" w:color="000000"/>
-            </w:tcBorders>
-            <w:shd w:val="clear" w:color="auto" w:fill="FFFFFF"/>
-            <w:tcMar>
-              <w:top w:w="0" w:type="dxa"/>
-              <w:bottom w:w="0" w:type="dxa"/>
-              <w:left w:w="0" w:type="dxa"/>
-              <w:right w:w="0" w:type="dxa"/>
-            </w:tcMar>
-            <w:vAlign w:val="top"/>
-          </w:tcPr>
-          <w:p>
-            <w:pPr>
-              <w:pStyle w:val="Normal"/>
-              <w:jc w:val="center"/>
-              <w:pBdr>
-                <w:bottom w:val="none" w:sz="0" w:space="0" w:color="000000"/>
-                <w:top w:val="none" w:sz="0" w:space="0" w:color="000000"/>
-                <w:left w:val="none" w:sz="0" w:space="0" w:color="000000"/>
-                <w:right w:val="none" w:sz="0" w:space="0" w:color="000000"/>
-              </w:pBdr>
-              <w:spacing w:after="100" w:before="100" w:line="240"/>
-              <w:ind w:left="100" w:right="100" w:firstLine="0" w:firstLineChars="0"/>
-              <w:rPr>
-                <w:rFonts w:ascii="Helvetica" w:hAnsi="Helvetica" w:eastAsia="Helvetica" w:cs="Helvetica"/>
-                <w:i w:val="false"/>
-                <w:b w:val="false"/>
-                <w:u w:val="none"/>
-                <w:sz w:val="22"/>
-                <w:szCs w:val="22"/>
-                <w:color w:val="000000"/>
-              </w:rPr>
-            </w:pPr>
-            <w:r>
-              <w:rPr>
-                <w:rFonts w:ascii="Helvetica" w:hAnsi="Helvetica" w:eastAsia="Helvetica" w:cs="Helvetica"/>
-                <w:i w:val="false"/>
-                <w:b w:val="false"/>
-                <w:u w:val="none"/>
-                <w:sz w:val="22"/>
-                <w:szCs w:val="22"/>
-                <w:color w:val="000000"/>
-              </w:rPr>
-              <w:t xml:space="preserve">0.590</w:t>
+              <w:t xml:space="preserve">1.38</w:t>
+            </w:r>
+          </w:p>
+        </w:tc>
+        <w:tc>
+          <w:tcPr>
+            <w:tcBorders>
+              <w:bottom w:val="none" w:sz="0" w:space="0" w:color="000000"/>
+              <w:top w:val="none" w:sz="0" w:space="0" w:color="000000"/>
+              <w:left w:val="none" w:sz="0" w:space="0" w:color="000000"/>
+              <w:right w:val="none" w:sz="0" w:space="0" w:color="000000"/>
+            </w:tcBorders>
+            <w:shd w:val="clear" w:color="auto" w:fill="FFFFFF"/>
+            <w:tcMar>
+              <w:top w:w="0" w:type="dxa"/>
+              <w:bottom w:w="0" w:type="dxa"/>
+              <w:left w:w="0" w:type="dxa"/>
+              <w:right w:w="0" w:type="dxa"/>
+            </w:tcMar>
+            <w:vAlign w:val="top"/>
+          </w:tcPr>
+          <w:p>
+            <w:pPr>
+              <w:pStyle w:val="Normal"/>
+              <w:jc w:val="center"/>
+              <w:pBdr>
+                <w:bottom w:val="none" w:sz="0" w:space="0" w:color="000000"/>
+                <w:top w:val="none" w:sz="0" w:space="0" w:color="000000"/>
+                <w:left w:val="none" w:sz="0" w:space="0" w:color="000000"/>
+                <w:right w:val="none" w:sz="0" w:space="0" w:color="000000"/>
+              </w:pBdr>
+              <w:spacing w:after="100" w:before="100" w:line="240"/>
+              <w:ind w:left="100" w:right="100" w:firstLine="0" w:firstLineChars="0"/>
+              <w:rPr>
+                <w:rFonts w:ascii="Helvetica" w:hAnsi="Helvetica" w:eastAsia="Helvetica" w:cs="Helvetica"/>
+                <w:i w:val="false"/>
+                <w:b w:val="false"/>
+                <w:u w:val="none"/>
+                <w:sz w:val="22"/>
+                <w:szCs w:val="22"/>
+                <w:color w:val="000000"/>
+              </w:rPr>
+            </w:pPr>
+            <w:r>
+              <w:rPr>
+                <w:rFonts w:ascii="Helvetica" w:hAnsi="Helvetica" w:eastAsia="Helvetica" w:cs="Helvetica"/>
+                <w:i w:val="false"/>
+                <w:b w:val="false"/>
+                <w:u w:val="none"/>
+                <w:sz w:val="22"/>
+                <w:szCs w:val="22"/>
+                <w:color w:val="000000"/>
+              </w:rPr>
+              <w:t xml:space="preserve">0.44, 4.34</w:t>
+            </w:r>
+          </w:p>
+        </w:tc>
+        <w:tc>
+          <w:tcPr>
+            <w:tcBorders>
+              <w:bottom w:val="none" w:sz="0" w:space="0" w:color="000000"/>
+              <w:top w:val="none" w:sz="0" w:space="0" w:color="000000"/>
+              <w:left w:val="none" w:sz="0" w:space="0" w:color="000000"/>
+              <w:right w:val="none" w:sz="0" w:space="0" w:color="000000"/>
+            </w:tcBorders>
+            <w:shd w:val="clear" w:color="auto" w:fill="FFFFFF"/>
+            <w:tcMar>
+              <w:top w:w="0" w:type="dxa"/>
+              <w:bottom w:w="0" w:type="dxa"/>
+              <w:left w:w="0" w:type="dxa"/>
+              <w:right w:w="0" w:type="dxa"/>
+            </w:tcMar>
+            <w:vAlign w:val="top"/>
+          </w:tcPr>
+          <w:p>
+            <w:pPr>
+              <w:pStyle w:val="Normal"/>
+              <w:jc w:val="center"/>
+              <w:pBdr>
+                <w:bottom w:val="none" w:sz="0" w:space="0" w:color="000000"/>
+                <w:top w:val="none" w:sz="0" w:space="0" w:color="000000"/>
+                <w:left w:val="none" w:sz="0" w:space="0" w:color="000000"/>
+                <w:right w:val="none" w:sz="0" w:space="0" w:color="000000"/>
+              </w:pBdr>
+              <w:spacing w:after="100" w:before="100" w:line="240"/>
+              <w:ind w:left="100" w:right="100" w:firstLine="0" w:firstLineChars="0"/>
+              <w:rPr>
+                <w:rFonts w:ascii="Helvetica" w:hAnsi="Helvetica" w:eastAsia="Helvetica" w:cs="Helvetica"/>
+                <w:i w:val="false"/>
+                <w:b w:val="false"/>
+                <w:u w:val="none"/>
+                <w:sz w:val="22"/>
+                <w:szCs w:val="22"/>
+                <w:color w:val="000000"/>
+              </w:rPr>
+            </w:pPr>
+            <w:r>
+              <w:rPr>
+                <w:rFonts w:ascii="Helvetica" w:hAnsi="Helvetica" w:eastAsia="Helvetica" w:cs="Helvetica"/>
+                <w:i w:val="false"/>
+                <w:b w:val="false"/>
+                <w:u w:val="none"/>
+                <w:sz w:val="22"/>
+                <w:szCs w:val="22"/>
+                <w:color w:val="000000"/>
+              </w:rPr>
+              <w:t xml:space="preserve">0.580</w:t>
             </w:r>
           </w:p>
         </w:tc>
@@ -4967,113 +4967,113 @@
                 <w:szCs w:val="22"/>
                 <w:color w:val="000000"/>
               </w:rPr>
-              <w:t xml:space="preserve">0.97</w:t>
-            </w:r>
-          </w:p>
-        </w:tc>
-        <w:tc>
-          <w:tcPr>
-            <w:tcBorders>
-              <w:bottom w:val="none" w:sz="0" w:space="0" w:color="000000"/>
-              <w:top w:val="none" w:sz="0" w:space="0" w:color="000000"/>
-              <w:left w:val="none" w:sz="0" w:space="0" w:color="000000"/>
-              <w:right w:val="none" w:sz="0" w:space="0" w:color="000000"/>
-            </w:tcBorders>
-            <w:shd w:val="clear" w:color="auto" w:fill="FFFFFF"/>
-            <w:tcMar>
-              <w:top w:w="0" w:type="dxa"/>
-              <w:bottom w:w="0" w:type="dxa"/>
-              <w:left w:w="0" w:type="dxa"/>
-              <w:right w:w="0" w:type="dxa"/>
-            </w:tcMar>
-            <w:vAlign w:val="top"/>
-          </w:tcPr>
-          <w:p>
-            <w:pPr>
-              <w:pStyle w:val="Normal"/>
-              <w:jc w:val="center"/>
-              <w:pBdr>
-                <w:bottom w:val="none" w:sz="0" w:space="0" w:color="000000"/>
-                <w:top w:val="none" w:sz="0" w:space="0" w:color="000000"/>
-                <w:left w:val="none" w:sz="0" w:space="0" w:color="000000"/>
-                <w:right w:val="none" w:sz="0" w:space="0" w:color="000000"/>
-              </w:pBdr>
-              <w:spacing w:after="100" w:before="100" w:line="240"/>
-              <w:ind w:left="100" w:right="100" w:firstLine="0" w:firstLineChars="0"/>
-              <w:rPr>
-                <w:rFonts w:ascii="Helvetica" w:hAnsi="Helvetica" w:eastAsia="Helvetica" w:cs="Helvetica"/>
-                <w:i w:val="false"/>
-                <w:b w:val="false"/>
-                <w:u w:val="none"/>
-                <w:sz w:val="22"/>
-                <w:szCs w:val="22"/>
-                <w:color w:val="000000"/>
-              </w:rPr>
-            </w:pPr>
-            <w:r>
-              <w:rPr>
-                <w:rFonts w:ascii="Helvetica" w:hAnsi="Helvetica" w:eastAsia="Helvetica" w:cs="Helvetica"/>
-                <w:i w:val="false"/>
-                <w:b w:val="false"/>
-                <w:u w:val="none"/>
-                <w:sz w:val="22"/>
-                <w:szCs w:val="22"/>
-                <w:color w:val="000000"/>
-              </w:rPr>
-              <w:t xml:space="preserve">0.16, 5.77</w:t>
-            </w:r>
-          </w:p>
-        </w:tc>
-        <w:tc>
-          <w:tcPr>
-            <w:tcBorders>
-              <w:bottom w:val="none" w:sz="0" w:space="0" w:color="000000"/>
-              <w:top w:val="none" w:sz="0" w:space="0" w:color="000000"/>
-              <w:left w:val="none" w:sz="0" w:space="0" w:color="000000"/>
-              <w:right w:val="none" w:sz="0" w:space="0" w:color="000000"/>
-            </w:tcBorders>
-            <w:shd w:val="clear" w:color="auto" w:fill="FFFFFF"/>
-            <w:tcMar>
-              <w:top w:w="0" w:type="dxa"/>
-              <w:bottom w:w="0" w:type="dxa"/>
-              <w:left w:w="0" w:type="dxa"/>
-              <w:right w:w="0" w:type="dxa"/>
-            </w:tcMar>
-            <w:vAlign w:val="top"/>
-          </w:tcPr>
-          <w:p>
-            <w:pPr>
-              <w:pStyle w:val="Normal"/>
-              <w:jc w:val="center"/>
-              <w:pBdr>
-                <w:bottom w:val="none" w:sz="0" w:space="0" w:color="000000"/>
-                <w:top w:val="none" w:sz="0" w:space="0" w:color="000000"/>
-                <w:left w:val="none" w:sz="0" w:space="0" w:color="000000"/>
-                <w:right w:val="none" w:sz="0" w:space="0" w:color="000000"/>
-              </w:pBdr>
-              <w:spacing w:after="100" w:before="100" w:line="240"/>
-              <w:ind w:left="100" w:right="100" w:firstLine="0" w:firstLineChars="0"/>
-              <w:rPr>
-                <w:rFonts w:ascii="Helvetica" w:hAnsi="Helvetica" w:eastAsia="Helvetica" w:cs="Helvetica"/>
-                <w:i w:val="false"/>
-                <w:b w:val="false"/>
-                <w:u w:val="none"/>
-                <w:sz w:val="22"/>
-                <w:szCs w:val="22"/>
-                <w:color w:val="000000"/>
-              </w:rPr>
-            </w:pPr>
-            <w:r>
-              <w:rPr>
-                <w:rFonts w:ascii="Helvetica" w:hAnsi="Helvetica" w:eastAsia="Helvetica" w:cs="Helvetica"/>
-                <w:i w:val="false"/>
-                <w:b w:val="false"/>
-                <w:u w:val="none"/>
-                <w:sz w:val="22"/>
-                <w:szCs w:val="22"/>
-                <w:color w:val="000000"/>
-              </w:rPr>
-              <w:t xml:space="preserve">0.970</w:t>
+              <w:t xml:space="preserve">0.99</w:t>
+            </w:r>
+          </w:p>
+        </w:tc>
+        <w:tc>
+          <w:tcPr>
+            <w:tcBorders>
+              <w:bottom w:val="none" w:sz="0" w:space="0" w:color="000000"/>
+              <w:top w:val="none" w:sz="0" w:space="0" w:color="000000"/>
+              <w:left w:val="none" w:sz="0" w:space="0" w:color="000000"/>
+              <w:right w:val="none" w:sz="0" w:space="0" w:color="000000"/>
+            </w:tcBorders>
+            <w:shd w:val="clear" w:color="auto" w:fill="FFFFFF"/>
+            <w:tcMar>
+              <w:top w:w="0" w:type="dxa"/>
+              <w:bottom w:w="0" w:type="dxa"/>
+              <w:left w:w="0" w:type="dxa"/>
+              <w:right w:w="0" w:type="dxa"/>
+            </w:tcMar>
+            <w:vAlign w:val="top"/>
+          </w:tcPr>
+          <w:p>
+            <w:pPr>
+              <w:pStyle w:val="Normal"/>
+              <w:jc w:val="center"/>
+              <w:pBdr>
+                <w:bottom w:val="none" w:sz="0" w:space="0" w:color="000000"/>
+                <w:top w:val="none" w:sz="0" w:space="0" w:color="000000"/>
+                <w:left w:val="none" w:sz="0" w:space="0" w:color="000000"/>
+                <w:right w:val="none" w:sz="0" w:space="0" w:color="000000"/>
+              </w:pBdr>
+              <w:spacing w:after="100" w:before="100" w:line="240"/>
+              <w:ind w:left="100" w:right="100" w:firstLine="0" w:firstLineChars="0"/>
+              <w:rPr>
+                <w:rFonts w:ascii="Helvetica" w:hAnsi="Helvetica" w:eastAsia="Helvetica" w:cs="Helvetica"/>
+                <w:i w:val="false"/>
+                <w:b w:val="false"/>
+                <w:u w:val="none"/>
+                <w:sz w:val="22"/>
+                <w:szCs w:val="22"/>
+                <w:color w:val="000000"/>
+              </w:rPr>
+            </w:pPr>
+            <w:r>
+              <w:rPr>
+                <w:rFonts w:ascii="Helvetica" w:hAnsi="Helvetica" w:eastAsia="Helvetica" w:cs="Helvetica"/>
+                <w:i w:val="false"/>
+                <w:b w:val="false"/>
+                <w:u w:val="none"/>
+                <w:sz w:val="22"/>
+                <w:szCs w:val="22"/>
+                <w:color w:val="000000"/>
+              </w:rPr>
+              <w:t xml:space="preserve">0.17, 5.80</w:t>
+            </w:r>
+          </w:p>
+        </w:tc>
+        <w:tc>
+          <w:tcPr>
+            <w:tcBorders>
+              <w:bottom w:val="none" w:sz="0" w:space="0" w:color="000000"/>
+              <w:top w:val="none" w:sz="0" w:space="0" w:color="000000"/>
+              <w:left w:val="none" w:sz="0" w:space="0" w:color="000000"/>
+              <w:right w:val="none" w:sz="0" w:space="0" w:color="000000"/>
+            </w:tcBorders>
+            <w:shd w:val="clear" w:color="auto" w:fill="FFFFFF"/>
+            <w:tcMar>
+              <w:top w:w="0" w:type="dxa"/>
+              <w:bottom w:w="0" w:type="dxa"/>
+              <w:left w:w="0" w:type="dxa"/>
+              <w:right w:w="0" w:type="dxa"/>
+            </w:tcMar>
+            <w:vAlign w:val="top"/>
+          </w:tcPr>
+          <w:p>
+            <w:pPr>
+              <w:pStyle w:val="Normal"/>
+              <w:jc w:val="center"/>
+              <w:pBdr>
+                <w:bottom w:val="none" w:sz="0" w:space="0" w:color="000000"/>
+                <w:top w:val="none" w:sz="0" w:space="0" w:color="000000"/>
+                <w:left w:val="none" w:sz="0" w:space="0" w:color="000000"/>
+                <w:right w:val="none" w:sz="0" w:space="0" w:color="000000"/>
+              </w:pBdr>
+              <w:spacing w:after="100" w:before="100" w:line="240"/>
+              <w:ind w:left="100" w:right="100" w:firstLine="0" w:firstLineChars="0"/>
+              <w:rPr>
+                <w:rFonts w:ascii="Helvetica" w:hAnsi="Helvetica" w:eastAsia="Helvetica" w:cs="Helvetica"/>
+                <w:i w:val="false"/>
+                <w:b w:val="false"/>
+                <w:u w:val="none"/>
+                <w:sz w:val="22"/>
+                <w:szCs w:val="22"/>
+                <w:color w:val="000000"/>
+              </w:rPr>
+            </w:pPr>
+            <w:r>
+              <w:rPr>
+                <w:rFonts w:ascii="Helvetica" w:hAnsi="Helvetica" w:eastAsia="Helvetica" w:cs="Helvetica"/>
+                <w:i w:val="false"/>
+                <w:b w:val="false"/>
+                <w:u w:val="none"/>
+                <w:sz w:val="22"/>
+                <w:szCs w:val="22"/>
+                <w:color w:val="000000"/>
+              </w:rPr>
+              <w:t xml:space="preserve">0.990</w:t>
             </w:r>
           </w:p>
         </w:tc>
@@ -6257,60 +6257,60 @@
                 <w:szCs w:val="22"/>
                 <w:color w:val="000000"/>
               </w:rPr>
-              <w:t xml:space="preserve">0.20, 4.75</w:t>
-            </w:r>
-          </w:p>
-        </w:tc>
-        <w:tc>
-          <w:tcPr>
-            <w:tcBorders>
-              <w:bottom w:val="none" w:sz="0" w:space="0" w:color="000000"/>
-              <w:top w:val="none" w:sz="0" w:space="0" w:color="000000"/>
-              <w:left w:val="none" w:sz="0" w:space="0" w:color="000000"/>
-              <w:right w:val="none" w:sz="0" w:space="0" w:color="000000"/>
-            </w:tcBorders>
-            <w:shd w:val="clear" w:color="auto" w:fill="FFFFFF"/>
-            <w:tcMar>
-              <w:top w:w="0" w:type="dxa"/>
-              <w:bottom w:w="0" w:type="dxa"/>
-              <w:left w:w="0" w:type="dxa"/>
-              <w:right w:w="0" w:type="dxa"/>
-            </w:tcMar>
-            <w:vAlign w:val="top"/>
-          </w:tcPr>
-          <w:p>
-            <w:pPr>
-              <w:pStyle w:val="Normal"/>
-              <w:jc w:val="center"/>
-              <w:pBdr>
-                <w:bottom w:val="none" w:sz="0" w:space="0" w:color="000000"/>
-                <w:top w:val="none" w:sz="0" w:space="0" w:color="000000"/>
-                <w:left w:val="none" w:sz="0" w:space="0" w:color="000000"/>
-                <w:right w:val="none" w:sz="0" w:space="0" w:color="000000"/>
-              </w:pBdr>
-              <w:spacing w:after="100" w:before="100" w:line="240"/>
-              <w:ind w:left="100" w:right="100" w:firstLine="0" w:firstLineChars="0"/>
-              <w:rPr>
-                <w:rFonts w:ascii="Helvetica" w:hAnsi="Helvetica" w:eastAsia="Helvetica" w:cs="Helvetica"/>
-                <w:i w:val="false"/>
-                <w:b w:val="false"/>
-                <w:u w:val="none"/>
-                <w:sz w:val="22"/>
-                <w:szCs w:val="22"/>
-                <w:color w:val="000000"/>
-              </w:rPr>
-            </w:pPr>
-            <w:r>
-              <w:rPr>
-                <w:rFonts w:ascii="Helvetica" w:hAnsi="Helvetica" w:eastAsia="Helvetica" w:cs="Helvetica"/>
-                <w:i w:val="false"/>
-                <w:b w:val="false"/>
-                <w:u w:val="none"/>
-                <w:sz w:val="22"/>
-                <w:szCs w:val="22"/>
-                <w:color w:val="000000"/>
-              </w:rPr>
-              <w:t xml:space="preserve">0.960</w:t>
+              <w:t xml:space="preserve">0.19, 4.70</w:t>
+            </w:r>
+          </w:p>
+        </w:tc>
+        <w:tc>
+          <w:tcPr>
+            <w:tcBorders>
+              <w:bottom w:val="none" w:sz="0" w:space="0" w:color="000000"/>
+              <w:top w:val="none" w:sz="0" w:space="0" w:color="000000"/>
+              <w:left w:val="none" w:sz="0" w:space="0" w:color="000000"/>
+              <w:right w:val="none" w:sz="0" w:space="0" w:color="000000"/>
+            </w:tcBorders>
+            <w:shd w:val="clear" w:color="auto" w:fill="FFFFFF"/>
+            <w:tcMar>
+              <w:top w:w="0" w:type="dxa"/>
+              <w:bottom w:w="0" w:type="dxa"/>
+              <w:left w:w="0" w:type="dxa"/>
+              <w:right w:w="0" w:type="dxa"/>
+            </w:tcMar>
+            <w:vAlign w:val="top"/>
+          </w:tcPr>
+          <w:p>
+            <w:pPr>
+              <w:pStyle w:val="Normal"/>
+              <w:jc w:val="center"/>
+              <w:pBdr>
+                <w:bottom w:val="none" w:sz="0" w:space="0" w:color="000000"/>
+                <w:top w:val="none" w:sz="0" w:space="0" w:color="000000"/>
+                <w:left w:val="none" w:sz="0" w:space="0" w:color="000000"/>
+                <w:right w:val="none" w:sz="0" w:space="0" w:color="000000"/>
+              </w:pBdr>
+              <w:spacing w:after="100" w:before="100" w:line="240"/>
+              <w:ind w:left="100" w:right="100" w:firstLine="0" w:firstLineChars="0"/>
+              <w:rPr>
+                <w:rFonts w:ascii="Helvetica" w:hAnsi="Helvetica" w:eastAsia="Helvetica" w:cs="Helvetica"/>
+                <w:i w:val="false"/>
+                <w:b w:val="false"/>
+                <w:u w:val="none"/>
+                <w:sz w:val="22"/>
+                <w:szCs w:val="22"/>
+                <w:color w:val="000000"/>
+              </w:rPr>
+            </w:pPr>
+            <w:r>
+              <w:rPr>
+                <w:rFonts w:ascii="Helvetica" w:hAnsi="Helvetica" w:eastAsia="Helvetica" w:cs="Helvetica"/>
+                <w:i w:val="false"/>
+                <w:b w:val="false"/>
+                <w:u w:val="none"/>
+                <w:sz w:val="22"/>
+                <w:szCs w:val="22"/>
+                <w:color w:val="000000"/>
+              </w:rPr>
+              <w:t xml:space="preserve">0.950</w:t>
             </w:r>
           </w:p>
         </w:tc>
@@ -6416,113 +6416,113 @@
                 <w:szCs w:val="22"/>
                 <w:color w:val="000000"/>
               </w:rPr>
-              <w:t xml:space="preserve">2.68</w:t>
-            </w:r>
-          </w:p>
-        </w:tc>
-        <w:tc>
-          <w:tcPr>
-            <w:tcBorders>
-              <w:bottom w:val="none" w:sz="0" w:space="0" w:color="000000"/>
-              <w:top w:val="none" w:sz="0" w:space="0" w:color="000000"/>
-              <w:left w:val="none" w:sz="0" w:space="0" w:color="000000"/>
-              <w:right w:val="none" w:sz="0" w:space="0" w:color="000000"/>
-            </w:tcBorders>
-            <w:shd w:val="clear" w:color="auto" w:fill="FFFFFF"/>
-            <w:tcMar>
-              <w:top w:w="0" w:type="dxa"/>
-              <w:bottom w:w="0" w:type="dxa"/>
-              <w:left w:w="0" w:type="dxa"/>
-              <w:right w:w="0" w:type="dxa"/>
-            </w:tcMar>
-            <w:vAlign w:val="top"/>
-          </w:tcPr>
-          <w:p>
-            <w:pPr>
-              <w:pStyle w:val="Normal"/>
-              <w:jc w:val="center"/>
-              <w:pBdr>
-                <w:bottom w:val="none" w:sz="0" w:space="0" w:color="000000"/>
-                <w:top w:val="none" w:sz="0" w:space="0" w:color="000000"/>
-                <w:left w:val="none" w:sz="0" w:space="0" w:color="000000"/>
-                <w:right w:val="none" w:sz="0" w:space="0" w:color="000000"/>
-              </w:pBdr>
-              <w:spacing w:after="100" w:before="100" w:line="240"/>
-              <w:ind w:left="100" w:right="100" w:firstLine="0" w:firstLineChars="0"/>
-              <w:rPr>
-                <w:rFonts w:ascii="Helvetica" w:hAnsi="Helvetica" w:eastAsia="Helvetica" w:cs="Helvetica"/>
-                <w:i w:val="false"/>
-                <w:b w:val="false"/>
-                <w:u w:val="none"/>
-                <w:sz w:val="22"/>
-                <w:szCs w:val="22"/>
-                <w:color w:val="000000"/>
-              </w:rPr>
-            </w:pPr>
-            <w:r>
-              <w:rPr>
-                <w:rFonts w:ascii="Helvetica" w:hAnsi="Helvetica" w:eastAsia="Helvetica" w:cs="Helvetica"/>
-                <w:i w:val="false"/>
-                <w:b w:val="false"/>
-                <w:u w:val="none"/>
-                <w:sz w:val="22"/>
-                <w:szCs w:val="22"/>
-                <w:color w:val="000000"/>
-              </w:rPr>
-              <w:t xml:space="preserve">0.05, 147</w:t>
-            </w:r>
-          </w:p>
-        </w:tc>
-        <w:tc>
-          <w:tcPr>
-            <w:tcBorders>
-              <w:bottom w:val="none" w:sz="0" w:space="0" w:color="000000"/>
-              <w:top w:val="none" w:sz="0" w:space="0" w:color="000000"/>
-              <w:left w:val="none" w:sz="0" w:space="0" w:color="000000"/>
-              <w:right w:val="none" w:sz="0" w:space="0" w:color="000000"/>
-            </w:tcBorders>
-            <w:shd w:val="clear" w:color="auto" w:fill="FFFFFF"/>
-            <w:tcMar>
-              <w:top w:w="0" w:type="dxa"/>
-              <w:bottom w:w="0" w:type="dxa"/>
-              <w:left w:w="0" w:type="dxa"/>
-              <w:right w:w="0" w:type="dxa"/>
-            </w:tcMar>
-            <w:vAlign w:val="top"/>
-          </w:tcPr>
-          <w:p>
-            <w:pPr>
-              <w:pStyle w:val="Normal"/>
-              <w:jc w:val="center"/>
-              <w:pBdr>
-                <w:bottom w:val="none" w:sz="0" w:space="0" w:color="000000"/>
-                <w:top w:val="none" w:sz="0" w:space="0" w:color="000000"/>
-                <w:left w:val="none" w:sz="0" w:space="0" w:color="000000"/>
-                <w:right w:val="none" w:sz="0" w:space="0" w:color="000000"/>
-              </w:pBdr>
-              <w:spacing w:after="100" w:before="100" w:line="240"/>
-              <w:ind w:left="100" w:right="100" w:firstLine="0" w:firstLineChars="0"/>
-              <w:rPr>
-                <w:rFonts w:ascii="Helvetica" w:hAnsi="Helvetica" w:eastAsia="Helvetica" w:cs="Helvetica"/>
-                <w:i w:val="false"/>
-                <w:b w:val="false"/>
-                <w:u w:val="none"/>
-                <w:sz w:val="22"/>
-                <w:szCs w:val="22"/>
-                <w:color w:val="000000"/>
-              </w:rPr>
-            </w:pPr>
-            <w:r>
-              <w:rPr>
-                <w:rFonts w:ascii="Helvetica" w:hAnsi="Helvetica" w:eastAsia="Helvetica" w:cs="Helvetica"/>
-                <w:i w:val="false"/>
-                <w:b w:val="false"/>
-                <w:u w:val="none"/>
-                <w:sz w:val="22"/>
-                <w:szCs w:val="22"/>
-                <w:color w:val="000000"/>
-              </w:rPr>
-              <w:t xml:space="preserve">0.630</w:t>
+              <w:t xml:space="preserve">2.61</w:t>
+            </w:r>
+          </w:p>
+        </w:tc>
+        <w:tc>
+          <w:tcPr>
+            <w:tcBorders>
+              <w:bottom w:val="none" w:sz="0" w:space="0" w:color="000000"/>
+              <w:top w:val="none" w:sz="0" w:space="0" w:color="000000"/>
+              <w:left w:val="none" w:sz="0" w:space="0" w:color="000000"/>
+              <w:right w:val="none" w:sz="0" w:space="0" w:color="000000"/>
+            </w:tcBorders>
+            <w:shd w:val="clear" w:color="auto" w:fill="FFFFFF"/>
+            <w:tcMar>
+              <w:top w:w="0" w:type="dxa"/>
+              <w:bottom w:w="0" w:type="dxa"/>
+              <w:left w:w="0" w:type="dxa"/>
+              <w:right w:w="0" w:type="dxa"/>
+            </w:tcMar>
+            <w:vAlign w:val="top"/>
+          </w:tcPr>
+          <w:p>
+            <w:pPr>
+              <w:pStyle w:val="Normal"/>
+              <w:jc w:val="center"/>
+              <w:pBdr>
+                <w:bottom w:val="none" w:sz="0" w:space="0" w:color="000000"/>
+                <w:top w:val="none" w:sz="0" w:space="0" w:color="000000"/>
+                <w:left w:val="none" w:sz="0" w:space="0" w:color="000000"/>
+                <w:right w:val="none" w:sz="0" w:space="0" w:color="000000"/>
+              </w:pBdr>
+              <w:spacing w:after="100" w:before="100" w:line="240"/>
+              <w:ind w:left="100" w:right="100" w:firstLine="0" w:firstLineChars="0"/>
+              <w:rPr>
+                <w:rFonts w:ascii="Helvetica" w:hAnsi="Helvetica" w:eastAsia="Helvetica" w:cs="Helvetica"/>
+                <w:i w:val="false"/>
+                <w:b w:val="false"/>
+                <w:u w:val="none"/>
+                <w:sz w:val="22"/>
+                <w:szCs w:val="22"/>
+                <w:color w:val="000000"/>
+              </w:rPr>
+            </w:pPr>
+            <w:r>
+              <w:rPr>
+                <w:rFonts w:ascii="Helvetica" w:hAnsi="Helvetica" w:eastAsia="Helvetica" w:cs="Helvetica"/>
+                <w:i w:val="false"/>
+                <w:b w:val="false"/>
+                <w:u w:val="none"/>
+                <w:sz w:val="22"/>
+                <w:szCs w:val="22"/>
+                <w:color w:val="000000"/>
+              </w:rPr>
+              <w:t xml:space="preserve">0.05, 142</w:t>
+            </w:r>
+          </w:p>
+        </w:tc>
+        <w:tc>
+          <w:tcPr>
+            <w:tcBorders>
+              <w:bottom w:val="none" w:sz="0" w:space="0" w:color="000000"/>
+              <w:top w:val="none" w:sz="0" w:space="0" w:color="000000"/>
+              <w:left w:val="none" w:sz="0" w:space="0" w:color="000000"/>
+              <w:right w:val="none" w:sz="0" w:space="0" w:color="000000"/>
+            </w:tcBorders>
+            <w:shd w:val="clear" w:color="auto" w:fill="FFFFFF"/>
+            <w:tcMar>
+              <w:top w:w="0" w:type="dxa"/>
+              <w:bottom w:w="0" w:type="dxa"/>
+              <w:left w:w="0" w:type="dxa"/>
+              <w:right w:w="0" w:type="dxa"/>
+            </w:tcMar>
+            <w:vAlign w:val="top"/>
+          </w:tcPr>
+          <w:p>
+            <w:pPr>
+              <w:pStyle w:val="Normal"/>
+              <w:jc w:val="center"/>
+              <w:pBdr>
+                <w:bottom w:val="none" w:sz="0" w:space="0" w:color="000000"/>
+                <w:top w:val="none" w:sz="0" w:space="0" w:color="000000"/>
+                <w:left w:val="none" w:sz="0" w:space="0" w:color="000000"/>
+                <w:right w:val="none" w:sz="0" w:space="0" w:color="000000"/>
+              </w:pBdr>
+              <w:spacing w:after="100" w:before="100" w:line="240"/>
+              <w:ind w:left="100" w:right="100" w:firstLine="0" w:firstLineChars="0"/>
+              <w:rPr>
+                <w:rFonts w:ascii="Helvetica" w:hAnsi="Helvetica" w:eastAsia="Helvetica" w:cs="Helvetica"/>
+                <w:i w:val="false"/>
+                <w:b w:val="false"/>
+                <w:u w:val="none"/>
+                <w:sz w:val="22"/>
+                <w:szCs w:val="22"/>
+                <w:color w:val="000000"/>
+              </w:rPr>
+            </w:pPr>
+            <w:r>
+              <w:rPr>
+                <w:rFonts w:ascii="Helvetica" w:hAnsi="Helvetica" w:eastAsia="Helvetica" w:cs="Helvetica"/>
+                <w:i w:val="false"/>
+                <w:b w:val="false"/>
+                <w:u w:val="none"/>
+                <w:sz w:val="22"/>
+                <w:szCs w:val="22"/>
+                <w:color w:val="000000"/>
+              </w:rPr>
+              <w:t xml:space="preserve">0.640</w:t>
             </w:r>
           </w:p>
         </w:tc>
@@ -6952,7 +6952,7 @@
                 <w:szCs w:val="22"/>
                 <w:color w:val="000000"/>
               </w:rPr>
-              <w:t xml:space="preserve">0.03, 17.5</w:t>
+              <w:t xml:space="preserve">0.03, 17.4</w:t>
             </w:r>
           </w:p>
         </w:tc>
@@ -7170,113 +7170,113 @@
                 <w:szCs w:val="22"/>
                 <w:color w:val="000000"/>
               </w:rPr>
-              <w:t xml:space="preserve">0.33</w:t>
-            </w:r>
-          </w:p>
-        </w:tc>
-        <w:tc>
-          <w:tcPr>
-            <w:tcBorders>
-              <w:bottom w:val="none" w:sz="0" w:space="0" w:color="000000"/>
-              <w:top w:val="none" w:sz="0" w:space="0" w:color="000000"/>
-              <w:left w:val="none" w:sz="0" w:space="0" w:color="000000"/>
-              <w:right w:val="none" w:sz="0" w:space="0" w:color="000000"/>
-            </w:tcBorders>
-            <w:shd w:val="clear" w:color="auto" w:fill="FFFFFF"/>
-            <w:tcMar>
-              <w:top w:w="0" w:type="dxa"/>
-              <w:bottom w:w="0" w:type="dxa"/>
-              <w:left w:w="0" w:type="dxa"/>
-              <w:right w:w="0" w:type="dxa"/>
-            </w:tcMar>
-            <w:vAlign w:val="top"/>
-          </w:tcPr>
-          <w:p>
-            <w:pPr>
-              <w:pStyle w:val="Normal"/>
-              <w:jc w:val="center"/>
-              <w:pBdr>
-                <w:bottom w:val="none" w:sz="0" w:space="0" w:color="000000"/>
-                <w:top w:val="none" w:sz="0" w:space="0" w:color="000000"/>
-                <w:left w:val="none" w:sz="0" w:space="0" w:color="000000"/>
-                <w:right w:val="none" w:sz="0" w:space="0" w:color="000000"/>
-              </w:pBdr>
-              <w:spacing w:after="100" w:before="100" w:line="240"/>
-              <w:ind w:left="100" w:right="100" w:firstLine="0" w:firstLineChars="0"/>
-              <w:rPr>
-                <w:rFonts w:ascii="Helvetica" w:hAnsi="Helvetica" w:eastAsia="Helvetica" w:cs="Helvetica"/>
-                <w:i w:val="false"/>
-                <w:b w:val="false"/>
-                <w:u w:val="none"/>
-                <w:sz w:val="22"/>
-                <w:szCs w:val="22"/>
-                <w:color w:val="000000"/>
-              </w:rPr>
-            </w:pPr>
-            <w:r>
-              <w:rPr>
-                <w:rFonts w:ascii="Helvetica" w:hAnsi="Helvetica" w:eastAsia="Helvetica" w:cs="Helvetica"/>
-                <w:i w:val="false"/>
-                <w:b w:val="false"/>
-                <w:u w:val="none"/>
-                <w:sz w:val="22"/>
-                <w:szCs w:val="22"/>
-                <w:color w:val="000000"/>
-              </w:rPr>
-              <w:t xml:space="preserve">0.06, 1.86</w:t>
-            </w:r>
-          </w:p>
-        </w:tc>
-        <w:tc>
-          <w:tcPr>
-            <w:tcBorders>
-              <w:bottom w:val="none" w:sz="0" w:space="0" w:color="000000"/>
-              <w:top w:val="none" w:sz="0" w:space="0" w:color="000000"/>
-              <w:left w:val="none" w:sz="0" w:space="0" w:color="000000"/>
-              <w:right w:val="none" w:sz="0" w:space="0" w:color="000000"/>
-            </w:tcBorders>
-            <w:shd w:val="clear" w:color="auto" w:fill="FFFFFF"/>
-            <w:tcMar>
-              <w:top w:w="0" w:type="dxa"/>
-              <w:bottom w:w="0" w:type="dxa"/>
-              <w:left w:w="0" w:type="dxa"/>
-              <w:right w:w="0" w:type="dxa"/>
-            </w:tcMar>
-            <w:vAlign w:val="top"/>
-          </w:tcPr>
-          <w:p>
-            <w:pPr>
-              <w:pStyle w:val="Normal"/>
-              <w:jc w:val="center"/>
-              <w:pBdr>
-                <w:bottom w:val="none" w:sz="0" w:space="0" w:color="000000"/>
-                <w:top w:val="none" w:sz="0" w:space="0" w:color="000000"/>
-                <w:left w:val="none" w:sz="0" w:space="0" w:color="000000"/>
-                <w:right w:val="none" w:sz="0" w:space="0" w:color="000000"/>
-              </w:pBdr>
-              <w:spacing w:after="100" w:before="100" w:line="240"/>
-              <w:ind w:left="100" w:right="100" w:firstLine="0" w:firstLineChars="0"/>
-              <w:rPr>
-                <w:rFonts w:ascii="Helvetica" w:hAnsi="Helvetica" w:eastAsia="Helvetica" w:cs="Helvetica"/>
-                <w:i w:val="false"/>
-                <w:b w:val="false"/>
-                <w:u w:val="none"/>
-                <w:sz w:val="22"/>
-                <w:szCs w:val="22"/>
-                <w:color w:val="000000"/>
-              </w:rPr>
-            </w:pPr>
-            <w:r>
-              <w:rPr>
-                <w:rFonts w:ascii="Helvetica" w:hAnsi="Helvetica" w:eastAsia="Helvetica" w:cs="Helvetica"/>
-                <w:i w:val="false"/>
-                <w:b w:val="false"/>
-                <w:u w:val="none"/>
-                <w:sz w:val="22"/>
-                <w:szCs w:val="22"/>
-                <w:color w:val="000000"/>
-              </w:rPr>
-              <w:t xml:space="preserve">0.210</w:t>
+              <w:t xml:space="preserve">0.32</w:t>
+            </w:r>
+          </w:p>
+        </w:tc>
+        <w:tc>
+          <w:tcPr>
+            <w:tcBorders>
+              <w:bottom w:val="none" w:sz="0" w:space="0" w:color="000000"/>
+              <w:top w:val="none" w:sz="0" w:space="0" w:color="000000"/>
+              <w:left w:val="none" w:sz="0" w:space="0" w:color="000000"/>
+              <w:right w:val="none" w:sz="0" w:space="0" w:color="000000"/>
+            </w:tcBorders>
+            <w:shd w:val="clear" w:color="auto" w:fill="FFFFFF"/>
+            <w:tcMar>
+              <w:top w:w="0" w:type="dxa"/>
+              <w:bottom w:w="0" w:type="dxa"/>
+              <w:left w:w="0" w:type="dxa"/>
+              <w:right w:w="0" w:type="dxa"/>
+            </w:tcMar>
+            <w:vAlign w:val="top"/>
+          </w:tcPr>
+          <w:p>
+            <w:pPr>
+              <w:pStyle w:val="Normal"/>
+              <w:jc w:val="center"/>
+              <w:pBdr>
+                <w:bottom w:val="none" w:sz="0" w:space="0" w:color="000000"/>
+                <w:top w:val="none" w:sz="0" w:space="0" w:color="000000"/>
+                <w:left w:val="none" w:sz="0" w:space="0" w:color="000000"/>
+                <w:right w:val="none" w:sz="0" w:space="0" w:color="000000"/>
+              </w:pBdr>
+              <w:spacing w:after="100" w:before="100" w:line="240"/>
+              <w:ind w:left="100" w:right="100" w:firstLine="0" w:firstLineChars="0"/>
+              <w:rPr>
+                <w:rFonts w:ascii="Helvetica" w:hAnsi="Helvetica" w:eastAsia="Helvetica" w:cs="Helvetica"/>
+                <w:i w:val="false"/>
+                <w:b w:val="false"/>
+                <w:u w:val="none"/>
+                <w:sz w:val="22"/>
+                <w:szCs w:val="22"/>
+                <w:color w:val="000000"/>
+              </w:rPr>
+            </w:pPr>
+            <w:r>
+              <w:rPr>
+                <w:rFonts w:ascii="Helvetica" w:hAnsi="Helvetica" w:eastAsia="Helvetica" w:cs="Helvetica"/>
+                <w:i w:val="false"/>
+                <w:b w:val="false"/>
+                <w:u w:val="none"/>
+                <w:sz w:val="22"/>
+                <w:szCs w:val="22"/>
+                <w:color w:val="000000"/>
+              </w:rPr>
+              <w:t xml:space="preserve">0.06, 1.85</w:t>
+            </w:r>
+          </w:p>
+        </w:tc>
+        <w:tc>
+          <w:tcPr>
+            <w:tcBorders>
+              <w:bottom w:val="none" w:sz="0" w:space="0" w:color="000000"/>
+              <w:top w:val="none" w:sz="0" w:space="0" w:color="000000"/>
+              <w:left w:val="none" w:sz="0" w:space="0" w:color="000000"/>
+              <w:right w:val="none" w:sz="0" w:space="0" w:color="000000"/>
+            </w:tcBorders>
+            <w:shd w:val="clear" w:color="auto" w:fill="FFFFFF"/>
+            <w:tcMar>
+              <w:top w:w="0" w:type="dxa"/>
+              <w:bottom w:w="0" w:type="dxa"/>
+              <w:left w:w="0" w:type="dxa"/>
+              <w:right w:w="0" w:type="dxa"/>
+            </w:tcMar>
+            <w:vAlign w:val="top"/>
+          </w:tcPr>
+          <w:p>
+            <w:pPr>
+              <w:pStyle w:val="Normal"/>
+              <w:jc w:val="center"/>
+              <w:pBdr>
+                <w:bottom w:val="none" w:sz="0" w:space="0" w:color="000000"/>
+                <w:top w:val="none" w:sz="0" w:space="0" w:color="000000"/>
+                <w:left w:val="none" w:sz="0" w:space="0" w:color="000000"/>
+                <w:right w:val="none" w:sz="0" w:space="0" w:color="000000"/>
+              </w:pBdr>
+              <w:spacing w:after="100" w:before="100" w:line="240"/>
+              <w:ind w:left="100" w:right="100" w:firstLine="0" w:firstLineChars="0"/>
+              <w:rPr>
+                <w:rFonts w:ascii="Helvetica" w:hAnsi="Helvetica" w:eastAsia="Helvetica" w:cs="Helvetica"/>
+                <w:i w:val="false"/>
+                <w:b w:val="false"/>
+                <w:u w:val="none"/>
+                <w:sz w:val="22"/>
+                <w:szCs w:val="22"/>
+                <w:color w:val="000000"/>
+              </w:rPr>
+            </w:pPr>
+            <w:r>
+              <w:rPr>
+                <w:rFonts w:ascii="Helvetica" w:hAnsi="Helvetica" w:eastAsia="Helvetica" w:cs="Helvetica"/>
+                <w:i w:val="false"/>
+                <w:b w:val="false"/>
+                <w:u w:val="none"/>
+                <w:sz w:val="22"/>
+                <w:szCs w:val="22"/>
+                <w:color w:val="000000"/>
+              </w:rPr>
+              <w:t xml:space="preserve">0.200</w:t>
             </w:r>
           </w:p>
         </w:tc>
@@ -7382,113 +7382,113 @@
                 <w:szCs w:val="22"/>
                 <w:color w:val="000000"/>
               </w:rPr>
-              <w:t xml:space="preserve">6.04</w:t>
-            </w:r>
-          </w:p>
-        </w:tc>
-        <w:tc>
-          <w:tcPr>
-            <w:tcBorders>
-              <w:bottom w:val="none" w:sz="0" w:space="0" w:color="000000"/>
-              <w:top w:val="none" w:sz="0" w:space="0" w:color="000000"/>
-              <w:left w:val="none" w:sz="0" w:space="0" w:color="000000"/>
-              <w:right w:val="none" w:sz="0" w:space="0" w:color="000000"/>
-            </w:tcBorders>
-            <w:shd w:val="clear" w:color="auto" w:fill="FFFFFF"/>
-            <w:tcMar>
-              <w:top w:w="0" w:type="dxa"/>
-              <w:bottom w:w="0" w:type="dxa"/>
-              <w:left w:w="0" w:type="dxa"/>
-              <w:right w:w="0" w:type="dxa"/>
-            </w:tcMar>
-            <w:vAlign w:val="top"/>
-          </w:tcPr>
-          <w:p>
-            <w:pPr>
-              <w:pStyle w:val="Normal"/>
-              <w:jc w:val="center"/>
-              <w:pBdr>
-                <w:bottom w:val="none" w:sz="0" w:space="0" w:color="000000"/>
-                <w:top w:val="none" w:sz="0" w:space="0" w:color="000000"/>
-                <w:left w:val="none" w:sz="0" w:space="0" w:color="000000"/>
-                <w:right w:val="none" w:sz="0" w:space="0" w:color="000000"/>
-              </w:pBdr>
-              <w:spacing w:after="100" w:before="100" w:line="240"/>
-              <w:ind w:left="100" w:right="100" w:firstLine="0" w:firstLineChars="0"/>
-              <w:rPr>
-                <w:rFonts w:ascii="Helvetica" w:hAnsi="Helvetica" w:eastAsia="Helvetica" w:cs="Helvetica"/>
-                <w:i w:val="false"/>
-                <w:b w:val="false"/>
-                <w:u w:val="none"/>
-                <w:sz w:val="22"/>
-                <w:szCs w:val="22"/>
-                <w:color w:val="000000"/>
-              </w:rPr>
-            </w:pPr>
-            <w:r>
-              <w:rPr>
-                <w:rFonts w:ascii="Helvetica" w:hAnsi="Helvetica" w:eastAsia="Helvetica" w:cs="Helvetica"/>
-                <w:i w:val="false"/>
-                <w:b w:val="false"/>
-                <w:u w:val="none"/>
-                <w:sz w:val="22"/>
-                <w:szCs w:val="22"/>
-                <w:color w:val="000000"/>
-              </w:rPr>
-              <w:t xml:space="preserve">0.09, 428</w:t>
-            </w:r>
-          </w:p>
-        </w:tc>
-        <w:tc>
-          <w:tcPr>
-            <w:tcBorders>
-              <w:bottom w:val="none" w:sz="0" w:space="0" w:color="000000"/>
-              <w:top w:val="none" w:sz="0" w:space="0" w:color="000000"/>
-              <w:left w:val="none" w:sz="0" w:space="0" w:color="000000"/>
-              <w:right w:val="none" w:sz="0" w:space="0" w:color="000000"/>
-            </w:tcBorders>
-            <w:shd w:val="clear" w:color="auto" w:fill="FFFFFF"/>
-            <w:tcMar>
-              <w:top w:w="0" w:type="dxa"/>
-              <w:bottom w:w="0" w:type="dxa"/>
-              <w:left w:w="0" w:type="dxa"/>
-              <w:right w:w="0" w:type="dxa"/>
-            </w:tcMar>
-            <w:vAlign w:val="top"/>
-          </w:tcPr>
-          <w:p>
-            <w:pPr>
-              <w:pStyle w:val="Normal"/>
-              <w:jc w:val="center"/>
-              <w:pBdr>
-                <w:bottom w:val="none" w:sz="0" w:space="0" w:color="000000"/>
-                <w:top w:val="none" w:sz="0" w:space="0" w:color="000000"/>
-                <w:left w:val="none" w:sz="0" w:space="0" w:color="000000"/>
-                <w:right w:val="none" w:sz="0" w:space="0" w:color="000000"/>
-              </w:pBdr>
-              <w:spacing w:after="100" w:before="100" w:line="240"/>
-              <w:ind w:left="100" w:right="100" w:firstLine="0" w:firstLineChars="0"/>
-              <w:rPr>
-                <w:rFonts w:ascii="Helvetica" w:hAnsi="Helvetica" w:eastAsia="Helvetica" w:cs="Helvetica"/>
-                <w:i w:val="false"/>
-                <w:b w:val="false"/>
-                <w:u w:val="none"/>
-                <w:sz w:val="22"/>
-                <w:szCs w:val="22"/>
-                <w:color w:val="000000"/>
-              </w:rPr>
-            </w:pPr>
-            <w:r>
-              <w:rPr>
-                <w:rFonts w:ascii="Helvetica" w:hAnsi="Helvetica" w:eastAsia="Helvetica" w:cs="Helvetica"/>
-                <w:i w:val="false"/>
-                <w:b w:val="false"/>
-                <w:u w:val="none"/>
-                <w:sz w:val="22"/>
-                <w:szCs w:val="22"/>
-                <w:color w:val="000000"/>
-              </w:rPr>
-              <w:t xml:space="preserve">0.410</w:t>
+              <w:t xml:space="preserve">5.54</w:t>
+            </w:r>
+          </w:p>
+        </w:tc>
+        <w:tc>
+          <w:tcPr>
+            <w:tcBorders>
+              <w:bottom w:val="none" w:sz="0" w:space="0" w:color="000000"/>
+              <w:top w:val="none" w:sz="0" w:space="0" w:color="000000"/>
+              <w:left w:val="none" w:sz="0" w:space="0" w:color="000000"/>
+              <w:right w:val="none" w:sz="0" w:space="0" w:color="000000"/>
+            </w:tcBorders>
+            <w:shd w:val="clear" w:color="auto" w:fill="FFFFFF"/>
+            <w:tcMar>
+              <w:top w:w="0" w:type="dxa"/>
+              <w:bottom w:w="0" w:type="dxa"/>
+              <w:left w:w="0" w:type="dxa"/>
+              <w:right w:w="0" w:type="dxa"/>
+            </w:tcMar>
+            <w:vAlign w:val="top"/>
+          </w:tcPr>
+          <w:p>
+            <w:pPr>
+              <w:pStyle w:val="Normal"/>
+              <w:jc w:val="center"/>
+              <w:pBdr>
+                <w:bottom w:val="none" w:sz="0" w:space="0" w:color="000000"/>
+                <w:top w:val="none" w:sz="0" w:space="0" w:color="000000"/>
+                <w:left w:val="none" w:sz="0" w:space="0" w:color="000000"/>
+                <w:right w:val="none" w:sz="0" w:space="0" w:color="000000"/>
+              </w:pBdr>
+              <w:spacing w:after="100" w:before="100" w:line="240"/>
+              <w:ind w:left="100" w:right="100" w:firstLine="0" w:firstLineChars="0"/>
+              <w:rPr>
+                <w:rFonts w:ascii="Helvetica" w:hAnsi="Helvetica" w:eastAsia="Helvetica" w:cs="Helvetica"/>
+                <w:i w:val="false"/>
+                <w:b w:val="false"/>
+                <w:u w:val="none"/>
+                <w:sz w:val="22"/>
+                <w:szCs w:val="22"/>
+                <w:color w:val="000000"/>
+              </w:rPr>
+            </w:pPr>
+            <w:r>
+              <w:rPr>
+                <w:rFonts w:ascii="Helvetica" w:hAnsi="Helvetica" w:eastAsia="Helvetica" w:cs="Helvetica"/>
+                <w:i w:val="false"/>
+                <w:b w:val="false"/>
+                <w:u w:val="none"/>
+                <w:sz w:val="22"/>
+                <w:szCs w:val="22"/>
+                <w:color w:val="000000"/>
+              </w:rPr>
+              <w:t xml:space="preserve">0.08, 379</w:t>
+            </w:r>
+          </w:p>
+        </w:tc>
+        <w:tc>
+          <w:tcPr>
+            <w:tcBorders>
+              <w:bottom w:val="none" w:sz="0" w:space="0" w:color="000000"/>
+              <w:top w:val="none" w:sz="0" w:space="0" w:color="000000"/>
+              <w:left w:val="none" w:sz="0" w:space="0" w:color="000000"/>
+              <w:right w:val="none" w:sz="0" w:space="0" w:color="000000"/>
+            </w:tcBorders>
+            <w:shd w:val="clear" w:color="auto" w:fill="FFFFFF"/>
+            <w:tcMar>
+              <w:top w:w="0" w:type="dxa"/>
+              <w:bottom w:w="0" w:type="dxa"/>
+              <w:left w:w="0" w:type="dxa"/>
+              <w:right w:w="0" w:type="dxa"/>
+            </w:tcMar>
+            <w:vAlign w:val="top"/>
+          </w:tcPr>
+          <w:p>
+            <w:pPr>
+              <w:pStyle w:val="Normal"/>
+              <w:jc w:val="center"/>
+              <w:pBdr>
+                <w:bottom w:val="none" w:sz="0" w:space="0" w:color="000000"/>
+                <w:top w:val="none" w:sz="0" w:space="0" w:color="000000"/>
+                <w:left w:val="none" w:sz="0" w:space="0" w:color="000000"/>
+                <w:right w:val="none" w:sz="0" w:space="0" w:color="000000"/>
+              </w:pBdr>
+              <w:spacing w:after="100" w:before="100" w:line="240"/>
+              <w:ind w:left="100" w:right="100" w:firstLine="0" w:firstLineChars="0"/>
+              <w:rPr>
+                <w:rFonts w:ascii="Helvetica" w:hAnsi="Helvetica" w:eastAsia="Helvetica" w:cs="Helvetica"/>
+                <w:i w:val="false"/>
+                <w:b w:val="false"/>
+                <w:u w:val="none"/>
+                <w:sz w:val="22"/>
+                <w:szCs w:val="22"/>
+                <w:color w:val="000000"/>
+              </w:rPr>
+            </w:pPr>
+            <w:r>
+              <w:rPr>
+                <w:rFonts w:ascii="Helvetica" w:hAnsi="Helvetica" w:eastAsia="Helvetica" w:cs="Helvetica"/>
+                <w:i w:val="false"/>
+                <w:b w:val="false"/>
+                <w:u w:val="none"/>
+                <w:sz w:val="22"/>
+                <w:szCs w:val="22"/>
+                <w:color w:val="000000"/>
+              </w:rPr>
+              <w:t xml:space="preserve">0.430</w:t>
             </w:r>
           </w:p>
         </w:tc>
@@ -8136,60 +8136,60 @@
                 <w:szCs w:val="22"/>
                 <w:color w:val="000000"/>
               </w:rPr>
-              <w:t xml:space="preserve">4.18</w:t>
-            </w:r>
-          </w:p>
-        </w:tc>
-        <w:tc>
-          <w:tcPr>
-            <w:tcBorders>
-              <w:bottom w:val="none" w:sz="0" w:space="0" w:color="000000"/>
-              <w:top w:val="none" w:sz="0" w:space="0" w:color="000000"/>
-              <w:left w:val="none" w:sz="0" w:space="0" w:color="000000"/>
-              <w:right w:val="none" w:sz="0" w:space="0" w:color="000000"/>
-            </w:tcBorders>
-            <w:shd w:val="clear" w:color="auto" w:fill="FFFFFF"/>
-            <w:tcMar>
-              <w:top w:w="0" w:type="dxa"/>
-              <w:bottom w:w="0" w:type="dxa"/>
-              <w:left w:w="0" w:type="dxa"/>
-              <w:right w:w="0" w:type="dxa"/>
-            </w:tcMar>
-            <w:vAlign w:val="top"/>
-          </w:tcPr>
-          <w:p>
-            <w:pPr>
-              <w:pStyle w:val="Normal"/>
-              <w:jc w:val="center"/>
-              <w:pBdr>
-                <w:bottom w:val="none" w:sz="0" w:space="0" w:color="000000"/>
-                <w:top w:val="none" w:sz="0" w:space="0" w:color="000000"/>
-                <w:left w:val="none" w:sz="0" w:space="0" w:color="000000"/>
-                <w:right w:val="none" w:sz="0" w:space="0" w:color="000000"/>
-              </w:pBdr>
-              <w:spacing w:after="100" w:before="100" w:line="240"/>
-              <w:ind w:left="100" w:right="100" w:firstLine="0" w:firstLineChars="0"/>
-              <w:rPr>
-                <w:rFonts w:ascii="Helvetica" w:hAnsi="Helvetica" w:eastAsia="Helvetica" w:cs="Helvetica"/>
-                <w:i w:val="false"/>
-                <w:b w:val="false"/>
-                <w:u w:val="none"/>
-                <w:sz w:val="22"/>
-                <w:szCs w:val="22"/>
-                <w:color w:val="000000"/>
-              </w:rPr>
-            </w:pPr>
-            <w:r>
-              <w:rPr>
-                <w:rFonts w:ascii="Helvetica" w:hAnsi="Helvetica" w:eastAsia="Helvetica" w:cs="Helvetica"/>
-                <w:i w:val="false"/>
-                <w:b w:val="false"/>
-                <w:u w:val="none"/>
-                <w:sz w:val="22"/>
-                <w:szCs w:val="22"/>
-                <w:color w:val="000000"/>
-              </w:rPr>
-              <w:t xml:space="preserve">0.57, 30.5</w:t>
+              <w:t xml:space="preserve">4.16</w:t>
+            </w:r>
+          </w:p>
+        </w:tc>
+        <w:tc>
+          <w:tcPr>
+            <w:tcBorders>
+              <w:bottom w:val="none" w:sz="0" w:space="0" w:color="000000"/>
+              <w:top w:val="none" w:sz="0" w:space="0" w:color="000000"/>
+              <w:left w:val="none" w:sz="0" w:space="0" w:color="000000"/>
+              <w:right w:val="none" w:sz="0" w:space="0" w:color="000000"/>
+            </w:tcBorders>
+            <w:shd w:val="clear" w:color="auto" w:fill="FFFFFF"/>
+            <w:tcMar>
+              <w:top w:w="0" w:type="dxa"/>
+              <w:bottom w:w="0" w:type="dxa"/>
+              <w:left w:w="0" w:type="dxa"/>
+              <w:right w:w="0" w:type="dxa"/>
+            </w:tcMar>
+            <w:vAlign w:val="top"/>
+          </w:tcPr>
+          <w:p>
+            <w:pPr>
+              <w:pStyle w:val="Normal"/>
+              <w:jc w:val="center"/>
+              <w:pBdr>
+                <w:bottom w:val="none" w:sz="0" w:space="0" w:color="000000"/>
+                <w:top w:val="none" w:sz="0" w:space="0" w:color="000000"/>
+                <w:left w:val="none" w:sz="0" w:space="0" w:color="000000"/>
+                <w:right w:val="none" w:sz="0" w:space="0" w:color="000000"/>
+              </w:pBdr>
+              <w:spacing w:after="100" w:before="100" w:line="240"/>
+              <w:ind w:left="100" w:right="100" w:firstLine="0" w:firstLineChars="0"/>
+              <w:rPr>
+                <w:rFonts w:ascii="Helvetica" w:hAnsi="Helvetica" w:eastAsia="Helvetica" w:cs="Helvetica"/>
+                <w:i w:val="false"/>
+                <w:b w:val="false"/>
+                <w:u w:val="none"/>
+                <w:sz w:val="22"/>
+                <w:szCs w:val="22"/>
+                <w:color w:val="000000"/>
+              </w:rPr>
+            </w:pPr>
+            <w:r>
+              <w:rPr>
+                <w:rFonts w:ascii="Helvetica" w:hAnsi="Helvetica" w:eastAsia="Helvetica" w:cs="Helvetica"/>
+                <w:i w:val="false"/>
+                <w:b w:val="false"/>
+                <w:u w:val="none"/>
+                <w:sz w:val="22"/>
+                <w:szCs w:val="22"/>
+                <w:color w:val="000000"/>
+              </w:rPr>
+              <w:t xml:space="preserve">0.57, 30.4</w:t>
             </w:r>
           </w:p>
         </w:tc>
@@ -8348,113 +8348,113 @@
                 <w:szCs w:val="22"/>
                 <w:color w:val="000000"/>
               </w:rPr>
-              <w:t xml:space="preserve">5.51</w:t>
-            </w:r>
-          </w:p>
-        </w:tc>
-        <w:tc>
-          <w:tcPr>
-            <w:tcBorders>
-              <w:bottom w:val="none" w:sz="0" w:space="0" w:color="000000"/>
-              <w:top w:val="none" w:sz="0" w:space="0" w:color="000000"/>
-              <w:left w:val="none" w:sz="0" w:space="0" w:color="000000"/>
-              <w:right w:val="none" w:sz="0" w:space="0" w:color="000000"/>
-            </w:tcBorders>
-            <w:shd w:val="clear" w:color="auto" w:fill="FFFFFF"/>
-            <w:tcMar>
-              <w:top w:w="0" w:type="dxa"/>
-              <w:bottom w:w="0" w:type="dxa"/>
-              <w:left w:w="0" w:type="dxa"/>
-              <w:right w:w="0" w:type="dxa"/>
-            </w:tcMar>
-            <w:vAlign w:val="top"/>
-          </w:tcPr>
-          <w:p>
-            <w:pPr>
-              <w:pStyle w:val="Normal"/>
-              <w:jc w:val="center"/>
-              <w:pBdr>
-                <w:bottom w:val="none" w:sz="0" w:space="0" w:color="000000"/>
-                <w:top w:val="none" w:sz="0" w:space="0" w:color="000000"/>
-                <w:left w:val="none" w:sz="0" w:space="0" w:color="000000"/>
-                <w:right w:val="none" w:sz="0" w:space="0" w:color="000000"/>
-              </w:pBdr>
-              <w:spacing w:after="100" w:before="100" w:line="240"/>
-              <w:ind w:left="100" w:right="100" w:firstLine="0" w:firstLineChars="0"/>
-              <w:rPr>
-                <w:rFonts w:ascii="Helvetica" w:hAnsi="Helvetica" w:eastAsia="Helvetica" w:cs="Helvetica"/>
-                <w:i w:val="false"/>
-                <w:b w:val="false"/>
-                <w:u w:val="none"/>
-                <w:sz w:val="22"/>
-                <w:szCs w:val="22"/>
-                <w:color w:val="000000"/>
-              </w:rPr>
-            </w:pPr>
-            <w:r>
-              <w:rPr>
-                <w:rFonts w:ascii="Helvetica" w:hAnsi="Helvetica" w:eastAsia="Helvetica" w:cs="Helvetica"/>
-                <w:i w:val="false"/>
-                <w:b w:val="false"/>
-                <w:u w:val="none"/>
-                <w:sz w:val="22"/>
-                <w:szCs w:val="22"/>
-                <w:color w:val="000000"/>
-              </w:rPr>
-              <w:t xml:space="preserve">0.16, 184</w:t>
-            </w:r>
-          </w:p>
-        </w:tc>
-        <w:tc>
-          <w:tcPr>
-            <w:tcBorders>
-              <w:bottom w:val="none" w:sz="0" w:space="0" w:color="000000"/>
-              <w:top w:val="none" w:sz="0" w:space="0" w:color="000000"/>
-              <w:left w:val="none" w:sz="0" w:space="0" w:color="000000"/>
-              <w:right w:val="none" w:sz="0" w:space="0" w:color="000000"/>
-            </w:tcBorders>
-            <w:shd w:val="clear" w:color="auto" w:fill="FFFFFF"/>
-            <w:tcMar>
-              <w:top w:w="0" w:type="dxa"/>
-              <w:bottom w:w="0" w:type="dxa"/>
-              <w:left w:w="0" w:type="dxa"/>
-              <w:right w:w="0" w:type="dxa"/>
-            </w:tcMar>
-            <w:vAlign w:val="top"/>
-          </w:tcPr>
-          <w:p>
-            <w:pPr>
-              <w:pStyle w:val="Normal"/>
-              <w:jc w:val="center"/>
-              <w:pBdr>
-                <w:bottom w:val="none" w:sz="0" w:space="0" w:color="000000"/>
-                <w:top w:val="none" w:sz="0" w:space="0" w:color="000000"/>
-                <w:left w:val="none" w:sz="0" w:space="0" w:color="000000"/>
-                <w:right w:val="none" w:sz="0" w:space="0" w:color="000000"/>
-              </w:pBdr>
-              <w:spacing w:after="100" w:before="100" w:line="240"/>
-              <w:ind w:left="100" w:right="100" w:firstLine="0" w:firstLineChars="0"/>
-              <w:rPr>
-                <w:rFonts w:ascii="Helvetica" w:hAnsi="Helvetica" w:eastAsia="Helvetica" w:cs="Helvetica"/>
-                <w:i w:val="false"/>
-                <w:b w:val="false"/>
-                <w:u w:val="none"/>
-                <w:sz w:val="22"/>
-                <w:szCs w:val="22"/>
-                <w:color w:val="000000"/>
-              </w:rPr>
-            </w:pPr>
-            <w:r>
-              <w:rPr>
-                <w:rFonts w:ascii="Helvetica" w:hAnsi="Helvetica" w:eastAsia="Helvetica" w:cs="Helvetica"/>
-                <w:i w:val="false"/>
-                <w:b w:val="false"/>
-                <w:u w:val="none"/>
-                <w:sz w:val="22"/>
-                <w:szCs w:val="22"/>
-                <w:color w:val="000000"/>
-              </w:rPr>
-              <w:t xml:space="preserve">0.340</w:t>
+              <w:t xml:space="preserve">5.32</w:t>
+            </w:r>
+          </w:p>
+        </w:tc>
+        <w:tc>
+          <w:tcPr>
+            <w:tcBorders>
+              <w:bottom w:val="none" w:sz="0" w:space="0" w:color="000000"/>
+              <w:top w:val="none" w:sz="0" w:space="0" w:color="000000"/>
+              <w:left w:val="none" w:sz="0" w:space="0" w:color="000000"/>
+              <w:right w:val="none" w:sz="0" w:space="0" w:color="000000"/>
+            </w:tcBorders>
+            <w:shd w:val="clear" w:color="auto" w:fill="FFFFFF"/>
+            <w:tcMar>
+              <w:top w:w="0" w:type="dxa"/>
+              <w:bottom w:w="0" w:type="dxa"/>
+              <w:left w:w="0" w:type="dxa"/>
+              <w:right w:w="0" w:type="dxa"/>
+            </w:tcMar>
+            <w:vAlign w:val="top"/>
+          </w:tcPr>
+          <w:p>
+            <w:pPr>
+              <w:pStyle w:val="Normal"/>
+              <w:jc w:val="center"/>
+              <w:pBdr>
+                <w:bottom w:val="none" w:sz="0" w:space="0" w:color="000000"/>
+                <w:top w:val="none" w:sz="0" w:space="0" w:color="000000"/>
+                <w:left w:val="none" w:sz="0" w:space="0" w:color="000000"/>
+                <w:right w:val="none" w:sz="0" w:space="0" w:color="000000"/>
+              </w:pBdr>
+              <w:spacing w:after="100" w:before="100" w:line="240"/>
+              <w:ind w:left="100" w:right="100" w:firstLine="0" w:firstLineChars="0"/>
+              <w:rPr>
+                <w:rFonts w:ascii="Helvetica" w:hAnsi="Helvetica" w:eastAsia="Helvetica" w:cs="Helvetica"/>
+                <w:i w:val="false"/>
+                <w:b w:val="false"/>
+                <w:u w:val="none"/>
+                <w:sz w:val="22"/>
+                <w:szCs w:val="22"/>
+                <w:color w:val="000000"/>
+              </w:rPr>
+            </w:pPr>
+            <w:r>
+              <w:rPr>
+                <w:rFonts w:ascii="Helvetica" w:hAnsi="Helvetica" w:eastAsia="Helvetica" w:cs="Helvetica"/>
+                <w:i w:val="false"/>
+                <w:b w:val="false"/>
+                <w:u w:val="none"/>
+                <w:sz w:val="22"/>
+                <w:szCs w:val="22"/>
+                <w:color w:val="000000"/>
+              </w:rPr>
+              <w:t xml:space="preserve">0.16, 177</w:t>
+            </w:r>
+          </w:p>
+        </w:tc>
+        <w:tc>
+          <w:tcPr>
+            <w:tcBorders>
+              <w:bottom w:val="none" w:sz="0" w:space="0" w:color="000000"/>
+              <w:top w:val="none" w:sz="0" w:space="0" w:color="000000"/>
+              <w:left w:val="none" w:sz="0" w:space="0" w:color="000000"/>
+              <w:right w:val="none" w:sz="0" w:space="0" w:color="000000"/>
+            </w:tcBorders>
+            <w:shd w:val="clear" w:color="auto" w:fill="FFFFFF"/>
+            <w:tcMar>
+              <w:top w:w="0" w:type="dxa"/>
+              <w:bottom w:w="0" w:type="dxa"/>
+              <w:left w:w="0" w:type="dxa"/>
+              <w:right w:w="0" w:type="dxa"/>
+            </w:tcMar>
+            <w:vAlign w:val="top"/>
+          </w:tcPr>
+          <w:p>
+            <w:pPr>
+              <w:pStyle w:val="Normal"/>
+              <w:jc w:val="center"/>
+              <w:pBdr>
+                <w:bottom w:val="none" w:sz="0" w:space="0" w:color="000000"/>
+                <w:top w:val="none" w:sz="0" w:space="0" w:color="000000"/>
+                <w:left w:val="none" w:sz="0" w:space="0" w:color="000000"/>
+                <w:right w:val="none" w:sz="0" w:space="0" w:color="000000"/>
+              </w:pBdr>
+              <w:spacing w:after="100" w:before="100" w:line="240"/>
+              <w:ind w:left="100" w:right="100" w:firstLine="0" w:firstLineChars="0"/>
+              <w:rPr>
+                <w:rFonts w:ascii="Helvetica" w:hAnsi="Helvetica" w:eastAsia="Helvetica" w:cs="Helvetica"/>
+                <w:i w:val="false"/>
+                <w:b w:val="false"/>
+                <w:u w:val="none"/>
+                <w:sz w:val="22"/>
+                <w:szCs w:val="22"/>
+                <w:color w:val="000000"/>
+              </w:rPr>
+            </w:pPr>
+            <w:r>
+              <w:rPr>
+                <w:rFonts w:ascii="Helvetica" w:hAnsi="Helvetica" w:eastAsia="Helvetica" w:cs="Helvetica"/>
+                <w:i w:val="false"/>
+                <w:b w:val="false"/>
+                <w:u w:val="none"/>
+                <w:sz w:val="22"/>
+                <w:szCs w:val="22"/>
+                <w:color w:val="000000"/>
+              </w:rPr>
+              <w:t xml:space="preserve">0.350</w:t>
             </w:r>
           </w:p>
         </w:tc>
@@ -9427,7 +9427,7 @@
       </w:tr>
       <w:tr>
         <w:trPr>
-          <w:trHeight w:val="597" w:hRule="auto"/>
+          <w:trHeight w:val="598" w:hRule="auto"/>
         </w:trPr>
         body19
         <w:tc>
@@ -9638,7 +9638,7 @@
                 <w:szCs w:val="22"/>
                 <w:color w:val="000000"/>
               </w:rPr>
-              <w:t xml:space="preserve">0.07, 1.30</w:t>
+              <w:t xml:space="preserve">0.07, 1.29</w:t>
             </w:r>
           </w:p>
         </w:tc>
@@ -9850,7 +9850,7 @@
                 <w:szCs w:val="22"/>
                 <w:color w:val="000000"/>
               </w:rPr>
-              <w:t xml:space="preserve">0.00, 1.10</w:t>
+              <w:t xml:space="preserve">0.00, 1.11</w:t>
             </w:r>
           </w:p>
         </w:tc>
@@ -10121,60 +10121,60 @@
                 <w:szCs w:val="22"/>
                 <w:color w:val="000000"/>
               </w:rPr>
-              <w:t xml:space="preserve">0.08, 1.02</w:t>
-            </w:r>
-          </w:p>
-        </w:tc>
-        <w:tc>
-          <w:tcPr>
-            <w:tcBorders>
-              <w:bottom w:val="none" w:sz="0" w:space="0" w:color="000000"/>
-              <w:top w:val="none" w:sz="0" w:space="0" w:color="000000"/>
-              <w:left w:val="none" w:sz="0" w:space="0" w:color="000000"/>
-              <w:right w:val="none" w:sz="0" w:space="0" w:color="000000"/>
-            </w:tcBorders>
-            <w:shd w:val="clear" w:color="auto" w:fill="FFFFFF"/>
-            <w:tcMar>
-              <w:top w:w="0" w:type="dxa"/>
-              <w:bottom w:w="0" w:type="dxa"/>
-              <w:left w:w="0" w:type="dxa"/>
-              <w:right w:w="0" w:type="dxa"/>
-            </w:tcMar>
-            <w:vAlign w:val="top"/>
-          </w:tcPr>
-          <w:p>
-            <w:pPr>
-              <w:pStyle w:val="Normal"/>
-              <w:jc w:val="center"/>
-              <w:pBdr>
-                <w:bottom w:val="none" w:sz="0" w:space="0" w:color="000000"/>
-                <w:top w:val="none" w:sz="0" w:space="0" w:color="000000"/>
-                <w:left w:val="none" w:sz="0" w:space="0" w:color="000000"/>
-                <w:right w:val="none" w:sz="0" w:space="0" w:color="000000"/>
-              </w:pBdr>
-              <w:spacing w:after="100" w:before="100" w:line="240"/>
-              <w:ind w:left="100" w:right="100" w:firstLine="0" w:firstLineChars="0"/>
-              <w:rPr>
-                <w:rFonts w:ascii="Helvetica" w:hAnsi="Helvetica" w:eastAsia="Helvetica" w:cs="Helvetica"/>
-                <w:i w:val="false"/>
-                <w:b w:val="false"/>
-                <w:u w:val="none"/>
-                <w:sz w:val="22"/>
-                <w:szCs w:val="22"/>
-                <w:color w:val="000000"/>
-              </w:rPr>
-            </w:pPr>
-            <w:r>
-              <w:rPr>
-                <w:rFonts w:ascii="Helvetica" w:hAnsi="Helvetica" w:eastAsia="Helvetica" w:cs="Helvetica"/>
-                <w:i w:val="false"/>
-                <w:b w:val="false"/>
-                <w:u w:val="none"/>
-                <w:sz w:val="22"/>
-                <w:szCs w:val="22"/>
-                <w:color w:val="000000"/>
-              </w:rPr>
-              <w:t xml:space="preserve">0.054</w:t>
+              <w:t xml:space="preserve">0.08, 1.01</w:t>
+            </w:r>
+          </w:p>
+        </w:tc>
+        <w:tc>
+          <w:tcPr>
+            <w:tcBorders>
+              <w:bottom w:val="none" w:sz="0" w:space="0" w:color="000000"/>
+              <w:top w:val="none" w:sz="0" w:space="0" w:color="000000"/>
+              <w:left w:val="none" w:sz="0" w:space="0" w:color="000000"/>
+              <w:right w:val="none" w:sz="0" w:space="0" w:color="000000"/>
+            </w:tcBorders>
+            <w:shd w:val="clear" w:color="auto" w:fill="FFFFFF"/>
+            <w:tcMar>
+              <w:top w:w="0" w:type="dxa"/>
+              <w:bottom w:w="0" w:type="dxa"/>
+              <w:left w:w="0" w:type="dxa"/>
+              <w:right w:w="0" w:type="dxa"/>
+            </w:tcMar>
+            <w:vAlign w:val="top"/>
+          </w:tcPr>
+          <w:p>
+            <w:pPr>
+              <w:pStyle w:val="Normal"/>
+              <w:jc w:val="center"/>
+              <w:pBdr>
+                <w:bottom w:val="none" w:sz="0" w:space="0" w:color="000000"/>
+                <w:top w:val="none" w:sz="0" w:space="0" w:color="000000"/>
+                <w:left w:val="none" w:sz="0" w:space="0" w:color="000000"/>
+                <w:right w:val="none" w:sz="0" w:space="0" w:color="000000"/>
+              </w:pBdr>
+              <w:spacing w:after="100" w:before="100" w:line="240"/>
+              <w:ind w:left="100" w:right="100" w:firstLine="0" w:firstLineChars="0"/>
+              <w:rPr>
+                <w:rFonts w:ascii="Helvetica" w:hAnsi="Helvetica" w:eastAsia="Helvetica" w:cs="Helvetica"/>
+                <w:i w:val="false"/>
+                <w:b w:val="false"/>
+                <w:u w:val="none"/>
+                <w:sz w:val="22"/>
+                <w:szCs w:val="22"/>
+                <w:color w:val="000000"/>
+              </w:rPr>
+            </w:pPr>
+            <w:r>
+              <w:rPr>
+                <w:rFonts w:ascii="Helvetica" w:hAnsi="Helvetica" w:eastAsia="Helvetica" w:cs="Helvetica"/>
+                <w:i w:val="false"/>
+                <w:b w:val="false"/>
+                <w:u w:val="none"/>
+                <w:sz w:val="22"/>
+                <w:szCs w:val="22"/>
+                <w:color w:val="000000"/>
+              </w:rPr>
+              <w:t xml:space="preserve">0.053</w:t>
             </w:r>
           </w:p>
         </w:tc>
@@ -10333,60 +10333,60 @@
                 <w:szCs w:val="22"/>
                 <w:color w:val="000000"/>
               </w:rPr>
-              <w:t xml:space="preserve">0.02, 0.99</w:t>
-            </w:r>
-          </w:p>
-        </w:tc>
-        <w:tc>
-          <w:tcPr>
-            <w:tcBorders>
-              <w:bottom w:val="none" w:sz="0" w:space="0" w:color="000000"/>
-              <w:top w:val="none" w:sz="0" w:space="0" w:color="000000"/>
-              <w:left w:val="none" w:sz="0" w:space="0" w:color="000000"/>
-              <w:right w:val="none" w:sz="0" w:space="0" w:color="000000"/>
-            </w:tcBorders>
-            <w:shd w:val="clear" w:color="auto" w:fill="FFFFFF"/>
-            <w:tcMar>
-              <w:top w:w="0" w:type="dxa"/>
-              <w:bottom w:w="0" w:type="dxa"/>
-              <w:left w:w="0" w:type="dxa"/>
-              <w:right w:w="0" w:type="dxa"/>
-            </w:tcMar>
-            <w:vAlign w:val="top"/>
-          </w:tcPr>
-          <w:p>
-            <w:pPr>
-              <w:pStyle w:val="Normal"/>
-              <w:jc w:val="center"/>
-              <w:pBdr>
-                <w:bottom w:val="none" w:sz="0" w:space="0" w:color="000000"/>
-                <w:top w:val="none" w:sz="0" w:space="0" w:color="000000"/>
-                <w:left w:val="none" w:sz="0" w:space="0" w:color="000000"/>
-                <w:right w:val="none" w:sz="0" w:space="0" w:color="000000"/>
-              </w:pBdr>
-              <w:spacing w:after="100" w:before="100" w:line="240"/>
-              <w:ind w:left="100" w:right="100" w:firstLine="0" w:firstLineChars="0"/>
-              <w:rPr>
-                <w:rFonts w:ascii="Helvetica" w:hAnsi="Helvetica" w:eastAsia="Helvetica" w:cs="Helvetica"/>
-                <w:i w:val="false"/>
-                <w:b w:val="false"/>
-                <w:u w:val="none"/>
-                <w:sz w:val="22"/>
-                <w:szCs w:val="22"/>
-                <w:color w:val="000000"/>
-              </w:rPr>
-            </w:pPr>
-            <w:r>
-              <w:rPr>
-                <w:rFonts w:ascii="Helvetica" w:hAnsi="Helvetica" w:eastAsia="Helvetica" w:cs="Helvetica"/>
-                <w:i w:val="false"/>
-                <w:b w:val="false"/>
-                <w:u w:val="none"/>
-                <w:sz w:val="22"/>
-                <w:szCs w:val="22"/>
-                <w:color w:val="000000"/>
-              </w:rPr>
-              <w:t xml:space="preserve">0.049</w:t>
+              <w:t xml:space="preserve">0.02, 0.98</w:t>
+            </w:r>
+          </w:p>
+        </w:tc>
+        <w:tc>
+          <w:tcPr>
+            <w:tcBorders>
+              <w:bottom w:val="none" w:sz="0" w:space="0" w:color="000000"/>
+              <w:top w:val="none" w:sz="0" w:space="0" w:color="000000"/>
+              <w:left w:val="none" w:sz="0" w:space="0" w:color="000000"/>
+              <w:right w:val="none" w:sz="0" w:space="0" w:color="000000"/>
+            </w:tcBorders>
+            <w:shd w:val="clear" w:color="auto" w:fill="FFFFFF"/>
+            <w:tcMar>
+              <w:top w:w="0" w:type="dxa"/>
+              <w:bottom w:w="0" w:type="dxa"/>
+              <w:left w:w="0" w:type="dxa"/>
+              <w:right w:w="0" w:type="dxa"/>
+            </w:tcMar>
+            <w:vAlign w:val="top"/>
+          </w:tcPr>
+          <w:p>
+            <w:pPr>
+              <w:pStyle w:val="Normal"/>
+              <w:jc w:val="center"/>
+              <w:pBdr>
+                <w:bottom w:val="none" w:sz="0" w:space="0" w:color="000000"/>
+                <w:top w:val="none" w:sz="0" w:space="0" w:color="000000"/>
+                <w:left w:val="none" w:sz="0" w:space="0" w:color="000000"/>
+                <w:right w:val="none" w:sz="0" w:space="0" w:color="000000"/>
+              </w:pBdr>
+              <w:spacing w:after="100" w:before="100" w:line="240"/>
+              <w:ind w:left="100" w:right="100" w:firstLine="0" w:firstLineChars="0"/>
+              <w:rPr>
+                <w:rFonts w:ascii="Helvetica" w:hAnsi="Helvetica" w:eastAsia="Helvetica" w:cs="Helvetica"/>
+                <w:i w:val="false"/>
+                <w:b w:val="false"/>
+                <w:u w:val="none"/>
+                <w:sz w:val="22"/>
+                <w:szCs w:val="22"/>
+                <w:color w:val="000000"/>
+              </w:rPr>
+            </w:pPr>
+            <w:r>
+              <w:rPr>
+                <w:rFonts w:ascii="Helvetica" w:hAnsi="Helvetica" w:eastAsia="Helvetica" w:cs="Helvetica"/>
+                <w:i w:val="false"/>
+                <w:b w:val="false"/>
+                <w:u w:val="none"/>
+                <w:sz w:val="22"/>
+                <w:szCs w:val="22"/>
+                <w:color w:val="000000"/>
+              </w:rPr>
+              <w:t xml:space="preserve">0.048</w:t>
             </w:r>
           </w:p>
         </w:tc>
@@ -11034,60 +11034,60 @@
                 <w:szCs w:val="22"/>
                 <w:color w:val="000000"/>
               </w:rPr>
-              <w:t xml:space="preserve">3.18</w:t>
-            </w:r>
-          </w:p>
-        </w:tc>
-        <w:tc>
-          <w:tcPr>
-            <w:tcBorders>
-              <w:bottom w:val="none" w:sz="0" w:space="0" w:color="000000"/>
-              <w:top w:val="none" w:sz="0" w:space="0" w:color="000000"/>
-              <w:left w:val="none" w:sz="0" w:space="0" w:color="000000"/>
-              <w:right w:val="none" w:sz="0" w:space="0" w:color="000000"/>
-            </w:tcBorders>
-            <w:shd w:val="clear" w:color="auto" w:fill="FFFFFF"/>
-            <w:tcMar>
-              <w:top w:w="0" w:type="dxa"/>
-              <w:bottom w:w="0" w:type="dxa"/>
-              <w:left w:w="0" w:type="dxa"/>
-              <w:right w:w="0" w:type="dxa"/>
-            </w:tcMar>
-            <w:vAlign w:val="top"/>
-          </w:tcPr>
-          <w:p>
-            <w:pPr>
-              <w:pStyle w:val="Normal"/>
-              <w:jc w:val="center"/>
-              <w:pBdr>
-                <w:bottom w:val="none" w:sz="0" w:space="0" w:color="000000"/>
-                <w:top w:val="none" w:sz="0" w:space="0" w:color="000000"/>
-                <w:left w:val="none" w:sz="0" w:space="0" w:color="000000"/>
-                <w:right w:val="none" w:sz="0" w:space="0" w:color="000000"/>
-              </w:pBdr>
-              <w:spacing w:after="100" w:before="100" w:line="240"/>
-              <w:ind w:left="100" w:right="100" w:firstLine="0" w:firstLineChars="0"/>
-              <w:rPr>
-                <w:rFonts w:ascii="Helvetica" w:hAnsi="Helvetica" w:eastAsia="Helvetica" w:cs="Helvetica"/>
-                <w:i w:val="false"/>
-                <w:b w:val="false"/>
-                <w:u w:val="none"/>
-                <w:sz w:val="22"/>
-                <w:szCs w:val="22"/>
-                <w:color w:val="000000"/>
-              </w:rPr>
-            </w:pPr>
-            <w:r>
-              <w:rPr>
-                <w:rFonts w:ascii="Helvetica" w:hAnsi="Helvetica" w:eastAsia="Helvetica" w:cs="Helvetica"/>
-                <w:i w:val="false"/>
-                <w:b w:val="false"/>
-                <w:u w:val="none"/>
-                <w:sz w:val="22"/>
-                <w:szCs w:val="22"/>
-                <w:color w:val="000000"/>
-              </w:rPr>
-              <w:t xml:space="preserve">0.46, 22.0</w:t>
+              <w:t xml:space="preserve">3.21</w:t>
+            </w:r>
+          </w:p>
+        </w:tc>
+        <w:tc>
+          <w:tcPr>
+            <w:tcBorders>
+              <w:bottom w:val="none" w:sz="0" w:space="0" w:color="000000"/>
+              <w:top w:val="none" w:sz="0" w:space="0" w:color="000000"/>
+              <w:left w:val="none" w:sz="0" w:space="0" w:color="000000"/>
+              <w:right w:val="none" w:sz="0" w:space="0" w:color="000000"/>
+            </w:tcBorders>
+            <w:shd w:val="clear" w:color="auto" w:fill="FFFFFF"/>
+            <w:tcMar>
+              <w:top w:w="0" w:type="dxa"/>
+              <w:bottom w:w="0" w:type="dxa"/>
+              <w:left w:w="0" w:type="dxa"/>
+              <w:right w:w="0" w:type="dxa"/>
+            </w:tcMar>
+            <w:vAlign w:val="top"/>
+          </w:tcPr>
+          <w:p>
+            <w:pPr>
+              <w:pStyle w:val="Normal"/>
+              <w:jc w:val="center"/>
+              <w:pBdr>
+                <w:bottom w:val="none" w:sz="0" w:space="0" w:color="000000"/>
+                <w:top w:val="none" w:sz="0" w:space="0" w:color="000000"/>
+                <w:left w:val="none" w:sz="0" w:space="0" w:color="000000"/>
+                <w:right w:val="none" w:sz="0" w:space="0" w:color="000000"/>
+              </w:pBdr>
+              <w:spacing w:after="100" w:before="100" w:line="240"/>
+              <w:ind w:left="100" w:right="100" w:firstLine="0" w:firstLineChars="0"/>
+              <w:rPr>
+                <w:rFonts w:ascii="Helvetica" w:hAnsi="Helvetica" w:eastAsia="Helvetica" w:cs="Helvetica"/>
+                <w:i w:val="false"/>
+                <w:b w:val="false"/>
+                <w:u w:val="none"/>
+                <w:sz w:val="22"/>
+                <w:szCs w:val="22"/>
+                <w:color w:val="000000"/>
+              </w:rPr>
+            </w:pPr>
+            <w:r>
+              <w:rPr>
+                <w:rFonts w:ascii="Helvetica" w:hAnsi="Helvetica" w:eastAsia="Helvetica" w:cs="Helvetica"/>
+                <w:i w:val="false"/>
+                <w:b w:val="false"/>
+                <w:u w:val="none"/>
+                <w:sz w:val="22"/>
+                <w:szCs w:val="22"/>
+                <w:color w:val="000000"/>
+              </w:rPr>
+              <w:t xml:space="preserve">0.46, 22.1</w:t>
             </w:r>
           </w:p>
         </w:tc>
@@ -11246,60 +11246,60 @@
                 <w:szCs w:val="22"/>
                 <w:color w:val="000000"/>
               </w:rPr>
-              <w:t xml:space="preserve">18.0</w:t>
-            </w:r>
-          </w:p>
-        </w:tc>
-        <w:tc>
-          <w:tcPr>
-            <w:tcBorders>
-              <w:bottom w:val="none" w:sz="0" w:space="0" w:color="000000"/>
-              <w:top w:val="none" w:sz="0" w:space="0" w:color="000000"/>
-              <w:left w:val="none" w:sz="0" w:space="0" w:color="000000"/>
-              <w:right w:val="none" w:sz="0" w:space="0" w:color="000000"/>
-            </w:tcBorders>
-            <w:shd w:val="clear" w:color="auto" w:fill="FFFFFF"/>
-            <w:tcMar>
-              <w:top w:w="0" w:type="dxa"/>
-              <w:bottom w:w="0" w:type="dxa"/>
-              <w:left w:w="0" w:type="dxa"/>
-              <w:right w:w="0" w:type="dxa"/>
-            </w:tcMar>
-            <w:vAlign w:val="top"/>
-          </w:tcPr>
-          <w:p>
-            <w:pPr>
-              <w:pStyle w:val="Normal"/>
-              <w:jc w:val="center"/>
-              <w:pBdr>
-                <w:bottom w:val="none" w:sz="0" w:space="0" w:color="000000"/>
-                <w:top w:val="none" w:sz="0" w:space="0" w:color="000000"/>
-                <w:left w:val="none" w:sz="0" w:space="0" w:color="000000"/>
-                <w:right w:val="none" w:sz="0" w:space="0" w:color="000000"/>
-              </w:pBdr>
-              <w:spacing w:after="100" w:before="100" w:line="240"/>
-              <w:ind w:left="100" w:right="100" w:firstLine="0" w:firstLineChars="0"/>
-              <w:rPr>
-                <w:rFonts w:ascii="Helvetica" w:hAnsi="Helvetica" w:eastAsia="Helvetica" w:cs="Helvetica"/>
-                <w:i w:val="false"/>
-                <w:b w:val="false"/>
-                <w:u w:val="none"/>
-                <w:sz w:val="22"/>
-                <w:szCs w:val="22"/>
-                <w:color w:val="000000"/>
-              </w:rPr>
-            </w:pPr>
-            <w:r>
-              <w:rPr>
-                <w:rFonts w:ascii="Helvetica" w:hAnsi="Helvetica" w:eastAsia="Helvetica" w:cs="Helvetica"/>
-                <w:i w:val="false"/>
-                <w:b w:val="false"/>
-                <w:u w:val="none"/>
-                <w:sz w:val="22"/>
-                <w:szCs w:val="22"/>
-                <w:color w:val="000000"/>
-              </w:rPr>
-              <w:t xml:space="preserve">0.43, 755</w:t>
+              <w:t xml:space="preserve">17.9</w:t>
+            </w:r>
+          </w:p>
+        </w:tc>
+        <w:tc>
+          <w:tcPr>
+            <w:tcBorders>
+              <w:bottom w:val="none" w:sz="0" w:space="0" w:color="000000"/>
+              <w:top w:val="none" w:sz="0" w:space="0" w:color="000000"/>
+              <w:left w:val="none" w:sz="0" w:space="0" w:color="000000"/>
+              <w:right w:val="none" w:sz="0" w:space="0" w:color="000000"/>
+            </w:tcBorders>
+            <w:shd w:val="clear" w:color="auto" w:fill="FFFFFF"/>
+            <w:tcMar>
+              <w:top w:w="0" w:type="dxa"/>
+              <w:bottom w:w="0" w:type="dxa"/>
+              <w:left w:w="0" w:type="dxa"/>
+              <w:right w:w="0" w:type="dxa"/>
+            </w:tcMar>
+            <w:vAlign w:val="top"/>
+          </w:tcPr>
+          <w:p>
+            <w:pPr>
+              <w:pStyle w:val="Normal"/>
+              <w:jc w:val="center"/>
+              <w:pBdr>
+                <w:bottom w:val="none" w:sz="0" w:space="0" w:color="000000"/>
+                <w:top w:val="none" w:sz="0" w:space="0" w:color="000000"/>
+                <w:left w:val="none" w:sz="0" w:space="0" w:color="000000"/>
+                <w:right w:val="none" w:sz="0" w:space="0" w:color="000000"/>
+              </w:pBdr>
+              <w:spacing w:after="100" w:before="100" w:line="240"/>
+              <w:ind w:left="100" w:right="100" w:firstLine="0" w:firstLineChars="0"/>
+              <w:rPr>
+                <w:rFonts w:ascii="Helvetica" w:hAnsi="Helvetica" w:eastAsia="Helvetica" w:cs="Helvetica"/>
+                <w:i w:val="false"/>
+                <w:b w:val="false"/>
+                <w:u w:val="none"/>
+                <w:sz w:val="22"/>
+                <w:szCs w:val="22"/>
+                <w:color w:val="000000"/>
+              </w:rPr>
+            </w:pPr>
+            <w:r>
+              <w:rPr>
+                <w:rFonts w:ascii="Helvetica" w:hAnsi="Helvetica" w:eastAsia="Helvetica" w:cs="Helvetica"/>
+                <w:i w:val="false"/>
+                <w:b w:val="false"/>
+                <w:u w:val="none"/>
+                <w:sz w:val="22"/>
+                <w:szCs w:val="22"/>
+                <w:color w:val="000000"/>
+              </w:rPr>
+              <w:t xml:space="preserve">0.43, 743</w:t>
             </w:r>
           </w:p>
         </w:tc>
@@ -11517,60 +11517,60 @@
                 <w:szCs w:val="22"/>
                 <w:color w:val="000000"/>
               </w:rPr>
-              <w:t xml:space="preserve">1.05</w:t>
-            </w:r>
-          </w:p>
-        </w:tc>
-        <w:tc>
-          <w:tcPr>
-            <w:tcBorders>
-              <w:bottom w:val="none" w:sz="0" w:space="0" w:color="000000"/>
-              <w:top w:val="none" w:sz="0" w:space="0" w:color="000000"/>
-              <w:left w:val="none" w:sz="0" w:space="0" w:color="000000"/>
-              <w:right w:val="none" w:sz="0" w:space="0" w:color="000000"/>
-            </w:tcBorders>
-            <w:shd w:val="clear" w:color="auto" w:fill="FFFFFF"/>
-            <w:tcMar>
-              <w:top w:w="0" w:type="dxa"/>
-              <w:bottom w:w="0" w:type="dxa"/>
-              <w:left w:w="0" w:type="dxa"/>
-              <w:right w:w="0" w:type="dxa"/>
-            </w:tcMar>
-            <w:vAlign w:val="top"/>
-          </w:tcPr>
-          <w:p>
-            <w:pPr>
-              <w:pStyle w:val="Normal"/>
-              <w:jc w:val="center"/>
-              <w:pBdr>
-                <w:bottom w:val="none" w:sz="0" w:space="0" w:color="000000"/>
-                <w:top w:val="none" w:sz="0" w:space="0" w:color="000000"/>
-                <w:left w:val="none" w:sz="0" w:space="0" w:color="000000"/>
-                <w:right w:val="none" w:sz="0" w:space="0" w:color="000000"/>
-              </w:pBdr>
-              <w:spacing w:after="100" w:before="100" w:line="240"/>
-              <w:ind w:left="100" w:right="100" w:firstLine="0" w:firstLineChars="0"/>
-              <w:rPr>
-                <w:rFonts w:ascii="Helvetica" w:hAnsi="Helvetica" w:eastAsia="Helvetica" w:cs="Helvetica"/>
-                <w:i w:val="false"/>
-                <w:b w:val="false"/>
-                <w:u w:val="none"/>
-                <w:sz w:val="22"/>
-                <w:szCs w:val="22"/>
-                <w:color w:val="000000"/>
-              </w:rPr>
-            </w:pPr>
-            <w:r>
-              <w:rPr>
-                <w:rFonts w:ascii="Helvetica" w:hAnsi="Helvetica" w:eastAsia="Helvetica" w:cs="Helvetica"/>
-                <w:i w:val="false"/>
-                <w:b w:val="false"/>
-                <w:u w:val="none"/>
-                <w:sz w:val="22"/>
-                <w:szCs w:val="22"/>
-                <w:color w:val="000000"/>
-              </w:rPr>
-              <w:t xml:space="preserve">0.14, 7.93</w:t>
+              <w:t xml:space="preserve">1.06</w:t>
+            </w:r>
+          </w:p>
+        </w:tc>
+        <w:tc>
+          <w:tcPr>
+            <w:tcBorders>
+              <w:bottom w:val="none" w:sz="0" w:space="0" w:color="000000"/>
+              <w:top w:val="none" w:sz="0" w:space="0" w:color="000000"/>
+              <w:left w:val="none" w:sz="0" w:space="0" w:color="000000"/>
+              <w:right w:val="none" w:sz="0" w:space="0" w:color="000000"/>
+            </w:tcBorders>
+            <w:shd w:val="clear" w:color="auto" w:fill="FFFFFF"/>
+            <w:tcMar>
+              <w:top w:w="0" w:type="dxa"/>
+              <w:bottom w:w="0" w:type="dxa"/>
+              <w:left w:w="0" w:type="dxa"/>
+              <w:right w:w="0" w:type="dxa"/>
+            </w:tcMar>
+            <w:vAlign w:val="top"/>
+          </w:tcPr>
+          <w:p>
+            <w:pPr>
+              <w:pStyle w:val="Normal"/>
+              <w:jc w:val="center"/>
+              <w:pBdr>
+                <w:bottom w:val="none" w:sz="0" w:space="0" w:color="000000"/>
+                <w:top w:val="none" w:sz="0" w:space="0" w:color="000000"/>
+                <w:left w:val="none" w:sz="0" w:space="0" w:color="000000"/>
+                <w:right w:val="none" w:sz="0" w:space="0" w:color="000000"/>
+              </w:pBdr>
+              <w:spacing w:after="100" w:before="100" w:line="240"/>
+              <w:ind w:left="100" w:right="100" w:firstLine="0" w:firstLineChars="0"/>
+              <w:rPr>
+                <w:rFonts w:ascii="Helvetica" w:hAnsi="Helvetica" w:eastAsia="Helvetica" w:cs="Helvetica"/>
+                <w:i w:val="false"/>
+                <w:b w:val="false"/>
+                <w:u w:val="none"/>
+                <w:sz w:val="22"/>
+                <w:szCs w:val="22"/>
+                <w:color w:val="000000"/>
+              </w:rPr>
+            </w:pPr>
+            <w:r>
+              <w:rPr>
+                <w:rFonts w:ascii="Helvetica" w:hAnsi="Helvetica" w:eastAsia="Helvetica" w:cs="Helvetica"/>
+                <w:i w:val="false"/>
+                <w:b w:val="false"/>
+                <w:u w:val="none"/>
+                <w:sz w:val="22"/>
+                <w:szCs w:val="22"/>
+                <w:color w:val="000000"/>
+              </w:rPr>
+              <w:t xml:space="preserve">0.14, 7.98</w:t>
             </w:r>
           </w:p>
         </w:tc>
@@ -11729,7 +11729,7 @@
                 <w:szCs w:val="22"/>
                 <w:color w:val="000000"/>
               </w:rPr>
-              <w:t xml:space="preserve">0.74</w:t>
+              <w:t xml:space="preserve">0.73</w:t>
             </w:r>
           </w:p>
         </w:tc>
@@ -11835,7 +11835,7 @@
                 <w:szCs w:val="22"/>
                 <w:color w:val="000000"/>
               </w:rPr>
-              <w:t xml:space="preserve">0.810</w:t>
+              <w:t xml:space="preserve">0.800</w:t>
             </w:r>
           </w:p>
         </w:tc>
@@ -12106,7 +12106,7 @@
                 <w:szCs w:val="22"/>
                 <w:color w:val="000000"/>
               </w:rPr>
-              <w:t xml:space="preserve">0.950</w:t>
+              <w:t xml:space="preserve">&gt;0.999</w:t>
             </w:r>
           </w:p>
         </w:tc>
@@ -12265,60 +12265,60 @@
                 <w:szCs w:val="22"/>
                 <w:color w:val="000000"/>
               </w:rPr>
-              <w:t xml:space="preserve">0.79, 1.07</w:t>
-            </w:r>
-          </w:p>
-        </w:tc>
-        <w:tc>
-          <w:tcPr>
-            <w:tcBorders>
-              <w:bottom w:val="none" w:sz="0" w:space="0" w:color="000000"/>
-              <w:top w:val="none" w:sz="0" w:space="0" w:color="000000"/>
-              <w:left w:val="none" w:sz="0" w:space="0" w:color="000000"/>
-              <w:right w:val="none" w:sz="0" w:space="0" w:color="000000"/>
-            </w:tcBorders>
-            <w:shd w:val="clear" w:color="auto" w:fill="FFFFFF"/>
-            <w:tcMar>
-              <w:top w:w="0" w:type="dxa"/>
-              <w:bottom w:w="0" w:type="dxa"/>
-              <w:left w:w="0" w:type="dxa"/>
-              <w:right w:w="0" w:type="dxa"/>
-            </w:tcMar>
-            <w:vAlign w:val="top"/>
-          </w:tcPr>
-          <w:p>
-            <w:pPr>
-              <w:pStyle w:val="Normal"/>
-              <w:jc w:val="center"/>
-              <w:pBdr>
-                <w:bottom w:val="none" w:sz="0" w:space="0" w:color="000000"/>
-                <w:top w:val="none" w:sz="0" w:space="0" w:color="000000"/>
-                <w:left w:val="none" w:sz="0" w:space="0" w:color="000000"/>
-                <w:right w:val="none" w:sz="0" w:space="0" w:color="000000"/>
-              </w:pBdr>
-              <w:spacing w:after="100" w:before="100" w:line="240"/>
-              <w:ind w:left="100" w:right="100" w:firstLine="0" w:firstLineChars="0"/>
-              <w:rPr>
-                <w:rFonts w:ascii="Helvetica" w:hAnsi="Helvetica" w:eastAsia="Helvetica" w:cs="Helvetica"/>
-                <w:i w:val="false"/>
-                <w:b w:val="false"/>
-                <w:u w:val="none"/>
-                <w:sz w:val="22"/>
-                <w:szCs w:val="22"/>
-                <w:color w:val="000000"/>
-              </w:rPr>
-            </w:pPr>
-            <w:r>
-              <w:rPr>
-                <w:rFonts w:ascii="Helvetica" w:hAnsi="Helvetica" w:eastAsia="Helvetica" w:cs="Helvetica"/>
-                <w:i w:val="false"/>
-                <w:b w:val="false"/>
-                <w:u w:val="none"/>
-                <w:sz w:val="22"/>
-                <w:szCs w:val="22"/>
-                <w:color w:val="000000"/>
-              </w:rPr>
-              <w:t xml:space="preserve">0.260</w:t>
+              <w:t xml:space="preserve">0.79, 1.06</w:t>
+            </w:r>
+          </w:p>
+        </w:tc>
+        <w:tc>
+          <w:tcPr>
+            <w:tcBorders>
+              <w:bottom w:val="none" w:sz="0" w:space="0" w:color="000000"/>
+              <w:top w:val="none" w:sz="0" w:space="0" w:color="000000"/>
+              <w:left w:val="none" w:sz="0" w:space="0" w:color="000000"/>
+              <w:right w:val="none" w:sz="0" w:space="0" w:color="000000"/>
+            </w:tcBorders>
+            <w:shd w:val="clear" w:color="auto" w:fill="FFFFFF"/>
+            <w:tcMar>
+              <w:top w:w="0" w:type="dxa"/>
+              <w:bottom w:w="0" w:type="dxa"/>
+              <w:left w:w="0" w:type="dxa"/>
+              <w:right w:w="0" w:type="dxa"/>
+            </w:tcMar>
+            <w:vAlign w:val="top"/>
+          </w:tcPr>
+          <w:p>
+            <w:pPr>
+              <w:pStyle w:val="Normal"/>
+              <w:jc w:val="center"/>
+              <w:pBdr>
+                <w:bottom w:val="none" w:sz="0" w:space="0" w:color="000000"/>
+                <w:top w:val="none" w:sz="0" w:space="0" w:color="000000"/>
+                <w:left w:val="none" w:sz="0" w:space="0" w:color="000000"/>
+                <w:right w:val="none" w:sz="0" w:space="0" w:color="000000"/>
+              </w:pBdr>
+              <w:spacing w:after="100" w:before="100" w:line="240"/>
+              <w:ind w:left="100" w:right="100" w:firstLine="0" w:firstLineChars="0"/>
+              <w:rPr>
+                <w:rFonts w:ascii="Helvetica" w:hAnsi="Helvetica" w:eastAsia="Helvetica" w:cs="Helvetica"/>
+                <w:i w:val="false"/>
+                <w:b w:val="false"/>
+                <w:u w:val="none"/>
+                <w:sz w:val="22"/>
+                <w:szCs w:val="22"/>
+                <w:color w:val="000000"/>
+              </w:rPr>
+            </w:pPr>
+            <w:r>
+              <w:rPr>
+                <w:rFonts w:ascii="Helvetica" w:hAnsi="Helvetica" w:eastAsia="Helvetica" w:cs="Helvetica"/>
+                <w:i w:val="false"/>
+                <w:b w:val="false"/>
+                <w:u w:val="none"/>
+                <w:sz w:val="22"/>
+                <w:szCs w:val="22"/>
+                <w:color w:val="000000"/>
+              </w:rPr>
+              <w:t xml:space="preserve">0.250</w:t>
             </w:r>
           </w:p>
         </w:tc>
@@ -12483,113 +12483,113 @@
                 <w:szCs w:val="22"/>
                 <w:color w:val="000000"/>
               </w:rPr>
-              <w:t xml:space="preserve">1.26</w:t>
-            </w:r>
-          </w:p>
-        </w:tc>
-        <w:tc>
-          <w:tcPr>
-            <w:tcBorders>
-              <w:bottom w:val="none" w:sz="0" w:space="0" w:color="000000"/>
-              <w:top w:val="none" w:sz="0" w:space="0" w:color="000000"/>
-              <w:left w:val="none" w:sz="0" w:space="0" w:color="000000"/>
-              <w:right w:val="none" w:sz="0" w:space="0" w:color="000000"/>
-            </w:tcBorders>
-            <w:shd w:val="clear" w:color="auto" w:fill="FFFFFF"/>
-            <w:tcMar>
-              <w:top w:w="0" w:type="dxa"/>
-              <w:bottom w:w="0" w:type="dxa"/>
-              <w:left w:w="0" w:type="dxa"/>
-              <w:right w:w="0" w:type="dxa"/>
-            </w:tcMar>
-            <w:vAlign w:val="top"/>
-          </w:tcPr>
-          <w:p>
-            <w:pPr>
-              <w:pStyle w:val="Normal"/>
-              <w:jc w:val="center"/>
-              <w:pBdr>
-                <w:bottom w:val="none" w:sz="0" w:space="0" w:color="000000"/>
-                <w:top w:val="none" w:sz="0" w:space="0" w:color="000000"/>
-                <w:left w:val="none" w:sz="0" w:space="0" w:color="000000"/>
-                <w:right w:val="none" w:sz="0" w:space="0" w:color="000000"/>
-              </w:pBdr>
-              <w:spacing w:after="100" w:before="100" w:line="240"/>
-              <w:ind w:left="100" w:right="100" w:firstLine="0" w:firstLineChars="0"/>
-              <w:rPr>
-                <w:rFonts w:ascii="Helvetica" w:hAnsi="Helvetica" w:eastAsia="Helvetica" w:cs="Helvetica"/>
-                <w:i w:val="false"/>
-                <w:b w:val="false"/>
-                <w:u w:val="none"/>
-                <w:sz w:val="22"/>
-                <w:szCs w:val="22"/>
-                <w:color w:val="000000"/>
-              </w:rPr>
-            </w:pPr>
-            <w:r>
-              <w:rPr>
-                <w:rFonts w:ascii="Helvetica" w:hAnsi="Helvetica" w:eastAsia="Helvetica" w:cs="Helvetica"/>
-                <w:i w:val="false"/>
-                <w:b w:val="false"/>
-                <w:u w:val="none"/>
-                <w:sz w:val="22"/>
-                <w:szCs w:val="22"/>
-                <w:color w:val="000000"/>
-              </w:rPr>
-              <w:t xml:space="preserve">0.38, 4.16</w:t>
-            </w:r>
-          </w:p>
-        </w:tc>
-        <w:tc>
-          <w:tcPr>
-            <w:tcBorders>
-              <w:bottom w:val="none" w:sz="0" w:space="0" w:color="000000"/>
-              <w:top w:val="none" w:sz="0" w:space="0" w:color="000000"/>
-              <w:left w:val="none" w:sz="0" w:space="0" w:color="000000"/>
-              <w:right w:val="none" w:sz="0" w:space="0" w:color="000000"/>
-            </w:tcBorders>
-            <w:shd w:val="clear" w:color="auto" w:fill="FFFFFF"/>
-            <w:tcMar>
-              <w:top w:w="0" w:type="dxa"/>
-              <w:bottom w:w="0" w:type="dxa"/>
-              <w:left w:w="0" w:type="dxa"/>
-              <w:right w:w="0" w:type="dxa"/>
-            </w:tcMar>
-            <w:vAlign w:val="top"/>
-          </w:tcPr>
-          <w:p>
-            <w:pPr>
-              <w:pStyle w:val="Normal"/>
-              <w:jc w:val="center"/>
-              <w:pBdr>
-                <w:bottom w:val="none" w:sz="0" w:space="0" w:color="000000"/>
-                <w:top w:val="none" w:sz="0" w:space="0" w:color="000000"/>
-                <w:left w:val="none" w:sz="0" w:space="0" w:color="000000"/>
-                <w:right w:val="none" w:sz="0" w:space="0" w:color="000000"/>
-              </w:pBdr>
-              <w:spacing w:after="100" w:before="100" w:line="240"/>
-              <w:ind w:left="100" w:right="100" w:firstLine="0" w:firstLineChars="0"/>
-              <w:rPr>
-                <w:rFonts w:ascii="Helvetica" w:hAnsi="Helvetica" w:eastAsia="Helvetica" w:cs="Helvetica"/>
-                <w:i w:val="false"/>
-                <w:b w:val="false"/>
-                <w:u w:val="none"/>
-                <w:sz w:val="22"/>
-                <w:szCs w:val="22"/>
-                <w:color w:val="000000"/>
-              </w:rPr>
-            </w:pPr>
-            <w:r>
-              <w:rPr>
-                <w:rFonts w:ascii="Helvetica" w:hAnsi="Helvetica" w:eastAsia="Helvetica" w:cs="Helvetica"/>
-                <w:i w:val="false"/>
-                <w:b w:val="false"/>
-                <w:u w:val="none"/>
-                <w:sz w:val="22"/>
-                <w:szCs w:val="22"/>
-                <w:color w:val="000000"/>
-              </w:rPr>
-              <w:t xml:space="preserve">0.700</w:t>
+              <w:t xml:space="preserve">1.27</w:t>
+            </w:r>
+          </w:p>
+        </w:tc>
+        <w:tc>
+          <w:tcPr>
+            <w:tcBorders>
+              <w:bottom w:val="none" w:sz="0" w:space="0" w:color="000000"/>
+              <w:top w:val="none" w:sz="0" w:space="0" w:color="000000"/>
+              <w:left w:val="none" w:sz="0" w:space="0" w:color="000000"/>
+              <w:right w:val="none" w:sz="0" w:space="0" w:color="000000"/>
+            </w:tcBorders>
+            <w:shd w:val="clear" w:color="auto" w:fill="FFFFFF"/>
+            <w:tcMar>
+              <w:top w:w="0" w:type="dxa"/>
+              <w:bottom w:w="0" w:type="dxa"/>
+              <w:left w:w="0" w:type="dxa"/>
+              <w:right w:w="0" w:type="dxa"/>
+            </w:tcMar>
+            <w:vAlign w:val="top"/>
+          </w:tcPr>
+          <w:p>
+            <w:pPr>
+              <w:pStyle w:val="Normal"/>
+              <w:jc w:val="center"/>
+              <w:pBdr>
+                <w:bottom w:val="none" w:sz="0" w:space="0" w:color="000000"/>
+                <w:top w:val="none" w:sz="0" w:space="0" w:color="000000"/>
+                <w:left w:val="none" w:sz="0" w:space="0" w:color="000000"/>
+                <w:right w:val="none" w:sz="0" w:space="0" w:color="000000"/>
+              </w:pBdr>
+              <w:spacing w:after="100" w:before="100" w:line="240"/>
+              <w:ind w:left="100" w:right="100" w:firstLine="0" w:firstLineChars="0"/>
+              <w:rPr>
+                <w:rFonts w:ascii="Helvetica" w:hAnsi="Helvetica" w:eastAsia="Helvetica" w:cs="Helvetica"/>
+                <w:i w:val="false"/>
+                <w:b w:val="false"/>
+                <w:u w:val="none"/>
+                <w:sz w:val="22"/>
+                <w:szCs w:val="22"/>
+                <w:color w:val="000000"/>
+              </w:rPr>
+            </w:pPr>
+            <w:r>
+              <w:rPr>
+                <w:rFonts w:ascii="Helvetica" w:hAnsi="Helvetica" w:eastAsia="Helvetica" w:cs="Helvetica"/>
+                <w:i w:val="false"/>
+                <w:b w:val="false"/>
+                <w:u w:val="none"/>
+                <w:sz w:val="22"/>
+                <w:szCs w:val="22"/>
+                <w:color w:val="000000"/>
+              </w:rPr>
+              <w:t xml:space="preserve">0.39, 4.20</w:t>
+            </w:r>
+          </w:p>
+        </w:tc>
+        <w:tc>
+          <w:tcPr>
+            <w:tcBorders>
+              <w:bottom w:val="none" w:sz="0" w:space="0" w:color="000000"/>
+              <w:top w:val="none" w:sz="0" w:space="0" w:color="000000"/>
+              <w:left w:val="none" w:sz="0" w:space="0" w:color="000000"/>
+              <w:right w:val="none" w:sz="0" w:space="0" w:color="000000"/>
+            </w:tcBorders>
+            <w:shd w:val="clear" w:color="auto" w:fill="FFFFFF"/>
+            <w:tcMar>
+              <w:top w:w="0" w:type="dxa"/>
+              <w:bottom w:w="0" w:type="dxa"/>
+              <w:left w:w="0" w:type="dxa"/>
+              <w:right w:w="0" w:type="dxa"/>
+            </w:tcMar>
+            <w:vAlign w:val="top"/>
+          </w:tcPr>
+          <w:p>
+            <w:pPr>
+              <w:pStyle w:val="Normal"/>
+              <w:jc w:val="center"/>
+              <w:pBdr>
+                <w:bottom w:val="none" w:sz="0" w:space="0" w:color="000000"/>
+                <w:top w:val="none" w:sz="0" w:space="0" w:color="000000"/>
+                <w:left w:val="none" w:sz="0" w:space="0" w:color="000000"/>
+                <w:right w:val="none" w:sz="0" w:space="0" w:color="000000"/>
+              </w:pBdr>
+              <w:spacing w:after="100" w:before="100" w:line="240"/>
+              <w:ind w:left="100" w:right="100" w:firstLine="0" w:firstLineChars="0"/>
+              <w:rPr>
+                <w:rFonts w:ascii="Helvetica" w:hAnsi="Helvetica" w:eastAsia="Helvetica" w:cs="Helvetica"/>
+                <w:i w:val="false"/>
+                <w:b w:val="false"/>
+                <w:u w:val="none"/>
+                <w:sz w:val="22"/>
+                <w:szCs w:val="22"/>
+                <w:color w:val="000000"/>
+              </w:rPr>
+            </w:pPr>
+            <w:r>
+              <w:rPr>
+                <w:rFonts w:ascii="Helvetica" w:hAnsi="Helvetica" w:eastAsia="Helvetica" w:cs="Helvetica"/>
+                <w:i w:val="false"/>
+                <w:b w:val="false"/>
+                <w:u w:val="none"/>
+                <w:sz w:val="22"/>
+                <w:szCs w:val="22"/>
+                <w:color w:val="000000"/>
+              </w:rPr>
+              <w:t xml:space="preserve">0.690</w:t>
             </w:r>
           </w:p>
         </w:tc>
@@ -12748,7 +12748,7 @@
                 <w:szCs w:val="22"/>
                 <w:color w:val="000000"/>
               </w:rPr>
-              <w:t xml:space="preserve">0.03, 2.16</w:t>
+              <w:t xml:space="preserve">0.03, 2.17</w:t>
             </w:r>
           </w:p>
         </w:tc>
@@ -13019,60 +13019,60 @@
                 <w:szCs w:val="22"/>
                 <w:color w:val="000000"/>
               </w:rPr>
-              <w:t xml:space="preserve">0.04, 2.19</w:t>
-            </w:r>
-          </w:p>
-        </w:tc>
-        <w:tc>
-          <w:tcPr>
-            <w:tcBorders>
-              <w:bottom w:val="none" w:sz="0" w:space="0" w:color="000000"/>
-              <w:top w:val="none" w:sz="0" w:space="0" w:color="000000"/>
-              <w:left w:val="none" w:sz="0" w:space="0" w:color="000000"/>
-              <w:right w:val="none" w:sz="0" w:space="0" w:color="000000"/>
-            </w:tcBorders>
-            <w:shd w:val="clear" w:color="auto" w:fill="FFFFFF"/>
-            <w:tcMar>
-              <w:top w:w="0" w:type="dxa"/>
-              <w:bottom w:w="0" w:type="dxa"/>
-              <w:left w:w="0" w:type="dxa"/>
-              <w:right w:w="0" w:type="dxa"/>
-            </w:tcMar>
-            <w:vAlign w:val="top"/>
-          </w:tcPr>
-          <w:p>
-            <w:pPr>
-              <w:pStyle w:val="Normal"/>
-              <w:jc w:val="center"/>
-              <w:pBdr>
-                <w:bottom w:val="none" w:sz="0" w:space="0" w:color="000000"/>
-                <w:top w:val="none" w:sz="0" w:space="0" w:color="000000"/>
-                <w:left w:val="none" w:sz="0" w:space="0" w:color="000000"/>
-                <w:right w:val="none" w:sz="0" w:space="0" w:color="000000"/>
-              </w:pBdr>
-              <w:spacing w:after="100" w:before="100" w:line="240"/>
-              <w:ind w:left="100" w:right="100" w:firstLine="0" w:firstLineChars="0"/>
-              <w:rPr>
-                <w:rFonts w:ascii="Helvetica" w:hAnsi="Helvetica" w:eastAsia="Helvetica" w:cs="Helvetica"/>
-                <w:i w:val="false"/>
-                <w:b w:val="false"/>
-                <w:u w:val="none"/>
-                <w:sz w:val="22"/>
-                <w:szCs w:val="22"/>
-                <w:color w:val="000000"/>
-              </w:rPr>
-            </w:pPr>
-            <w:r>
-              <w:rPr>
-                <w:rFonts w:ascii="Helvetica" w:hAnsi="Helvetica" w:eastAsia="Helvetica" w:cs="Helvetica"/>
-                <w:i w:val="false"/>
-                <w:b w:val="false"/>
-                <w:u w:val="none"/>
-                <w:sz w:val="22"/>
-                <w:szCs w:val="22"/>
-                <w:color w:val="000000"/>
-              </w:rPr>
-              <w:t xml:space="preserve">0.230</w:t>
+              <w:t xml:space="preserve">0.04, 2.17</w:t>
+            </w:r>
+          </w:p>
+        </w:tc>
+        <w:tc>
+          <w:tcPr>
+            <w:tcBorders>
+              <w:bottom w:val="none" w:sz="0" w:space="0" w:color="000000"/>
+              <w:top w:val="none" w:sz="0" w:space="0" w:color="000000"/>
+              <w:left w:val="none" w:sz="0" w:space="0" w:color="000000"/>
+              <w:right w:val="none" w:sz="0" w:space="0" w:color="000000"/>
+            </w:tcBorders>
+            <w:shd w:val="clear" w:color="auto" w:fill="FFFFFF"/>
+            <w:tcMar>
+              <w:top w:w="0" w:type="dxa"/>
+              <w:bottom w:w="0" w:type="dxa"/>
+              <w:left w:w="0" w:type="dxa"/>
+              <w:right w:w="0" w:type="dxa"/>
+            </w:tcMar>
+            <w:vAlign w:val="top"/>
+          </w:tcPr>
+          <w:p>
+            <w:pPr>
+              <w:pStyle w:val="Normal"/>
+              <w:jc w:val="center"/>
+              <w:pBdr>
+                <w:bottom w:val="none" w:sz="0" w:space="0" w:color="000000"/>
+                <w:top w:val="none" w:sz="0" w:space="0" w:color="000000"/>
+                <w:left w:val="none" w:sz="0" w:space="0" w:color="000000"/>
+                <w:right w:val="none" w:sz="0" w:space="0" w:color="000000"/>
+              </w:pBdr>
+              <w:spacing w:after="100" w:before="100" w:line="240"/>
+              <w:ind w:left="100" w:right="100" w:firstLine="0" w:firstLineChars="0"/>
+              <w:rPr>
+                <w:rFonts w:ascii="Helvetica" w:hAnsi="Helvetica" w:eastAsia="Helvetica" w:cs="Helvetica"/>
+                <w:i w:val="false"/>
+                <w:b w:val="false"/>
+                <w:u w:val="none"/>
+                <w:sz w:val="22"/>
+                <w:szCs w:val="22"/>
+                <w:color w:val="000000"/>
+              </w:rPr>
+            </w:pPr>
+            <w:r>
+              <w:rPr>
+                <w:rFonts w:ascii="Helvetica" w:hAnsi="Helvetica" w:eastAsia="Helvetica" w:cs="Helvetica"/>
+                <w:i w:val="false"/>
+                <w:b w:val="false"/>
+                <w:u w:val="none"/>
+                <w:sz w:val="22"/>
+                <w:szCs w:val="22"/>
+                <w:color w:val="000000"/>
+              </w:rPr>
+              <w:t xml:space="preserve">0.220</w:t>
             </w:r>
           </w:p>
         </w:tc>
@@ -13178,60 +13178,60 @@
                 <w:szCs w:val="22"/>
                 <w:color w:val="000000"/>
               </w:rPr>
-              <w:t xml:space="preserve">0.21</w:t>
-            </w:r>
-          </w:p>
-        </w:tc>
-        <w:tc>
-          <w:tcPr>
-            <w:tcBorders>
-              <w:bottom w:val="none" w:sz="0" w:space="0" w:color="000000"/>
-              <w:top w:val="none" w:sz="0" w:space="0" w:color="000000"/>
-              <w:left w:val="none" w:sz="0" w:space="0" w:color="000000"/>
-              <w:right w:val="none" w:sz="0" w:space="0" w:color="000000"/>
-            </w:tcBorders>
-            <w:shd w:val="clear" w:color="auto" w:fill="FFFFFF"/>
-            <w:tcMar>
-              <w:top w:w="0" w:type="dxa"/>
-              <w:bottom w:w="0" w:type="dxa"/>
-              <w:left w:w="0" w:type="dxa"/>
-              <w:right w:w="0" w:type="dxa"/>
-            </w:tcMar>
-            <w:vAlign w:val="top"/>
-          </w:tcPr>
-          <w:p>
-            <w:pPr>
-              <w:pStyle w:val="Normal"/>
-              <w:jc w:val="center"/>
-              <w:pBdr>
-                <w:bottom w:val="none" w:sz="0" w:space="0" w:color="000000"/>
-                <w:top w:val="none" w:sz="0" w:space="0" w:color="000000"/>
-                <w:left w:val="none" w:sz="0" w:space="0" w:color="000000"/>
-                <w:right w:val="none" w:sz="0" w:space="0" w:color="000000"/>
-              </w:pBdr>
-              <w:spacing w:after="100" w:before="100" w:line="240"/>
-              <w:ind w:left="100" w:right="100" w:firstLine="0" w:firstLineChars="0"/>
-              <w:rPr>
-                <w:rFonts w:ascii="Helvetica" w:hAnsi="Helvetica" w:eastAsia="Helvetica" w:cs="Helvetica"/>
-                <w:i w:val="false"/>
-                <w:b w:val="false"/>
-                <w:u w:val="none"/>
-                <w:sz w:val="22"/>
-                <w:szCs w:val="22"/>
-                <w:color w:val="000000"/>
-              </w:rPr>
-            </w:pPr>
-            <w:r>
-              <w:rPr>
-                <w:rFonts w:ascii="Helvetica" w:hAnsi="Helvetica" w:eastAsia="Helvetica" w:cs="Helvetica"/>
-                <w:i w:val="false"/>
-                <w:b w:val="false"/>
-                <w:u w:val="none"/>
-                <w:sz w:val="22"/>
-                <w:szCs w:val="22"/>
-                <w:color w:val="000000"/>
-              </w:rPr>
-              <w:t xml:space="preserve">0.01, 4.70</w:t>
+              <w:t xml:space="preserve">0.22</w:t>
+            </w:r>
+          </w:p>
+        </w:tc>
+        <w:tc>
+          <w:tcPr>
+            <w:tcBorders>
+              <w:bottom w:val="none" w:sz="0" w:space="0" w:color="000000"/>
+              <w:top w:val="none" w:sz="0" w:space="0" w:color="000000"/>
+              <w:left w:val="none" w:sz="0" w:space="0" w:color="000000"/>
+              <w:right w:val="none" w:sz="0" w:space="0" w:color="000000"/>
+            </w:tcBorders>
+            <w:shd w:val="clear" w:color="auto" w:fill="FFFFFF"/>
+            <w:tcMar>
+              <w:top w:w="0" w:type="dxa"/>
+              <w:bottom w:w="0" w:type="dxa"/>
+              <w:left w:w="0" w:type="dxa"/>
+              <w:right w:w="0" w:type="dxa"/>
+            </w:tcMar>
+            <w:vAlign w:val="top"/>
+          </w:tcPr>
+          <w:p>
+            <w:pPr>
+              <w:pStyle w:val="Normal"/>
+              <w:jc w:val="center"/>
+              <w:pBdr>
+                <w:bottom w:val="none" w:sz="0" w:space="0" w:color="000000"/>
+                <w:top w:val="none" w:sz="0" w:space="0" w:color="000000"/>
+                <w:left w:val="none" w:sz="0" w:space="0" w:color="000000"/>
+                <w:right w:val="none" w:sz="0" w:space="0" w:color="000000"/>
+              </w:pBdr>
+              <w:spacing w:after="100" w:before="100" w:line="240"/>
+              <w:ind w:left="100" w:right="100" w:firstLine="0" w:firstLineChars="0"/>
+              <w:rPr>
+                <w:rFonts w:ascii="Helvetica" w:hAnsi="Helvetica" w:eastAsia="Helvetica" w:cs="Helvetica"/>
+                <w:i w:val="false"/>
+                <w:b w:val="false"/>
+                <w:u w:val="none"/>
+                <w:sz w:val="22"/>
+                <w:szCs w:val="22"/>
+                <w:color w:val="000000"/>
+              </w:rPr>
+            </w:pPr>
+            <w:r>
+              <w:rPr>
+                <w:rFonts w:ascii="Helvetica" w:hAnsi="Helvetica" w:eastAsia="Helvetica" w:cs="Helvetica"/>
+                <w:i w:val="false"/>
+                <w:b w:val="false"/>
+                <w:u w:val="none"/>
+                <w:sz w:val="22"/>
+                <w:szCs w:val="22"/>
+                <w:color w:val="000000"/>
+              </w:rPr>
+              <w:t xml:space="preserve">0.01, 4.65</w:t>
             </w:r>
           </w:p>
         </w:tc>

--- a/docs/tables/auc3/sec6_aki_365.docx
+++ b/docs/tables/auc3/sec6_aki_365.docx
@@ -785,7 +785,7 @@
                 <w:szCs w:val="22"/>
                 <w:color w:val="000000"/>
               </w:rPr>
-              <w:t xml:space="preserve">egfr_diff_pct_per10</w:t>
+              <w:t xml:space="preserve">egfr_diff_pct_sens_per10</w:t>
             </w:r>
           </w:p>
         </w:tc>
@@ -891,7 +891,7 @@
                 <w:szCs w:val="22"/>
                 <w:color w:val="000000"/>
               </w:rPr>
-              <w:t xml:space="preserve">1.21</w:t>
+              <w:t xml:space="preserve">1.26</w:t>
             </w:r>
           </w:p>
         </w:tc>
@@ -944,7 +944,7 @@
                 <w:szCs w:val="22"/>
                 <w:color w:val="000000"/>
               </w:rPr>
-              <w:t xml:space="preserve">0.96, 1.53</w:t>
+              <w:t xml:space="preserve">0.98, 1.61</w:t>
             </w:r>
           </w:p>
         </w:tc>
@@ -997,7 +997,7 @@
                 <w:szCs w:val="22"/>
                 <w:color w:val="000000"/>
               </w:rPr>
-              <w:t xml:space="preserve">0.100</w:t>
+              <w:t xml:space="preserve">0.069</w:t>
             </w:r>
           </w:p>
         </w:tc>
@@ -1103,7 +1103,7 @@
                 <w:szCs w:val="22"/>
                 <w:color w:val="000000"/>
               </w:rPr>
-              <w:t xml:space="preserve">1.63</w:t>
+              <w:t xml:space="preserve">1.41</w:t>
             </w:r>
           </w:p>
         </w:tc>
@@ -1156,7 +1156,7 @@
                 <w:szCs w:val="22"/>
                 <w:color w:val="000000"/>
               </w:rPr>
-              <w:t xml:space="preserve">1.01, 2.62</w:t>
+              <w:t xml:space="preserve">0.91, 2.18</w:t>
             </w:r>
           </w:p>
         </w:tc>
@@ -1209,14 +1209,14 @@
                 <w:szCs w:val="22"/>
                 <w:color w:val="000000"/>
               </w:rPr>
-              <w:t xml:space="preserve">0.044</w:t>
+              <w:t xml:space="preserve">0.120</w:t>
             </w:r>
           </w:p>
         </w:tc>
       </w:tr>
       <w:tr>
         <w:trPr>
-          <w:trHeight w:val="597" w:hRule="auto"/>
+          <w:trHeight w:val="598" w:hRule="auto"/>
         </w:trPr>
         body 2
         <w:tc>
@@ -1586,113 +1586,113 @@
                 <w:szCs w:val="22"/>
                 <w:color w:val="000000"/>
               </w:rPr>
-              <w:t xml:space="preserve">1.07</w:t>
-            </w:r>
-          </w:p>
-        </w:tc>
-        <w:tc>
-          <w:tcPr>
-            <w:tcBorders>
-              <w:bottom w:val="none" w:sz="0" w:space="0" w:color="000000"/>
-              <w:top w:val="none" w:sz="0" w:space="0" w:color="000000"/>
-              <w:left w:val="none" w:sz="0" w:space="0" w:color="000000"/>
-              <w:right w:val="none" w:sz="0" w:space="0" w:color="000000"/>
-            </w:tcBorders>
-            <w:shd w:val="clear" w:color="auto" w:fill="FFFFFF"/>
-            <w:tcMar>
-              <w:top w:w="0" w:type="dxa"/>
-              <w:bottom w:w="0" w:type="dxa"/>
-              <w:left w:w="0" w:type="dxa"/>
-              <w:right w:w="0" w:type="dxa"/>
-            </w:tcMar>
-            <w:vAlign w:val="top"/>
-          </w:tcPr>
-          <w:p>
-            <w:pPr>
-              <w:pStyle w:val="Normal"/>
-              <w:jc w:val="center"/>
-              <w:pBdr>
-                <w:bottom w:val="none" w:sz="0" w:space="0" w:color="000000"/>
-                <w:top w:val="none" w:sz="0" w:space="0" w:color="000000"/>
-                <w:left w:val="none" w:sz="0" w:space="0" w:color="000000"/>
-                <w:right w:val="none" w:sz="0" w:space="0" w:color="000000"/>
-              </w:pBdr>
-              <w:spacing w:after="100" w:before="100" w:line="240"/>
-              <w:ind w:left="100" w:right="100" w:firstLine="0" w:firstLineChars="0"/>
-              <w:rPr>
-                <w:rFonts w:ascii="Helvetica" w:hAnsi="Helvetica" w:eastAsia="Helvetica" w:cs="Helvetica"/>
-                <w:i w:val="false"/>
-                <w:b w:val="false"/>
-                <w:u w:val="none"/>
-                <w:sz w:val="22"/>
-                <w:szCs w:val="22"/>
-                <w:color w:val="000000"/>
-              </w:rPr>
-            </w:pPr>
-            <w:r>
-              <w:rPr>
-                <w:rFonts w:ascii="Helvetica" w:hAnsi="Helvetica" w:eastAsia="Helvetica" w:cs="Helvetica"/>
-                <w:i w:val="false"/>
-                <w:b w:val="false"/>
-                <w:u w:val="none"/>
-                <w:sz w:val="22"/>
-                <w:szCs w:val="22"/>
-                <w:color w:val="000000"/>
-              </w:rPr>
-              <w:t xml:space="preserve">1.00, 1.13</w:t>
-            </w:r>
-          </w:p>
-        </w:tc>
-        <w:tc>
-          <w:tcPr>
-            <w:tcBorders>
-              <w:bottom w:val="none" w:sz="0" w:space="0" w:color="000000"/>
-              <w:top w:val="none" w:sz="0" w:space="0" w:color="000000"/>
-              <w:left w:val="none" w:sz="0" w:space="0" w:color="000000"/>
-              <w:right w:val="none" w:sz="0" w:space="0" w:color="000000"/>
-            </w:tcBorders>
-            <w:shd w:val="clear" w:color="auto" w:fill="FFFFFF"/>
-            <w:tcMar>
-              <w:top w:w="0" w:type="dxa"/>
-              <w:bottom w:w="0" w:type="dxa"/>
-              <w:left w:w="0" w:type="dxa"/>
-              <w:right w:w="0" w:type="dxa"/>
-            </w:tcMar>
-            <w:vAlign w:val="top"/>
-          </w:tcPr>
-          <w:p>
-            <w:pPr>
-              <w:pStyle w:val="Normal"/>
-              <w:jc w:val="center"/>
-              <w:pBdr>
-                <w:bottom w:val="none" w:sz="0" w:space="0" w:color="000000"/>
-                <w:top w:val="none" w:sz="0" w:space="0" w:color="000000"/>
-                <w:left w:val="none" w:sz="0" w:space="0" w:color="000000"/>
-                <w:right w:val="none" w:sz="0" w:space="0" w:color="000000"/>
-              </w:pBdr>
-              <w:spacing w:after="100" w:before="100" w:line="240"/>
-              <w:ind w:left="100" w:right="100" w:firstLine="0" w:firstLineChars="0"/>
-              <w:rPr>
-                <w:rFonts w:ascii="Helvetica" w:hAnsi="Helvetica" w:eastAsia="Helvetica" w:cs="Helvetica"/>
-                <w:i w:val="false"/>
-                <w:b w:val="false"/>
-                <w:u w:val="none"/>
-                <w:sz w:val="22"/>
-                <w:szCs w:val="22"/>
-                <w:color w:val="000000"/>
-              </w:rPr>
-            </w:pPr>
-            <w:r>
-              <w:rPr>
-                <w:rFonts w:ascii="Helvetica" w:hAnsi="Helvetica" w:eastAsia="Helvetica" w:cs="Helvetica"/>
-                <w:i w:val="false"/>
-                <w:b w:val="false"/>
-                <w:u w:val="none"/>
-                <w:sz w:val="22"/>
-                <w:szCs w:val="22"/>
-                <w:color w:val="000000"/>
-              </w:rPr>
-              <w:t xml:space="preserve">0.045</w:t>
+              <w:t xml:space="preserve">1.03</w:t>
+            </w:r>
+          </w:p>
+        </w:tc>
+        <w:tc>
+          <w:tcPr>
+            <w:tcBorders>
+              <w:bottom w:val="none" w:sz="0" w:space="0" w:color="000000"/>
+              <w:top w:val="none" w:sz="0" w:space="0" w:color="000000"/>
+              <w:left w:val="none" w:sz="0" w:space="0" w:color="000000"/>
+              <w:right w:val="none" w:sz="0" w:space="0" w:color="000000"/>
+            </w:tcBorders>
+            <w:shd w:val="clear" w:color="auto" w:fill="FFFFFF"/>
+            <w:tcMar>
+              <w:top w:w="0" w:type="dxa"/>
+              <w:bottom w:w="0" w:type="dxa"/>
+              <w:left w:w="0" w:type="dxa"/>
+              <w:right w:w="0" w:type="dxa"/>
+            </w:tcMar>
+            <w:vAlign w:val="top"/>
+          </w:tcPr>
+          <w:p>
+            <w:pPr>
+              <w:pStyle w:val="Normal"/>
+              <w:jc w:val="center"/>
+              <w:pBdr>
+                <w:bottom w:val="none" w:sz="0" w:space="0" w:color="000000"/>
+                <w:top w:val="none" w:sz="0" w:space="0" w:color="000000"/>
+                <w:left w:val="none" w:sz="0" w:space="0" w:color="000000"/>
+                <w:right w:val="none" w:sz="0" w:space="0" w:color="000000"/>
+              </w:pBdr>
+              <w:spacing w:after="100" w:before="100" w:line="240"/>
+              <w:ind w:left="100" w:right="100" w:firstLine="0" w:firstLineChars="0"/>
+              <w:rPr>
+                <w:rFonts w:ascii="Helvetica" w:hAnsi="Helvetica" w:eastAsia="Helvetica" w:cs="Helvetica"/>
+                <w:i w:val="false"/>
+                <w:b w:val="false"/>
+                <w:u w:val="none"/>
+                <w:sz w:val="22"/>
+                <w:szCs w:val="22"/>
+                <w:color w:val="000000"/>
+              </w:rPr>
+            </w:pPr>
+            <w:r>
+              <w:rPr>
+                <w:rFonts w:ascii="Helvetica" w:hAnsi="Helvetica" w:eastAsia="Helvetica" w:cs="Helvetica"/>
+                <w:i w:val="false"/>
+                <w:b w:val="false"/>
+                <w:u w:val="none"/>
+                <w:sz w:val="22"/>
+                <w:szCs w:val="22"/>
+                <w:color w:val="000000"/>
+              </w:rPr>
+              <w:t xml:space="preserve">0.96, 1.11</w:t>
+            </w:r>
+          </w:p>
+        </w:tc>
+        <w:tc>
+          <w:tcPr>
+            <w:tcBorders>
+              <w:bottom w:val="none" w:sz="0" w:space="0" w:color="000000"/>
+              <w:top w:val="none" w:sz="0" w:space="0" w:color="000000"/>
+              <w:left w:val="none" w:sz="0" w:space="0" w:color="000000"/>
+              <w:right w:val="none" w:sz="0" w:space="0" w:color="000000"/>
+            </w:tcBorders>
+            <w:shd w:val="clear" w:color="auto" w:fill="FFFFFF"/>
+            <w:tcMar>
+              <w:top w:w="0" w:type="dxa"/>
+              <w:bottom w:w="0" w:type="dxa"/>
+              <w:left w:w="0" w:type="dxa"/>
+              <w:right w:w="0" w:type="dxa"/>
+            </w:tcMar>
+            <w:vAlign w:val="top"/>
+          </w:tcPr>
+          <w:p>
+            <w:pPr>
+              <w:pStyle w:val="Normal"/>
+              <w:jc w:val="center"/>
+              <w:pBdr>
+                <w:bottom w:val="none" w:sz="0" w:space="0" w:color="000000"/>
+                <w:top w:val="none" w:sz="0" w:space="0" w:color="000000"/>
+                <w:left w:val="none" w:sz="0" w:space="0" w:color="000000"/>
+                <w:right w:val="none" w:sz="0" w:space="0" w:color="000000"/>
+              </w:pBdr>
+              <w:spacing w:after="100" w:before="100" w:line="240"/>
+              <w:ind w:left="100" w:right="100" w:firstLine="0" w:firstLineChars="0"/>
+              <w:rPr>
+                <w:rFonts w:ascii="Helvetica" w:hAnsi="Helvetica" w:eastAsia="Helvetica" w:cs="Helvetica"/>
+                <w:i w:val="false"/>
+                <w:b w:val="false"/>
+                <w:u w:val="none"/>
+                <w:sz w:val="22"/>
+                <w:szCs w:val="22"/>
+                <w:color w:val="000000"/>
+              </w:rPr>
+            </w:pPr>
+            <w:r>
+              <w:rPr>
+                <w:rFonts w:ascii="Helvetica" w:hAnsi="Helvetica" w:eastAsia="Helvetica" w:cs="Helvetica"/>
+                <w:i w:val="false"/>
+                <w:b w:val="false"/>
+                <w:u w:val="none"/>
+                <w:sz w:val="22"/>
+                <w:szCs w:val="22"/>
+                <w:color w:val="000000"/>
+              </w:rPr>
+              <w:t xml:space="preserve">0.380</w:t>
             </w:r>
           </w:p>
         </w:tc>
@@ -3035,113 +3035,113 @@
                 <w:szCs w:val="22"/>
                 <w:color w:val="000000"/>
               </w:rPr>
-              <w:t xml:space="preserve">3.64</w:t>
-            </w:r>
-          </w:p>
-        </w:tc>
-        <w:tc>
-          <w:tcPr>
-            <w:tcBorders>
-              <w:bottom w:val="none" w:sz="0" w:space="0" w:color="000000"/>
-              <w:top w:val="none" w:sz="0" w:space="0" w:color="000000"/>
-              <w:left w:val="none" w:sz="0" w:space="0" w:color="000000"/>
-              <w:right w:val="none" w:sz="0" w:space="0" w:color="000000"/>
-            </w:tcBorders>
-            <w:shd w:val="clear" w:color="auto" w:fill="FFFFFF"/>
-            <w:tcMar>
-              <w:top w:w="0" w:type="dxa"/>
-              <w:bottom w:w="0" w:type="dxa"/>
-              <w:left w:w="0" w:type="dxa"/>
-              <w:right w:w="0" w:type="dxa"/>
-            </w:tcMar>
-            <w:vAlign w:val="top"/>
-          </w:tcPr>
-          <w:p>
-            <w:pPr>
-              <w:pStyle w:val="Normal"/>
-              <w:jc w:val="center"/>
-              <w:pBdr>
-                <w:bottom w:val="none" w:sz="0" w:space="0" w:color="000000"/>
-                <w:top w:val="none" w:sz="0" w:space="0" w:color="000000"/>
-                <w:left w:val="none" w:sz="0" w:space="0" w:color="000000"/>
-                <w:right w:val="none" w:sz="0" w:space="0" w:color="000000"/>
-              </w:pBdr>
-              <w:spacing w:after="100" w:before="100" w:line="240"/>
-              <w:ind w:left="100" w:right="100" w:firstLine="0" w:firstLineChars="0"/>
-              <w:rPr>
-                <w:rFonts w:ascii="Helvetica" w:hAnsi="Helvetica" w:eastAsia="Helvetica" w:cs="Helvetica"/>
-                <w:i w:val="false"/>
-                <w:b w:val="false"/>
-                <w:u w:val="none"/>
-                <w:sz w:val="22"/>
-                <w:szCs w:val="22"/>
-                <w:color w:val="000000"/>
-              </w:rPr>
-            </w:pPr>
-            <w:r>
-              <w:rPr>
-                <w:rFonts w:ascii="Helvetica" w:hAnsi="Helvetica" w:eastAsia="Helvetica" w:cs="Helvetica"/>
-                <w:i w:val="false"/>
-                <w:b w:val="false"/>
-                <w:u w:val="none"/>
-                <w:sz w:val="22"/>
-                <w:szCs w:val="22"/>
-                <w:color w:val="000000"/>
-              </w:rPr>
-              <w:t xml:space="preserve">0.33, 40.4</w:t>
-            </w:r>
-          </w:p>
-        </w:tc>
-        <w:tc>
-          <w:tcPr>
-            <w:tcBorders>
-              <w:bottom w:val="none" w:sz="0" w:space="0" w:color="000000"/>
-              <w:top w:val="none" w:sz="0" w:space="0" w:color="000000"/>
-              <w:left w:val="none" w:sz="0" w:space="0" w:color="000000"/>
-              <w:right w:val="none" w:sz="0" w:space="0" w:color="000000"/>
-            </w:tcBorders>
-            <w:shd w:val="clear" w:color="auto" w:fill="FFFFFF"/>
-            <w:tcMar>
-              <w:top w:w="0" w:type="dxa"/>
-              <w:bottom w:w="0" w:type="dxa"/>
-              <w:left w:w="0" w:type="dxa"/>
-              <w:right w:w="0" w:type="dxa"/>
-            </w:tcMar>
-            <w:vAlign w:val="top"/>
-          </w:tcPr>
-          <w:p>
-            <w:pPr>
-              <w:pStyle w:val="Normal"/>
-              <w:jc w:val="center"/>
-              <w:pBdr>
-                <w:bottom w:val="none" w:sz="0" w:space="0" w:color="000000"/>
-                <w:top w:val="none" w:sz="0" w:space="0" w:color="000000"/>
-                <w:left w:val="none" w:sz="0" w:space="0" w:color="000000"/>
-                <w:right w:val="none" w:sz="0" w:space="0" w:color="000000"/>
-              </w:pBdr>
-              <w:spacing w:after="100" w:before="100" w:line="240"/>
-              <w:ind w:left="100" w:right="100" w:firstLine="0" w:firstLineChars="0"/>
-              <w:rPr>
-                <w:rFonts w:ascii="Helvetica" w:hAnsi="Helvetica" w:eastAsia="Helvetica" w:cs="Helvetica"/>
-                <w:i w:val="false"/>
-                <w:b w:val="false"/>
-                <w:u w:val="none"/>
-                <w:sz w:val="22"/>
-                <w:szCs w:val="22"/>
-                <w:color w:val="000000"/>
-              </w:rPr>
-            </w:pPr>
-            <w:r>
-              <w:rPr>
-                <w:rFonts w:ascii="Helvetica" w:hAnsi="Helvetica" w:eastAsia="Helvetica" w:cs="Helvetica"/>
-                <w:i w:val="false"/>
-                <w:b w:val="false"/>
-                <w:u w:val="none"/>
-                <w:sz w:val="22"/>
-                <w:szCs w:val="22"/>
-                <w:color w:val="000000"/>
-              </w:rPr>
-              <w:t xml:space="preserve">0.290</w:t>
+              <w:t xml:space="preserve">2.01</w:t>
+            </w:r>
+          </w:p>
+        </w:tc>
+        <w:tc>
+          <w:tcPr>
+            <w:tcBorders>
+              <w:bottom w:val="none" w:sz="0" w:space="0" w:color="000000"/>
+              <w:top w:val="none" w:sz="0" w:space="0" w:color="000000"/>
+              <w:left w:val="none" w:sz="0" w:space="0" w:color="000000"/>
+              <w:right w:val="none" w:sz="0" w:space="0" w:color="000000"/>
+            </w:tcBorders>
+            <w:shd w:val="clear" w:color="auto" w:fill="FFFFFF"/>
+            <w:tcMar>
+              <w:top w:w="0" w:type="dxa"/>
+              <w:bottom w:w="0" w:type="dxa"/>
+              <w:left w:w="0" w:type="dxa"/>
+              <w:right w:w="0" w:type="dxa"/>
+            </w:tcMar>
+            <w:vAlign w:val="top"/>
+          </w:tcPr>
+          <w:p>
+            <w:pPr>
+              <w:pStyle w:val="Normal"/>
+              <w:jc w:val="center"/>
+              <w:pBdr>
+                <w:bottom w:val="none" w:sz="0" w:space="0" w:color="000000"/>
+                <w:top w:val="none" w:sz="0" w:space="0" w:color="000000"/>
+                <w:left w:val="none" w:sz="0" w:space="0" w:color="000000"/>
+                <w:right w:val="none" w:sz="0" w:space="0" w:color="000000"/>
+              </w:pBdr>
+              <w:spacing w:after="100" w:before="100" w:line="240"/>
+              <w:ind w:left="100" w:right="100" w:firstLine="0" w:firstLineChars="0"/>
+              <w:rPr>
+                <w:rFonts w:ascii="Helvetica" w:hAnsi="Helvetica" w:eastAsia="Helvetica" w:cs="Helvetica"/>
+                <w:i w:val="false"/>
+                <w:b w:val="false"/>
+                <w:u w:val="none"/>
+                <w:sz w:val="22"/>
+                <w:szCs w:val="22"/>
+                <w:color w:val="000000"/>
+              </w:rPr>
+            </w:pPr>
+            <w:r>
+              <w:rPr>
+                <w:rFonts w:ascii="Helvetica" w:hAnsi="Helvetica" w:eastAsia="Helvetica" w:cs="Helvetica"/>
+                <w:i w:val="false"/>
+                <w:b w:val="false"/>
+                <w:u w:val="none"/>
+                <w:sz w:val="22"/>
+                <w:szCs w:val="22"/>
+                <w:color w:val="000000"/>
+              </w:rPr>
+              <w:t xml:space="preserve">0.20, 20.4</w:t>
+            </w:r>
+          </w:p>
+        </w:tc>
+        <w:tc>
+          <w:tcPr>
+            <w:tcBorders>
+              <w:bottom w:val="none" w:sz="0" w:space="0" w:color="000000"/>
+              <w:top w:val="none" w:sz="0" w:space="0" w:color="000000"/>
+              <w:left w:val="none" w:sz="0" w:space="0" w:color="000000"/>
+              <w:right w:val="none" w:sz="0" w:space="0" w:color="000000"/>
+            </w:tcBorders>
+            <w:shd w:val="clear" w:color="auto" w:fill="FFFFFF"/>
+            <w:tcMar>
+              <w:top w:w="0" w:type="dxa"/>
+              <w:bottom w:w="0" w:type="dxa"/>
+              <w:left w:w="0" w:type="dxa"/>
+              <w:right w:w="0" w:type="dxa"/>
+            </w:tcMar>
+            <w:vAlign w:val="top"/>
+          </w:tcPr>
+          <w:p>
+            <w:pPr>
+              <w:pStyle w:val="Normal"/>
+              <w:jc w:val="center"/>
+              <w:pBdr>
+                <w:bottom w:val="none" w:sz="0" w:space="0" w:color="000000"/>
+                <w:top w:val="none" w:sz="0" w:space="0" w:color="000000"/>
+                <w:left w:val="none" w:sz="0" w:space="0" w:color="000000"/>
+                <w:right w:val="none" w:sz="0" w:space="0" w:color="000000"/>
+              </w:pBdr>
+              <w:spacing w:after="100" w:before="100" w:line="240"/>
+              <w:ind w:left="100" w:right="100" w:firstLine="0" w:firstLineChars="0"/>
+              <w:rPr>
+                <w:rFonts w:ascii="Helvetica" w:hAnsi="Helvetica" w:eastAsia="Helvetica" w:cs="Helvetica"/>
+                <w:i w:val="false"/>
+                <w:b w:val="false"/>
+                <w:u w:val="none"/>
+                <w:sz w:val="22"/>
+                <w:szCs w:val="22"/>
+                <w:color w:val="000000"/>
+              </w:rPr>
+            </w:pPr>
+            <w:r>
+              <w:rPr>
+                <w:rFonts w:ascii="Helvetica" w:hAnsi="Helvetica" w:eastAsia="Helvetica" w:cs="Helvetica"/>
+                <w:i w:val="false"/>
+                <w:b w:val="false"/>
+                <w:u w:val="none"/>
+                <w:sz w:val="22"/>
+                <w:szCs w:val="22"/>
+                <w:color w:val="000000"/>
+              </w:rPr>
+              <w:t xml:space="preserve">0.550</w:t>
             </w:r>
           </w:p>
         </w:tc>
@@ -3518,113 +3518,113 @@
                 <w:szCs w:val="22"/>
                 <w:color w:val="000000"/>
               </w:rPr>
-              <w:t xml:space="preserve">1.02</w:t>
-            </w:r>
-          </w:p>
-        </w:tc>
-        <w:tc>
-          <w:tcPr>
-            <w:tcBorders>
-              <w:bottom w:val="none" w:sz="0" w:space="0" w:color="000000"/>
-              <w:top w:val="none" w:sz="0" w:space="0" w:color="000000"/>
-              <w:left w:val="none" w:sz="0" w:space="0" w:color="000000"/>
-              <w:right w:val="none" w:sz="0" w:space="0" w:color="000000"/>
-            </w:tcBorders>
-            <w:shd w:val="clear" w:color="auto" w:fill="FFFFFF"/>
-            <w:tcMar>
-              <w:top w:w="0" w:type="dxa"/>
-              <w:bottom w:w="0" w:type="dxa"/>
-              <w:left w:w="0" w:type="dxa"/>
-              <w:right w:w="0" w:type="dxa"/>
-            </w:tcMar>
-            <w:vAlign w:val="top"/>
-          </w:tcPr>
-          <w:p>
-            <w:pPr>
-              <w:pStyle w:val="Normal"/>
-              <w:jc w:val="center"/>
-              <w:pBdr>
-                <w:bottom w:val="none" w:sz="0" w:space="0" w:color="000000"/>
-                <w:top w:val="none" w:sz="0" w:space="0" w:color="000000"/>
-                <w:left w:val="none" w:sz="0" w:space="0" w:color="000000"/>
-                <w:right w:val="none" w:sz="0" w:space="0" w:color="000000"/>
-              </w:pBdr>
-              <w:spacing w:after="100" w:before="100" w:line="240"/>
-              <w:ind w:left="100" w:right="100" w:firstLine="0" w:firstLineChars="0"/>
-              <w:rPr>
-                <w:rFonts w:ascii="Helvetica" w:hAnsi="Helvetica" w:eastAsia="Helvetica" w:cs="Helvetica"/>
-                <w:i w:val="false"/>
-                <w:b w:val="false"/>
-                <w:u w:val="none"/>
-                <w:sz w:val="22"/>
-                <w:szCs w:val="22"/>
-                <w:color w:val="000000"/>
-              </w:rPr>
-            </w:pPr>
-            <w:r>
-              <w:rPr>
-                <w:rFonts w:ascii="Helvetica" w:hAnsi="Helvetica" w:eastAsia="Helvetica" w:cs="Helvetica"/>
-                <w:i w:val="false"/>
-                <w:b w:val="false"/>
-                <w:u w:val="none"/>
-                <w:sz w:val="22"/>
-                <w:szCs w:val="22"/>
-                <w:color w:val="000000"/>
-              </w:rPr>
-              <w:t xml:space="preserve">0.76, 1.38</w:t>
-            </w:r>
-          </w:p>
-        </w:tc>
-        <w:tc>
-          <w:tcPr>
-            <w:tcBorders>
-              <w:bottom w:val="none" w:sz="0" w:space="0" w:color="000000"/>
-              <w:top w:val="none" w:sz="0" w:space="0" w:color="000000"/>
-              <w:left w:val="none" w:sz="0" w:space="0" w:color="000000"/>
-              <w:right w:val="none" w:sz="0" w:space="0" w:color="000000"/>
-            </w:tcBorders>
-            <w:shd w:val="clear" w:color="auto" w:fill="FFFFFF"/>
-            <w:tcMar>
-              <w:top w:w="0" w:type="dxa"/>
-              <w:bottom w:w="0" w:type="dxa"/>
-              <w:left w:w="0" w:type="dxa"/>
-              <w:right w:w="0" w:type="dxa"/>
-            </w:tcMar>
-            <w:vAlign w:val="top"/>
-          </w:tcPr>
-          <w:p>
-            <w:pPr>
-              <w:pStyle w:val="Normal"/>
-              <w:jc w:val="center"/>
-              <w:pBdr>
-                <w:bottom w:val="none" w:sz="0" w:space="0" w:color="000000"/>
-                <w:top w:val="none" w:sz="0" w:space="0" w:color="000000"/>
-                <w:left w:val="none" w:sz="0" w:space="0" w:color="000000"/>
-                <w:right w:val="none" w:sz="0" w:space="0" w:color="000000"/>
-              </w:pBdr>
-              <w:spacing w:after="100" w:before="100" w:line="240"/>
-              <w:ind w:left="100" w:right="100" w:firstLine="0" w:firstLineChars="0"/>
-              <w:rPr>
-                <w:rFonts w:ascii="Helvetica" w:hAnsi="Helvetica" w:eastAsia="Helvetica" w:cs="Helvetica"/>
-                <w:i w:val="false"/>
-                <w:b w:val="false"/>
-                <w:u w:val="none"/>
-                <w:sz w:val="22"/>
-                <w:szCs w:val="22"/>
-                <w:color w:val="000000"/>
-              </w:rPr>
-            </w:pPr>
-            <w:r>
-              <w:rPr>
-                <w:rFonts w:ascii="Helvetica" w:hAnsi="Helvetica" w:eastAsia="Helvetica" w:cs="Helvetica"/>
-                <w:i w:val="false"/>
-                <w:b w:val="false"/>
-                <w:u w:val="none"/>
-                <w:sz w:val="22"/>
-                <w:szCs w:val="22"/>
-                <w:color w:val="000000"/>
-              </w:rPr>
-              <w:t xml:space="preserve">0.880</w:t>
+              <w:t xml:space="preserve">1.01</w:t>
+            </w:r>
+          </w:p>
+        </w:tc>
+        <w:tc>
+          <w:tcPr>
+            <w:tcBorders>
+              <w:bottom w:val="none" w:sz="0" w:space="0" w:color="000000"/>
+              <w:top w:val="none" w:sz="0" w:space="0" w:color="000000"/>
+              <w:left w:val="none" w:sz="0" w:space="0" w:color="000000"/>
+              <w:right w:val="none" w:sz="0" w:space="0" w:color="000000"/>
+            </w:tcBorders>
+            <w:shd w:val="clear" w:color="auto" w:fill="FFFFFF"/>
+            <w:tcMar>
+              <w:top w:w="0" w:type="dxa"/>
+              <w:bottom w:w="0" w:type="dxa"/>
+              <w:left w:w="0" w:type="dxa"/>
+              <w:right w:w="0" w:type="dxa"/>
+            </w:tcMar>
+            <w:vAlign w:val="top"/>
+          </w:tcPr>
+          <w:p>
+            <w:pPr>
+              <w:pStyle w:val="Normal"/>
+              <w:jc w:val="center"/>
+              <w:pBdr>
+                <w:bottom w:val="none" w:sz="0" w:space="0" w:color="000000"/>
+                <w:top w:val="none" w:sz="0" w:space="0" w:color="000000"/>
+                <w:left w:val="none" w:sz="0" w:space="0" w:color="000000"/>
+                <w:right w:val="none" w:sz="0" w:space="0" w:color="000000"/>
+              </w:pBdr>
+              <w:spacing w:after="100" w:before="100" w:line="240"/>
+              <w:ind w:left="100" w:right="100" w:firstLine="0" w:firstLineChars="0"/>
+              <w:rPr>
+                <w:rFonts w:ascii="Helvetica" w:hAnsi="Helvetica" w:eastAsia="Helvetica" w:cs="Helvetica"/>
+                <w:i w:val="false"/>
+                <w:b w:val="false"/>
+                <w:u w:val="none"/>
+                <w:sz w:val="22"/>
+                <w:szCs w:val="22"/>
+                <w:color w:val="000000"/>
+              </w:rPr>
+            </w:pPr>
+            <w:r>
+              <w:rPr>
+                <w:rFonts w:ascii="Helvetica" w:hAnsi="Helvetica" w:eastAsia="Helvetica" w:cs="Helvetica"/>
+                <w:i w:val="false"/>
+                <w:b w:val="false"/>
+                <w:u w:val="none"/>
+                <w:sz w:val="22"/>
+                <w:szCs w:val="22"/>
+                <w:color w:val="000000"/>
+              </w:rPr>
+              <w:t xml:space="preserve">0.75, 1.37</w:t>
+            </w:r>
+          </w:p>
+        </w:tc>
+        <w:tc>
+          <w:tcPr>
+            <w:tcBorders>
+              <w:bottom w:val="none" w:sz="0" w:space="0" w:color="000000"/>
+              <w:top w:val="none" w:sz="0" w:space="0" w:color="000000"/>
+              <w:left w:val="none" w:sz="0" w:space="0" w:color="000000"/>
+              <w:right w:val="none" w:sz="0" w:space="0" w:color="000000"/>
+            </w:tcBorders>
+            <w:shd w:val="clear" w:color="auto" w:fill="FFFFFF"/>
+            <w:tcMar>
+              <w:top w:w="0" w:type="dxa"/>
+              <w:bottom w:w="0" w:type="dxa"/>
+              <w:left w:w="0" w:type="dxa"/>
+              <w:right w:w="0" w:type="dxa"/>
+            </w:tcMar>
+            <w:vAlign w:val="top"/>
+          </w:tcPr>
+          <w:p>
+            <w:pPr>
+              <w:pStyle w:val="Normal"/>
+              <w:jc w:val="center"/>
+              <w:pBdr>
+                <w:bottom w:val="none" w:sz="0" w:space="0" w:color="000000"/>
+                <w:top w:val="none" w:sz="0" w:space="0" w:color="000000"/>
+                <w:left w:val="none" w:sz="0" w:space="0" w:color="000000"/>
+                <w:right w:val="none" w:sz="0" w:space="0" w:color="000000"/>
+              </w:pBdr>
+              <w:spacing w:after="100" w:before="100" w:line="240"/>
+              <w:ind w:left="100" w:right="100" w:firstLine="0" w:firstLineChars="0"/>
+              <w:rPr>
+                <w:rFonts w:ascii="Helvetica" w:hAnsi="Helvetica" w:eastAsia="Helvetica" w:cs="Helvetica"/>
+                <w:i w:val="false"/>
+                <w:b w:val="false"/>
+                <w:u w:val="none"/>
+                <w:sz w:val="22"/>
+                <w:szCs w:val="22"/>
+                <w:color w:val="000000"/>
+              </w:rPr>
+            </w:pPr>
+            <w:r>
+              <w:rPr>
+                <w:rFonts w:ascii="Helvetica" w:hAnsi="Helvetica" w:eastAsia="Helvetica" w:cs="Helvetica"/>
+                <w:i w:val="false"/>
+                <w:b w:val="false"/>
+                <w:u w:val="none"/>
+                <w:sz w:val="22"/>
+                <w:szCs w:val="22"/>
+                <w:color w:val="000000"/>
+              </w:rPr>
+              <w:t xml:space="preserve">0.940</w:t>
             </w:r>
           </w:p>
         </w:tc>
@@ -4967,113 +4967,113 @@
                 <w:szCs w:val="22"/>
                 <w:color w:val="000000"/>
               </w:rPr>
-              <w:t xml:space="preserve">0.99</w:t>
-            </w:r>
-          </w:p>
-        </w:tc>
-        <w:tc>
-          <w:tcPr>
-            <w:tcBorders>
-              <w:bottom w:val="none" w:sz="0" w:space="0" w:color="000000"/>
-              <w:top w:val="none" w:sz="0" w:space="0" w:color="000000"/>
-              <w:left w:val="none" w:sz="0" w:space="0" w:color="000000"/>
-              <w:right w:val="none" w:sz="0" w:space="0" w:color="000000"/>
-            </w:tcBorders>
-            <w:shd w:val="clear" w:color="auto" w:fill="FFFFFF"/>
-            <w:tcMar>
-              <w:top w:w="0" w:type="dxa"/>
-              <w:bottom w:w="0" w:type="dxa"/>
-              <w:left w:w="0" w:type="dxa"/>
-              <w:right w:w="0" w:type="dxa"/>
-            </w:tcMar>
-            <w:vAlign w:val="top"/>
-          </w:tcPr>
-          <w:p>
-            <w:pPr>
-              <w:pStyle w:val="Normal"/>
-              <w:jc w:val="center"/>
-              <w:pBdr>
-                <w:bottom w:val="none" w:sz="0" w:space="0" w:color="000000"/>
-                <w:top w:val="none" w:sz="0" w:space="0" w:color="000000"/>
-                <w:left w:val="none" w:sz="0" w:space="0" w:color="000000"/>
-                <w:right w:val="none" w:sz="0" w:space="0" w:color="000000"/>
-              </w:pBdr>
-              <w:spacing w:after="100" w:before="100" w:line="240"/>
-              <w:ind w:left="100" w:right="100" w:firstLine="0" w:firstLineChars="0"/>
-              <w:rPr>
-                <w:rFonts w:ascii="Helvetica" w:hAnsi="Helvetica" w:eastAsia="Helvetica" w:cs="Helvetica"/>
-                <w:i w:val="false"/>
-                <w:b w:val="false"/>
-                <w:u w:val="none"/>
-                <w:sz w:val="22"/>
-                <w:szCs w:val="22"/>
-                <w:color w:val="000000"/>
-              </w:rPr>
-            </w:pPr>
-            <w:r>
-              <w:rPr>
-                <w:rFonts w:ascii="Helvetica" w:hAnsi="Helvetica" w:eastAsia="Helvetica" w:cs="Helvetica"/>
-                <w:i w:val="false"/>
-                <w:b w:val="false"/>
-                <w:u w:val="none"/>
-                <w:sz w:val="22"/>
-                <w:szCs w:val="22"/>
-                <w:color w:val="000000"/>
-              </w:rPr>
-              <w:t xml:space="preserve">0.17, 5.80</w:t>
-            </w:r>
-          </w:p>
-        </w:tc>
-        <w:tc>
-          <w:tcPr>
-            <w:tcBorders>
-              <w:bottom w:val="none" w:sz="0" w:space="0" w:color="000000"/>
-              <w:top w:val="none" w:sz="0" w:space="0" w:color="000000"/>
-              <w:left w:val="none" w:sz="0" w:space="0" w:color="000000"/>
-              <w:right w:val="none" w:sz="0" w:space="0" w:color="000000"/>
-            </w:tcBorders>
-            <w:shd w:val="clear" w:color="auto" w:fill="FFFFFF"/>
-            <w:tcMar>
-              <w:top w:w="0" w:type="dxa"/>
-              <w:bottom w:w="0" w:type="dxa"/>
-              <w:left w:w="0" w:type="dxa"/>
-              <w:right w:w="0" w:type="dxa"/>
-            </w:tcMar>
-            <w:vAlign w:val="top"/>
-          </w:tcPr>
-          <w:p>
-            <w:pPr>
-              <w:pStyle w:val="Normal"/>
-              <w:jc w:val="center"/>
-              <w:pBdr>
-                <w:bottom w:val="none" w:sz="0" w:space="0" w:color="000000"/>
-                <w:top w:val="none" w:sz="0" w:space="0" w:color="000000"/>
-                <w:left w:val="none" w:sz="0" w:space="0" w:color="000000"/>
-                <w:right w:val="none" w:sz="0" w:space="0" w:color="000000"/>
-              </w:pBdr>
-              <w:spacing w:after="100" w:before="100" w:line="240"/>
-              <w:ind w:left="100" w:right="100" w:firstLine="0" w:firstLineChars="0"/>
-              <w:rPr>
-                <w:rFonts w:ascii="Helvetica" w:hAnsi="Helvetica" w:eastAsia="Helvetica" w:cs="Helvetica"/>
-                <w:i w:val="false"/>
-                <w:b w:val="false"/>
-                <w:u w:val="none"/>
-                <w:sz w:val="22"/>
-                <w:szCs w:val="22"/>
-                <w:color w:val="000000"/>
-              </w:rPr>
-            </w:pPr>
-            <w:r>
-              <w:rPr>
-                <w:rFonts w:ascii="Helvetica" w:hAnsi="Helvetica" w:eastAsia="Helvetica" w:cs="Helvetica"/>
-                <w:i w:val="false"/>
-                <w:b w:val="false"/>
-                <w:u w:val="none"/>
-                <w:sz w:val="22"/>
-                <w:szCs w:val="22"/>
-                <w:color w:val="000000"/>
-              </w:rPr>
-              <w:t xml:space="preserve">0.990</w:t>
+              <w:t xml:space="preserve">1.28</w:t>
+            </w:r>
+          </w:p>
+        </w:tc>
+        <w:tc>
+          <w:tcPr>
+            <w:tcBorders>
+              <w:bottom w:val="none" w:sz="0" w:space="0" w:color="000000"/>
+              <w:top w:val="none" w:sz="0" w:space="0" w:color="000000"/>
+              <w:left w:val="none" w:sz="0" w:space="0" w:color="000000"/>
+              <w:right w:val="none" w:sz="0" w:space="0" w:color="000000"/>
+            </w:tcBorders>
+            <w:shd w:val="clear" w:color="auto" w:fill="FFFFFF"/>
+            <w:tcMar>
+              <w:top w:w="0" w:type="dxa"/>
+              <w:bottom w:w="0" w:type="dxa"/>
+              <w:left w:w="0" w:type="dxa"/>
+              <w:right w:w="0" w:type="dxa"/>
+            </w:tcMar>
+            <w:vAlign w:val="top"/>
+          </w:tcPr>
+          <w:p>
+            <w:pPr>
+              <w:pStyle w:val="Normal"/>
+              <w:jc w:val="center"/>
+              <w:pBdr>
+                <w:bottom w:val="none" w:sz="0" w:space="0" w:color="000000"/>
+                <w:top w:val="none" w:sz="0" w:space="0" w:color="000000"/>
+                <w:left w:val="none" w:sz="0" w:space="0" w:color="000000"/>
+                <w:right w:val="none" w:sz="0" w:space="0" w:color="000000"/>
+              </w:pBdr>
+              <w:spacing w:after="100" w:before="100" w:line="240"/>
+              <w:ind w:left="100" w:right="100" w:firstLine="0" w:firstLineChars="0"/>
+              <w:rPr>
+                <w:rFonts w:ascii="Helvetica" w:hAnsi="Helvetica" w:eastAsia="Helvetica" w:cs="Helvetica"/>
+                <w:i w:val="false"/>
+                <w:b w:val="false"/>
+                <w:u w:val="none"/>
+                <w:sz w:val="22"/>
+                <w:szCs w:val="22"/>
+                <w:color w:val="000000"/>
+              </w:rPr>
+            </w:pPr>
+            <w:r>
+              <w:rPr>
+                <w:rFonts w:ascii="Helvetica" w:hAnsi="Helvetica" w:eastAsia="Helvetica" w:cs="Helvetica"/>
+                <w:i w:val="false"/>
+                <w:b w:val="false"/>
+                <w:u w:val="none"/>
+                <w:sz w:val="22"/>
+                <w:szCs w:val="22"/>
+                <w:color w:val="000000"/>
+              </w:rPr>
+              <w:t xml:space="preserve">0.24, 6.77</w:t>
+            </w:r>
+          </w:p>
+        </w:tc>
+        <w:tc>
+          <w:tcPr>
+            <w:tcBorders>
+              <w:bottom w:val="none" w:sz="0" w:space="0" w:color="000000"/>
+              <w:top w:val="none" w:sz="0" w:space="0" w:color="000000"/>
+              <w:left w:val="none" w:sz="0" w:space="0" w:color="000000"/>
+              <w:right w:val="none" w:sz="0" w:space="0" w:color="000000"/>
+            </w:tcBorders>
+            <w:shd w:val="clear" w:color="auto" w:fill="FFFFFF"/>
+            <w:tcMar>
+              <w:top w:w="0" w:type="dxa"/>
+              <w:bottom w:w="0" w:type="dxa"/>
+              <w:left w:w="0" w:type="dxa"/>
+              <w:right w:w="0" w:type="dxa"/>
+            </w:tcMar>
+            <w:vAlign w:val="top"/>
+          </w:tcPr>
+          <w:p>
+            <w:pPr>
+              <w:pStyle w:val="Normal"/>
+              <w:jc w:val="center"/>
+              <w:pBdr>
+                <w:bottom w:val="none" w:sz="0" w:space="0" w:color="000000"/>
+                <w:top w:val="none" w:sz="0" w:space="0" w:color="000000"/>
+                <w:left w:val="none" w:sz="0" w:space="0" w:color="000000"/>
+                <w:right w:val="none" w:sz="0" w:space="0" w:color="000000"/>
+              </w:pBdr>
+              <w:spacing w:after="100" w:before="100" w:line="240"/>
+              <w:ind w:left="100" w:right="100" w:firstLine="0" w:firstLineChars="0"/>
+              <w:rPr>
+                <w:rFonts w:ascii="Helvetica" w:hAnsi="Helvetica" w:eastAsia="Helvetica" w:cs="Helvetica"/>
+                <w:i w:val="false"/>
+                <w:b w:val="false"/>
+                <w:u w:val="none"/>
+                <w:sz w:val="22"/>
+                <w:szCs w:val="22"/>
+                <w:color w:val="000000"/>
+              </w:rPr>
+            </w:pPr>
+            <w:r>
+              <w:rPr>
+                <w:rFonts w:ascii="Helvetica" w:hAnsi="Helvetica" w:eastAsia="Helvetica" w:cs="Helvetica"/>
+                <w:i w:val="false"/>
+                <w:b w:val="false"/>
+                <w:u w:val="none"/>
+                <w:sz w:val="22"/>
+                <w:szCs w:val="22"/>
+                <w:color w:val="000000"/>
+              </w:rPr>
+              <w:t xml:space="preserve">0.770</w:t>
             </w:r>
           </w:p>
         </w:tc>
@@ -6416,113 +6416,113 @@
                 <w:szCs w:val="22"/>
                 <w:color w:val="000000"/>
               </w:rPr>
-              <w:t xml:space="preserve">2.61</w:t>
-            </w:r>
-          </w:p>
-        </w:tc>
-        <w:tc>
-          <w:tcPr>
-            <w:tcBorders>
-              <w:bottom w:val="none" w:sz="0" w:space="0" w:color="000000"/>
-              <w:top w:val="none" w:sz="0" w:space="0" w:color="000000"/>
-              <w:left w:val="none" w:sz="0" w:space="0" w:color="000000"/>
-              <w:right w:val="none" w:sz="0" w:space="0" w:color="000000"/>
-            </w:tcBorders>
-            <w:shd w:val="clear" w:color="auto" w:fill="FFFFFF"/>
-            <w:tcMar>
-              <w:top w:w="0" w:type="dxa"/>
-              <w:bottom w:w="0" w:type="dxa"/>
-              <w:left w:w="0" w:type="dxa"/>
-              <w:right w:w="0" w:type="dxa"/>
-            </w:tcMar>
-            <w:vAlign w:val="top"/>
-          </w:tcPr>
-          <w:p>
-            <w:pPr>
-              <w:pStyle w:val="Normal"/>
-              <w:jc w:val="center"/>
-              <w:pBdr>
-                <w:bottom w:val="none" w:sz="0" w:space="0" w:color="000000"/>
-                <w:top w:val="none" w:sz="0" w:space="0" w:color="000000"/>
-                <w:left w:val="none" w:sz="0" w:space="0" w:color="000000"/>
-                <w:right w:val="none" w:sz="0" w:space="0" w:color="000000"/>
-              </w:pBdr>
-              <w:spacing w:after="100" w:before="100" w:line="240"/>
-              <w:ind w:left="100" w:right="100" w:firstLine="0" w:firstLineChars="0"/>
-              <w:rPr>
-                <w:rFonts w:ascii="Helvetica" w:hAnsi="Helvetica" w:eastAsia="Helvetica" w:cs="Helvetica"/>
-                <w:i w:val="false"/>
-                <w:b w:val="false"/>
-                <w:u w:val="none"/>
-                <w:sz w:val="22"/>
-                <w:szCs w:val="22"/>
-                <w:color w:val="000000"/>
-              </w:rPr>
-            </w:pPr>
-            <w:r>
-              <w:rPr>
-                <w:rFonts w:ascii="Helvetica" w:hAnsi="Helvetica" w:eastAsia="Helvetica" w:cs="Helvetica"/>
-                <w:i w:val="false"/>
-                <w:b w:val="false"/>
-                <w:u w:val="none"/>
-                <w:sz w:val="22"/>
-                <w:szCs w:val="22"/>
-                <w:color w:val="000000"/>
-              </w:rPr>
-              <w:t xml:space="preserve">0.05, 142</w:t>
-            </w:r>
-          </w:p>
-        </w:tc>
-        <w:tc>
-          <w:tcPr>
-            <w:tcBorders>
-              <w:bottom w:val="none" w:sz="0" w:space="0" w:color="000000"/>
-              <w:top w:val="none" w:sz="0" w:space="0" w:color="000000"/>
-              <w:left w:val="none" w:sz="0" w:space="0" w:color="000000"/>
-              <w:right w:val="none" w:sz="0" w:space="0" w:color="000000"/>
-            </w:tcBorders>
-            <w:shd w:val="clear" w:color="auto" w:fill="FFFFFF"/>
-            <w:tcMar>
-              <w:top w:w="0" w:type="dxa"/>
-              <w:bottom w:w="0" w:type="dxa"/>
-              <w:left w:w="0" w:type="dxa"/>
-              <w:right w:w="0" w:type="dxa"/>
-            </w:tcMar>
-            <w:vAlign w:val="top"/>
-          </w:tcPr>
-          <w:p>
-            <w:pPr>
-              <w:pStyle w:val="Normal"/>
-              <w:jc w:val="center"/>
-              <w:pBdr>
-                <w:bottom w:val="none" w:sz="0" w:space="0" w:color="000000"/>
-                <w:top w:val="none" w:sz="0" w:space="0" w:color="000000"/>
-                <w:left w:val="none" w:sz="0" w:space="0" w:color="000000"/>
-                <w:right w:val="none" w:sz="0" w:space="0" w:color="000000"/>
-              </w:pBdr>
-              <w:spacing w:after="100" w:before="100" w:line="240"/>
-              <w:ind w:left="100" w:right="100" w:firstLine="0" w:firstLineChars="0"/>
-              <w:rPr>
-                <w:rFonts w:ascii="Helvetica" w:hAnsi="Helvetica" w:eastAsia="Helvetica" w:cs="Helvetica"/>
-                <w:i w:val="false"/>
-                <w:b w:val="false"/>
-                <w:u w:val="none"/>
-                <w:sz w:val="22"/>
-                <w:szCs w:val="22"/>
-                <w:color w:val="000000"/>
-              </w:rPr>
-            </w:pPr>
-            <w:r>
-              <w:rPr>
-                <w:rFonts w:ascii="Helvetica" w:hAnsi="Helvetica" w:eastAsia="Helvetica" w:cs="Helvetica"/>
-                <w:i w:val="false"/>
-                <w:b w:val="false"/>
-                <w:u w:val="none"/>
-                <w:sz w:val="22"/>
-                <w:szCs w:val="22"/>
-                <w:color w:val="000000"/>
-              </w:rPr>
-              <w:t xml:space="preserve">0.640</w:t>
+              <w:t xml:space="preserve">2.58</w:t>
+            </w:r>
+          </w:p>
+        </w:tc>
+        <w:tc>
+          <w:tcPr>
+            <w:tcBorders>
+              <w:bottom w:val="none" w:sz="0" w:space="0" w:color="000000"/>
+              <w:top w:val="none" w:sz="0" w:space="0" w:color="000000"/>
+              <w:left w:val="none" w:sz="0" w:space="0" w:color="000000"/>
+              <w:right w:val="none" w:sz="0" w:space="0" w:color="000000"/>
+            </w:tcBorders>
+            <w:shd w:val="clear" w:color="auto" w:fill="FFFFFF"/>
+            <w:tcMar>
+              <w:top w:w="0" w:type="dxa"/>
+              <w:bottom w:w="0" w:type="dxa"/>
+              <w:left w:w="0" w:type="dxa"/>
+              <w:right w:w="0" w:type="dxa"/>
+            </w:tcMar>
+            <w:vAlign w:val="top"/>
+          </w:tcPr>
+          <w:p>
+            <w:pPr>
+              <w:pStyle w:val="Normal"/>
+              <w:jc w:val="center"/>
+              <w:pBdr>
+                <w:bottom w:val="none" w:sz="0" w:space="0" w:color="000000"/>
+                <w:top w:val="none" w:sz="0" w:space="0" w:color="000000"/>
+                <w:left w:val="none" w:sz="0" w:space="0" w:color="000000"/>
+                <w:right w:val="none" w:sz="0" w:space="0" w:color="000000"/>
+              </w:pBdr>
+              <w:spacing w:after="100" w:before="100" w:line="240"/>
+              <w:ind w:left="100" w:right="100" w:firstLine="0" w:firstLineChars="0"/>
+              <w:rPr>
+                <w:rFonts w:ascii="Helvetica" w:hAnsi="Helvetica" w:eastAsia="Helvetica" w:cs="Helvetica"/>
+                <w:i w:val="false"/>
+                <w:b w:val="false"/>
+                <w:u w:val="none"/>
+                <w:sz w:val="22"/>
+                <w:szCs w:val="22"/>
+                <w:color w:val="000000"/>
+              </w:rPr>
+            </w:pPr>
+            <w:r>
+              <w:rPr>
+                <w:rFonts w:ascii="Helvetica" w:hAnsi="Helvetica" w:eastAsia="Helvetica" w:cs="Helvetica"/>
+                <w:i w:val="false"/>
+                <w:b w:val="false"/>
+                <w:u w:val="none"/>
+                <w:sz w:val="22"/>
+                <w:szCs w:val="22"/>
+                <w:color w:val="000000"/>
+              </w:rPr>
+              <w:t xml:space="preserve">0.04, 152</w:t>
+            </w:r>
+          </w:p>
+        </w:tc>
+        <w:tc>
+          <w:tcPr>
+            <w:tcBorders>
+              <w:bottom w:val="none" w:sz="0" w:space="0" w:color="000000"/>
+              <w:top w:val="none" w:sz="0" w:space="0" w:color="000000"/>
+              <w:left w:val="none" w:sz="0" w:space="0" w:color="000000"/>
+              <w:right w:val="none" w:sz="0" w:space="0" w:color="000000"/>
+            </w:tcBorders>
+            <w:shd w:val="clear" w:color="auto" w:fill="FFFFFF"/>
+            <w:tcMar>
+              <w:top w:w="0" w:type="dxa"/>
+              <w:bottom w:w="0" w:type="dxa"/>
+              <w:left w:w="0" w:type="dxa"/>
+              <w:right w:w="0" w:type="dxa"/>
+            </w:tcMar>
+            <w:vAlign w:val="top"/>
+          </w:tcPr>
+          <w:p>
+            <w:pPr>
+              <w:pStyle w:val="Normal"/>
+              <w:jc w:val="center"/>
+              <w:pBdr>
+                <w:bottom w:val="none" w:sz="0" w:space="0" w:color="000000"/>
+                <w:top w:val="none" w:sz="0" w:space="0" w:color="000000"/>
+                <w:left w:val="none" w:sz="0" w:space="0" w:color="000000"/>
+                <w:right w:val="none" w:sz="0" w:space="0" w:color="000000"/>
+              </w:pBdr>
+              <w:spacing w:after="100" w:before="100" w:line="240"/>
+              <w:ind w:left="100" w:right="100" w:firstLine="0" w:firstLineChars="0"/>
+              <w:rPr>
+                <w:rFonts w:ascii="Helvetica" w:hAnsi="Helvetica" w:eastAsia="Helvetica" w:cs="Helvetica"/>
+                <w:i w:val="false"/>
+                <w:b w:val="false"/>
+                <w:u w:val="none"/>
+                <w:sz w:val="22"/>
+                <w:szCs w:val="22"/>
+                <w:color w:val="000000"/>
+              </w:rPr>
+            </w:pPr>
+            <w:r>
+              <w:rPr>
+                <w:rFonts w:ascii="Helvetica" w:hAnsi="Helvetica" w:eastAsia="Helvetica" w:cs="Helvetica"/>
+                <w:i w:val="false"/>
+                <w:b w:val="false"/>
+                <w:u w:val="none"/>
+                <w:sz w:val="22"/>
+                <w:szCs w:val="22"/>
+                <w:color w:val="000000"/>
+              </w:rPr>
+              <w:t xml:space="preserve">0.650</w:t>
             </w:r>
           </w:p>
         </w:tc>
@@ -6899,113 +6899,113 @@
                 <w:szCs w:val="22"/>
                 <w:color w:val="000000"/>
               </w:rPr>
-              <w:t xml:space="preserve">0.67</w:t>
-            </w:r>
-          </w:p>
-        </w:tc>
-        <w:tc>
-          <w:tcPr>
-            <w:tcBorders>
-              <w:bottom w:val="none" w:sz="0" w:space="0" w:color="000000"/>
-              <w:top w:val="none" w:sz="0" w:space="0" w:color="000000"/>
-              <w:left w:val="none" w:sz="0" w:space="0" w:color="000000"/>
-              <w:right w:val="none" w:sz="0" w:space="0" w:color="000000"/>
-            </w:tcBorders>
-            <w:shd w:val="clear" w:color="auto" w:fill="FFFFFF"/>
-            <w:tcMar>
-              <w:top w:w="0" w:type="dxa"/>
-              <w:bottom w:w="0" w:type="dxa"/>
-              <w:left w:w="0" w:type="dxa"/>
-              <w:right w:w="0" w:type="dxa"/>
-            </w:tcMar>
-            <w:vAlign w:val="top"/>
-          </w:tcPr>
-          <w:p>
-            <w:pPr>
-              <w:pStyle w:val="Normal"/>
-              <w:jc w:val="center"/>
-              <w:pBdr>
-                <w:bottom w:val="none" w:sz="0" w:space="0" w:color="000000"/>
-                <w:top w:val="none" w:sz="0" w:space="0" w:color="000000"/>
-                <w:left w:val="none" w:sz="0" w:space="0" w:color="000000"/>
-                <w:right w:val="none" w:sz="0" w:space="0" w:color="000000"/>
-              </w:pBdr>
-              <w:spacing w:after="100" w:before="100" w:line="240"/>
-              <w:ind w:left="100" w:right="100" w:firstLine="0" w:firstLineChars="0"/>
-              <w:rPr>
-                <w:rFonts w:ascii="Helvetica" w:hAnsi="Helvetica" w:eastAsia="Helvetica" w:cs="Helvetica"/>
-                <w:i w:val="false"/>
-                <w:b w:val="false"/>
-                <w:u w:val="none"/>
-                <w:sz w:val="22"/>
-                <w:szCs w:val="22"/>
-                <w:color w:val="000000"/>
-              </w:rPr>
-            </w:pPr>
-            <w:r>
-              <w:rPr>
-                <w:rFonts w:ascii="Helvetica" w:hAnsi="Helvetica" w:eastAsia="Helvetica" w:cs="Helvetica"/>
-                <w:i w:val="false"/>
-                <w:b w:val="false"/>
-                <w:u w:val="none"/>
-                <w:sz w:val="22"/>
-                <w:szCs w:val="22"/>
-                <w:color w:val="000000"/>
-              </w:rPr>
-              <w:t xml:space="preserve">0.03, 17.4</w:t>
-            </w:r>
-          </w:p>
-        </w:tc>
-        <w:tc>
-          <w:tcPr>
-            <w:tcBorders>
-              <w:bottom w:val="none" w:sz="0" w:space="0" w:color="000000"/>
-              <w:top w:val="none" w:sz="0" w:space="0" w:color="000000"/>
-              <w:left w:val="none" w:sz="0" w:space="0" w:color="000000"/>
-              <w:right w:val="none" w:sz="0" w:space="0" w:color="000000"/>
-            </w:tcBorders>
-            <w:shd w:val="clear" w:color="auto" w:fill="FFFFFF"/>
-            <w:tcMar>
-              <w:top w:w="0" w:type="dxa"/>
-              <w:bottom w:w="0" w:type="dxa"/>
-              <w:left w:w="0" w:type="dxa"/>
-              <w:right w:w="0" w:type="dxa"/>
-            </w:tcMar>
-            <w:vAlign w:val="top"/>
-          </w:tcPr>
-          <w:p>
-            <w:pPr>
-              <w:pStyle w:val="Normal"/>
-              <w:jc w:val="center"/>
-              <w:pBdr>
-                <w:bottom w:val="none" w:sz="0" w:space="0" w:color="000000"/>
-                <w:top w:val="none" w:sz="0" w:space="0" w:color="000000"/>
-                <w:left w:val="none" w:sz="0" w:space="0" w:color="000000"/>
-                <w:right w:val="none" w:sz="0" w:space="0" w:color="000000"/>
-              </w:pBdr>
-              <w:spacing w:after="100" w:before="100" w:line="240"/>
-              <w:ind w:left="100" w:right="100" w:firstLine="0" w:firstLineChars="0"/>
-              <w:rPr>
-                <w:rFonts w:ascii="Helvetica" w:hAnsi="Helvetica" w:eastAsia="Helvetica" w:cs="Helvetica"/>
-                <w:i w:val="false"/>
-                <w:b w:val="false"/>
-                <w:u w:val="none"/>
-                <w:sz w:val="22"/>
-                <w:szCs w:val="22"/>
-                <w:color w:val="000000"/>
-              </w:rPr>
-            </w:pPr>
-            <w:r>
-              <w:rPr>
-                <w:rFonts w:ascii="Helvetica" w:hAnsi="Helvetica" w:eastAsia="Helvetica" w:cs="Helvetica"/>
-                <w:i w:val="false"/>
-                <w:b w:val="false"/>
-                <w:u w:val="none"/>
-                <w:sz w:val="22"/>
-                <w:szCs w:val="22"/>
-                <w:color w:val="000000"/>
-              </w:rPr>
-              <w:t xml:space="preserve">0.810</w:t>
+              <w:t xml:space="preserve">1.09</w:t>
+            </w:r>
+          </w:p>
+        </w:tc>
+        <w:tc>
+          <w:tcPr>
+            <w:tcBorders>
+              <w:bottom w:val="none" w:sz="0" w:space="0" w:color="000000"/>
+              <w:top w:val="none" w:sz="0" w:space="0" w:color="000000"/>
+              <w:left w:val="none" w:sz="0" w:space="0" w:color="000000"/>
+              <w:right w:val="none" w:sz="0" w:space="0" w:color="000000"/>
+            </w:tcBorders>
+            <w:shd w:val="clear" w:color="auto" w:fill="FFFFFF"/>
+            <w:tcMar>
+              <w:top w:w="0" w:type="dxa"/>
+              <w:bottom w:w="0" w:type="dxa"/>
+              <w:left w:w="0" w:type="dxa"/>
+              <w:right w:w="0" w:type="dxa"/>
+            </w:tcMar>
+            <w:vAlign w:val="top"/>
+          </w:tcPr>
+          <w:p>
+            <w:pPr>
+              <w:pStyle w:val="Normal"/>
+              <w:jc w:val="center"/>
+              <w:pBdr>
+                <w:bottom w:val="none" w:sz="0" w:space="0" w:color="000000"/>
+                <w:top w:val="none" w:sz="0" w:space="0" w:color="000000"/>
+                <w:left w:val="none" w:sz="0" w:space="0" w:color="000000"/>
+                <w:right w:val="none" w:sz="0" w:space="0" w:color="000000"/>
+              </w:pBdr>
+              <w:spacing w:after="100" w:before="100" w:line="240"/>
+              <w:ind w:left="100" w:right="100" w:firstLine="0" w:firstLineChars="0"/>
+              <w:rPr>
+                <w:rFonts w:ascii="Helvetica" w:hAnsi="Helvetica" w:eastAsia="Helvetica" w:cs="Helvetica"/>
+                <w:i w:val="false"/>
+                <w:b w:val="false"/>
+                <w:u w:val="none"/>
+                <w:sz w:val="22"/>
+                <w:szCs w:val="22"/>
+                <w:color w:val="000000"/>
+              </w:rPr>
+            </w:pPr>
+            <w:r>
+              <w:rPr>
+                <w:rFonts w:ascii="Helvetica" w:hAnsi="Helvetica" w:eastAsia="Helvetica" w:cs="Helvetica"/>
+                <w:i w:val="false"/>
+                <w:b w:val="false"/>
+                <w:u w:val="none"/>
+                <w:sz w:val="22"/>
+                <w:szCs w:val="22"/>
+                <w:color w:val="000000"/>
+              </w:rPr>
+              <w:t xml:space="preserve">0.05, 25.2</w:t>
+            </w:r>
+          </w:p>
+        </w:tc>
+        <w:tc>
+          <w:tcPr>
+            <w:tcBorders>
+              <w:bottom w:val="none" w:sz="0" w:space="0" w:color="000000"/>
+              <w:top w:val="none" w:sz="0" w:space="0" w:color="000000"/>
+              <w:left w:val="none" w:sz="0" w:space="0" w:color="000000"/>
+              <w:right w:val="none" w:sz="0" w:space="0" w:color="000000"/>
+            </w:tcBorders>
+            <w:shd w:val="clear" w:color="auto" w:fill="FFFFFF"/>
+            <w:tcMar>
+              <w:top w:w="0" w:type="dxa"/>
+              <w:bottom w:w="0" w:type="dxa"/>
+              <w:left w:w="0" w:type="dxa"/>
+              <w:right w:w="0" w:type="dxa"/>
+            </w:tcMar>
+            <w:vAlign w:val="top"/>
+          </w:tcPr>
+          <w:p>
+            <w:pPr>
+              <w:pStyle w:val="Normal"/>
+              <w:jc w:val="center"/>
+              <w:pBdr>
+                <w:bottom w:val="none" w:sz="0" w:space="0" w:color="000000"/>
+                <w:top w:val="none" w:sz="0" w:space="0" w:color="000000"/>
+                <w:left w:val="none" w:sz="0" w:space="0" w:color="000000"/>
+                <w:right w:val="none" w:sz="0" w:space="0" w:color="000000"/>
+              </w:pBdr>
+              <w:spacing w:after="100" w:before="100" w:line="240"/>
+              <w:ind w:left="100" w:right="100" w:firstLine="0" w:firstLineChars="0"/>
+              <w:rPr>
+                <w:rFonts w:ascii="Helvetica" w:hAnsi="Helvetica" w:eastAsia="Helvetica" w:cs="Helvetica"/>
+                <w:i w:val="false"/>
+                <w:b w:val="false"/>
+                <w:u w:val="none"/>
+                <w:sz w:val="22"/>
+                <w:szCs w:val="22"/>
+                <w:color w:val="000000"/>
+              </w:rPr>
+            </w:pPr>
+            <w:r>
+              <w:rPr>
+                <w:rFonts w:ascii="Helvetica" w:hAnsi="Helvetica" w:eastAsia="Helvetica" w:cs="Helvetica"/>
+                <w:i w:val="false"/>
+                <w:b w:val="false"/>
+                <w:u w:val="none"/>
+                <w:sz w:val="22"/>
+                <w:szCs w:val="22"/>
+                <w:color w:val="000000"/>
+              </w:rPr>
+              <w:t xml:space="preserve">0.960</w:t>
             </w:r>
           </w:p>
         </w:tc>
@@ -7382,113 +7382,113 @@
                 <w:szCs w:val="22"/>
                 <w:color w:val="000000"/>
               </w:rPr>
-              <w:t xml:space="preserve">5.54</w:t>
-            </w:r>
-          </w:p>
-        </w:tc>
-        <w:tc>
-          <w:tcPr>
-            <w:tcBorders>
-              <w:bottom w:val="none" w:sz="0" w:space="0" w:color="000000"/>
-              <w:top w:val="none" w:sz="0" w:space="0" w:color="000000"/>
-              <w:left w:val="none" w:sz="0" w:space="0" w:color="000000"/>
-              <w:right w:val="none" w:sz="0" w:space="0" w:color="000000"/>
-            </w:tcBorders>
-            <w:shd w:val="clear" w:color="auto" w:fill="FFFFFF"/>
-            <w:tcMar>
-              <w:top w:w="0" w:type="dxa"/>
-              <w:bottom w:w="0" w:type="dxa"/>
-              <w:left w:w="0" w:type="dxa"/>
-              <w:right w:w="0" w:type="dxa"/>
-            </w:tcMar>
-            <w:vAlign w:val="top"/>
-          </w:tcPr>
-          <w:p>
-            <w:pPr>
-              <w:pStyle w:val="Normal"/>
-              <w:jc w:val="center"/>
-              <w:pBdr>
-                <w:bottom w:val="none" w:sz="0" w:space="0" w:color="000000"/>
-                <w:top w:val="none" w:sz="0" w:space="0" w:color="000000"/>
-                <w:left w:val="none" w:sz="0" w:space="0" w:color="000000"/>
-                <w:right w:val="none" w:sz="0" w:space="0" w:color="000000"/>
-              </w:pBdr>
-              <w:spacing w:after="100" w:before="100" w:line="240"/>
-              <w:ind w:left="100" w:right="100" w:firstLine="0" w:firstLineChars="0"/>
-              <w:rPr>
-                <w:rFonts w:ascii="Helvetica" w:hAnsi="Helvetica" w:eastAsia="Helvetica" w:cs="Helvetica"/>
-                <w:i w:val="false"/>
-                <w:b w:val="false"/>
-                <w:u w:val="none"/>
-                <w:sz w:val="22"/>
-                <w:szCs w:val="22"/>
-                <w:color w:val="000000"/>
-              </w:rPr>
-            </w:pPr>
-            <w:r>
-              <w:rPr>
-                <w:rFonts w:ascii="Helvetica" w:hAnsi="Helvetica" w:eastAsia="Helvetica" w:cs="Helvetica"/>
-                <w:i w:val="false"/>
-                <w:b w:val="false"/>
-                <w:u w:val="none"/>
-                <w:sz w:val="22"/>
-                <w:szCs w:val="22"/>
-                <w:color w:val="000000"/>
-              </w:rPr>
-              <w:t xml:space="preserve">0.08, 379</w:t>
-            </w:r>
-          </w:p>
-        </w:tc>
-        <w:tc>
-          <w:tcPr>
-            <w:tcBorders>
-              <w:bottom w:val="none" w:sz="0" w:space="0" w:color="000000"/>
-              <w:top w:val="none" w:sz="0" w:space="0" w:color="000000"/>
-              <w:left w:val="none" w:sz="0" w:space="0" w:color="000000"/>
-              <w:right w:val="none" w:sz="0" w:space="0" w:color="000000"/>
-            </w:tcBorders>
-            <w:shd w:val="clear" w:color="auto" w:fill="FFFFFF"/>
-            <w:tcMar>
-              <w:top w:w="0" w:type="dxa"/>
-              <w:bottom w:w="0" w:type="dxa"/>
-              <w:left w:w="0" w:type="dxa"/>
-              <w:right w:w="0" w:type="dxa"/>
-            </w:tcMar>
-            <w:vAlign w:val="top"/>
-          </w:tcPr>
-          <w:p>
-            <w:pPr>
-              <w:pStyle w:val="Normal"/>
-              <w:jc w:val="center"/>
-              <w:pBdr>
-                <w:bottom w:val="none" w:sz="0" w:space="0" w:color="000000"/>
-                <w:top w:val="none" w:sz="0" w:space="0" w:color="000000"/>
-                <w:left w:val="none" w:sz="0" w:space="0" w:color="000000"/>
-                <w:right w:val="none" w:sz="0" w:space="0" w:color="000000"/>
-              </w:pBdr>
-              <w:spacing w:after="100" w:before="100" w:line="240"/>
-              <w:ind w:left="100" w:right="100" w:firstLine="0" w:firstLineChars="0"/>
-              <w:rPr>
-                <w:rFonts w:ascii="Helvetica" w:hAnsi="Helvetica" w:eastAsia="Helvetica" w:cs="Helvetica"/>
-                <w:i w:val="false"/>
-                <w:b w:val="false"/>
-                <w:u w:val="none"/>
-                <w:sz w:val="22"/>
-                <w:szCs w:val="22"/>
-                <w:color w:val="000000"/>
-              </w:rPr>
-            </w:pPr>
-            <w:r>
-              <w:rPr>
-                <w:rFonts w:ascii="Helvetica" w:hAnsi="Helvetica" w:eastAsia="Helvetica" w:cs="Helvetica"/>
-                <w:i w:val="false"/>
-                <w:b w:val="false"/>
-                <w:u w:val="none"/>
-                <w:sz w:val="22"/>
-                <w:szCs w:val="22"/>
-                <w:color w:val="000000"/>
-              </w:rPr>
-              <w:t xml:space="preserve">0.430</w:t>
+              <w:t xml:space="preserve">4.92</w:t>
+            </w:r>
+          </w:p>
+        </w:tc>
+        <w:tc>
+          <w:tcPr>
+            <w:tcBorders>
+              <w:bottom w:val="none" w:sz="0" w:space="0" w:color="000000"/>
+              <w:top w:val="none" w:sz="0" w:space="0" w:color="000000"/>
+              <w:left w:val="none" w:sz="0" w:space="0" w:color="000000"/>
+              <w:right w:val="none" w:sz="0" w:space="0" w:color="000000"/>
+            </w:tcBorders>
+            <w:shd w:val="clear" w:color="auto" w:fill="FFFFFF"/>
+            <w:tcMar>
+              <w:top w:w="0" w:type="dxa"/>
+              <w:bottom w:w="0" w:type="dxa"/>
+              <w:left w:w="0" w:type="dxa"/>
+              <w:right w:w="0" w:type="dxa"/>
+            </w:tcMar>
+            <w:vAlign w:val="top"/>
+          </w:tcPr>
+          <w:p>
+            <w:pPr>
+              <w:pStyle w:val="Normal"/>
+              <w:jc w:val="center"/>
+              <w:pBdr>
+                <w:bottom w:val="none" w:sz="0" w:space="0" w:color="000000"/>
+                <w:top w:val="none" w:sz="0" w:space="0" w:color="000000"/>
+                <w:left w:val="none" w:sz="0" w:space="0" w:color="000000"/>
+                <w:right w:val="none" w:sz="0" w:space="0" w:color="000000"/>
+              </w:pBdr>
+              <w:spacing w:after="100" w:before="100" w:line="240"/>
+              <w:ind w:left="100" w:right="100" w:firstLine="0" w:firstLineChars="0"/>
+              <w:rPr>
+                <w:rFonts w:ascii="Helvetica" w:hAnsi="Helvetica" w:eastAsia="Helvetica" w:cs="Helvetica"/>
+                <w:i w:val="false"/>
+                <w:b w:val="false"/>
+                <w:u w:val="none"/>
+                <w:sz w:val="22"/>
+                <w:szCs w:val="22"/>
+                <w:color w:val="000000"/>
+              </w:rPr>
+            </w:pPr>
+            <w:r>
+              <w:rPr>
+                <w:rFonts w:ascii="Helvetica" w:hAnsi="Helvetica" w:eastAsia="Helvetica" w:cs="Helvetica"/>
+                <w:i w:val="false"/>
+                <w:b w:val="false"/>
+                <w:u w:val="none"/>
+                <w:sz w:val="22"/>
+                <w:szCs w:val="22"/>
+                <w:color w:val="000000"/>
+              </w:rPr>
+              <w:t xml:space="preserve">0.08, 320</w:t>
+            </w:r>
+          </w:p>
+        </w:tc>
+        <w:tc>
+          <w:tcPr>
+            <w:tcBorders>
+              <w:bottom w:val="none" w:sz="0" w:space="0" w:color="000000"/>
+              <w:top w:val="none" w:sz="0" w:space="0" w:color="000000"/>
+              <w:left w:val="none" w:sz="0" w:space="0" w:color="000000"/>
+              <w:right w:val="none" w:sz="0" w:space="0" w:color="000000"/>
+            </w:tcBorders>
+            <w:shd w:val="clear" w:color="auto" w:fill="FFFFFF"/>
+            <w:tcMar>
+              <w:top w:w="0" w:type="dxa"/>
+              <w:bottom w:w="0" w:type="dxa"/>
+              <w:left w:w="0" w:type="dxa"/>
+              <w:right w:w="0" w:type="dxa"/>
+            </w:tcMar>
+            <w:vAlign w:val="top"/>
+          </w:tcPr>
+          <w:p>
+            <w:pPr>
+              <w:pStyle w:val="Normal"/>
+              <w:jc w:val="center"/>
+              <w:pBdr>
+                <w:bottom w:val="none" w:sz="0" w:space="0" w:color="000000"/>
+                <w:top w:val="none" w:sz="0" w:space="0" w:color="000000"/>
+                <w:left w:val="none" w:sz="0" w:space="0" w:color="000000"/>
+                <w:right w:val="none" w:sz="0" w:space="0" w:color="000000"/>
+              </w:pBdr>
+              <w:spacing w:after="100" w:before="100" w:line="240"/>
+              <w:ind w:left="100" w:right="100" w:firstLine="0" w:firstLineChars="0"/>
+              <w:rPr>
+                <w:rFonts w:ascii="Helvetica" w:hAnsi="Helvetica" w:eastAsia="Helvetica" w:cs="Helvetica"/>
+                <w:i w:val="false"/>
+                <w:b w:val="false"/>
+                <w:u w:val="none"/>
+                <w:sz w:val="22"/>
+                <w:szCs w:val="22"/>
+                <w:color w:val="000000"/>
+              </w:rPr>
+            </w:pPr>
+            <w:r>
+              <w:rPr>
+                <w:rFonts w:ascii="Helvetica" w:hAnsi="Helvetica" w:eastAsia="Helvetica" w:cs="Helvetica"/>
+                <w:i w:val="false"/>
+                <w:b w:val="false"/>
+                <w:u w:val="none"/>
+                <w:sz w:val="22"/>
+                <w:szCs w:val="22"/>
+                <w:color w:val="000000"/>
+              </w:rPr>
+              <w:t xml:space="preserve">0.450</w:t>
             </w:r>
           </w:p>
         </w:tc>
@@ -8348,113 +8348,113 @@
                 <w:szCs w:val="22"/>
                 <w:color w:val="000000"/>
               </w:rPr>
-              <w:t xml:space="preserve">5.32</w:t>
-            </w:r>
-          </w:p>
-        </w:tc>
-        <w:tc>
-          <w:tcPr>
-            <w:tcBorders>
-              <w:bottom w:val="none" w:sz="0" w:space="0" w:color="000000"/>
-              <w:top w:val="none" w:sz="0" w:space="0" w:color="000000"/>
-              <w:left w:val="none" w:sz="0" w:space="0" w:color="000000"/>
-              <w:right w:val="none" w:sz="0" w:space="0" w:color="000000"/>
-            </w:tcBorders>
-            <w:shd w:val="clear" w:color="auto" w:fill="FFFFFF"/>
-            <w:tcMar>
-              <w:top w:w="0" w:type="dxa"/>
-              <w:bottom w:w="0" w:type="dxa"/>
-              <w:left w:w="0" w:type="dxa"/>
-              <w:right w:w="0" w:type="dxa"/>
-            </w:tcMar>
-            <w:vAlign w:val="top"/>
-          </w:tcPr>
-          <w:p>
-            <w:pPr>
-              <w:pStyle w:val="Normal"/>
-              <w:jc w:val="center"/>
-              <w:pBdr>
-                <w:bottom w:val="none" w:sz="0" w:space="0" w:color="000000"/>
-                <w:top w:val="none" w:sz="0" w:space="0" w:color="000000"/>
-                <w:left w:val="none" w:sz="0" w:space="0" w:color="000000"/>
-                <w:right w:val="none" w:sz="0" w:space="0" w:color="000000"/>
-              </w:pBdr>
-              <w:spacing w:after="100" w:before="100" w:line="240"/>
-              <w:ind w:left="100" w:right="100" w:firstLine="0" w:firstLineChars="0"/>
-              <w:rPr>
-                <w:rFonts w:ascii="Helvetica" w:hAnsi="Helvetica" w:eastAsia="Helvetica" w:cs="Helvetica"/>
-                <w:i w:val="false"/>
-                <w:b w:val="false"/>
-                <w:u w:val="none"/>
-                <w:sz w:val="22"/>
-                <w:szCs w:val="22"/>
-                <w:color w:val="000000"/>
-              </w:rPr>
-            </w:pPr>
-            <w:r>
-              <w:rPr>
-                <w:rFonts w:ascii="Helvetica" w:hAnsi="Helvetica" w:eastAsia="Helvetica" w:cs="Helvetica"/>
-                <w:i w:val="false"/>
-                <w:b w:val="false"/>
-                <w:u w:val="none"/>
-                <w:sz w:val="22"/>
-                <w:szCs w:val="22"/>
-                <w:color w:val="000000"/>
-              </w:rPr>
-              <w:t xml:space="preserve">0.16, 177</w:t>
-            </w:r>
-          </w:p>
-        </w:tc>
-        <w:tc>
-          <w:tcPr>
-            <w:tcBorders>
-              <w:bottom w:val="none" w:sz="0" w:space="0" w:color="000000"/>
-              <w:top w:val="none" w:sz="0" w:space="0" w:color="000000"/>
-              <w:left w:val="none" w:sz="0" w:space="0" w:color="000000"/>
-              <w:right w:val="none" w:sz="0" w:space="0" w:color="000000"/>
-            </w:tcBorders>
-            <w:shd w:val="clear" w:color="auto" w:fill="FFFFFF"/>
-            <w:tcMar>
-              <w:top w:w="0" w:type="dxa"/>
-              <w:bottom w:w="0" w:type="dxa"/>
-              <w:left w:w="0" w:type="dxa"/>
-              <w:right w:w="0" w:type="dxa"/>
-            </w:tcMar>
-            <w:vAlign w:val="top"/>
-          </w:tcPr>
-          <w:p>
-            <w:pPr>
-              <w:pStyle w:val="Normal"/>
-              <w:jc w:val="center"/>
-              <w:pBdr>
-                <w:bottom w:val="none" w:sz="0" w:space="0" w:color="000000"/>
-                <w:top w:val="none" w:sz="0" w:space="0" w:color="000000"/>
-                <w:left w:val="none" w:sz="0" w:space="0" w:color="000000"/>
-                <w:right w:val="none" w:sz="0" w:space="0" w:color="000000"/>
-              </w:pBdr>
-              <w:spacing w:after="100" w:before="100" w:line="240"/>
-              <w:ind w:left="100" w:right="100" w:firstLine="0" w:firstLineChars="0"/>
-              <w:rPr>
-                <w:rFonts w:ascii="Helvetica" w:hAnsi="Helvetica" w:eastAsia="Helvetica" w:cs="Helvetica"/>
-                <w:i w:val="false"/>
-                <w:b w:val="false"/>
-                <w:u w:val="none"/>
-                <w:sz w:val="22"/>
-                <w:szCs w:val="22"/>
-                <w:color w:val="000000"/>
-              </w:rPr>
-            </w:pPr>
-            <w:r>
-              <w:rPr>
-                <w:rFonts w:ascii="Helvetica" w:hAnsi="Helvetica" w:eastAsia="Helvetica" w:cs="Helvetica"/>
-                <w:i w:val="false"/>
-                <w:b w:val="false"/>
-                <w:u w:val="none"/>
-                <w:sz w:val="22"/>
-                <w:szCs w:val="22"/>
-                <w:color w:val="000000"/>
-              </w:rPr>
-              <w:t xml:space="preserve">0.350</w:t>
+              <w:t xml:space="preserve">8.48</w:t>
+            </w:r>
+          </w:p>
+        </w:tc>
+        <w:tc>
+          <w:tcPr>
+            <w:tcBorders>
+              <w:bottom w:val="none" w:sz="0" w:space="0" w:color="000000"/>
+              <w:top w:val="none" w:sz="0" w:space="0" w:color="000000"/>
+              <w:left w:val="none" w:sz="0" w:space="0" w:color="000000"/>
+              <w:right w:val="none" w:sz="0" w:space="0" w:color="000000"/>
+            </w:tcBorders>
+            <w:shd w:val="clear" w:color="auto" w:fill="FFFFFF"/>
+            <w:tcMar>
+              <w:top w:w="0" w:type="dxa"/>
+              <w:bottom w:w="0" w:type="dxa"/>
+              <w:left w:w="0" w:type="dxa"/>
+              <w:right w:w="0" w:type="dxa"/>
+            </w:tcMar>
+            <w:vAlign w:val="top"/>
+          </w:tcPr>
+          <w:p>
+            <w:pPr>
+              <w:pStyle w:val="Normal"/>
+              <w:jc w:val="center"/>
+              <w:pBdr>
+                <w:bottom w:val="none" w:sz="0" w:space="0" w:color="000000"/>
+                <w:top w:val="none" w:sz="0" w:space="0" w:color="000000"/>
+                <w:left w:val="none" w:sz="0" w:space="0" w:color="000000"/>
+                <w:right w:val="none" w:sz="0" w:space="0" w:color="000000"/>
+              </w:pBdr>
+              <w:spacing w:after="100" w:before="100" w:line="240"/>
+              <w:ind w:left="100" w:right="100" w:firstLine="0" w:firstLineChars="0"/>
+              <w:rPr>
+                <w:rFonts w:ascii="Helvetica" w:hAnsi="Helvetica" w:eastAsia="Helvetica" w:cs="Helvetica"/>
+                <w:i w:val="false"/>
+                <w:b w:val="false"/>
+                <w:u w:val="none"/>
+                <w:sz w:val="22"/>
+                <w:szCs w:val="22"/>
+                <w:color w:val="000000"/>
+              </w:rPr>
+            </w:pPr>
+            <w:r>
+              <w:rPr>
+                <w:rFonts w:ascii="Helvetica" w:hAnsi="Helvetica" w:eastAsia="Helvetica" w:cs="Helvetica"/>
+                <w:i w:val="false"/>
+                <w:b w:val="false"/>
+                <w:u w:val="none"/>
+                <w:sz w:val="22"/>
+                <w:szCs w:val="22"/>
+                <w:color w:val="000000"/>
+              </w:rPr>
+              <w:t xml:space="preserve">0.27, 270</w:t>
+            </w:r>
+          </w:p>
+        </w:tc>
+        <w:tc>
+          <w:tcPr>
+            <w:tcBorders>
+              <w:bottom w:val="none" w:sz="0" w:space="0" w:color="000000"/>
+              <w:top w:val="none" w:sz="0" w:space="0" w:color="000000"/>
+              <w:left w:val="none" w:sz="0" w:space="0" w:color="000000"/>
+              <w:right w:val="none" w:sz="0" w:space="0" w:color="000000"/>
+            </w:tcBorders>
+            <w:shd w:val="clear" w:color="auto" w:fill="FFFFFF"/>
+            <w:tcMar>
+              <w:top w:w="0" w:type="dxa"/>
+              <w:bottom w:w="0" w:type="dxa"/>
+              <w:left w:w="0" w:type="dxa"/>
+              <w:right w:w="0" w:type="dxa"/>
+            </w:tcMar>
+            <w:vAlign w:val="top"/>
+          </w:tcPr>
+          <w:p>
+            <w:pPr>
+              <w:pStyle w:val="Normal"/>
+              <w:jc w:val="center"/>
+              <w:pBdr>
+                <w:bottom w:val="none" w:sz="0" w:space="0" w:color="000000"/>
+                <w:top w:val="none" w:sz="0" w:space="0" w:color="000000"/>
+                <w:left w:val="none" w:sz="0" w:space="0" w:color="000000"/>
+                <w:right w:val="none" w:sz="0" w:space="0" w:color="000000"/>
+              </w:pBdr>
+              <w:spacing w:after="100" w:before="100" w:line="240"/>
+              <w:ind w:left="100" w:right="100" w:firstLine="0" w:firstLineChars="0"/>
+              <w:rPr>
+                <w:rFonts w:ascii="Helvetica" w:hAnsi="Helvetica" w:eastAsia="Helvetica" w:cs="Helvetica"/>
+                <w:i w:val="false"/>
+                <w:b w:val="false"/>
+                <w:u w:val="none"/>
+                <w:sz w:val="22"/>
+                <w:szCs w:val="22"/>
+                <w:color w:val="000000"/>
+              </w:rPr>
+            </w:pPr>
+            <w:r>
+              <w:rPr>
+                <w:rFonts w:ascii="Helvetica" w:hAnsi="Helvetica" w:eastAsia="Helvetica" w:cs="Helvetica"/>
+                <w:i w:val="false"/>
+                <w:b w:val="false"/>
+                <w:u w:val="none"/>
+                <w:sz w:val="22"/>
+                <w:szCs w:val="22"/>
+                <w:color w:val="000000"/>
+              </w:rPr>
+              <w:t xml:space="preserve">0.230</w:t>
             </w:r>
           </w:p>
         </w:tc>
@@ -9850,60 +9850,60 @@
                 <w:szCs w:val="22"/>
                 <w:color w:val="000000"/>
               </w:rPr>
-              <w:t xml:space="preserve">0.00, 1.11</w:t>
-            </w:r>
-          </w:p>
-        </w:tc>
-        <w:tc>
-          <w:tcPr>
-            <w:tcBorders>
-              <w:bottom w:val="none" w:sz="0" w:space="0" w:color="000000"/>
-              <w:top w:val="none" w:sz="0" w:space="0" w:color="000000"/>
-              <w:left w:val="none" w:sz="0" w:space="0" w:color="000000"/>
-              <w:right w:val="none" w:sz="0" w:space="0" w:color="000000"/>
-            </w:tcBorders>
-            <w:shd w:val="clear" w:color="auto" w:fill="FFFFFF"/>
-            <w:tcMar>
-              <w:top w:w="0" w:type="dxa"/>
-              <w:bottom w:w="0" w:type="dxa"/>
-              <w:left w:w="0" w:type="dxa"/>
-              <w:right w:w="0" w:type="dxa"/>
-            </w:tcMar>
-            <w:vAlign w:val="top"/>
-          </w:tcPr>
-          <w:p>
-            <w:pPr>
-              <w:pStyle w:val="Normal"/>
-              <w:jc w:val="center"/>
-              <w:pBdr>
-                <w:bottom w:val="none" w:sz="0" w:space="0" w:color="000000"/>
-                <w:top w:val="none" w:sz="0" w:space="0" w:color="000000"/>
-                <w:left w:val="none" w:sz="0" w:space="0" w:color="000000"/>
-                <w:right w:val="none" w:sz="0" w:space="0" w:color="000000"/>
-              </w:pBdr>
-              <w:spacing w:after="100" w:before="100" w:line="240"/>
-              <w:ind w:left="100" w:right="100" w:firstLine="0" w:firstLineChars="0"/>
-              <w:rPr>
-                <w:rFonts w:ascii="Helvetica" w:hAnsi="Helvetica" w:eastAsia="Helvetica" w:cs="Helvetica"/>
-                <w:i w:val="false"/>
-                <w:b w:val="false"/>
-                <w:u w:val="none"/>
-                <w:sz w:val="22"/>
-                <w:szCs w:val="22"/>
-                <w:color w:val="000000"/>
-              </w:rPr>
-            </w:pPr>
-            <w:r>
-              <w:rPr>
-                <w:rFonts w:ascii="Helvetica" w:hAnsi="Helvetica" w:eastAsia="Helvetica" w:cs="Helvetica"/>
-                <w:i w:val="false"/>
-                <w:b w:val="false"/>
-                <w:u w:val="none"/>
-                <w:sz w:val="22"/>
-                <w:szCs w:val="22"/>
-                <w:color w:val="000000"/>
-              </w:rPr>
-              <w:t xml:space="preserve">0.056</w:t>
+              <w:t xml:space="preserve">0.00, 0.80</w:t>
+            </w:r>
+          </w:p>
+        </w:tc>
+        <w:tc>
+          <w:tcPr>
+            <w:tcBorders>
+              <w:bottom w:val="none" w:sz="0" w:space="0" w:color="000000"/>
+              <w:top w:val="none" w:sz="0" w:space="0" w:color="000000"/>
+              <w:left w:val="none" w:sz="0" w:space="0" w:color="000000"/>
+              <w:right w:val="none" w:sz="0" w:space="0" w:color="000000"/>
+            </w:tcBorders>
+            <w:shd w:val="clear" w:color="auto" w:fill="FFFFFF"/>
+            <w:tcMar>
+              <w:top w:w="0" w:type="dxa"/>
+              <w:bottom w:w="0" w:type="dxa"/>
+              <w:left w:w="0" w:type="dxa"/>
+              <w:right w:w="0" w:type="dxa"/>
+            </w:tcMar>
+            <w:vAlign w:val="top"/>
+          </w:tcPr>
+          <w:p>
+            <w:pPr>
+              <w:pStyle w:val="Normal"/>
+              <w:jc w:val="center"/>
+              <w:pBdr>
+                <w:bottom w:val="none" w:sz="0" w:space="0" w:color="000000"/>
+                <w:top w:val="none" w:sz="0" w:space="0" w:color="000000"/>
+                <w:left w:val="none" w:sz="0" w:space="0" w:color="000000"/>
+                <w:right w:val="none" w:sz="0" w:space="0" w:color="000000"/>
+              </w:pBdr>
+              <w:spacing w:after="100" w:before="100" w:line="240"/>
+              <w:ind w:left="100" w:right="100" w:firstLine="0" w:firstLineChars="0"/>
+              <w:rPr>
+                <w:rFonts w:ascii="Helvetica" w:hAnsi="Helvetica" w:eastAsia="Helvetica" w:cs="Helvetica"/>
+                <w:i w:val="false"/>
+                <w:b w:val="false"/>
+                <w:u w:val="none"/>
+                <w:sz w:val="22"/>
+                <w:szCs w:val="22"/>
+                <w:color w:val="000000"/>
+              </w:rPr>
+            </w:pPr>
+            <w:r>
+              <w:rPr>
+                <w:rFonts w:ascii="Helvetica" w:hAnsi="Helvetica" w:eastAsia="Helvetica" w:cs="Helvetica"/>
+                <w:i w:val="false"/>
+                <w:b w:val="false"/>
+                <w:u w:val="none"/>
+                <w:sz w:val="22"/>
+                <w:szCs w:val="22"/>
+                <w:color w:val="000000"/>
+              </w:rPr>
+              <w:t xml:space="preserve">0.037</w:t>
             </w:r>
           </w:p>
         </w:tc>
@@ -10280,113 +10280,113 @@
                 <w:szCs w:val="22"/>
                 <w:color w:val="000000"/>
               </w:rPr>
-              <w:t xml:space="preserve">0.14</w:t>
-            </w:r>
-          </w:p>
-        </w:tc>
-        <w:tc>
-          <w:tcPr>
-            <w:tcBorders>
-              <w:bottom w:val="none" w:sz="0" w:space="0" w:color="000000"/>
-              <w:top w:val="none" w:sz="0" w:space="0" w:color="000000"/>
-              <w:left w:val="none" w:sz="0" w:space="0" w:color="000000"/>
-              <w:right w:val="none" w:sz="0" w:space="0" w:color="000000"/>
-            </w:tcBorders>
-            <w:shd w:val="clear" w:color="auto" w:fill="FFFFFF"/>
-            <w:tcMar>
-              <w:top w:w="0" w:type="dxa"/>
-              <w:bottom w:w="0" w:type="dxa"/>
-              <w:left w:w="0" w:type="dxa"/>
-              <w:right w:w="0" w:type="dxa"/>
-            </w:tcMar>
-            <w:vAlign w:val="top"/>
-          </w:tcPr>
-          <w:p>
-            <w:pPr>
-              <w:pStyle w:val="Normal"/>
-              <w:jc w:val="center"/>
-              <w:pBdr>
-                <w:bottom w:val="none" w:sz="0" w:space="0" w:color="000000"/>
-                <w:top w:val="none" w:sz="0" w:space="0" w:color="000000"/>
-                <w:left w:val="none" w:sz="0" w:space="0" w:color="000000"/>
-                <w:right w:val="none" w:sz="0" w:space="0" w:color="000000"/>
-              </w:pBdr>
-              <w:spacing w:after="100" w:before="100" w:line="240"/>
-              <w:ind w:left="100" w:right="100" w:firstLine="0" w:firstLineChars="0"/>
-              <w:rPr>
-                <w:rFonts w:ascii="Helvetica" w:hAnsi="Helvetica" w:eastAsia="Helvetica" w:cs="Helvetica"/>
-                <w:i w:val="false"/>
-                <w:b w:val="false"/>
-                <w:u w:val="none"/>
-                <w:sz w:val="22"/>
-                <w:szCs w:val="22"/>
-                <w:color w:val="000000"/>
-              </w:rPr>
-            </w:pPr>
-            <w:r>
-              <w:rPr>
-                <w:rFonts w:ascii="Helvetica" w:hAnsi="Helvetica" w:eastAsia="Helvetica" w:cs="Helvetica"/>
-                <w:i w:val="false"/>
-                <w:b w:val="false"/>
-                <w:u w:val="none"/>
-                <w:sz w:val="22"/>
-                <w:szCs w:val="22"/>
-                <w:color w:val="000000"/>
-              </w:rPr>
-              <w:t xml:space="preserve">0.02, 0.98</w:t>
-            </w:r>
-          </w:p>
-        </w:tc>
-        <w:tc>
-          <w:tcPr>
-            <w:tcBorders>
-              <w:bottom w:val="none" w:sz="0" w:space="0" w:color="000000"/>
-              <w:top w:val="none" w:sz="0" w:space="0" w:color="000000"/>
-              <w:left w:val="none" w:sz="0" w:space="0" w:color="000000"/>
-              <w:right w:val="none" w:sz="0" w:space="0" w:color="000000"/>
-            </w:tcBorders>
-            <w:shd w:val="clear" w:color="auto" w:fill="FFFFFF"/>
-            <w:tcMar>
-              <w:top w:w="0" w:type="dxa"/>
-              <w:bottom w:w="0" w:type="dxa"/>
-              <w:left w:w="0" w:type="dxa"/>
-              <w:right w:w="0" w:type="dxa"/>
-            </w:tcMar>
-            <w:vAlign w:val="top"/>
-          </w:tcPr>
-          <w:p>
-            <w:pPr>
-              <w:pStyle w:val="Normal"/>
-              <w:jc w:val="center"/>
-              <w:pBdr>
-                <w:bottom w:val="none" w:sz="0" w:space="0" w:color="000000"/>
-                <w:top w:val="none" w:sz="0" w:space="0" w:color="000000"/>
-                <w:left w:val="none" w:sz="0" w:space="0" w:color="000000"/>
-                <w:right w:val="none" w:sz="0" w:space="0" w:color="000000"/>
-              </w:pBdr>
-              <w:spacing w:after="100" w:before="100" w:line="240"/>
-              <w:ind w:left="100" w:right="100" w:firstLine="0" w:firstLineChars="0"/>
-              <w:rPr>
-                <w:rFonts w:ascii="Helvetica" w:hAnsi="Helvetica" w:eastAsia="Helvetica" w:cs="Helvetica"/>
-                <w:i w:val="false"/>
-                <w:b w:val="false"/>
-                <w:u w:val="none"/>
-                <w:sz w:val="22"/>
-                <w:szCs w:val="22"/>
-                <w:color w:val="000000"/>
-              </w:rPr>
-            </w:pPr>
-            <w:r>
-              <w:rPr>
-                <w:rFonts w:ascii="Helvetica" w:hAnsi="Helvetica" w:eastAsia="Helvetica" w:cs="Helvetica"/>
-                <w:i w:val="false"/>
-                <w:b w:val="false"/>
-                <w:u w:val="none"/>
-                <w:sz w:val="22"/>
-                <w:szCs w:val="22"/>
-                <w:color w:val="000000"/>
-              </w:rPr>
-              <w:t xml:space="preserve">0.048</w:t>
+              <w:t xml:space="preserve">0.17</w:t>
+            </w:r>
+          </w:p>
+        </w:tc>
+        <w:tc>
+          <w:tcPr>
+            <w:tcBorders>
+              <w:bottom w:val="none" w:sz="0" w:space="0" w:color="000000"/>
+              <w:top w:val="none" w:sz="0" w:space="0" w:color="000000"/>
+              <w:left w:val="none" w:sz="0" w:space="0" w:color="000000"/>
+              <w:right w:val="none" w:sz="0" w:space="0" w:color="000000"/>
+            </w:tcBorders>
+            <w:shd w:val="clear" w:color="auto" w:fill="FFFFFF"/>
+            <w:tcMar>
+              <w:top w:w="0" w:type="dxa"/>
+              <w:bottom w:w="0" w:type="dxa"/>
+              <w:left w:w="0" w:type="dxa"/>
+              <w:right w:w="0" w:type="dxa"/>
+            </w:tcMar>
+            <w:vAlign w:val="top"/>
+          </w:tcPr>
+          <w:p>
+            <w:pPr>
+              <w:pStyle w:val="Normal"/>
+              <w:jc w:val="center"/>
+              <w:pBdr>
+                <w:bottom w:val="none" w:sz="0" w:space="0" w:color="000000"/>
+                <w:top w:val="none" w:sz="0" w:space="0" w:color="000000"/>
+                <w:left w:val="none" w:sz="0" w:space="0" w:color="000000"/>
+                <w:right w:val="none" w:sz="0" w:space="0" w:color="000000"/>
+              </w:pBdr>
+              <w:spacing w:after="100" w:before="100" w:line="240"/>
+              <w:ind w:left="100" w:right="100" w:firstLine="0" w:firstLineChars="0"/>
+              <w:rPr>
+                <w:rFonts w:ascii="Helvetica" w:hAnsi="Helvetica" w:eastAsia="Helvetica" w:cs="Helvetica"/>
+                <w:i w:val="false"/>
+                <w:b w:val="false"/>
+                <w:u w:val="none"/>
+                <w:sz w:val="22"/>
+                <w:szCs w:val="22"/>
+                <w:color w:val="000000"/>
+              </w:rPr>
+            </w:pPr>
+            <w:r>
+              <w:rPr>
+                <w:rFonts w:ascii="Helvetica" w:hAnsi="Helvetica" w:eastAsia="Helvetica" w:cs="Helvetica"/>
+                <w:i w:val="false"/>
+                <w:b w:val="false"/>
+                <w:u w:val="none"/>
+                <w:sz w:val="22"/>
+                <w:szCs w:val="22"/>
+                <w:color w:val="000000"/>
+              </w:rPr>
+              <w:t xml:space="preserve">0.04, 0.76</w:t>
+            </w:r>
+          </w:p>
+        </w:tc>
+        <w:tc>
+          <w:tcPr>
+            <w:tcBorders>
+              <w:bottom w:val="none" w:sz="0" w:space="0" w:color="000000"/>
+              <w:top w:val="none" w:sz="0" w:space="0" w:color="000000"/>
+              <w:left w:val="none" w:sz="0" w:space="0" w:color="000000"/>
+              <w:right w:val="none" w:sz="0" w:space="0" w:color="000000"/>
+            </w:tcBorders>
+            <w:shd w:val="clear" w:color="auto" w:fill="FFFFFF"/>
+            <w:tcMar>
+              <w:top w:w="0" w:type="dxa"/>
+              <w:bottom w:w="0" w:type="dxa"/>
+              <w:left w:w="0" w:type="dxa"/>
+              <w:right w:w="0" w:type="dxa"/>
+            </w:tcMar>
+            <w:vAlign w:val="top"/>
+          </w:tcPr>
+          <w:p>
+            <w:pPr>
+              <w:pStyle w:val="Normal"/>
+              <w:jc w:val="center"/>
+              <w:pBdr>
+                <w:bottom w:val="none" w:sz="0" w:space="0" w:color="000000"/>
+                <w:top w:val="none" w:sz="0" w:space="0" w:color="000000"/>
+                <w:left w:val="none" w:sz="0" w:space="0" w:color="000000"/>
+                <w:right w:val="none" w:sz="0" w:space="0" w:color="000000"/>
+              </w:pBdr>
+              <w:spacing w:after="100" w:before="100" w:line="240"/>
+              <w:ind w:left="100" w:right="100" w:firstLine="0" w:firstLineChars="0"/>
+              <w:rPr>
+                <w:rFonts w:ascii="Helvetica" w:hAnsi="Helvetica" w:eastAsia="Helvetica" w:cs="Helvetica"/>
+                <w:i w:val="false"/>
+                <w:b w:val="false"/>
+                <w:u w:val="none"/>
+                <w:sz w:val="22"/>
+                <w:szCs w:val="22"/>
+                <w:color w:val="000000"/>
+              </w:rPr>
+            </w:pPr>
+            <w:r>
+              <w:rPr>
+                <w:rFonts w:ascii="Helvetica" w:hAnsi="Helvetica" w:eastAsia="Helvetica" w:cs="Helvetica"/>
+                <w:i w:val="false"/>
+                <w:b w:val="false"/>
+                <w:u w:val="none"/>
+                <w:sz w:val="22"/>
+                <w:szCs w:val="22"/>
+                <w:color w:val="000000"/>
+              </w:rPr>
+              <w:t xml:space="preserve">0.020</w:t>
             </w:r>
           </w:p>
         </w:tc>
@@ -11246,113 +11246,113 @@
                 <w:szCs w:val="22"/>
                 <w:color w:val="000000"/>
               </w:rPr>
-              <w:t xml:space="preserve">17.9</w:t>
-            </w:r>
-          </w:p>
-        </w:tc>
-        <w:tc>
-          <w:tcPr>
-            <w:tcBorders>
-              <w:bottom w:val="none" w:sz="0" w:space="0" w:color="000000"/>
-              <w:top w:val="none" w:sz="0" w:space="0" w:color="000000"/>
-              <w:left w:val="none" w:sz="0" w:space="0" w:color="000000"/>
-              <w:right w:val="none" w:sz="0" w:space="0" w:color="000000"/>
-            </w:tcBorders>
-            <w:shd w:val="clear" w:color="auto" w:fill="FFFFFF"/>
-            <w:tcMar>
-              <w:top w:w="0" w:type="dxa"/>
-              <w:bottom w:w="0" w:type="dxa"/>
-              <w:left w:w="0" w:type="dxa"/>
-              <w:right w:w="0" w:type="dxa"/>
-            </w:tcMar>
-            <w:vAlign w:val="top"/>
-          </w:tcPr>
-          <w:p>
-            <w:pPr>
-              <w:pStyle w:val="Normal"/>
-              <w:jc w:val="center"/>
-              <w:pBdr>
-                <w:bottom w:val="none" w:sz="0" w:space="0" w:color="000000"/>
-                <w:top w:val="none" w:sz="0" w:space="0" w:color="000000"/>
-                <w:left w:val="none" w:sz="0" w:space="0" w:color="000000"/>
-                <w:right w:val="none" w:sz="0" w:space="0" w:color="000000"/>
-              </w:pBdr>
-              <w:spacing w:after="100" w:before="100" w:line="240"/>
-              <w:ind w:left="100" w:right="100" w:firstLine="0" w:firstLineChars="0"/>
-              <w:rPr>
-                <w:rFonts w:ascii="Helvetica" w:hAnsi="Helvetica" w:eastAsia="Helvetica" w:cs="Helvetica"/>
-                <w:i w:val="false"/>
-                <w:b w:val="false"/>
-                <w:u w:val="none"/>
-                <w:sz w:val="22"/>
-                <w:szCs w:val="22"/>
-                <w:color w:val="000000"/>
-              </w:rPr>
-            </w:pPr>
-            <w:r>
-              <w:rPr>
-                <w:rFonts w:ascii="Helvetica" w:hAnsi="Helvetica" w:eastAsia="Helvetica" w:cs="Helvetica"/>
-                <w:i w:val="false"/>
-                <w:b w:val="false"/>
-                <w:u w:val="none"/>
-                <w:sz w:val="22"/>
-                <w:szCs w:val="22"/>
-                <w:color w:val="000000"/>
-              </w:rPr>
-              <w:t xml:space="preserve">0.43, 743</w:t>
-            </w:r>
-          </w:p>
-        </w:tc>
-        <w:tc>
-          <w:tcPr>
-            <w:tcBorders>
-              <w:bottom w:val="none" w:sz="0" w:space="0" w:color="000000"/>
-              <w:top w:val="none" w:sz="0" w:space="0" w:color="000000"/>
-              <w:left w:val="none" w:sz="0" w:space="0" w:color="000000"/>
-              <w:right w:val="none" w:sz="0" w:space="0" w:color="000000"/>
-            </w:tcBorders>
-            <w:shd w:val="clear" w:color="auto" w:fill="FFFFFF"/>
-            <w:tcMar>
-              <w:top w:w="0" w:type="dxa"/>
-              <w:bottom w:w="0" w:type="dxa"/>
-              <w:left w:w="0" w:type="dxa"/>
-              <w:right w:w="0" w:type="dxa"/>
-            </w:tcMar>
-            <w:vAlign w:val="top"/>
-          </w:tcPr>
-          <w:p>
-            <w:pPr>
-              <w:pStyle w:val="Normal"/>
-              <w:jc w:val="center"/>
-              <w:pBdr>
-                <w:bottom w:val="none" w:sz="0" w:space="0" w:color="000000"/>
-                <w:top w:val="none" w:sz="0" w:space="0" w:color="000000"/>
-                <w:left w:val="none" w:sz="0" w:space="0" w:color="000000"/>
-                <w:right w:val="none" w:sz="0" w:space="0" w:color="000000"/>
-              </w:pBdr>
-              <w:spacing w:after="100" w:before="100" w:line="240"/>
-              <w:ind w:left="100" w:right="100" w:firstLine="0" w:firstLineChars="0"/>
-              <w:rPr>
-                <w:rFonts w:ascii="Helvetica" w:hAnsi="Helvetica" w:eastAsia="Helvetica" w:cs="Helvetica"/>
-                <w:i w:val="false"/>
-                <w:b w:val="false"/>
-                <w:u w:val="none"/>
-                <w:sz w:val="22"/>
-                <w:szCs w:val="22"/>
-                <w:color w:val="000000"/>
-              </w:rPr>
-            </w:pPr>
-            <w:r>
-              <w:rPr>
-                <w:rFonts w:ascii="Helvetica" w:hAnsi="Helvetica" w:eastAsia="Helvetica" w:cs="Helvetica"/>
-                <w:i w:val="false"/>
-                <w:b w:val="false"/>
-                <w:u w:val="none"/>
-                <w:sz w:val="22"/>
-                <w:szCs w:val="22"/>
-                <w:color w:val="000000"/>
-              </w:rPr>
-              <w:t xml:space="preserve">0.130</w:t>
+              <w:t xml:space="preserve">14.5</w:t>
+            </w:r>
+          </w:p>
+        </w:tc>
+        <w:tc>
+          <w:tcPr>
+            <w:tcBorders>
+              <w:bottom w:val="none" w:sz="0" w:space="0" w:color="000000"/>
+              <w:top w:val="none" w:sz="0" w:space="0" w:color="000000"/>
+              <w:left w:val="none" w:sz="0" w:space="0" w:color="000000"/>
+              <w:right w:val="none" w:sz="0" w:space="0" w:color="000000"/>
+            </w:tcBorders>
+            <w:shd w:val="clear" w:color="auto" w:fill="FFFFFF"/>
+            <w:tcMar>
+              <w:top w:w="0" w:type="dxa"/>
+              <w:bottom w:w="0" w:type="dxa"/>
+              <w:left w:w="0" w:type="dxa"/>
+              <w:right w:w="0" w:type="dxa"/>
+            </w:tcMar>
+            <w:vAlign w:val="top"/>
+          </w:tcPr>
+          <w:p>
+            <w:pPr>
+              <w:pStyle w:val="Normal"/>
+              <w:jc w:val="center"/>
+              <w:pBdr>
+                <w:bottom w:val="none" w:sz="0" w:space="0" w:color="000000"/>
+                <w:top w:val="none" w:sz="0" w:space="0" w:color="000000"/>
+                <w:left w:val="none" w:sz="0" w:space="0" w:color="000000"/>
+                <w:right w:val="none" w:sz="0" w:space="0" w:color="000000"/>
+              </w:pBdr>
+              <w:spacing w:after="100" w:before="100" w:line="240"/>
+              <w:ind w:left="100" w:right="100" w:firstLine="0" w:firstLineChars="0"/>
+              <w:rPr>
+                <w:rFonts w:ascii="Helvetica" w:hAnsi="Helvetica" w:eastAsia="Helvetica" w:cs="Helvetica"/>
+                <w:i w:val="false"/>
+                <w:b w:val="false"/>
+                <w:u w:val="none"/>
+                <w:sz w:val="22"/>
+                <w:szCs w:val="22"/>
+                <w:color w:val="000000"/>
+              </w:rPr>
+            </w:pPr>
+            <w:r>
+              <w:rPr>
+                <w:rFonts w:ascii="Helvetica" w:hAnsi="Helvetica" w:eastAsia="Helvetica" w:cs="Helvetica"/>
+                <w:i w:val="false"/>
+                <w:b w:val="false"/>
+                <w:u w:val="none"/>
+                <w:sz w:val="22"/>
+                <w:szCs w:val="22"/>
+                <w:color w:val="000000"/>
+              </w:rPr>
+              <w:t xml:space="preserve">0.30, 708</w:t>
+            </w:r>
+          </w:p>
+        </w:tc>
+        <w:tc>
+          <w:tcPr>
+            <w:tcBorders>
+              <w:bottom w:val="none" w:sz="0" w:space="0" w:color="000000"/>
+              <w:top w:val="none" w:sz="0" w:space="0" w:color="000000"/>
+              <w:left w:val="none" w:sz="0" w:space="0" w:color="000000"/>
+              <w:right w:val="none" w:sz="0" w:space="0" w:color="000000"/>
+            </w:tcBorders>
+            <w:shd w:val="clear" w:color="auto" w:fill="FFFFFF"/>
+            <w:tcMar>
+              <w:top w:w="0" w:type="dxa"/>
+              <w:bottom w:w="0" w:type="dxa"/>
+              <w:left w:w="0" w:type="dxa"/>
+              <w:right w:w="0" w:type="dxa"/>
+            </w:tcMar>
+            <w:vAlign w:val="top"/>
+          </w:tcPr>
+          <w:p>
+            <w:pPr>
+              <w:pStyle w:val="Normal"/>
+              <w:jc w:val="center"/>
+              <w:pBdr>
+                <w:bottom w:val="none" w:sz="0" w:space="0" w:color="000000"/>
+                <w:top w:val="none" w:sz="0" w:space="0" w:color="000000"/>
+                <w:left w:val="none" w:sz="0" w:space="0" w:color="000000"/>
+                <w:right w:val="none" w:sz="0" w:space="0" w:color="000000"/>
+              </w:pBdr>
+              <w:spacing w:after="100" w:before="100" w:line="240"/>
+              <w:ind w:left="100" w:right="100" w:firstLine="0" w:firstLineChars="0"/>
+              <w:rPr>
+                <w:rFonts w:ascii="Helvetica" w:hAnsi="Helvetica" w:eastAsia="Helvetica" w:cs="Helvetica"/>
+                <w:i w:val="false"/>
+                <w:b w:val="false"/>
+                <w:u w:val="none"/>
+                <w:sz w:val="22"/>
+                <w:szCs w:val="22"/>
+                <w:color w:val="000000"/>
+              </w:rPr>
+            </w:pPr>
+            <w:r>
+              <w:rPr>
+                <w:rFonts w:ascii="Helvetica" w:hAnsi="Helvetica" w:eastAsia="Helvetica" w:cs="Helvetica"/>
+                <w:i w:val="false"/>
+                <w:b w:val="false"/>
+                <w:u w:val="none"/>
+                <w:sz w:val="22"/>
+                <w:szCs w:val="22"/>
+                <w:color w:val="000000"/>
+              </w:rPr>
+              <w:t xml:space="preserve">0.180</w:t>
             </w:r>
           </w:p>
         </w:tc>
@@ -11729,113 +11729,113 @@
                 <w:szCs w:val="22"/>
                 <w:color w:val="000000"/>
               </w:rPr>
-              <w:t xml:space="preserve">0.73</w:t>
-            </w:r>
-          </w:p>
-        </w:tc>
-        <w:tc>
-          <w:tcPr>
-            <w:tcBorders>
-              <w:bottom w:val="none" w:sz="0" w:space="0" w:color="000000"/>
-              <w:top w:val="none" w:sz="0" w:space="0" w:color="000000"/>
-              <w:left w:val="none" w:sz="0" w:space="0" w:color="000000"/>
-              <w:right w:val="none" w:sz="0" w:space="0" w:color="000000"/>
-            </w:tcBorders>
-            <w:shd w:val="clear" w:color="auto" w:fill="FFFFFF"/>
-            <w:tcMar>
-              <w:top w:w="0" w:type="dxa"/>
-              <w:bottom w:w="0" w:type="dxa"/>
-              <w:left w:w="0" w:type="dxa"/>
-              <w:right w:w="0" w:type="dxa"/>
-            </w:tcMar>
-            <w:vAlign w:val="top"/>
-          </w:tcPr>
-          <w:p>
-            <w:pPr>
-              <w:pStyle w:val="Normal"/>
-              <w:jc w:val="center"/>
-              <w:pBdr>
-                <w:bottom w:val="none" w:sz="0" w:space="0" w:color="000000"/>
-                <w:top w:val="none" w:sz="0" w:space="0" w:color="000000"/>
-                <w:left w:val="none" w:sz="0" w:space="0" w:color="000000"/>
-                <w:right w:val="none" w:sz="0" w:space="0" w:color="000000"/>
-              </w:pBdr>
-              <w:spacing w:after="100" w:before="100" w:line="240"/>
-              <w:ind w:left="100" w:right="100" w:firstLine="0" w:firstLineChars="0"/>
-              <w:rPr>
-                <w:rFonts w:ascii="Helvetica" w:hAnsi="Helvetica" w:eastAsia="Helvetica" w:cs="Helvetica"/>
-                <w:i w:val="false"/>
-                <w:b w:val="false"/>
-                <w:u w:val="none"/>
-                <w:sz w:val="22"/>
-                <w:szCs w:val="22"/>
-                <w:color w:val="000000"/>
-              </w:rPr>
-            </w:pPr>
-            <w:r>
-              <w:rPr>
-                <w:rFonts w:ascii="Helvetica" w:hAnsi="Helvetica" w:eastAsia="Helvetica" w:cs="Helvetica"/>
-                <w:i w:val="false"/>
-                <w:b w:val="false"/>
-                <w:u w:val="none"/>
-                <w:sz w:val="22"/>
-                <w:szCs w:val="22"/>
-                <w:color w:val="000000"/>
-              </w:rPr>
-              <w:t xml:space="preserve">0.06, 8.55</w:t>
-            </w:r>
-          </w:p>
-        </w:tc>
-        <w:tc>
-          <w:tcPr>
-            <w:tcBorders>
-              <w:bottom w:val="none" w:sz="0" w:space="0" w:color="000000"/>
-              <w:top w:val="none" w:sz="0" w:space="0" w:color="000000"/>
-              <w:left w:val="none" w:sz="0" w:space="0" w:color="000000"/>
-              <w:right w:val="none" w:sz="0" w:space="0" w:color="000000"/>
-            </w:tcBorders>
-            <w:shd w:val="clear" w:color="auto" w:fill="FFFFFF"/>
-            <w:tcMar>
-              <w:top w:w="0" w:type="dxa"/>
-              <w:bottom w:w="0" w:type="dxa"/>
-              <w:left w:w="0" w:type="dxa"/>
-              <w:right w:w="0" w:type="dxa"/>
-            </w:tcMar>
-            <w:vAlign w:val="top"/>
-          </w:tcPr>
-          <w:p>
-            <w:pPr>
-              <w:pStyle w:val="Normal"/>
-              <w:jc w:val="center"/>
-              <w:pBdr>
-                <w:bottom w:val="none" w:sz="0" w:space="0" w:color="000000"/>
-                <w:top w:val="none" w:sz="0" w:space="0" w:color="000000"/>
-                <w:left w:val="none" w:sz="0" w:space="0" w:color="000000"/>
-                <w:right w:val="none" w:sz="0" w:space="0" w:color="000000"/>
-              </w:pBdr>
-              <w:spacing w:after="100" w:before="100" w:line="240"/>
-              <w:ind w:left="100" w:right="100" w:firstLine="0" w:firstLineChars="0"/>
-              <w:rPr>
-                <w:rFonts w:ascii="Helvetica" w:hAnsi="Helvetica" w:eastAsia="Helvetica" w:cs="Helvetica"/>
-                <w:i w:val="false"/>
-                <w:b w:val="false"/>
-                <w:u w:val="none"/>
-                <w:sz w:val="22"/>
-                <w:szCs w:val="22"/>
-                <w:color w:val="000000"/>
-              </w:rPr>
-            </w:pPr>
-            <w:r>
-              <w:rPr>
-                <w:rFonts w:ascii="Helvetica" w:hAnsi="Helvetica" w:eastAsia="Helvetica" w:cs="Helvetica"/>
-                <w:i w:val="false"/>
-                <w:b w:val="false"/>
-                <w:u w:val="none"/>
-                <w:sz w:val="22"/>
-                <w:szCs w:val="22"/>
-                <w:color w:val="000000"/>
-              </w:rPr>
-              <w:t xml:space="preserve">0.800</w:t>
+              <w:t xml:space="preserve">0.75</w:t>
+            </w:r>
+          </w:p>
+        </w:tc>
+        <w:tc>
+          <w:tcPr>
+            <w:tcBorders>
+              <w:bottom w:val="none" w:sz="0" w:space="0" w:color="000000"/>
+              <w:top w:val="none" w:sz="0" w:space="0" w:color="000000"/>
+              <w:left w:val="none" w:sz="0" w:space="0" w:color="000000"/>
+              <w:right w:val="none" w:sz="0" w:space="0" w:color="000000"/>
+            </w:tcBorders>
+            <w:shd w:val="clear" w:color="auto" w:fill="FFFFFF"/>
+            <w:tcMar>
+              <w:top w:w="0" w:type="dxa"/>
+              <w:bottom w:w="0" w:type="dxa"/>
+              <w:left w:w="0" w:type="dxa"/>
+              <w:right w:w="0" w:type="dxa"/>
+            </w:tcMar>
+            <w:vAlign w:val="top"/>
+          </w:tcPr>
+          <w:p>
+            <w:pPr>
+              <w:pStyle w:val="Normal"/>
+              <w:jc w:val="center"/>
+              <w:pBdr>
+                <w:bottom w:val="none" w:sz="0" w:space="0" w:color="000000"/>
+                <w:top w:val="none" w:sz="0" w:space="0" w:color="000000"/>
+                <w:left w:val="none" w:sz="0" w:space="0" w:color="000000"/>
+                <w:right w:val="none" w:sz="0" w:space="0" w:color="000000"/>
+              </w:pBdr>
+              <w:spacing w:after="100" w:before="100" w:line="240"/>
+              <w:ind w:left="100" w:right="100" w:firstLine="0" w:firstLineChars="0"/>
+              <w:rPr>
+                <w:rFonts w:ascii="Helvetica" w:hAnsi="Helvetica" w:eastAsia="Helvetica" w:cs="Helvetica"/>
+                <w:i w:val="false"/>
+                <w:b w:val="false"/>
+                <w:u w:val="none"/>
+                <w:sz w:val="22"/>
+                <w:szCs w:val="22"/>
+                <w:color w:val="000000"/>
+              </w:rPr>
+            </w:pPr>
+            <w:r>
+              <w:rPr>
+                <w:rFonts w:ascii="Helvetica" w:hAnsi="Helvetica" w:eastAsia="Helvetica" w:cs="Helvetica"/>
+                <w:i w:val="false"/>
+                <w:b w:val="false"/>
+                <w:u w:val="none"/>
+                <w:sz w:val="22"/>
+                <w:szCs w:val="22"/>
+                <w:color w:val="000000"/>
+              </w:rPr>
+              <w:t xml:space="preserve">0.05, 10.8</w:t>
+            </w:r>
+          </w:p>
+        </w:tc>
+        <w:tc>
+          <w:tcPr>
+            <w:tcBorders>
+              <w:bottom w:val="none" w:sz="0" w:space="0" w:color="000000"/>
+              <w:top w:val="none" w:sz="0" w:space="0" w:color="000000"/>
+              <w:left w:val="none" w:sz="0" w:space="0" w:color="000000"/>
+              <w:right w:val="none" w:sz="0" w:space="0" w:color="000000"/>
+            </w:tcBorders>
+            <w:shd w:val="clear" w:color="auto" w:fill="FFFFFF"/>
+            <w:tcMar>
+              <w:top w:w="0" w:type="dxa"/>
+              <w:bottom w:w="0" w:type="dxa"/>
+              <w:left w:w="0" w:type="dxa"/>
+              <w:right w:w="0" w:type="dxa"/>
+            </w:tcMar>
+            <w:vAlign w:val="top"/>
+          </w:tcPr>
+          <w:p>
+            <w:pPr>
+              <w:pStyle w:val="Normal"/>
+              <w:jc w:val="center"/>
+              <w:pBdr>
+                <w:bottom w:val="none" w:sz="0" w:space="0" w:color="000000"/>
+                <w:top w:val="none" w:sz="0" w:space="0" w:color="000000"/>
+                <w:left w:val="none" w:sz="0" w:space="0" w:color="000000"/>
+                <w:right w:val="none" w:sz="0" w:space="0" w:color="000000"/>
+              </w:pBdr>
+              <w:spacing w:after="100" w:before="100" w:line="240"/>
+              <w:ind w:left="100" w:right="100" w:firstLine="0" w:firstLineChars="0"/>
+              <w:rPr>
+                <w:rFonts w:ascii="Helvetica" w:hAnsi="Helvetica" w:eastAsia="Helvetica" w:cs="Helvetica"/>
+                <w:i w:val="false"/>
+                <w:b w:val="false"/>
+                <w:u w:val="none"/>
+                <w:sz w:val="22"/>
+                <w:szCs w:val="22"/>
+                <w:color w:val="000000"/>
+              </w:rPr>
+            </w:pPr>
+            <w:r>
+              <w:rPr>
+                <w:rFonts w:ascii="Helvetica" w:hAnsi="Helvetica" w:eastAsia="Helvetica" w:cs="Helvetica"/>
+                <w:i w:val="false"/>
+                <w:b w:val="false"/>
+                <w:u w:val="none"/>
+                <w:sz w:val="22"/>
+                <w:szCs w:val="22"/>
+                <w:color w:val="000000"/>
+              </w:rPr>
+              <w:t xml:space="preserve">0.830</w:t>
             </w:r>
           </w:p>
         </w:tc>
@@ -12212,113 +12212,113 @@
                 <w:szCs w:val="22"/>
                 <w:color w:val="000000"/>
               </w:rPr>
-              <w:t xml:space="preserve">0.92</w:t>
-            </w:r>
-          </w:p>
-        </w:tc>
-        <w:tc>
-          <w:tcPr>
-            <w:tcBorders>
-              <w:bottom w:val="none" w:sz="0" w:space="0" w:color="000000"/>
-              <w:top w:val="none" w:sz="0" w:space="0" w:color="000000"/>
-              <w:left w:val="none" w:sz="0" w:space="0" w:color="000000"/>
-              <w:right w:val="none" w:sz="0" w:space="0" w:color="000000"/>
-            </w:tcBorders>
-            <w:shd w:val="clear" w:color="auto" w:fill="FFFFFF"/>
-            <w:tcMar>
-              <w:top w:w="0" w:type="dxa"/>
-              <w:bottom w:w="0" w:type="dxa"/>
-              <w:left w:w="0" w:type="dxa"/>
-              <w:right w:w="0" w:type="dxa"/>
-            </w:tcMar>
-            <w:vAlign w:val="top"/>
-          </w:tcPr>
-          <w:p>
-            <w:pPr>
-              <w:pStyle w:val="Normal"/>
-              <w:jc w:val="center"/>
-              <w:pBdr>
-                <w:bottom w:val="none" w:sz="0" w:space="0" w:color="000000"/>
-                <w:top w:val="none" w:sz="0" w:space="0" w:color="000000"/>
-                <w:left w:val="none" w:sz="0" w:space="0" w:color="000000"/>
-                <w:right w:val="none" w:sz="0" w:space="0" w:color="000000"/>
-              </w:pBdr>
-              <w:spacing w:after="100" w:before="100" w:line="240"/>
-              <w:ind w:left="100" w:right="100" w:firstLine="0" w:firstLineChars="0"/>
-              <w:rPr>
-                <w:rFonts w:ascii="Helvetica" w:hAnsi="Helvetica" w:eastAsia="Helvetica" w:cs="Helvetica"/>
-                <w:i w:val="false"/>
-                <w:b w:val="false"/>
-                <w:u w:val="none"/>
-                <w:sz w:val="22"/>
-                <w:szCs w:val="22"/>
-                <w:color w:val="000000"/>
-              </w:rPr>
-            </w:pPr>
-            <w:r>
-              <w:rPr>
-                <w:rFonts w:ascii="Helvetica" w:hAnsi="Helvetica" w:eastAsia="Helvetica" w:cs="Helvetica"/>
-                <w:i w:val="false"/>
-                <w:b w:val="false"/>
-                <w:u w:val="none"/>
-                <w:sz w:val="22"/>
-                <w:szCs w:val="22"/>
-                <w:color w:val="000000"/>
-              </w:rPr>
-              <w:t xml:space="preserve">0.79, 1.06</w:t>
-            </w:r>
-          </w:p>
-        </w:tc>
-        <w:tc>
-          <w:tcPr>
-            <w:tcBorders>
-              <w:bottom w:val="none" w:sz="0" w:space="0" w:color="000000"/>
-              <w:top w:val="none" w:sz="0" w:space="0" w:color="000000"/>
-              <w:left w:val="none" w:sz="0" w:space="0" w:color="000000"/>
-              <w:right w:val="none" w:sz="0" w:space="0" w:color="000000"/>
-            </w:tcBorders>
-            <w:shd w:val="clear" w:color="auto" w:fill="FFFFFF"/>
-            <w:tcMar>
-              <w:top w:w="0" w:type="dxa"/>
-              <w:bottom w:w="0" w:type="dxa"/>
-              <w:left w:w="0" w:type="dxa"/>
-              <w:right w:w="0" w:type="dxa"/>
-            </w:tcMar>
-            <w:vAlign w:val="top"/>
-          </w:tcPr>
-          <w:p>
-            <w:pPr>
-              <w:pStyle w:val="Normal"/>
-              <w:jc w:val="center"/>
-              <w:pBdr>
-                <w:bottom w:val="none" w:sz="0" w:space="0" w:color="000000"/>
-                <w:top w:val="none" w:sz="0" w:space="0" w:color="000000"/>
-                <w:left w:val="none" w:sz="0" w:space="0" w:color="000000"/>
-                <w:right w:val="none" w:sz="0" w:space="0" w:color="000000"/>
-              </w:pBdr>
-              <w:spacing w:after="100" w:before="100" w:line="240"/>
-              <w:ind w:left="100" w:right="100" w:firstLine="0" w:firstLineChars="0"/>
-              <w:rPr>
-                <w:rFonts w:ascii="Helvetica" w:hAnsi="Helvetica" w:eastAsia="Helvetica" w:cs="Helvetica"/>
-                <w:i w:val="false"/>
-                <w:b w:val="false"/>
-                <w:u w:val="none"/>
-                <w:sz w:val="22"/>
-                <w:szCs w:val="22"/>
-                <w:color w:val="000000"/>
-              </w:rPr>
-            </w:pPr>
-            <w:r>
-              <w:rPr>
-                <w:rFonts w:ascii="Helvetica" w:hAnsi="Helvetica" w:eastAsia="Helvetica" w:cs="Helvetica"/>
-                <w:i w:val="false"/>
-                <w:b w:val="false"/>
-                <w:u w:val="none"/>
-                <w:sz w:val="22"/>
-                <w:szCs w:val="22"/>
-                <w:color w:val="000000"/>
-              </w:rPr>
-              <w:t xml:space="preserve">0.250</w:t>
+              <w:t xml:space="preserve">0.99</w:t>
+            </w:r>
+          </w:p>
+        </w:tc>
+        <w:tc>
+          <w:tcPr>
+            <w:tcBorders>
+              <w:bottom w:val="none" w:sz="0" w:space="0" w:color="000000"/>
+              <w:top w:val="none" w:sz="0" w:space="0" w:color="000000"/>
+              <w:left w:val="none" w:sz="0" w:space="0" w:color="000000"/>
+              <w:right w:val="none" w:sz="0" w:space="0" w:color="000000"/>
+            </w:tcBorders>
+            <w:shd w:val="clear" w:color="auto" w:fill="FFFFFF"/>
+            <w:tcMar>
+              <w:top w:w="0" w:type="dxa"/>
+              <w:bottom w:w="0" w:type="dxa"/>
+              <w:left w:w="0" w:type="dxa"/>
+              <w:right w:w="0" w:type="dxa"/>
+            </w:tcMar>
+            <w:vAlign w:val="top"/>
+          </w:tcPr>
+          <w:p>
+            <w:pPr>
+              <w:pStyle w:val="Normal"/>
+              <w:jc w:val="center"/>
+              <w:pBdr>
+                <w:bottom w:val="none" w:sz="0" w:space="0" w:color="000000"/>
+                <w:top w:val="none" w:sz="0" w:space="0" w:color="000000"/>
+                <w:left w:val="none" w:sz="0" w:space="0" w:color="000000"/>
+                <w:right w:val="none" w:sz="0" w:space="0" w:color="000000"/>
+              </w:pBdr>
+              <w:spacing w:after="100" w:before="100" w:line="240"/>
+              <w:ind w:left="100" w:right="100" w:firstLine="0" w:firstLineChars="0"/>
+              <w:rPr>
+                <w:rFonts w:ascii="Helvetica" w:hAnsi="Helvetica" w:eastAsia="Helvetica" w:cs="Helvetica"/>
+                <w:i w:val="false"/>
+                <w:b w:val="false"/>
+                <w:u w:val="none"/>
+                <w:sz w:val="22"/>
+                <w:szCs w:val="22"/>
+                <w:color w:val="000000"/>
+              </w:rPr>
+            </w:pPr>
+            <w:r>
+              <w:rPr>
+                <w:rFonts w:ascii="Helvetica" w:hAnsi="Helvetica" w:eastAsia="Helvetica" w:cs="Helvetica"/>
+                <w:i w:val="false"/>
+                <w:b w:val="false"/>
+                <w:u w:val="none"/>
+                <w:sz w:val="22"/>
+                <w:szCs w:val="22"/>
+                <w:color w:val="000000"/>
+              </w:rPr>
+              <w:t xml:space="preserve">0.90, 1.09</w:t>
+            </w:r>
+          </w:p>
+        </w:tc>
+        <w:tc>
+          <w:tcPr>
+            <w:tcBorders>
+              <w:bottom w:val="none" w:sz="0" w:space="0" w:color="000000"/>
+              <w:top w:val="none" w:sz="0" w:space="0" w:color="000000"/>
+              <w:left w:val="none" w:sz="0" w:space="0" w:color="000000"/>
+              <w:right w:val="none" w:sz="0" w:space="0" w:color="000000"/>
+            </w:tcBorders>
+            <w:shd w:val="clear" w:color="auto" w:fill="FFFFFF"/>
+            <w:tcMar>
+              <w:top w:w="0" w:type="dxa"/>
+              <w:bottom w:w="0" w:type="dxa"/>
+              <w:left w:w="0" w:type="dxa"/>
+              <w:right w:w="0" w:type="dxa"/>
+            </w:tcMar>
+            <w:vAlign w:val="top"/>
+          </w:tcPr>
+          <w:p>
+            <w:pPr>
+              <w:pStyle w:val="Normal"/>
+              <w:jc w:val="center"/>
+              <w:pBdr>
+                <w:bottom w:val="none" w:sz="0" w:space="0" w:color="000000"/>
+                <w:top w:val="none" w:sz="0" w:space="0" w:color="000000"/>
+                <w:left w:val="none" w:sz="0" w:space="0" w:color="000000"/>
+                <w:right w:val="none" w:sz="0" w:space="0" w:color="000000"/>
+              </w:pBdr>
+              <w:spacing w:after="100" w:before="100" w:line="240"/>
+              <w:ind w:left="100" w:right="100" w:firstLine="0" w:firstLineChars="0"/>
+              <w:rPr>
+                <w:rFonts w:ascii="Helvetica" w:hAnsi="Helvetica" w:eastAsia="Helvetica" w:cs="Helvetica"/>
+                <w:i w:val="false"/>
+                <w:b w:val="false"/>
+                <w:u w:val="none"/>
+                <w:sz w:val="22"/>
+                <w:szCs w:val="22"/>
+                <w:color w:val="000000"/>
+              </w:rPr>
+            </w:pPr>
+            <w:r>
+              <w:rPr>
+                <w:rFonts w:ascii="Helvetica" w:hAnsi="Helvetica" w:eastAsia="Helvetica" w:cs="Helvetica"/>
+                <w:i w:val="false"/>
+                <w:b w:val="false"/>
+                <w:u w:val="none"/>
+                <w:sz w:val="22"/>
+                <w:szCs w:val="22"/>
+                <w:color w:val="000000"/>
+              </w:rPr>
+              <w:t xml:space="preserve">0.860</w:t>
             </w:r>
           </w:p>
         </w:tc>
@@ -12748,7 +12748,7 @@
                 <w:szCs w:val="22"/>
                 <w:color w:val="000000"/>
               </w:rPr>
-              <w:t xml:space="preserve">0.03, 2.17</w:t>
+              <w:t xml:space="preserve">0.03, 2.13</w:t>
             </w:r>
           </w:p>
         </w:tc>
@@ -13178,113 +13178,113 @@
                 <w:szCs w:val="22"/>
                 <w:color w:val="000000"/>
               </w:rPr>
-              <w:t xml:space="preserve">0.22</w:t>
-            </w:r>
-          </w:p>
-        </w:tc>
-        <w:tc>
-          <w:tcPr>
-            <w:tcBorders>
-              <w:bottom w:val="none" w:sz="0" w:space="0" w:color="000000"/>
-              <w:top w:val="none" w:sz="0" w:space="0" w:color="000000"/>
-              <w:left w:val="none" w:sz="0" w:space="0" w:color="000000"/>
-              <w:right w:val="none" w:sz="0" w:space="0" w:color="000000"/>
-            </w:tcBorders>
-            <w:shd w:val="clear" w:color="auto" w:fill="FFFFFF"/>
-            <w:tcMar>
-              <w:top w:w="0" w:type="dxa"/>
-              <w:bottom w:w="0" w:type="dxa"/>
-              <w:left w:w="0" w:type="dxa"/>
-              <w:right w:w="0" w:type="dxa"/>
-            </w:tcMar>
-            <w:vAlign w:val="top"/>
-          </w:tcPr>
-          <w:p>
-            <w:pPr>
-              <w:pStyle w:val="Normal"/>
-              <w:jc w:val="center"/>
-              <w:pBdr>
-                <w:bottom w:val="none" w:sz="0" w:space="0" w:color="000000"/>
-                <w:top w:val="none" w:sz="0" w:space="0" w:color="000000"/>
-                <w:left w:val="none" w:sz="0" w:space="0" w:color="000000"/>
-                <w:right w:val="none" w:sz="0" w:space="0" w:color="000000"/>
-              </w:pBdr>
-              <w:spacing w:after="100" w:before="100" w:line="240"/>
-              <w:ind w:left="100" w:right="100" w:firstLine="0" w:firstLineChars="0"/>
-              <w:rPr>
-                <w:rFonts w:ascii="Helvetica" w:hAnsi="Helvetica" w:eastAsia="Helvetica" w:cs="Helvetica"/>
-                <w:i w:val="false"/>
-                <w:b w:val="false"/>
-                <w:u w:val="none"/>
-                <w:sz w:val="22"/>
-                <w:szCs w:val="22"/>
-                <w:color w:val="000000"/>
-              </w:rPr>
-            </w:pPr>
-            <w:r>
-              <w:rPr>
-                <w:rFonts w:ascii="Helvetica" w:hAnsi="Helvetica" w:eastAsia="Helvetica" w:cs="Helvetica"/>
-                <w:i w:val="false"/>
-                <w:b w:val="false"/>
-                <w:u w:val="none"/>
-                <w:sz w:val="22"/>
-                <w:szCs w:val="22"/>
-                <w:color w:val="000000"/>
-              </w:rPr>
-              <w:t xml:space="preserve">0.01, 4.65</w:t>
-            </w:r>
-          </w:p>
-        </w:tc>
-        <w:tc>
-          <w:tcPr>
-            <w:tcBorders>
-              <w:bottom w:val="none" w:sz="0" w:space="0" w:color="000000"/>
-              <w:top w:val="none" w:sz="0" w:space="0" w:color="000000"/>
-              <w:left w:val="none" w:sz="0" w:space="0" w:color="000000"/>
-              <w:right w:val="none" w:sz="0" w:space="0" w:color="000000"/>
-            </w:tcBorders>
-            <w:shd w:val="clear" w:color="auto" w:fill="FFFFFF"/>
-            <w:tcMar>
-              <w:top w:w="0" w:type="dxa"/>
-              <w:bottom w:w="0" w:type="dxa"/>
-              <w:left w:w="0" w:type="dxa"/>
-              <w:right w:w="0" w:type="dxa"/>
-            </w:tcMar>
-            <w:vAlign w:val="top"/>
-          </w:tcPr>
-          <w:p>
-            <w:pPr>
-              <w:pStyle w:val="Normal"/>
-              <w:jc w:val="center"/>
-              <w:pBdr>
-                <w:bottom w:val="none" w:sz="0" w:space="0" w:color="000000"/>
-                <w:top w:val="none" w:sz="0" w:space="0" w:color="000000"/>
-                <w:left w:val="none" w:sz="0" w:space="0" w:color="000000"/>
-                <w:right w:val="none" w:sz="0" w:space="0" w:color="000000"/>
-              </w:pBdr>
-              <w:spacing w:after="100" w:before="100" w:line="240"/>
-              <w:ind w:left="100" w:right="100" w:firstLine="0" w:firstLineChars="0"/>
-              <w:rPr>
-                <w:rFonts w:ascii="Helvetica" w:hAnsi="Helvetica" w:eastAsia="Helvetica" w:cs="Helvetica"/>
-                <w:i w:val="false"/>
-                <w:b w:val="false"/>
-                <w:u w:val="none"/>
-                <w:sz w:val="22"/>
-                <w:szCs w:val="22"/>
-                <w:color w:val="000000"/>
-              </w:rPr>
-            </w:pPr>
-            <w:r>
-              <w:rPr>
-                <w:rFonts w:ascii="Helvetica" w:hAnsi="Helvetica" w:eastAsia="Helvetica" w:cs="Helvetica"/>
-                <w:i w:val="false"/>
-                <w:b w:val="false"/>
-                <w:u w:val="none"/>
-                <w:sz w:val="22"/>
-                <w:szCs w:val="22"/>
-                <w:color w:val="000000"/>
-              </w:rPr>
-              <w:t xml:space="preserve">0.330</w:t>
+              <w:t xml:space="preserve">0.21</w:t>
+            </w:r>
+          </w:p>
+        </w:tc>
+        <w:tc>
+          <w:tcPr>
+            <w:tcBorders>
+              <w:bottom w:val="none" w:sz="0" w:space="0" w:color="000000"/>
+              <w:top w:val="none" w:sz="0" w:space="0" w:color="000000"/>
+              <w:left w:val="none" w:sz="0" w:space="0" w:color="000000"/>
+              <w:right w:val="none" w:sz="0" w:space="0" w:color="000000"/>
+            </w:tcBorders>
+            <w:shd w:val="clear" w:color="auto" w:fill="FFFFFF"/>
+            <w:tcMar>
+              <w:top w:w="0" w:type="dxa"/>
+              <w:bottom w:w="0" w:type="dxa"/>
+              <w:left w:w="0" w:type="dxa"/>
+              <w:right w:w="0" w:type="dxa"/>
+            </w:tcMar>
+            <w:vAlign w:val="top"/>
+          </w:tcPr>
+          <w:p>
+            <w:pPr>
+              <w:pStyle w:val="Normal"/>
+              <w:jc w:val="center"/>
+              <w:pBdr>
+                <w:bottom w:val="none" w:sz="0" w:space="0" w:color="000000"/>
+                <w:top w:val="none" w:sz="0" w:space="0" w:color="000000"/>
+                <w:left w:val="none" w:sz="0" w:space="0" w:color="000000"/>
+                <w:right w:val="none" w:sz="0" w:space="0" w:color="000000"/>
+              </w:pBdr>
+              <w:spacing w:after="100" w:before="100" w:line="240"/>
+              <w:ind w:left="100" w:right="100" w:firstLine="0" w:firstLineChars="0"/>
+              <w:rPr>
+                <w:rFonts w:ascii="Helvetica" w:hAnsi="Helvetica" w:eastAsia="Helvetica" w:cs="Helvetica"/>
+                <w:i w:val="false"/>
+                <w:b w:val="false"/>
+                <w:u w:val="none"/>
+                <w:sz w:val="22"/>
+                <w:szCs w:val="22"/>
+                <w:color w:val="000000"/>
+              </w:rPr>
+            </w:pPr>
+            <w:r>
+              <w:rPr>
+                <w:rFonts w:ascii="Helvetica" w:hAnsi="Helvetica" w:eastAsia="Helvetica" w:cs="Helvetica"/>
+                <w:i w:val="false"/>
+                <w:b w:val="false"/>
+                <w:u w:val="none"/>
+                <w:sz w:val="22"/>
+                <w:szCs w:val="22"/>
+                <w:color w:val="000000"/>
+              </w:rPr>
+              <w:t xml:space="preserve">0.01, 5.48</w:t>
+            </w:r>
+          </w:p>
+        </w:tc>
+        <w:tc>
+          <w:tcPr>
+            <w:tcBorders>
+              <w:bottom w:val="none" w:sz="0" w:space="0" w:color="000000"/>
+              <w:top w:val="none" w:sz="0" w:space="0" w:color="000000"/>
+              <w:left w:val="none" w:sz="0" w:space="0" w:color="000000"/>
+              <w:right w:val="none" w:sz="0" w:space="0" w:color="000000"/>
+            </w:tcBorders>
+            <w:shd w:val="clear" w:color="auto" w:fill="FFFFFF"/>
+            <w:tcMar>
+              <w:top w:w="0" w:type="dxa"/>
+              <w:bottom w:w="0" w:type="dxa"/>
+              <w:left w:w="0" w:type="dxa"/>
+              <w:right w:w="0" w:type="dxa"/>
+            </w:tcMar>
+            <w:vAlign w:val="top"/>
+          </w:tcPr>
+          <w:p>
+            <w:pPr>
+              <w:pStyle w:val="Normal"/>
+              <w:jc w:val="center"/>
+              <w:pBdr>
+                <w:bottom w:val="none" w:sz="0" w:space="0" w:color="000000"/>
+                <w:top w:val="none" w:sz="0" w:space="0" w:color="000000"/>
+                <w:left w:val="none" w:sz="0" w:space="0" w:color="000000"/>
+                <w:right w:val="none" w:sz="0" w:space="0" w:color="000000"/>
+              </w:pBdr>
+              <w:spacing w:after="100" w:before="100" w:line="240"/>
+              <w:ind w:left="100" w:right="100" w:firstLine="0" w:firstLineChars="0"/>
+              <w:rPr>
+                <w:rFonts w:ascii="Helvetica" w:hAnsi="Helvetica" w:eastAsia="Helvetica" w:cs="Helvetica"/>
+                <w:i w:val="false"/>
+                <w:b w:val="false"/>
+                <w:u w:val="none"/>
+                <w:sz w:val="22"/>
+                <w:szCs w:val="22"/>
+                <w:color w:val="000000"/>
+              </w:rPr>
+            </w:pPr>
+            <w:r>
+              <w:rPr>
+                <w:rFonts w:ascii="Helvetica" w:hAnsi="Helvetica" w:eastAsia="Helvetica" w:cs="Helvetica"/>
+                <w:i w:val="false"/>
+                <w:b w:val="false"/>
+                <w:u w:val="none"/>
+                <w:sz w:val="22"/>
+                <w:szCs w:val="22"/>
+                <w:color w:val="000000"/>
+              </w:rPr>
+              <w:t xml:space="preserve">0.350</w:t>
             </w:r>
           </w:p>
         </w:tc>
@@ -13714,7 +13714,7 @@
                 <w:szCs w:val="22"/>
                 <w:color w:val="000000"/>
               </w:rPr>
-              <w:t xml:space="preserve">0.98, 1.09</w:t>
+              <w:t xml:space="preserve">0.99, 1.09</w:t>
             </w:r>
           </w:p>
         </w:tc>
@@ -13767,7 +13767,7 @@
                 <w:szCs w:val="22"/>
                 <w:color w:val="000000"/>
               </w:rPr>
-              <w:t xml:space="preserve">0.170</w:t>
+              <w:t xml:space="preserve">0.130</w:t>
             </w:r>
           </w:p>
         </w:tc>

--- a/docs/tables/auc3/sec6_aki_365.docx
+++ b/docs/tables/auc3/sec6_aki_365.docx
@@ -17,7 +17,7 @@
         <w:tblLook w:firstRow="1" w:lastRow="0" w:firstColumn="0" w:lastColumn="0" w:noHBand="0" w:noVBand="1"/>
       </w:tblPr>
       <w:tblGrid>
-        <w:gridCol w:w="3321"/>
+        <w:gridCol w:w="2894"/>
         <w:gridCol w:w="778"/>
         <w:gridCol w:w="839"/>
         <w:gridCol w:w="1389"/>
@@ -1103,7 +1103,7 @@
                 <w:szCs w:val="22"/>
                 <w:color w:val="000000"/>
               </w:rPr>
-              <w:t xml:space="preserve">1.41</w:t>
+              <w:t xml:space="preserve">1.10</w:t>
             </w:r>
           </w:p>
         </w:tc>
@@ -1156,7 +1156,7 @@
                 <w:szCs w:val="22"/>
                 <w:color w:val="000000"/>
               </w:rPr>
-              <w:t xml:space="preserve">0.91, 2.18</w:t>
+              <w:t xml:space="preserve">0.69, 1.75</w:t>
             </w:r>
           </w:p>
         </w:tc>
@@ -1209,7 +1209,7 @@
                 <w:szCs w:val="22"/>
                 <w:color w:val="000000"/>
               </w:rPr>
-              <w:t xml:space="preserve">0.120</w:t>
+              <w:t xml:space="preserve">0.690</w:t>
             </w:r>
           </w:p>
         </w:tc>
@@ -1586,113 +1586,113 @@
                 <w:szCs w:val="22"/>
                 <w:color w:val="000000"/>
               </w:rPr>
-              <w:t xml:space="preserve">1.03</w:t>
-            </w:r>
-          </w:p>
-        </w:tc>
-        <w:tc>
-          <w:tcPr>
-            <w:tcBorders>
-              <w:bottom w:val="none" w:sz="0" w:space="0" w:color="000000"/>
-              <w:top w:val="none" w:sz="0" w:space="0" w:color="000000"/>
-              <w:left w:val="none" w:sz="0" w:space="0" w:color="000000"/>
-              <w:right w:val="none" w:sz="0" w:space="0" w:color="000000"/>
-            </w:tcBorders>
-            <w:shd w:val="clear" w:color="auto" w:fill="FFFFFF"/>
-            <w:tcMar>
-              <w:top w:w="0" w:type="dxa"/>
-              <w:bottom w:w="0" w:type="dxa"/>
-              <w:left w:w="0" w:type="dxa"/>
-              <w:right w:w="0" w:type="dxa"/>
-            </w:tcMar>
-            <w:vAlign w:val="top"/>
-          </w:tcPr>
-          <w:p>
-            <w:pPr>
-              <w:pStyle w:val="Normal"/>
-              <w:jc w:val="center"/>
-              <w:pBdr>
-                <w:bottom w:val="none" w:sz="0" w:space="0" w:color="000000"/>
-                <w:top w:val="none" w:sz="0" w:space="0" w:color="000000"/>
-                <w:left w:val="none" w:sz="0" w:space="0" w:color="000000"/>
-                <w:right w:val="none" w:sz="0" w:space="0" w:color="000000"/>
-              </w:pBdr>
-              <w:spacing w:after="100" w:before="100" w:line="240"/>
-              <w:ind w:left="100" w:right="100" w:firstLine="0" w:firstLineChars="0"/>
-              <w:rPr>
-                <w:rFonts w:ascii="Helvetica" w:hAnsi="Helvetica" w:eastAsia="Helvetica" w:cs="Helvetica"/>
-                <w:i w:val="false"/>
-                <w:b w:val="false"/>
-                <w:u w:val="none"/>
-                <w:sz w:val="22"/>
-                <w:szCs w:val="22"/>
-                <w:color w:val="000000"/>
-              </w:rPr>
-            </w:pPr>
-            <w:r>
-              <w:rPr>
-                <w:rFonts w:ascii="Helvetica" w:hAnsi="Helvetica" w:eastAsia="Helvetica" w:cs="Helvetica"/>
-                <w:i w:val="false"/>
-                <w:b w:val="false"/>
-                <w:u w:val="none"/>
-                <w:sz w:val="22"/>
-                <w:szCs w:val="22"/>
-                <w:color w:val="000000"/>
-              </w:rPr>
-              <w:t xml:space="preserve">0.96, 1.11</w:t>
-            </w:r>
-          </w:p>
-        </w:tc>
-        <w:tc>
-          <w:tcPr>
-            <w:tcBorders>
-              <w:bottom w:val="none" w:sz="0" w:space="0" w:color="000000"/>
-              <w:top w:val="none" w:sz="0" w:space="0" w:color="000000"/>
-              <w:left w:val="none" w:sz="0" w:space="0" w:color="000000"/>
-              <w:right w:val="none" w:sz="0" w:space="0" w:color="000000"/>
-            </w:tcBorders>
-            <w:shd w:val="clear" w:color="auto" w:fill="FFFFFF"/>
-            <w:tcMar>
-              <w:top w:w="0" w:type="dxa"/>
-              <w:bottom w:w="0" w:type="dxa"/>
-              <w:left w:w="0" w:type="dxa"/>
-              <w:right w:w="0" w:type="dxa"/>
-            </w:tcMar>
-            <w:vAlign w:val="top"/>
-          </w:tcPr>
-          <w:p>
-            <w:pPr>
-              <w:pStyle w:val="Normal"/>
-              <w:jc w:val="center"/>
-              <w:pBdr>
-                <w:bottom w:val="none" w:sz="0" w:space="0" w:color="000000"/>
-                <w:top w:val="none" w:sz="0" w:space="0" w:color="000000"/>
-                <w:left w:val="none" w:sz="0" w:space="0" w:color="000000"/>
-                <w:right w:val="none" w:sz="0" w:space="0" w:color="000000"/>
-              </w:pBdr>
-              <w:spacing w:after="100" w:before="100" w:line="240"/>
-              <w:ind w:left="100" w:right="100" w:firstLine="0" w:firstLineChars="0"/>
-              <w:rPr>
-                <w:rFonts w:ascii="Helvetica" w:hAnsi="Helvetica" w:eastAsia="Helvetica" w:cs="Helvetica"/>
-                <w:i w:val="false"/>
-                <w:b w:val="false"/>
-                <w:u w:val="none"/>
-                <w:sz w:val="22"/>
-                <w:szCs w:val="22"/>
-                <w:color w:val="000000"/>
-              </w:rPr>
-            </w:pPr>
-            <w:r>
-              <w:rPr>
-                <w:rFonts w:ascii="Helvetica" w:hAnsi="Helvetica" w:eastAsia="Helvetica" w:cs="Helvetica"/>
-                <w:i w:val="false"/>
-                <w:b w:val="false"/>
-                <w:u w:val="none"/>
-                <w:sz w:val="22"/>
-                <w:szCs w:val="22"/>
-                <w:color w:val="000000"/>
-              </w:rPr>
-              <w:t xml:space="preserve">0.380</w:t>
+              <w:t xml:space="preserve">1.04</w:t>
+            </w:r>
+          </w:p>
+        </w:tc>
+        <w:tc>
+          <w:tcPr>
+            <w:tcBorders>
+              <w:bottom w:val="none" w:sz="0" w:space="0" w:color="000000"/>
+              <w:top w:val="none" w:sz="0" w:space="0" w:color="000000"/>
+              <w:left w:val="none" w:sz="0" w:space="0" w:color="000000"/>
+              <w:right w:val="none" w:sz="0" w:space="0" w:color="000000"/>
+            </w:tcBorders>
+            <w:shd w:val="clear" w:color="auto" w:fill="FFFFFF"/>
+            <w:tcMar>
+              <w:top w:w="0" w:type="dxa"/>
+              <w:bottom w:w="0" w:type="dxa"/>
+              <w:left w:w="0" w:type="dxa"/>
+              <w:right w:w="0" w:type="dxa"/>
+            </w:tcMar>
+            <w:vAlign w:val="top"/>
+          </w:tcPr>
+          <w:p>
+            <w:pPr>
+              <w:pStyle w:val="Normal"/>
+              <w:jc w:val="center"/>
+              <w:pBdr>
+                <w:bottom w:val="none" w:sz="0" w:space="0" w:color="000000"/>
+                <w:top w:val="none" w:sz="0" w:space="0" w:color="000000"/>
+                <w:left w:val="none" w:sz="0" w:space="0" w:color="000000"/>
+                <w:right w:val="none" w:sz="0" w:space="0" w:color="000000"/>
+              </w:pBdr>
+              <w:spacing w:after="100" w:before="100" w:line="240"/>
+              <w:ind w:left="100" w:right="100" w:firstLine="0" w:firstLineChars="0"/>
+              <w:rPr>
+                <w:rFonts w:ascii="Helvetica" w:hAnsi="Helvetica" w:eastAsia="Helvetica" w:cs="Helvetica"/>
+                <w:i w:val="false"/>
+                <w:b w:val="false"/>
+                <w:u w:val="none"/>
+                <w:sz w:val="22"/>
+                <w:szCs w:val="22"/>
+                <w:color w:val="000000"/>
+              </w:rPr>
+            </w:pPr>
+            <w:r>
+              <w:rPr>
+                <w:rFonts w:ascii="Helvetica" w:hAnsi="Helvetica" w:eastAsia="Helvetica" w:cs="Helvetica"/>
+                <w:i w:val="false"/>
+                <w:b w:val="false"/>
+                <w:u w:val="none"/>
+                <w:sz w:val="22"/>
+                <w:szCs w:val="22"/>
+                <w:color w:val="000000"/>
+              </w:rPr>
+              <w:t xml:space="preserve">0.97, 1.12</w:t>
+            </w:r>
+          </w:p>
+        </w:tc>
+        <w:tc>
+          <w:tcPr>
+            <w:tcBorders>
+              <w:bottom w:val="none" w:sz="0" w:space="0" w:color="000000"/>
+              <w:top w:val="none" w:sz="0" w:space="0" w:color="000000"/>
+              <w:left w:val="none" w:sz="0" w:space="0" w:color="000000"/>
+              <w:right w:val="none" w:sz="0" w:space="0" w:color="000000"/>
+            </w:tcBorders>
+            <w:shd w:val="clear" w:color="auto" w:fill="FFFFFF"/>
+            <w:tcMar>
+              <w:top w:w="0" w:type="dxa"/>
+              <w:bottom w:w="0" w:type="dxa"/>
+              <w:left w:w="0" w:type="dxa"/>
+              <w:right w:w="0" w:type="dxa"/>
+            </w:tcMar>
+            <w:vAlign w:val="top"/>
+          </w:tcPr>
+          <w:p>
+            <w:pPr>
+              <w:pStyle w:val="Normal"/>
+              <w:jc w:val="center"/>
+              <w:pBdr>
+                <w:bottom w:val="none" w:sz="0" w:space="0" w:color="000000"/>
+                <w:top w:val="none" w:sz="0" w:space="0" w:color="000000"/>
+                <w:left w:val="none" w:sz="0" w:space="0" w:color="000000"/>
+                <w:right w:val="none" w:sz="0" w:space="0" w:color="000000"/>
+              </w:pBdr>
+              <w:spacing w:after="100" w:before="100" w:line="240"/>
+              <w:ind w:left="100" w:right="100" w:firstLine="0" w:firstLineChars="0"/>
+              <w:rPr>
+                <w:rFonts w:ascii="Helvetica" w:hAnsi="Helvetica" w:eastAsia="Helvetica" w:cs="Helvetica"/>
+                <w:i w:val="false"/>
+                <w:b w:val="false"/>
+                <w:u w:val="none"/>
+                <w:sz w:val="22"/>
+                <w:szCs w:val="22"/>
+                <w:color w:val="000000"/>
+              </w:rPr>
+            </w:pPr>
+            <w:r>
+              <w:rPr>
+                <w:rFonts w:ascii="Helvetica" w:hAnsi="Helvetica" w:eastAsia="Helvetica" w:cs="Helvetica"/>
+                <w:i w:val="false"/>
+                <w:b w:val="false"/>
+                <w:u w:val="none"/>
+                <w:sz w:val="22"/>
+                <w:szCs w:val="22"/>
+                <w:color w:val="000000"/>
+              </w:rPr>
+              <w:t xml:space="preserve">0.230</w:t>
             </w:r>
           </w:p>
         </w:tc>
@@ -3035,113 +3035,113 @@
                 <w:szCs w:val="22"/>
                 <w:color w:val="000000"/>
               </w:rPr>
-              <w:t xml:space="preserve">2.01</w:t>
-            </w:r>
-          </w:p>
-        </w:tc>
-        <w:tc>
-          <w:tcPr>
-            <w:tcBorders>
-              <w:bottom w:val="none" w:sz="0" w:space="0" w:color="000000"/>
-              <w:top w:val="none" w:sz="0" w:space="0" w:color="000000"/>
-              <w:left w:val="none" w:sz="0" w:space="0" w:color="000000"/>
-              <w:right w:val="none" w:sz="0" w:space="0" w:color="000000"/>
-            </w:tcBorders>
-            <w:shd w:val="clear" w:color="auto" w:fill="FFFFFF"/>
-            <w:tcMar>
-              <w:top w:w="0" w:type="dxa"/>
-              <w:bottom w:w="0" w:type="dxa"/>
-              <w:left w:w="0" w:type="dxa"/>
-              <w:right w:w="0" w:type="dxa"/>
-            </w:tcMar>
-            <w:vAlign w:val="top"/>
-          </w:tcPr>
-          <w:p>
-            <w:pPr>
-              <w:pStyle w:val="Normal"/>
-              <w:jc w:val="center"/>
-              <w:pBdr>
-                <w:bottom w:val="none" w:sz="0" w:space="0" w:color="000000"/>
-                <w:top w:val="none" w:sz="0" w:space="0" w:color="000000"/>
-                <w:left w:val="none" w:sz="0" w:space="0" w:color="000000"/>
-                <w:right w:val="none" w:sz="0" w:space="0" w:color="000000"/>
-              </w:pBdr>
-              <w:spacing w:after="100" w:before="100" w:line="240"/>
-              <w:ind w:left="100" w:right="100" w:firstLine="0" w:firstLineChars="0"/>
-              <w:rPr>
-                <w:rFonts w:ascii="Helvetica" w:hAnsi="Helvetica" w:eastAsia="Helvetica" w:cs="Helvetica"/>
-                <w:i w:val="false"/>
-                <w:b w:val="false"/>
-                <w:u w:val="none"/>
-                <w:sz w:val="22"/>
-                <w:szCs w:val="22"/>
-                <w:color w:val="000000"/>
-              </w:rPr>
-            </w:pPr>
-            <w:r>
-              <w:rPr>
-                <w:rFonts w:ascii="Helvetica" w:hAnsi="Helvetica" w:eastAsia="Helvetica" w:cs="Helvetica"/>
-                <w:i w:val="false"/>
-                <w:b w:val="false"/>
-                <w:u w:val="none"/>
-                <w:sz w:val="22"/>
-                <w:szCs w:val="22"/>
-                <w:color w:val="000000"/>
-              </w:rPr>
-              <w:t xml:space="preserve">0.20, 20.4</w:t>
-            </w:r>
-          </w:p>
-        </w:tc>
-        <w:tc>
-          <w:tcPr>
-            <w:tcBorders>
-              <w:bottom w:val="none" w:sz="0" w:space="0" w:color="000000"/>
-              <w:top w:val="none" w:sz="0" w:space="0" w:color="000000"/>
-              <w:left w:val="none" w:sz="0" w:space="0" w:color="000000"/>
-              <w:right w:val="none" w:sz="0" w:space="0" w:color="000000"/>
-            </w:tcBorders>
-            <w:shd w:val="clear" w:color="auto" w:fill="FFFFFF"/>
-            <w:tcMar>
-              <w:top w:w="0" w:type="dxa"/>
-              <w:bottom w:w="0" w:type="dxa"/>
-              <w:left w:w="0" w:type="dxa"/>
-              <w:right w:w="0" w:type="dxa"/>
-            </w:tcMar>
-            <w:vAlign w:val="top"/>
-          </w:tcPr>
-          <w:p>
-            <w:pPr>
-              <w:pStyle w:val="Normal"/>
-              <w:jc w:val="center"/>
-              <w:pBdr>
-                <w:bottom w:val="none" w:sz="0" w:space="0" w:color="000000"/>
-                <w:top w:val="none" w:sz="0" w:space="0" w:color="000000"/>
-                <w:left w:val="none" w:sz="0" w:space="0" w:color="000000"/>
-                <w:right w:val="none" w:sz="0" w:space="0" w:color="000000"/>
-              </w:pBdr>
-              <w:spacing w:after="100" w:before="100" w:line="240"/>
-              <w:ind w:left="100" w:right="100" w:firstLine="0" w:firstLineChars="0"/>
-              <w:rPr>
-                <w:rFonts w:ascii="Helvetica" w:hAnsi="Helvetica" w:eastAsia="Helvetica" w:cs="Helvetica"/>
-                <w:i w:val="false"/>
-                <w:b w:val="false"/>
-                <w:u w:val="none"/>
-                <w:sz w:val="22"/>
-                <w:szCs w:val="22"/>
-                <w:color w:val="000000"/>
-              </w:rPr>
-            </w:pPr>
-            <w:r>
-              <w:rPr>
-                <w:rFonts w:ascii="Helvetica" w:hAnsi="Helvetica" w:eastAsia="Helvetica" w:cs="Helvetica"/>
-                <w:i w:val="false"/>
-                <w:b w:val="false"/>
-                <w:u w:val="none"/>
-                <w:sz w:val="22"/>
-                <w:szCs w:val="22"/>
-                <w:color w:val="000000"/>
-              </w:rPr>
-              <w:t xml:space="preserve">0.550</w:t>
+              <w:t xml:space="preserve">2.63</w:t>
+            </w:r>
+          </w:p>
+        </w:tc>
+        <w:tc>
+          <w:tcPr>
+            <w:tcBorders>
+              <w:bottom w:val="none" w:sz="0" w:space="0" w:color="000000"/>
+              <w:top w:val="none" w:sz="0" w:space="0" w:color="000000"/>
+              <w:left w:val="none" w:sz="0" w:space="0" w:color="000000"/>
+              <w:right w:val="none" w:sz="0" w:space="0" w:color="000000"/>
+            </w:tcBorders>
+            <w:shd w:val="clear" w:color="auto" w:fill="FFFFFF"/>
+            <w:tcMar>
+              <w:top w:w="0" w:type="dxa"/>
+              <w:bottom w:w="0" w:type="dxa"/>
+              <w:left w:w="0" w:type="dxa"/>
+              <w:right w:w="0" w:type="dxa"/>
+            </w:tcMar>
+            <w:vAlign w:val="top"/>
+          </w:tcPr>
+          <w:p>
+            <w:pPr>
+              <w:pStyle w:val="Normal"/>
+              <w:jc w:val="center"/>
+              <w:pBdr>
+                <w:bottom w:val="none" w:sz="0" w:space="0" w:color="000000"/>
+                <w:top w:val="none" w:sz="0" w:space="0" w:color="000000"/>
+                <w:left w:val="none" w:sz="0" w:space="0" w:color="000000"/>
+                <w:right w:val="none" w:sz="0" w:space="0" w:color="000000"/>
+              </w:pBdr>
+              <w:spacing w:after="100" w:before="100" w:line="240"/>
+              <w:ind w:left="100" w:right="100" w:firstLine="0" w:firstLineChars="0"/>
+              <w:rPr>
+                <w:rFonts w:ascii="Helvetica" w:hAnsi="Helvetica" w:eastAsia="Helvetica" w:cs="Helvetica"/>
+                <w:i w:val="false"/>
+                <w:b w:val="false"/>
+                <w:u w:val="none"/>
+                <w:sz w:val="22"/>
+                <w:szCs w:val="22"/>
+                <w:color w:val="000000"/>
+              </w:rPr>
+            </w:pPr>
+            <w:r>
+              <w:rPr>
+                <w:rFonts w:ascii="Helvetica" w:hAnsi="Helvetica" w:eastAsia="Helvetica" w:cs="Helvetica"/>
+                <w:i w:val="false"/>
+                <w:b w:val="false"/>
+                <w:u w:val="none"/>
+                <w:sz w:val="22"/>
+                <w:szCs w:val="22"/>
+                <w:color w:val="000000"/>
+              </w:rPr>
+              <w:t xml:space="preserve">0.33, 21.0</w:t>
+            </w:r>
+          </w:p>
+        </w:tc>
+        <w:tc>
+          <w:tcPr>
+            <w:tcBorders>
+              <w:bottom w:val="none" w:sz="0" w:space="0" w:color="000000"/>
+              <w:top w:val="none" w:sz="0" w:space="0" w:color="000000"/>
+              <w:left w:val="none" w:sz="0" w:space="0" w:color="000000"/>
+              <w:right w:val="none" w:sz="0" w:space="0" w:color="000000"/>
+            </w:tcBorders>
+            <w:shd w:val="clear" w:color="auto" w:fill="FFFFFF"/>
+            <w:tcMar>
+              <w:top w:w="0" w:type="dxa"/>
+              <w:bottom w:w="0" w:type="dxa"/>
+              <w:left w:w="0" w:type="dxa"/>
+              <w:right w:w="0" w:type="dxa"/>
+            </w:tcMar>
+            <w:vAlign w:val="top"/>
+          </w:tcPr>
+          <w:p>
+            <w:pPr>
+              <w:pStyle w:val="Normal"/>
+              <w:jc w:val="center"/>
+              <w:pBdr>
+                <w:bottom w:val="none" w:sz="0" w:space="0" w:color="000000"/>
+                <w:top w:val="none" w:sz="0" w:space="0" w:color="000000"/>
+                <w:left w:val="none" w:sz="0" w:space="0" w:color="000000"/>
+                <w:right w:val="none" w:sz="0" w:space="0" w:color="000000"/>
+              </w:pBdr>
+              <w:spacing w:after="100" w:before="100" w:line="240"/>
+              <w:ind w:left="100" w:right="100" w:firstLine="0" w:firstLineChars="0"/>
+              <w:rPr>
+                <w:rFonts w:ascii="Helvetica" w:hAnsi="Helvetica" w:eastAsia="Helvetica" w:cs="Helvetica"/>
+                <w:i w:val="false"/>
+                <w:b w:val="false"/>
+                <w:u w:val="none"/>
+                <w:sz w:val="22"/>
+                <w:szCs w:val="22"/>
+                <w:color w:val="000000"/>
+              </w:rPr>
+            </w:pPr>
+            <w:r>
+              <w:rPr>
+                <w:rFonts w:ascii="Helvetica" w:hAnsi="Helvetica" w:eastAsia="Helvetica" w:cs="Helvetica"/>
+                <w:i w:val="false"/>
+                <w:b w:val="false"/>
+                <w:u w:val="none"/>
+                <w:sz w:val="22"/>
+                <w:szCs w:val="22"/>
+                <w:color w:val="000000"/>
+              </w:rPr>
+              <w:t xml:space="preserve">0.360</w:t>
             </w:r>
           </w:p>
         </w:tc>
@@ -3518,113 +3518,113 @@
                 <w:szCs w:val="22"/>
                 <w:color w:val="000000"/>
               </w:rPr>
-              <w:t xml:space="preserve">1.01</w:t>
-            </w:r>
-          </w:p>
-        </w:tc>
-        <w:tc>
-          <w:tcPr>
-            <w:tcBorders>
-              <w:bottom w:val="none" w:sz="0" w:space="0" w:color="000000"/>
-              <w:top w:val="none" w:sz="0" w:space="0" w:color="000000"/>
-              <w:left w:val="none" w:sz="0" w:space="0" w:color="000000"/>
-              <w:right w:val="none" w:sz="0" w:space="0" w:color="000000"/>
-            </w:tcBorders>
-            <w:shd w:val="clear" w:color="auto" w:fill="FFFFFF"/>
-            <w:tcMar>
-              <w:top w:w="0" w:type="dxa"/>
-              <w:bottom w:w="0" w:type="dxa"/>
-              <w:left w:w="0" w:type="dxa"/>
-              <w:right w:w="0" w:type="dxa"/>
-            </w:tcMar>
-            <w:vAlign w:val="top"/>
-          </w:tcPr>
-          <w:p>
-            <w:pPr>
-              <w:pStyle w:val="Normal"/>
-              <w:jc w:val="center"/>
-              <w:pBdr>
-                <w:bottom w:val="none" w:sz="0" w:space="0" w:color="000000"/>
-                <w:top w:val="none" w:sz="0" w:space="0" w:color="000000"/>
-                <w:left w:val="none" w:sz="0" w:space="0" w:color="000000"/>
-                <w:right w:val="none" w:sz="0" w:space="0" w:color="000000"/>
-              </w:pBdr>
-              <w:spacing w:after="100" w:before="100" w:line="240"/>
-              <w:ind w:left="100" w:right="100" w:firstLine="0" w:firstLineChars="0"/>
-              <w:rPr>
-                <w:rFonts w:ascii="Helvetica" w:hAnsi="Helvetica" w:eastAsia="Helvetica" w:cs="Helvetica"/>
-                <w:i w:val="false"/>
-                <w:b w:val="false"/>
-                <w:u w:val="none"/>
-                <w:sz w:val="22"/>
-                <w:szCs w:val="22"/>
-                <w:color w:val="000000"/>
-              </w:rPr>
-            </w:pPr>
-            <w:r>
-              <w:rPr>
-                <w:rFonts w:ascii="Helvetica" w:hAnsi="Helvetica" w:eastAsia="Helvetica" w:cs="Helvetica"/>
-                <w:i w:val="false"/>
-                <w:b w:val="false"/>
-                <w:u w:val="none"/>
-                <w:sz w:val="22"/>
-                <w:szCs w:val="22"/>
-                <w:color w:val="000000"/>
-              </w:rPr>
-              <w:t xml:space="preserve">0.75, 1.37</w:t>
-            </w:r>
-          </w:p>
-        </w:tc>
-        <w:tc>
-          <w:tcPr>
-            <w:tcBorders>
-              <w:bottom w:val="none" w:sz="0" w:space="0" w:color="000000"/>
-              <w:top w:val="none" w:sz="0" w:space="0" w:color="000000"/>
-              <w:left w:val="none" w:sz="0" w:space="0" w:color="000000"/>
-              <w:right w:val="none" w:sz="0" w:space="0" w:color="000000"/>
-            </w:tcBorders>
-            <w:shd w:val="clear" w:color="auto" w:fill="FFFFFF"/>
-            <w:tcMar>
-              <w:top w:w="0" w:type="dxa"/>
-              <w:bottom w:w="0" w:type="dxa"/>
-              <w:left w:w="0" w:type="dxa"/>
-              <w:right w:w="0" w:type="dxa"/>
-            </w:tcMar>
-            <w:vAlign w:val="top"/>
-          </w:tcPr>
-          <w:p>
-            <w:pPr>
-              <w:pStyle w:val="Normal"/>
-              <w:jc w:val="center"/>
-              <w:pBdr>
-                <w:bottom w:val="none" w:sz="0" w:space="0" w:color="000000"/>
-                <w:top w:val="none" w:sz="0" w:space="0" w:color="000000"/>
-                <w:left w:val="none" w:sz="0" w:space="0" w:color="000000"/>
-                <w:right w:val="none" w:sz="0" w:space="0" w:color="000000"/>
-              </w:pBdr>
-              <w:spacing w:after="100" w:before="100" w:line="240"/>
-              <w:ind w:left="100" w:right="100" w:firstLine="0" w:firstLineChars="0"/>
-              <w:rPr>
-                <w:rFonts w:ascii="Helvetica" w:hAnsi="Helvetica" w:eastAsia="Helvetica" w:cs="Helvetica"/>
-                <w:i w:val="false"/>
-                <w:b w:val="false"/>
-                <w:u w:val="none"/>
-                <w:sz w:val="22"/>
-                <w:szCs w:val="22"/>
-                <w:color w:val="000000"/>
-              </w:rPr>
-            </w:pPr>
-            <w:r>
-              <w:rPr>
-                <w:rFonts w:ascii="Helvetica" w:hAnsi="Helvetica" w:eastAsia="Helvetica" w:cs="Helvetica"/>
-                <w:i w:val="false"/>
-                <w:b w:val="false"/>
-                <w:u w:val="none"/>
-                <w:sz w:val="22"/>
-                <w:szCs w:val="22"/>
-                <w:color w:val="000000"/>
-              </w:rPr>
-              <w:t xml:space="preserve">0.940</w:t>
+              <w:t xml:space="preserve">1.02</w:t>
+            </w:r>
+          </w:p>
+        </w:tc>
+        <w:tc>
+          <w:tcPr>
+            <w:tcBorders>
+              <w:bottom w:val="none" w:sz="0" w:space="0" w:color="000000"/>
+              <w:top w:val="none" w:sz="0" w:space="0" w:color="000000"/>
+              <w:left w:val="none" w:sz="0" w:space="0" w:color="000000"/>
+              <w:right w:val="none" w:sz="0" w:space="0" w:color="000000"/>
+            </w:tcBorders>
+            <w:shd w:val="clear" w:color="auto" w:fill="FFFFFF"/>
+            <w:tcMar>
+              <w:top w:w="0" w:type="dxa"/>
+              <w:bottom w:w="0" w:type="dxa"/>
+              <w:left w:w="0" w:type="dxa"/>
+              <w:right w:w="0" w:type="dxa"/>
+            </w:tcMar>
+            <w:vAlign w:val="top"/>
+          </w:tcPr>
+          <w:p>
+            <w:pPr>
+              <w:pStyle w:val="Normal"/>
+              <w:jc w:val="center"/>
+              <w:pBdr>
+                <w:bottom w:val="none" w:sz="0" w:space="0" w:color="000000"/>
+                <w:top w:val="none" w:sz="0" w:space="0" w:color="000000"/>
+                <w:left w:val="none" w:sz="0" w:space="0" w:color="000000"/>
+                <w:right w:val="none" w:sz="0" w:space="0" w:color="000000"/>
+              </w:pBdr>
+              <w:spacing w:after="100" w:before="100" w:line="240"/>
+              <w:ind w:left="100" w:right="100" w:firstLine="0" w:firstLineChars="0"/>
+              <w:rPr>
+                <w:rFonts w:ascii="Helvetica" w:hAnsi="Helvetica" w:eastAsia="Helvetica" w:cs="Helvetica"/>
+                <w:i w:val="false"/>
+                <w:b w:val="false"/>
+                <w:u w:val="none"/>
+                <w:sz w:val="22"/>
+                <w:szCs w:val="22"/>
+                <w:color w:val="000000"/>
+              </w:rPr>
+            </w:pPr>
+            <w:r>
+              <w:rPr>
+                <w:rFonts w:ascii="Helvetica" w:hAnsi="Helvetica" w:eastAsia="Helvetica" w:cs="Helvetica"/>
+                <w:i w:val="false"/>
+                <w:b w:val="false"/>
+                <w:u w:val="none"/>
+                <w:sz w:val="22"/>
+                <w:szCs w:val="22"/>
+                <w:color w:val="000000"/>
+              </w:rPr>
+              <w:t xml:space="preserve">0.75, 1.40</w:t>
+            </w:r>
+          </w:p>
+        </w:tc>
+        <w:tc>
+          <w:tcPr>
+            <w:tcBorders>
+              <w:bottom w:val="none" w:sz="0" w:space="0" w:color="000000"/>
+              <w:top w:val="none" w:sz="0" w:space="0" w:color="000000"/>
+              <w:left w:val="none" w:sz="0" w:space="0" w:color="000000"/>
+              <w:right w:val="none" w:sz="0" w:space="0" w:color="000000"/>
+            </w:tcBorders>
+            <w:shd w:val="clear" w:color="auto" w:fill="FFFFFF"/>
+            <w:tcMar>
+              <w:top w:w="0" w:type="dxa"/>
+              <w:bottom w:w="0" w:type="dxa"/>
+              <w:left w:w="0" w:type="dxa"/>
+              <w:right w:w="0" w:type="dxa"/>
+            </w:tcMar>
+            <w:vAlign w:val="top"/>
+          </w:tcPr>
+          <w:p>
+            <w:pPr>
+              <w:pStyle w:val="Normal"/>
+              <w:jc w:val="center"/>
+              <w:pBdr>
+                <w:bottom w:val="none" w:sz="0" w:space="0" w:color="000000"/>
+                <w:top w:val="none" w:sz="0" w:space="0" w:color="000000"/>
+                <w:left w:val="none" w:sz="0" w:space="0" w:color="000000"/>
+                <w:right w:val="none" w:sz="0" w:space="0" w:color="000000"/>
+              </w:pBdr>
+              <w:spacing w:after="100" w:before="100" w:line="240"/>
+              <w:ind w:left="100" w:right="100" w:firstLine="0" w:firstLineChars="0"/>
+              <w:rPr>
+                <w:rFonts w:ascii="Helvetica" w:hAnsi="Helvetica" w:eastAsia="Helvetica" w:cs="Helvetica"/>
+                <w:i w:val="false"/>
+                <w:b w:val="false"/>
+                <w:u w:val="none"/>
+                <w:sz w:val="22"/>
+                <w:szCs w:val="22"/>
+                <w:color w:val="000000"/>
+              </w:rPr>
+            </w:pPr>
+            <w:r>
+              <w:rPr>
+                <w:rFonts w:ascii="Helvetica" w:hAnsi="Helvetica" w:eastAsia="Helvetica" w:cs="Helvetica"/>
+                <w:i w:val="false"/>
+                <w:b w:val="false"/>
+                <w:u w:val="none"/>
+                <w:sz w:val="22"/>
+                <w:szCs w:val="22"/>
+                <w:color w:val="000000"/>
+              </w:rPr>
+              <w:t xml:space="preserve">0.890</w:t>
             </w:r>
           </w:p>
         </w:tc>
@@ -4967,113 +4967,113 @@
                 <w:szCs w:val="22"/>
                 <w:color w:val="000000"/>
               </w:rPr>
-              <w:t xml:space="preserve">1.28</w:t>
-            </w:r>
-          </w:p>
-        </w:tc>
-        <w:tc>
-          <w:tcPr>
-            <w:tcBorders>
-              <w:bottom w:val="none" w:sz="0" w:space="0" w:color="000000"/>
-              <w:top w:val="none" w:sz="0" w:space="0" w:color="000000"/>
-              <w:left w:val="none" w:sz="0" w:space="0" w:color="000000"/>
-              <w:right w:val="none" w:sz="0" w:space="0" w:color="000000"/>
-            </w:tcBorders>
-            <w:shd w:val="clear" w:color="auto" w:fill="FFFFFF"/>
-            <w:tcMar>
-              <w:top w:w="0" w:type="dxa"/>
-              <w:bottom w:w="0" w:type="dxa"/>
-              <w:left w:w="0" w:type="dxa"/>
-              <w:right w:w="0" w:type="dxa"/>
-            </w:tcMar>
-            <w:vAlign w:val="top"/>
-          </w:tcPr>
-          <w:p>
-            <w:pPr>
-              <w:pStyle w:val="Normal"/>
-              <w:jc w:val="center"/>
-              <w:pBdr>
-                <w:bottom w:val="none" w:sz="0" w:space="0" w:color="000000"/>
-                <w:top w:val="none" w:sz="0" w:space="0" w:color="000000"/>
-                <w:left w:val="none" w:sz="0" w:space="0" w:color="000000"/>
-                <w:right w:val="none" w:sz="0" w:space="0" w:color="000000"/>
-              </w:pBdr>
-              <w:spacing w:after="100" w:before="100" w:line="240"/>
-              <w:ind w:left="100" w:right="100" w:firstLine="0" w:firstLineChars="0"/>
-              <w:rPr>
-                <w:rFonts w:ascii="Helvetica" w:hAnsi="Helvetica" w:eastAsia="Helvetica" w:cs="Helvetica"/>
-                <w:i w:val="false"/>
-                <w:b w:val="false"/>
-                <w:u w:val="none"/>
-                <w:sz w:val="22"/>
-                <w:szCs w:val="22"/>
-                <w:color w:val="000000"/>
-              </w:rPr>
-            </w:pPr>
-            <w:r>
-              <w:rPr>
-                <w:rFonts w:ascii="Helvetica" w:hAnsi="Helvetica" w:eastAsia="Helvetica" w:cs="Helvetica"/>
-                <w:i w:val="false"/>
-                <w:b w:val="false"/>
-                <w:u w:val="none"/>
-                <w:sz w:val="22"/>
-                <w:szCs w:val="22"/>
-                <w:color w:val="000000"/>
-              </w:rPr>
-              <w:t xml:space="preserve">0.24, 6.77</w:t>
-            </w:r>
-          </w:p>
-        </w:tc>
-        <w:tc>
-          <w:tcPr>
-            <w:tcBorders>
-              <w:bottom w:val="none" w:sz="0" w:space="0" w:color="000000"/>
-              <w:top w:val="none" w:sz="0" w:space="0" w:color="000000"/>
-              <w:left w:val="none" w:sz="0" w:space="0" w:color="000000"/>
-              <w:right w:val="none" w:sz="0" w:space="0" w:color="000000"/>
-            </w:tcBorders>
-            <w:shd w:val="clear" w:color="auto" w:fill="FFFFFF"/>
-            <w:tcMar>
-              <w:top w:w="0" w:type="dxa"/>
-              <w:bottom w:w="0" w:type="dxa"/>
-              <w:left w:w="0" w:type="dxa"/>
-              <w:right w:w="0" w:type="dxa"/>
-            </w:tcMar>
-            <w:vAlign w:val="top"/>
-          </w:tcPr>
-          <w:p>
-            <w:pPr>
-              <w:pStyle w:val="Normal"/>
-              <w:jc w:val="center"/>
-              <w:pBdr>
-                <w:bottom w:val="none" w:sz="0" w:space="0" w:color="000000"/>
-                <w:top w:val="none" w:sz="0" w:space="0" w:color="000000"/>
-                <w:left w:val="none" w:sz="0" w:space="0" w:color="000000"/>
-                <w:right w:val="none" w:sz="0" w:space="0" w:color="000000"/>
-              </w:pBdr>
-              <w:spacing w:after="100" w:before="100" w:line="240"/>
-              <w:ind w:left="100" w:right="100" w:firstLine="0" w:firstLineChars="0"/>
-              <w:rPr>
-                <w:rFonts w:ascii="Helvetica" w:hAnsi="Helvetica" w:eastAsia="Helvetica" w:cs="Helvetica"/>
-                <w:i w:val="false"/>
-                <w:b w:val="false"/>
-                <w:u w:val="none"/>
-                <w:sz w:val="22"/>
-                <w:szCs w:val="22"/>
-                <w:color w:val="000000"/>
-              </w:rPr>
-            </w:pPr>
-            <w:r>
-              <w:rPr>
-                <w:rFonts w:ascii="Helvetica" w:hAnsi="Helvetica" w:eastAsia="Helvetica" w:cs="Helvetica"/>
-                <w:i w:val="false"/>
-                <w:b w:val="false"/>
-                <w:u w:val="none"/>
-                <w:sz w:val="22"/>
-                <w:szCs w:val="22"/>
-                <w:color w:val="000000"/>
-              </w:rPr>
-              <w:t xml:space="preserve">0.770</w:t>
+              <w:t xml:space="preserve">1.14</w:t>
+            </w:r>
+          </w:p>
+        </w:tc>
+        <w:tc>
+          <w:tcPr>
+            <w:tcBorders>
+              <w:bottom w:val="none" w:sz="0" w:space="0" w:color="000000"/>
+              <w:top w:val="none" w:sz="0" w:space="0" w:color="000000"/>
+              <w:left w:val="none" w:sz="0" w:space="0" w:color="000000"/>
+              <w:right w:val="none" w:sz="0" w:space="0" w:color="000000"/>
+            </w:tcBorders>
+            <w:shd w:val="clear" w:color="auto" w:fill="FFFFFF"/>
+            <w:tcMar>
+              <w:top w:w="0" w:type="dxa"/>
+              <w:bottom w:w="0" w:type="dxa"/>
+              <w:left w:w="0" w:type="dxa"/>
+              <w:right w:w="0" w:type="dxa"/>
+            </w:tcMar>
+            <w:vAlign w:val="top"/>
+          </w:tcPr>
+          <w:p>
+            <w:pPr>
+              <w:pStyle w:val="Normal"/>
+              <w:jc w:val="center"/>
+              <w:pBdr>
+                <w:bottom w:val="none" w:sz="0" w:space="0" w:color="000000"/>
+                <w:top w:val="none" w:sz="0" w:space="0" w:color="000000"/>
+                <w:left w:val="none" w:sz="0" w:space="0" w:color="000000"/>
+                <w:right w:val="none" w:sz="0" w:space="0" w:color="000000"/>
+              </w:pBdr>
+              <w:spacing w:after="100" w:before="100" w:line="240"/>
+              <w:ind w:left="100" w:right="100" w:firstLine="0" w:firstLineChars="0"/>
+              <w:rPr>
+                <w:rFonts w:ascii="Helvetica" w:hAnsi="Helvetica" w:eastAsia="Helvetica" w:cs="Helvetica"/>
+                <w:i w:val="false"/>
+                <w:b w:val="false"/>
+                <w:u w:val="none"/>
+                <w:sz w:val="22"/>
+                <w:szCs w:val="22"/>
+                <w:color w:val="000000"/>
+              </w:rPr>
+            </w:pPr>
+            <w:r>
+              <w:rPr>
+                <w:rFonts w:ascii="Helvetica" w:hAnsi="Helvetica" w:eastAsia="Helvetica" w:cs="Helvetica"/>
+                <w:i w:val="false"/>
+                <w:b w:val="false"/>
+                <w:u w:val="none"/>
+                <w:sz w:val="22"/>
+                <w:szCs w:val="22"/>
+                <w:color w:val="000000"/>
+              </w:rPr>
+              <w:t xml:space="preserve">0.19, 6.90</w:t>
+            </w:r>
+          </w:p>
+        </w:tc>
+        <w:tc>
+          <w:tcPr>
+            <w:tcBorders>
+              <w:bottom w:val="none" w:sz="0" w:space="0" w:color="000000"/>
+              <w:top w:val="none" w:sz="0" w:space="0" w:color="000000"/>
+              <w:left w:val="none" w:sz="0" w:space="0" w:color="000000"/>
+              <w:right w:val="none" w:sz="0" w:space="0" w:color="000000"/>
+            </w:tcBorders>
+            <w:shd w:val="clear" w:color="auto" w:fill="FFFFFF"/>
+            <w:tcMar>
+              <w:top w:w="0" w:type="dxa"/>
+              <w:bottom w:w="0" w:type="dxa"/>
+              <w:left w:w="0" w:type="dxa"/>
+              <w:right w:w="0" w:type="dxa"/>
+            </w:tcMar>
+            <w:vAlign w:val="top"/>
+          </w:tcPr>
+          <w:p>
+            <w:pPr>
+              <w:pStyle w:val="Normal"/>
+              <w:jc w:val="center"/>
+              <w:pBdr>
+                <w:bottom w:val="none" w:sz="0" w:space="0" w:color="000000"/>
+                <w:top w:val="none" w:sz="0" w:space="0" w:color="000000"/>
+                <w:left w:val="none" w:sz="0" w:space="0" w:color="000000"/>
+                <w:right w:val="none" w:sz="0" w:space="0" w:color="000000"/>
+              </w:pBdr>
+              <w:spacing w:after="100" w:before="100" w:line="240"/>
+              <w:ind w:left="100" w:right="100" w:firstLine="0" w:firstLineChars="0"/>
+              <w:rPr>
+                <w:rFonts w:ascii="Helvetica" w:hAnsi="Helvetica" w:eastAsia="Helvetica" w:cs="Helvetica"/>
+                <w:i w:val="false"/>
+                <w:b w:val="false"/>
+                <w:u w:val="none"/>
+                <w:sz w:val="22"/>
+                <w:szCs w:val="22"/>
+                <w:color w:val="000000"/>
+              </w:rPr>
+            </w:pPr>
+            <w:r>
+              <w:rPr>
+                <w:rFonts w:ascii="Helvetica" w:hAnsi="Helvetica" w:eastAsia="Helvetica" w:cs="Helvetica"/>
+                <w:i w:val="false"/>
+                <w:b w:val="false"/>
+                <w:u w:val="none"/>
+                <w:sz w:val="22"/>
+                <w:szCs w:val="22"/>
+                <w:color w:val="000000"/>
+              </w:rPr>
+              <w:t xml:space="preserve">0.890</w:t>
             </w:r>
           </w:p>
         </w:tc>
@@ -6416,113 +6416,113 @@
                 <w:szCs w:val="22"/>
                 <w:color w:val="000000"/>
               </w:rPr>
-              <w:t xml:space="preserve">2.58</w:t>
-            </w:r>
-          </w:p>
-        </w:tc>
-        <w:tc>
-          <w:tcPr>
-            <w:tcBorders>
-              <w:bottom w:val="none" w:sz="0" w:space="0" w:color="000000"/>
-              <w:top w:val="none" w:sz="0" w:space="0" w:color="000000"/>
-              <w:left w:val="none" w:sz="0" w:space="0" w:color="000000"/>
-              <w:right w:val="none" w:sz="0" w:space="0" w:color="000000"/>
-            </w:tcBorders>
-            <w:shd w:val="clear" w:color="auto" w:fill="FFFFFF"/>
-            <w:tcMar>
-              <w:top w:w="0" w:type="dxa"/>
-              <w:bottom w:w="0" w:type="dxa"/>
-              <w:left w:w="0" w:type="dxa"/>
-              <w:right w:w="0" w:type="dxa"/>
-            </w:tcMar>
-            <w:vAlign w:val="top"/>
-          </w:tcPr>
-          <w:p>
-            <w:pPr>
-              <w:pStyle w:val="Normal"/>
-              <w:jc w:val="center"/>
-              <w:pBdr>
-                <w:bottom w:val="none" w:sz="0" w:space="0" w:color="000000"/>
-                <w:top w:val="none" w:sz="0" w:space="0" w:color="000000"/>
-                <w:left w:val="none" w:sz="0" w:space="0" w:color="000000"/>
-                <w:right w:val="none" w:sz="0" w:space="0" w:color="000000"/>
-              </w:pBdr>
-              <w:spacing w:after="100" w:before="100" w:line="240"/>
-              <w:ind w:left="100" w:right="100" w:firstLine="0" w:firstLineChars="0"/>
-              <w:rPr>
-                <w:rFonts w:ascii="Helvetica" w:hAnsi="Helvetica" w:eastAsia="Helvetica" w:cs="Helvetica"/>
-                <w:i w:val="false"/>
-                <w:b w:val="false"/>
-                <w:u w:val="none"/>
-                <w:sz w:val="22"/>
-                <w:szCs w:val="22"/>
-                <w:color w:val="000000"/>
-              </w:rPr>
-            </w:pPr>
-            <w:r>
-              <w:rPr>
-                <w:rFonts w:ascii="Helvetica" w:hAnsi="Helvetica" w:eastAsia="Helvetica" w:cs="Helvetica"/>
-                <w:i w:val="false"/>
-                <w:b w:val="false"/>
-                <w:u w:val="none"/>
-                <w:sz w:val="22"/>
-                <w:szCs w:val="22"/>
-                <w:color w:val="000000"/>
-              </w:rPr>
-              <w:t xml:space="preserve">0.04, 152</w:t>
-            </w:r>
-          </w:p>
-        </w:tc>
-        <w:tc>
-          <w:tcPr>
-            <w:tcBorders>
-              <w:bottom w:val="none" w:sz="0" w:space="0" w:color="000000"/>
-              <w:top w:val="none" w:sz="0" w:space="0" w:color="000000"/>
-              <w:left w:val="none" w:sz="0" w:space="0" w:color="000000"/>
-              <w:right w:val="none" w:sz="0" w:space="0" w:color="000000"/>
-            </w:tcBorders>
-            <w:shd w:val="clear" w:color="auto" w:fill="FFFFFF"/>
-            <w:tcMar>
-              <w:top w:w="0" w:type="dxa"/>
-              <w:bottom w:w="0" w:type="dxa"/>
-              <w:left w:w="0" w:type="dxa"/>
-              <w:right w:w="0" w:type="dxa"/>
-            </w:tcMar>
-            <w:vAlign w:val="top"/>
-          </w:tcPr>
-          <w:p>
-            <w:pPr>
-              <w:pStyle w:val="Normal"/>
-              <w:jc w:val="center"/>
-              <w:pBdr>
-                <w:bottom w:val="none" w:sz="0" w:space="0" w:color="000000"/>
-                <w:top w:val="none" w:sz="0" w:space="0" w:color="000000"/>
-                <w:left w:val="none" w:sz="0" w:space="0" w:color="000000"/>
-                <w:right w:val="none" w:sz="0" w:space="0" w:color="000000"/>
-              </w:pBdr>
-              <w:spacing w:after="100" w:before="100" w:line="240"/>
-              <w:ind w:left="100" w:right="100" w:firstLine="0" w:firstLineChars="0"/>
-              <w:rPr>
-                <w:rFonts w:ascii="Helvetica" w:hAnsi="Helvetica" w:eastAsia="Helvetica" w:cs="Helvetica"/>
-                <w:i w:val="false"/>
-                <w:b w:val="false"/>
-                <w:u w:val="none"/>
-                <w:sz w:val="22"/>
-                <w:szCs w:val="22"/>
-                <w:color w:val="000000"/>
-              </w:rPr>
-            </w:pPr>
-            <w:r>
-              <w:rPr>
-                <w:rFonts w:ascii="Helvetica" w:hAnsi="Helvetica" w:eastAsia="Helvetica" w:cs="Helvetica"/>
-                <w:i w:val="false"/>
-                <w:b w:val="false"/>
-                <w:u w:val="none"/>
-                <w:sz w:val="22"/>
-                <w:szCs w:val="22"/>
-                <w:color w:val="000000"/>
-              </w:rPr>
-              <w:t xml:space="preserve">0.650</w:t>
+              <w:t xml:space="preserve">2.55</w:t>
+            </w:r>
+          </w:p>
+        </w:tc>
+        <w:tc>
+          <w:tcPr>
+            <w:tcBorders>
+              <w:bottom w:val="none" w:sz="0" w:space="0" w:color="000000"/>
+              <w:top w:val="none" w:sz="0" w:space="0" w:color="000000"/>
+              <w:left w:val="none" w:sz="0" w:space="0" w:color="000000"/>
+              <w:right w:val="none" w:sz="0" w:space="0" w:color="000000"/>
+            </w:tcBorders>
+            <w:shd w:val="clear" w:color="auto" w:fill="FFFFFF"/>
+            <w:tcMar>
+              <w:top w:w="0" w:type="dxa"/>
+              <w:bottom w:w="0" w:type="dxa"/>
+              <w:left w:w="0" w:type="dxa"/>
+              <w:right w:w="0" w:type="dxa"/>
+            </w:tcMar>
+            <w:vAlign w:val="top"/>
+          </w:tcPr>
+          <w:p>
+            <w:pPr>
+              <w:pStyle w:val="Normal"/>
+              <w:jc w:val="center"/>
+              <w:pBdr>
+                <w:bottom w:val="none" w:sz="0" w:space="0" w:color="000000"/>
+                <w:top w:val="none" w:sz="0" w:space="0" w:color="000000"/>
+                <w:left w:val="none" w:sz="0" w:space="0" w:color="000000"/>
+                <w:right w:val="none" w:sz="0" w:space="0" w:color="000000"/>
+              </w:pBdr>
+              <w:spacing w:after="100" w:before="100" w:line="240"/>
+              <w:ind w:left="100" w:right="100" w:firstLine="0" w:firstLineChars="0"/>
+              <w:rPr>
+                <w:rFonts w:ascii="Helvetica" w:hAnsi="Helvetica" w:eastAsia="Helvetica" w:cs="Helvetica"/>
+                <w:i w:val="false"/>
+                <w:b w:val="false"/>
+                <w:u w:val="none"/>
+                <w:sz w:val="22"/>
+                <w:szCs w:val="22"/>
+                <w:color w:val="000000"/>
+              </w:rPr>
+            </w:pPr>
+            <w:r>
+              <w:rPr>
+                <w:rFonts w:ascii="Helvetica" w:hAnsi="Helvetica" w:eastAsia="Helvetica" w:cs="Helvetica"/>
+                <w:i w:val="false"/>
+                <w:b w:val="false"/>
+                <w:u w:val="none"/>
+                <w:sz w:val="22"/>
+                <w:szCs w:val="22"/>
+                <w:color w:val="000000"/>
+              </w:rPr>
+              <w:t xml:space="preserve">0.04, 173</w:t>
+            </w:r>
+          </w:p>
+        </w:tc>
+        <w:tc>
+          <w:tcPr>
+            <w:tcBorders>
+              <w:bottom w:val="none" w:sz="0" w:space="0" w:color="000000"/>
+              <w:top w:val="none" w:sz="0" w:space="0" w:color="000000"/>
+              <w:left w:val="none" w:sz="0" w:space="0" w:color="000000"/>
+              <w:right w:val="none" w:sz="0" w:space="0" w:color="000000"/>
+            </w:tcBorders>
+            <w:shd w:val="clear" w:color="auto" w:fill="FFFFFF"/>
+            <w:tcMar>
+              <w:top w:w="0" w:type="dxa"/>
+              <w:bottom w:w="0" w:type="dxa"/>
+              <w:left w:w="0" w:type="dxa"/>
+              <w:right w:w="0" w:type="dxa"/>
+            </w:tcMar>
+            <w:vAlign w:val="top"/>
+          </w:tcPr>
+          <w:p>
+            <w:pPr>
+              <w:pStyle w:val="Normal"/>
+              <w:jc w:val="center"/>
+              <w:pBdr>
+                <w:bottom w:val="none" w:sz="0" w:space="0" w:color="000000"/>
+                <w:top w:val="none" w:sz="0" w:space="0" w:color="000000"/>
+                <w:left w:val="none" w:sz="0" w:space="0" w:color="000000"/>
+                <w:right w:val="none" w:sz="0" w:space="0" w:color="000000"/>
+              </w:pBdr>
+              <w:spacing w:after="100" w:before="100" w:line="240"/>
+              <w:ind w:left="100" w:right="100" w:firstLine="0" w:firstLineChars="0"/>
+              <w:rPr>
+                <w:rFonts w:ascii="Helvetica" w:hAnsi="Helvetica" w:eastAsia="Helvetica" w:cs="Helvetica"/>
+                <w:i w:val="false"/>
+                <w:b w:val="false"/>
+                <w:u w:val="none"/>
+                <w:sz w:val="22"/>
+                <w:szCs w:val="22"/>
+                <w:color w:val="000000"/>
+              </w:rPr>
+            </w:pPr>
+            <w:r>
+              <w:rPr>
+                <w:rFonts w:ascii="Helvetica" w:hAnsi="Helvetica" w:eastAsia="Helvetica" w:cs="Helvetica"/>
+                <w:i w:val="false"/>
+                <w:b w:val="false"/>
+                <w:u w:val="none"/>
+                <w:sz w:val="22"/>
+                <w:szCs w:val="22"/>
+                <w:color w:val="000000"/>
+              </w:rPr>
+              <w:t xml:space="preserve">0.660</w:t>
             </w:r>
           </w:p>
         </w:tc>
@@ -6899,113 +6899,113 @@
                 <w:szCs w:val="22"/>
                 <w:color w:val="000000"/>
               </w:rPr>
-              <w:t xml:space="preserve">1.09</w:t>
-            </w:r>
-          </w:p>
-        </w:tc>
-        <w:tc>
-          <w:tcPr>
-            <w:tcBorders>
-              <w:bottom w:val="none" w:sz="0" w:space="0" w:color="000000"/>
-              <w:top w:val="none" w:sz="0" w:space="0" w:color="000000"/>
-              <w:left w:val="none" w:sz="0" w:space="0" w:color="000000"/>
-              <w:right w:val="none" w:sz="0" w:space="0" w:color="000000"/>
-            </w:tcBorders>
-            <w:shd w:val="clear" w:color="auto" w:fill="FFFFFF"/>
-            <w:tcMar>
-              <w:top w:w="0" w:type="dxa"/>
-              <w:bottom w:w="0" w:type="dxa"/>
-              <w:left w:w="0" w:type="dxa"/>
-              <w:right w:w="0" w:type="dxa"/>
-            </w:tcMar>
-            <w:vAlign w:val="top"/>
-          </w:tcPr>
-          <w:p>
-            <w:pPr>
-              <w:pStyle w:val="Normal"/>
-              <w:jc w:val="center"/>
-              <w:pBdr>
-                <w:bottom w:val="none" w:sz="0" w:space="0" w:color="000000"/>
-                <w:top w:val="none" w:sz="0" w:space="0" w:color="000000"/>
-                <w:left w:val="none" w:sz="0" w:space="0" w:color="000000"/>
-                <w:right w:val="none" w:sz="0" w:space="0" w:color="000000"/>
-              </w:pBdr>
-              <w:spacing w:after="100" w:before="100" w:line="240"/>
-              <w:ind w:left="100" w:right="100" w:firstLine="0" w:firstLineChars="0"/>
-              <w:rPr>
-                <w:rFonts w:ascii="Helvetica" w:hAnsi="Helvetica" w:eastAsia="Helvetica" w:cs="Helvetica"/>
-                <w:i w:val="false"/>
-                <w:b w:val="false"/>
-                <w:u w:val="none"/>
-                <w:sz w:val="22"/>
-                <w:szCs w:val="22"/>
-                <w:color w:val="000000"/>
-              </w:rPr>
-            </w:pPr>
-            <w:r>
-              <w:rPr>
-                <w:rFonts w:ascii="Helvetica" w:hAnsi="Helvetica" w:eastAsia="Helvetica" w:cs="Helvetica"/>
-                <w:i w:val="false"/>
-                <w:b w:val="false"/>
-                <w:u w:val="none"/>
-                <w:sz w:val="22"/>
-                <w:szCs w:val="22"/>
-                <w:color w:val="000000"/>
-              </w:rPr>
-              <w:t xml:space="preserve">0.05, 25.2</w:t>
-            </w:r>
-          </w:p>
-        </w:tc>
-        <w:tc>
-          <w:tcPr>
-            <w:tcBorders>
-              <w:bottom w:val="none" w:sz="0" w:space="0" w:color="000000"/>
-              <w:top w:val="none" w:sz="0" w:space="0" w:color="000000"/>
-              <w:left w:val="none" w:sz="0" w:space="0" w:color="000000"/>
-              <w:right w:val="none" w:sz="0" w:space="0" w:color="000000"/>
-            </w:tcBorders>
-            <w:shd w:val="clear" w:color="auto" w:fill="FFFFFF"/>
-            <w:tcMar>
-              <w:top w:w="0" w:type="dxa"/>
-              <w:bottom w:w="0" w:type="dxa"/>
-              <w:left w:w="0" w:type="dxa"/>
-              <w:right w:w="0" w:type="dxa"/>
-            </w:tcMar>
-            <w:vAlign w:val="top"/>
-          </w:tcPr>
-          <w:p>
-            <w:pPr>
-              <w:pStyle w:val="Normal"/>
-              <w:jc w:val="center"/>
-              <w:pBdr>
-                <w:bottom w:val="none" w:sz="0" w:space="0" w:color="000000"/>
-                <w:top w:val="none" w:sz="0" w:space="0" w:color="000000"/>
-                <w:left w:val="none" w:sz="0" w:space="0" w:color="000000"/>
-                <w:right w:val="none" w:sz="0" w:space="0" w:color="000000"/>
-              </w:pBdr>
-              <w:spacing w:after="100" w:before="100" w:line="240"/>
-              <w:ind w:left="100" w:right="100" w:firstLine="0" w:firstLineChars="0"/>
-              <w:rPr>
-                <w:rFonts w:ascii="Helvetica" w:hAnsi="Helvetica" w:eastAsia="Helvetica" w:cs="Helvetica"/>
-                <w:i w:val="false"/>
-                <w:b w:val="false"/>
-                <w:u w:val="none"/>
-                <w:sz w:val="22"/>
-                <w:szCs w:val="22"/>
-                <w:color w:val="000000"/>
-              </w:rPr>
-            </w:pPr>
-            <w:r>
-              <w:rPr>
-                <w:rFonts w:ascii="Helvetica" w:hAnsi="Helvetica" w:eastAsia="Helvetica" w:cs="Helvetica"/>
-                <w:i w:val="false"/>
-                <w:b w:val="false"/>
-                <w:u w:val="none"/>
-                <w:sz w:val="22"/>
-                <w:szCs w:val="22"/>
-                <w:color w:val="000000"/>
-              </w:rPr>
-              <w:t xml:space="preserve">0.960</w:t>
+              <w:t xml:space="preserve">0.94</w:t>
+            </w:r>
+          </w:p>
+        </w:tc>
+        <w:tc>
+          <w:tcPr>
+            <w:tcBorders>
+              <w:bottom w:val="none" w:sz="0" w:space="0" w:color="000000"/>
+              <w:top w:val="none" w:sz="0" w:space="0" w:color="000000"/>
+              <w:left w:val="none" w:sz="0" w:space="0" w:color="000000"/>
+              <w:right w:val="none" w:sz="0" w:space="0" w:color="000000"/>
+            </w:tcBorders>
+            <w:shd w:val="clear" w:color="auto" w:fill="FFFFFF"/>
+            <w:tcMar>
+              <w:top w:w="0" w:type="dxa"/>
+              <w:bottom w:w="0" w:type="dxa"/>
+              <w:left w:w="0" w:type="dxa"/>
+              <w:right w:w="0" w:type="dxa"/>
+            </w:tcMar>
+            <w:vAlign w:val="top"/>
+          </w:tcPr>
+          <w:p>
+            <w:pPr>
+              <w:pStyle w:val="Normal"/>
+              <w:jc w:val="center"/>
+              <w:pBdr>
+                <w:bottom w:val="none" w:sz="0" w:space="0" w:color="000000"/>
+                <w:top w:val="none" w:sz="0" w:space="0" w:color="000000"/>
+                <w:left w:val="none" w:sz="0" w:space="0" w:color="000000"/>
+                <w:right w:val="none" w:sz="0" w:space="0" w:color="000000"/>
+              </w:pBdr>
+              <w:spacing w:after="100" w:before="100" w:line="240"/>
+              <w:ind w:left="100" w:right="100" w:firstLine="0" w:firstLineChars="0"/>
+              <w:rPr>
+                <w:rFonts w:ascii="Helvetica" w:hAnsi="Helvetica" w:eastAsia="Helvetica" w:cs="Helvetica"/>
+                <w:i w:val="false"/>
+                <w:b w:val="false"/>
+                <w:u w:val="none"/>
+                <w:sz w:val="22"/>
+                <w:szCs w:val="22"/>
+                <w:color w:val="000000"/>
+              </w:rPr>
+            </w:pPr>
+            <w:r>
+              <w:rPr>
+                <w:rFonts w:ascii="Helvetica" w:hAnsi="Helvetica" w:eastAsia="Helvetica" w:cs="Helvetica"/>
+                <w:i w:val="false"/>
+                <w:b w:val="false"/>
+                <w:u w:val="none"/>
+                <w:sz w:val="22"/>
+                <w:szCs w:val="22"/>
+                <w:color w:val="000000"/>
+              </w:rPr>
+              <w:t xml:space="preserve">0.04, 21.1</w:t>
+            </w:r>
+          </w:p>
+        </w:tc>
+        <w:tc>
+          <w:tcPr>
+            <w:tcBorders>
+              <w:bottom w:val="none" w:sz="0" w:space="0" w:color="000000"/>
+              <w:top w:val="none" w:sz="0" w:space="0" w:color="000000"/>
+              <w:left w:val="none" w:sz="0" w:space="0" w:color="000000"/>
+              <w:right w:val="none" w:sz="0" w:space="0" w:color="000000"/>
+            </w:tcBorders>
+            <w:shd w:val="clear" w:color="auto" w:fill="FFFFFF"/>
+            <w:tcMar>
+              <w:top w:w="0" w:type="dxa"/>
+              <w:bottom w:w="0" w:type="dxa"/>
+              <w:left w:w="0" w:type="dxa"/>
+              <w:right w:w="0" w:type="dxa"/>
+            </w:tcMar>
+            <w:vAlign w:val="top"/>
+          </w:tcPr>
+          <w:p>
+            <w:pPr>
+              <w:pStyle w:val="Normal"/>
+              <w:jc w:val="center"/>
+              <w:pBdr>
+                <w:bottom w:val="none" w:sz="0" w:space="0" w:color="000000"/>
+                <w:top w:val="none" w:sz="0" w:space="0" w:color="000000"/>
+                <w:left w:val="none" w:sz="0" w:space="0" w:color="000000"/>
+                <w:right w:val="none" w:sz="0" w:space="0" w:color="000000"/>
+              </w:pBdr>
+              <w:spacing w:after="100" w:before="100" w:line="240"/>
+              <w:ind w:left="100" w:right="100" w:firstLine="0" w:firstLineChars="0"/>
+              <w:rPr>
+                <w:rFonts w:ascii="Helvetica" w:hAnsi="Helvetica" w:eastAsia="Helvetica" w:cs="Helvetica"/>
+                <w:i w:val="false"/>
+                <w:b w:val="false"/>
+                <w:u w:val="none"/>
+                <w:sz w:val="22"/>
+                <w:szCs w:val="22"/>
+                <w:color w:val="000000"/>
+              </w:rPr>
+            </w:pPr>
+            <w:r>
+              <w:rPr>
+                <w:rFonts w:ascii="Helvetica" w:hAnsi="Helvetica" w:eastAsia="Helvetica" w:cs="Helvetica"/>
+                <w:i w:val="false"/>
+                <w:b w:val="false"/>
+                <w:u w:val="none"/>
+                <w:sz w:val="22"/>
+                <w:szCs w:val="22"/>
+                <w:color w:val="000000"/>
+              </w:rPr>
+              <w:t xml:space="preserve">0.970</w:t>
             </w:r>
           </w:p>
         </w:tc>
@@ -7382,113 +7382,113 @@
                 <w:szCs w:val="22"/>
                 <w:color w:val="000000"/>
               </w:rPr>
-              <w:t xml:space="preserve">4.92</w:t>
-            </w:r>
-          </w:p>
-        </w:tc>
-        <w:tc>
-          <w:tcPr>
-            <w:tcBorders>
-              <w:bottom w:val="none" w:sz="0" w:space="0" w:color="000000"/>
-              <w:top w:val="none" w:sz="0" w:space="0" w:color="000000"/>
-              <w:left w:val="none" w:sz="0" w:space="0" w:color="000000"/>
-              <w:right w:val="none" w:sz="0" w:space="0" w:color="000000"/>
-            </w:tcBorders>
-            <w:shd w:val="clear" w:color="auto" w:fill="FFFFFF"/>
-            <w:tcMar>
-              <w:top w:w="0" w:type="dxa"/>
-              <w:bottom w:w="0" w:type="dxa"/>
-              <w:left w:w="0" w:type="dxa"/>
-              <w:right w:w="0" w:type="dxa"/>
-            </w:tcMar>
-            <w:vAlign w:val="top"/>
-          </w:tcPr>
-          <w:p>
-            <w:pPr>
-              <w:pStyle w:val="Normal"/>
-              <w:jc w:val="center"/>
-              <w:pBdr>
-                <w:bottom w:val="none" w:sz="0" w:space="0" w:color="000000"/>
-                <w:top w:val="none" w:sz="0" w:space="0" w:color="000000"/>
-                <w:left w:val="none" w:sz="0" w:space="0" w:color="000000"/>
-                <w:right w:val="none" w:sz="0" w:space="0" w:color="000000"/>
-              </w:pBdr>
-              <w:spacing w:after="100" w:before="100" w:line="240"/>
-              <w:ind w:left="100" w:right="100" w:firstLine="0" w:firstLineChars="0"/>
-              <w:rPr>
-                <w:rFonts w:ascii="Helvetica" w:hAnsi="Helvetica" w:eastAsia="Helvetica" w:cs="Helvetica"/>
-                <w:i w:val="false"/>
-                <w:b w:val="false"/>
-                <w:u w:val="none"/>
-                <w:sz w:val="22"/>
-                <w:szCs w:val="22"/>
-                <w:color w:val="000000"/>
-              </w:rPr>
-            </w:pPr>
-            <w:r>
-              <w:rPr>
-                <w:rFonts w:ascii="Helvetica" w:hAnsi="Helvetica" w:eastAsia="Helvetica" w:cs="Helvetica"/>
-                <w:i w:val="false"/>
-                <w:b w:val="false"/>
-                <w:u w:val="none"/>
-                <w:sz w:val="22"/>
-                <w:szCs w:val="22"/>
-                <w:color w:val="000000"/>
-              </w:rPr>
-              <w:t xml:space="preserve">0.08, 320</w:t>
-            </w:r>
-          </w:p>
-        </w:tc>
-        <w:tc>
-          <w:tcPr>
-            <w:tcBorders>
-              <w:bottom w:val="none" w:sz="0" w:space="0" w:color="000000"/>
-              <w:top w:val="none" w:sz="0" w:space="0" w:color="000000"/>
-              <w:left w:val="none" w:sz="0" w:space="0" w:color="000000"/>
-              <w:right w:val="none" w:sz="0" w:space="0" w:color="000000"/>
-            </w:tcBorders>
-            <w:shd w:val="clear" w:color="auto" w:fill="FFFFFF"/>
-            <w:tcMar>
-              <w:top w:w="0" w:type="dxa"/>
-              <w:bottom w:w="0" w:type="dxa"/>
-              <w:left w:w="0" w:type="dxa"/>
-              <w:right w:w="0" w:type="dxa"/>
-            </w:tcMar>
-            <w:vAlign w:val="top"/>
-          </w:tcPr>
-          <w:p>
-            <w:pPr>
-              <w:pStyle w:val="Normal"/>
-              <w:jc w:val="center"/>
-              <w:pBdr>
-                <w:bottom w:val="none" w:sz="0" w:space="0" w:color="000000"/>
-                <w:top w:val="none" w:sz="0" w:space="0" w:color="000000"/>
-                <w:left w:val="none" w:sz="0" w:space="0" w:color="000000"/>
-                <w:right w:val="none" w:sz="0" w:space="0" w:color="000000"/>
-              </w:pBdr>
-              <w:spacing w:after="100" w:before="100" w:line="240"/>
-              <w:ind w:left="100" w:right="100" w:firstLine="0" w:firstLineChars="0"/>
-              <w:rPr>
-                <w:rFonts w:ascii="Helvetica" w:hAnsi="Helvetica" w:eastAsia="Helvetica" w:cs="Helvetica"/>
-                <w:i w:val="false"/>
-                <w:b w:val="false"/>
-                <w:u w:val="none"/>
-                <w:sz w:val="22"/>
-                <w:szCs w:val="22"/>
-                <w:color w:val="000000"/>
-              </w:rPr>
-            </w:pPr>
-            <w:r>
-              <w:rPr>
-                <w:rFonts w:ascii="Helvetica" w:hAnsi="Helvetica" w:eastAsia="Helvetica" w:cs="Helvetica"/>
-                <w:i w:val="false"/>
-                <w:b w:val="false"/>
-                <w:u w:val="none"/>
-                <w:sz w:val="22"/>
-                <w:szCs w:val="22"/>
-                <w:color w:val="000000"/>
-              </w:rPr>
-              <w:t xml:space="preserve">0.450</w:t>
+              <w:t xml:space="preserve">4.57</w:t>
+            </w:r>
+          </w:p>
+        </w:tc>
+        <w:tc>
+          <w:tcPr>
+            <w:tcBorders>
+              <w:bottom w:val="none" w:sz="0" w:space="0" w:color="000000"/>
+              <w:top w:val="none" w:sz="0" w:space="0" w:color="000000"/>
+              <w:left w:val="none" w:sz="0" w:space="0" w:color="000000"/>
+              <w:right w:val="none" w:sz="0" w:space="0" w:color="000000"/>
+            </w:tcBorders>
+            <w:shd w:val="clear" w:color="auto" w:fill="FFFFFF"/>
+            <w:tcMar>
+              <w:top w:w="0" w:type="dxa"/>
+              <w:bottom w:w="0" w:type="dxa"/>
+              <w:left w:w="0" w:type="dxa"/>
+              <w:right w:w="0" w:type="dxa"/>
+            </w:tcMar>
+            <w:vAlign w:val="top"/>
+          </w:tcPr>
+          <w:p>
+            <w:pPr>
+              <w:pStyle w:val="Normal"/>
+              <w:jc w:val="center"/>
+              <w:pBdr>
+                <w:bottom w:val="none" w:sz="0" w:space="0" w:color="000000"/>
+                <w:top w:val="none" w:sz="0" w:space="0" w:color="000000"/>
+                <w:left w:val="none" w:sz="0" w:space="0" w:color="000000"/>
+                <w:right w:val="none" w:sz="0" w:space="0" w:color="000000"/>
+              </w:pBdr>
+              <w:spacing w:after="100" w:before="100" w:line="240"/>
+              <w:ind w:left="100" w:right="100" w:firstLine="0" w:firstLineChars="0"/>
+              <w:rPr>
+                <w:rFonts w:ascii="Helvetica" w:hAnsi="Helvetica" w:eastAsia="Helvetica" w:cs="Helvetica"/>
+                <w:i w:val="false"/>
+                <w:b w:val="false"/>
+                <w:u w:val="none"/>
+                <w:sz w:val="22"/>
+                <w:szCs w:val="22"/>
+                <w:color w:val="000000"/>
+              </w:rPr>
+            </w:pPr>
+            <w:r>
+              <w:rPr>
+                <w:rFonts w:ascii="Helvetica" w:hAnsi="Helvetica" w:eastAsia="Helvetica" w:cs="Helvetica"/>
+                <w:i w:val="false"/>
+                <w:b w:val="false"/>
+                <w:u w:val="none"/>
+                <w:sz w:val="22"/>
+                <w:szCs w:val="22"/>
+                <w:color w:val="000000"/>
+              </w:rPr>
+              <w:t xml:space="preserve">0.06, 338</w:t>
+            </w:r>
+          </w:p>
+        </w:tc>
+        <w:tc>
+          <w:tcPr>
+            <w:tcBorders>
+              <w:bottom w:val="none" w:sz="0" w:space="0" w:color="000000"/>
+              <w:top w:val="none" w:sz="0" w:space="0" w:color="000000"/>
+              <w:left w:val="none" w:sz="0" w:space="0" w:color="000000"/>
+              <w:right w:val="none" w:sz="0" w:space="0" w:color="000000"/>
+            </w:tcBorders>
+            <w:shd w:val="clear" w:color="auto" w:fill="FFFFFF"/>
+            <w:tcMar>
+              <w:top w:w="0" w:type="dxa"/>
+              <w:bottom w:w="0" w:type="dxa"/>
+              <w:left w:w="0" w:type="dxa"/>
+              <w:right w:w="0" w:type="dxa"/>
+            </w:tcMar>
+            <w:vAlign w:val="top"/>
+          </w:tcPr>
+          <w:p>
+            <w:pPr>
+              <w:pStyle w:val="Normal"/>
+              <w:jc w:val="center"/>
+              <w:pBdr>
+                <w:bottom w:val="none" w:sz="0" w:space="0" w:color="000000"/>
+                <w:top w:val="none" w:sz="0" w:space="0" w:color="000000"/>
+                <w:left w:val="none" w:sz="0" w:space="0" w:color="000000"/>
+                <w:right w:val="none" w:sz="0" w:space="0" w:color="000000"/>
+              </w:pBdr>
+              <w:spacing w:after="100" w:before="100" w:line="240"/>
+              <w:ind w:left="100" w:right="100" w:firstLine="0" w:firstLineChars="0"/>
+              <w:rPr>
+                <w:rFonts w:ascii="Helvetica" w:hAnsi="Helvetica" w:eastAsia="Helvetica" w:cs="Helvetica"/>
+                <w:i w:val="false"/>
+                <w:b w:val="false"/>
+                <w:u w:val="none"/>
+                <w:sz w:val="22"/>
+                <w:szCs w:val="22"/>
+                <w:color w:val="000000"/>
+              </w:rPr>
+            </w:pPr>
+            <w:r>
+              <w:rPr>
+                <w:rFonts w:ascii="Helvetica" w:hAnsi="Helvetica" w:eastAsia="Helvetica" w:cs="Helvetica"/>
+                <w:i w:val="false"/>
+                <w:b w:val="false"/>
+                <w:u w:val="none"/>
+                <w:sz w:val="22"/>
+                <w:szCs w:val="22"/>
+                <w:color w:val="000000"/>
+              </w:rPr>
+              <w:t xml:space="preserve">0.490</w:t>
             </w:r>
           </w:p>
         </w:tc>
@@ -8348,113 +8348,113 @@
                 <w:szCs w:val="22"/>
                 <w:color w:val="000000"/>
               </w:rPr>
-              <w:t xml:space="preserve">8.48</w:t>
-            </w:r>
-          </w:p>
-        </w:tc>
-        <w:tc>
-          <w:tcPr>
-            <w:tcBorders>
-              <w:bottom w:val="none" w:sz="0" w:space="0" w:color="000000"/>
-              <w:top w:val="none" w:sz="0" w:space="0" w:color="000000"/>
-              <w:left w:val="none" w:sz="0" w:space="0" w:color="000000"/>
-              <w:right w:val="none" w:sz="0" w:space="0" w:color="000000"/>
-            </w:tcBorders>
-            <w:shd w:val="clear" w:color="auto" w:fill="FFFFFF"/>
-            <w:tcMar>
-              <w:top w:w="0" w:type="dxa"/>
-              <w:bottom w:w="0" w:type="dxa"/>
-              <w:left w:w="0" w:type="dxa"/>
-              <w:right w:w="0" w:type="dxa"/>
-            </w:tcMar>
-            <w:vAlign w:val="top"/>
-          </w:tcPr>
-          <w:p>
-            <w:pPr>
-              <w:pStyle w:val="Normal"/>
-              <w:jc w:val="center"/>
-              <w:pBdr>
-                <w:bottom w:val="none" w:sz="0" w:space="0" w:color="000000"/>
-                <w:top w:val="none" w:sz="0" w:space="0" w:color="000000"/>
-                <w:left w:val="none" w:sz="0" w:space="0" w:color="000000"/>
-                <w:right w:val="none" w:sz="0" w:space="0" w:color="000000"/>
-              </w:pBdr>
-              <w:spacing w:after="100" w:before="100" w:line="240"/>
-              <w:ind w:left="100" w:right="100" w:firstLine="0" w:firstLineChars="0"/>
-              <w:rPr>
-                <w:rFonts w:ascii="Helvetica" w:hAnsi="Helvetica" w:eastAsia="Helvetica" w:cs="Helvetica"/>
-                <w:i w:val="false"/>
-                <w:b w:val="false"/>
-                <w:u w:val="none"/>
-                <w:sz w:val="22"/>
-                <w:szCs w:val="22"/>
-                <w:color w:val="000000"/>
-              </w:rPr>
-            </w:pPr>
-            <w:r>
-              <w:rPr>
-                <w:rFonts w:ascii="Helvetica" w:hAnsi="Helvetica" w:eastAsia="Helvetica" w:cs="Helvetica"/>
-                <w:i w:val="false"/>
-                <w:b w:val="false"/>
-                <w:u w:val="none"/>
-                <w:sz w:val="22"/>
-                <w:szCs w:val="22"/>
-                <w:color w:val="000000"/>
-              </w:rPr>
-              <w:t xml:space="preserve">0.27, 270</w:t>
-            </w:r>
-          </w:p>
-        </w:tc>
-        <w:tc>
-          <w:tcPr>
-            <w:tcBorders>
-              <w:bottom w:val="none" w:sz="0" w:space="0" w:color="000000"/>
-              <w:top w:val="none" w:sz="0" w:space="0" w:color="000000"/>
-              <w:left w:val="none" w:sz="0" w:space="0" w:color="000000"/>
-              <w:right w:val="none" w:sz="0" w:space="0" w:color="000000"/>
-            </w:tcBorders>
-            <w:shd w:val="clear" w:color="auto" w:fill="FFFFFF"/>
-            <w:tcMar>
-              <w:top w:w="0" w:type="dxa"/>
-              <w:bottom w:w="0" w:type="dxa"/>
-              <w:left w:w="0" w:type="dxa"/>
-              <w:right w:w="0" w:type="dxa"/>
-            </w:tcMar>
-            <w:vAlign w:val="top"/>
-          </w:tcPr>
-          <w:p>
-            <w:pPr>
-              <w:pStyle w:val="Normal"/>
-              <w:jc w:val="center"/>
-              <w:pBdr>
-                <w:bottom w:val="none" w:sz="0" w:space="0" w:color="000000"/>
-                <w:top w:val="none" w:sz="0" w:space="0" w:color="000000"/>
-                <w:left w:val="none" w:sz="0" w:space="0" w:color="000000"/>
-                <w:right w:val="none" w:sz="0" w:space="0" w:color="000000"/>
-              </w:pBdr>
-              <w:spacing w:after="100" w:before="100" w:line="240"/>
-              <w:ind w:left="100" w:right="100" w:firstLine="0" w:firstLineChars="0"/>
-              <w:rPr>
-                <w:rFonts w:ascii="Helvetica" w:hAnsi="Helvetica" w:eastAsia="Helvetica" w:cs="Helvetica"/>
-                <w:i w:val="false"/>
-                <w:b w:val="false"/>
-                <w:u w:val="none"/>
-                <w:sz w:val="22"/>
-                <w:szCs w:val="22"/>
-                <w:color w:val="000000"/>
-              </w:rPr>
-            </w:pPr>
-            <w:r>
-              <w:rPr>
-                <w:rFonts w:ascii="Helvetica" w:hAnsi="Helvetica" w:eastAsia="Helvetica" w:cs="Helvetica"/>
-                <w:i w:val="false"/>
-                <w:b w:val="false"/>
-                <w:u w:val="none"/>
-                <w:sz w:val="22"/>
-                <w:szCs w:val="22"/>
-                <w:color w:val="000000"/>
-              </w:rPr>
-              <w:t xml:space="preserve">0.230</w:t>
+              <w:t xml:space="preserve">9.63</w:t>
+            </w:r>
+          </w:p>
+        </w:tc>
+        <w:tc>
+          <w:tcPr>
+            <w:tcBorders>
+              <w:bottom w:val="none" w:sz="0" w:space="0" w:color="000000"/>
+              <w:top w:val="none" w:sz="0" w:space="0" w:color="000000"/>
+              <w:left w:val="none" w:sz="0" w:space="0" w:color="000000"/>
+              <w:right w:val="none" w:sz="0" w:space="0" w:color="000000"/>
+            </w:tcBorders>
+            <w:shd w:val="clear" w:color="auto" w:fill="FFFFFF"/>
+            <w:tcMar>
+              <w:top w:w="0" w:type="dxa"/>
+              <w:bottom w:w="0" w:type="dxa"/>
+              <w:left w:w="0" w:type="dxa"/>
+              <w:right w:w="0" w:type="dxa"/>
+            </w:tcMar>
+            <w:vAlign w:val="top"/>
+          </w:tcPr>
+          <w:p>
+            <w:pPr>
+              <w:pStyle w:val="Normal"/>
+              <w:jc w:val="center"/>
+              <w:pBdr>
+                <w:bottom w:val="none" w:sz="0" w:space="0" w:color="000000"/>
+                <w:top w:val="none" w:sz="0" w:space="0" w:color="000000"/>
+                <w:left w:val="none" w:sz="0" w:space="0" w:color="000000"/>
+                <w:right w:val="none" w:sz="0" w:space="0" w:color="000000"/>
+              </w:pBdr>
+              <w:spacing w:after="100" w:before="100" w:line="240"/>
+              <w:ind w:left="100" w:right="100" w:firstLine="0" w:firstLineChars="0"/>
+              <w:rPr>
+                <w:rFonts w:ascii="Helvetica" w:hAnsi="Helvetica" w:eastAsia="Helvetica" w:cs="Helvetica"/>
+                <w:i w:val="false"/>
+                <w:b w:val="false"/>
+                <w:u w:val="none"/>
+                <w:sz w:val="22"/>
+                <w:szCs w:val="22"/>
+                <w:color w:val="000000"/>
+              </w:rPr>
+            </w:pPr>
+            <w:r>
+              <w:rPr>
+                <w:rFonts w:ascii="Helvetica" w:hAnsi="Helvetica" w:eastAsia="Helvetica" w:cs="Helvetica"/>
+                <w:i w:val="false"/>
+                <w:b w:val="false"/>
+                <w:u w:val="none"/>
+                <w:sz w:val="22"/>
+                <w:szCs w:val="22"/>
+                <w:color w:val="000000"/>
+              </w:rPr>
+              <w:t xml:space="preserve">0.25, 370</w:t>
+            </w:r>
+          </w:p>
+        </w:tc>
+        <w:tc>
+          <w:tcPr>
+            <w:tcBorders>
+              <w:bottom w:val="none" w:sz="0" w:space="0" w:color="000000"/>
+              <w:top w:val="none" w:sz="0" w:space="0" w:color="000000"/>
+              <w:left w:val="none" w:sz="0" w:space="0" w:color="000000"/>
+              <w:right w:val="none" w:sz="0" w:space="0" w:color="000000"/>
+            </w:tcBorders>
+            <w:shd w:val="clear" w:color="auto" w:fill="FFFFFF"/>
+            <w:tcMar>
+              <w:top w:w="0" w:type="dxa"/>
+              <w:bottom w:w="0" w:type="dxa"/>
+              <w:left w:w="0" w:type="dxa"/>
+              <w:right w:w="0" w:type="dxa"/>
+            </w:tcMar>
+            <w:vAlign w:val="top"/>
+          </w:tcPr>
+          <w:p>
+            <w:pPr>
+              <w:pStyle w:val="Normal"/>
+              <w:jc w:val="center"/>
+              <w:pBdr>
+                <w:bottom w:val="none" w:sz="0" w:space="0" w:color="000000"/>
+                <w:top w:val="none" w:sz="0" w:space="0" w:color="000000"/>
+                <w:left w:val="none" w:sz="0" w:space="0" w:color="000000"/>
+                <w:right w:val="none" w:sz="0" w:space="0" w:color="000000"/>
+              </w:pBdr>
+              <w:spacing w:after="100" w:before="100" w:line="240"/>
+              <w:ind w:left="100" w:right="100" w:firstLine="0" w:firstLineChars="0"/>
+              <w:rPr>
+                <w:rFonts w:ascii="Helvetica" w:hAnsi="Helvetica" w:eastAsia="Helvetica" w:cs="Helvetica"/>
+                <w:i w:val="false"/>
+                <w:b w:val="false"/>
+                <w:u w:val="none"/>
+                <w:sz w:val="22"/>
+                <w:szCs w:val="22"/>
+                <w:color w:val="000000"/>
+              </w:rPr>
+            </w:pPr>
+            <w:r>
+              <w:rPr>
+                <w:rFonts w:ascii="Helvetica" w:hAnsi="Helvetica" w:eastAsia="Helvetica" w:cs="Helvetica"/>
+                <w:i w:val="false"/>
+                <w:b w:val="false"/>
+                <w:u w:val="none"/>
+                <w:sz w:val="22"/>
+                <w:szCs w:val="22"/>
+                <w:color w:val="000000"/>
+              </w:rPr>
+              <w:t xml:space="preserve">0.220</w:t>
             </w:r>
           </w:p>
         </w:tc>
@@ -9850,60 +9850,60 @@
                 <w:szCs w:val="22"/>
                 <w:color w:val="000000"/>
               </w:rPr>
-              <w:t xml:space="preserve">0.00, 0.80</w:t>
-            </w:r>
-          </w:p>
-        </w:tc>
-        <w:tc>
-          <w:tcPr>
-            <w:tcBorders>
-              <w:bottom w:val="none" w:sz="0" w:space="0" w:color="000000"/>
-              <w:top w:val="none" w:sz="0" w:space="0" w:color="000000"/>
-              <w:left w:val="none" w:sz="0" w:space="0" w:color="000000"/>
-              <w:right w:val="none" w:sz="0" w:space="0" w:color="000000"/>
-            </w:tcBorders>
-            <w:shd w:val="clear" w:color="auto" w:fill="FFFFFF"/>
-            <w:tcMar>
-              <w:top w:w="0" w:type="dxa"/>
-              <w:bottom w:w="0" w:type="dxa"/>
-              <w:left w:w="0" w:type="dxa"/>
-              <w:right w:w="0" w:type="dxa"/>
-            </w:tcMar>
-            <w:vAlign w:val="top"/>
-          </w:tcPr>
-          <w:p>
-            <w:pPr>
-              <w:pStyle w:val="Normal"/>
-              <w:jc w:val="center"/>
-              <w:pBdr>
-                <w:bottom w:val="none" w:sz="0" w:space="0" w:color="000000"/>
-                <w:top w:val="none" w:sz="0" w:space="0" w:color="000000"/>
-                <w:left w:val="none" w:sz="0" w:space="0" w:color="000000"/>
-                <w:right w:val="none" w:sz="0" w:space="0" w:color="000000"/>
-              </w:pBdr>
-              <w:spacing w:after="100" w:before="100" w:line="240"/>
-              <w:ind w:left="100" w:right="100" w:firstLine="0" w:firstLineChars="0"/>
-              <w:rPr>
-                <w:rFonts w:ascii="Helvetica" w:hAnsi="Helvetica" w:eastAsia="Helvetica" w:cs="Helvetica"/>
-                <w:i w:val="false"/>
-                <w:b w:val="false"/>
-                <w:u w:val="none"/>
-                <w:sz w:val="22"/>
-                <w:szCs w:val="22"/>
-                <w:color w:val="000000"/>
-              </w:rPr>
-            </w:pPr>
-            <w:r>
-              <w:rPr>
-                <w:rFonts w:ascii="Helvetica" w:hAnsi="Helvetica" w:eastAsia="Helvetica" w:cs="Helvetica"/>
-                <w:i w:val="false"/>
-                <w:b w:val="false"/>
-                <w:u w:val="none"/>
-                <w:sz w:val="22"/>
-                <w:szCs w:val="22"/>
-                <w:color w:val="000000"/>
-              </w:rPr>
-              <w:t xml:space="preserve">0.037</w:t>
+              <w:t xml:space="preserve">0.00, 1.11</w:t>
+            </w:r>
+          </w:p>
+        </w:tc>
+        <w:tc>
+          <w:tcPr>
+            <w:tcBorders>
+              <w:bottom w:val="none" w:sz="0" w:space="0" w:color="000000"/>
+              <w:top w:val="none" w:sz="0" w:space="0" w:color="000000"/>
+              <w:left w:val="none" w:sz="0" w:space="0" w:color="000000"/>
+              <w:right w:val="none" w:sz="0" w:space="0" w:color="000000"/>
+            </w:tcBorders>
+            <w:shd w:val="clear" w:color="auto" w:fill="FFFFFF"/>
+            <w:tcMar>
+              <w:top w:w="0" w:type="dxa"/>
+              <w:bottom w:w="0" w:type="dxa"/>
+              <w:left w:w="0" w:type="dxa"/>
+              <w:right w:w="0" w:type="dxa"/>
+            </w:tcMar>
+            <w:vAlign w:val="top"/>
+          </w:tcPr>
+          <w:p>
+            <w:pPr>
+              <w:pStyle w:val="Normal"/>
+              <w:jc w:val="center"/>
+              <w:pBdr>
+                <w:bottom w:val="none" w:sz="0" w:space="0" w:color="000000"/>
+                <w:top w:val="none" w:sz="0" w:space="0" w:color="000000"/>
+                <w:left w:val="none" w:sz="0" w:space="0" w:color="000000"/>
+                <w:right w:val="none" w:sz="0" w:space="0" w:color="000000"/>
+              </w:pBdr>
+              <w:spacing w:after="100" w:before="100" w:line="240"/>
+              <w:ind w:left="100" w:right="100" w:firstLine="0" w:firstLineChars="0"/>
+              <w:rPr>
+                <w:rFonts w:ascii="Helvetica" w:hAnsi="Helvetica" w:eastAsia="Helvetica" w:cs="Helvetica"/>
+                <w:i w:val="false"/>
+                <w:b w:val="false"/>
+                <w:u w:val="none"/>
+                <w:sz w:val="22"/>
+                <w:szCs w:val="22"/>
+                <w:color w:val="000000"/>
+              </w:rPr>
+            </w:pPr>
+            <w:r>
+              <w:rPr>
+                <w:rFonts w:ascii="Helvetica" w:hAnsi="Helvetica" w:eastAsia="Helvetica" w:cs="Helvetica"/>
+                <w:i w:val="false"/>
+                <w:b w:val="false"/>
+                <w:u w:val="none"/>
+                <w:sz w:val="22"/>
+                <w:szCs w:val="22"/>
+                <w:color w:val="000000"/>
+              </w:rPr>
+              <w:t xml:space="preserve">0.057</w:t>
             </w:r>
           </w:p>
         </w:tc>
@@ -10333,60 +10333,60 @@
                 <w:szCs w:val="22"/>
                 <w:color w:val="000000"/>
               </w:rPr>
-              <w:t xml:space="preserve">0.04, 0.76</w:t>
-            </w:r>
-          </w:p>
-        </w:tc>
-        <w:tc>
-          <w:tcPr>
-            <w:tcBorders>
-              <w:bottom w:val="none" w:sz="0" w:space="0" w:color="000000"/>
-              <w:top w:val="none" w:sz="0" w:space="0" w:color="000000"/>
-              <w:left w:val="none" w:sz="0" w:space="0" w:color="000000"/>
-              <w:right w:val="none" w:sz="0" w:space="0" w:color="000000"/>
-            </w:tcBorders>
-            <w:shd w:val="clear" w:color="auto" w:fill="FFFFFF"/>
-            <w:tcMar>
-              <w:top w:w="0" w:type="dxa"/>
-              <w:bottom w:w="0" w:type="dxa"/>
-              <w:left w:w="0" w:type="dxa"/>
-              <w:right w:w="0" w:type="dxa"/>
-            </w:tcMar>
-            <w:vAlign w:val="top"/>
-          </w:tcPr>
-          <w:p>
-            <w:pPr>
-              <w:pStyle w:val="Normal"/>
-              <w:jc w:val="center"/>
-              <w:pBdr>
-                <w:bottom w:val="none" w:sz="0" w:space="0" w:color="000000"/>
-                <w:top w:val="none" w:sz="0" w:space="0" w:color="000000"/>
-                <w:left w:val="none" w:sz="0" w:space="0" w:color="000000"/>
-                <w:right w:val="none" w:sz="0" w:space="0" w:color="000000"/>
-              </w:pBdr>
-              <w:spacing w:after="100" w:before="100" w:line="240"/>
-              <w:ind w:left="100" w:right="100" w:firstLine="0" w:firstLineChars="0"/>
-              <w:rPr>
-                <w:rFonts w:ascii="Helvetica" w:hAnsi="Helvetica" w:eastAsia="Helvetica" w:cs="Helvetica"/>
-                <w:i w:val="false"/>
-                <w:b w:val="false"/>
-                <w:u w:val="none"/>
-                <w:sz w:val="22"/>
-                <w:szCs w:val="22"/>
-                <w:color w:val="000000"/>
-              </w:rPr>
-            </w:pPr>
-            <w:r>
-              <w:rPr>
-                <w:rFonts w:ascii="Helvetica" w:hAnsi="Helvetica" w:eastAsia="Helvetica" w:cs="Helvetica"/>
-                <w:i w:val="false"/>
-                <w:b w:val="false"/>
-                <w:u w:val="none"/>
-                <w:sz w:val="22"/>
-                <w:szCs w:val="22"/>
-                <w:color w:val="000000"/>
-              </w:rPr>
-              <w:t xml:space="preserve">0.020</w:t>
+              <w:t xml:space="preserve">0.04, 0.81</w:t>
+            </w:r>
+          </w:p>
+        </w:tc>
+        <w:tc>
+          <w:tcPr>
+            <w:tcBorders>
+              <w:bottom w:val="none" w:sz="0" w:space="0" w:color="000000"/>
+              <w:top w:val="none" w:sz="0" w:space="0" w:color="000000"/>
+              <w:left w:val="none" w:sz="0" w:space="0" w:color="000000"/>
+              <w:right w:val="none" w:sz="0" w:space="0" w:color="000000"/>
+            </w:tcBorders>
+            <w:shd w:val="clear" w:color="auto" w:fill="FFFFFF"/>
+            <w:tcMar>
+              <w:top w:w="0" w:type="dxa"/>
+              <w:bottom w:w="0" w:type="dxa"/>
+              <w:left w:w="0" w:type="dxa"/>
+              <w:right w:w="0" w:type="dxa"/>
+            </w:tcMar>
+            <w:vAlign w:val="top"/>
+          </w:tcPr>
+          <w:p>
+            <w:pPr>
+              <w:pStyle w:val="Normal"/>
+              <w:jc w:val="center"/>
+              <w:pBdr>
+                <w:bottom w:val="none" w:sz="0" w:space="0" w:color="000000"/>
+                <w:top w:val="none" w:sz="0" w:space="0" w:color="000000"/>
+                <w:left w:val="none" w:sz="0" w:space="0" w:color="000000"/>
+                <w:right w:val="none" w:sz="0" w:space="0" w:color="000000"/>
+              </w:pBdr>
+              <w:spacing w:after="100" w:before="100" w:line="240"/>
+              <w:ind w:left="100" w:right="100" w:firstLine="0" w:firstLineChars="0"/>
+              <w:rPr>
+                <w:rFonts w:ascii="Helvetica" w:hAnsi="Helvetica" w:eastAsia="Helvetica" w:cs="Helvetica"/>
+                <w:i w:val="false"/>
+                <w:b w:val="false"/>
+                <w:u w:val="none"/>
+                <w:sz w:val="22"/>
+                <w:szCs w:val="22"/>
+                <w:color w:val="000000"/>
+              </w:rPr>
+            </w:pPr>
+            <w:r>
+              <w:rPr>
+                <w:rFonts w:ascii="Helvetica" w:hAnsi="Helvetica" w:eastAsia="Helvetica" w:cs="Helvetica"/>
+                <w:i w:val="false"/>
+                <w:b w:val="false"/>
+                <w:u w:val="none"/>
+                <w:sz w:val="22"/>
+                <w:szCs w:val="22"/>
+                <w:color w:val="000000"/>
+              </w:rPr>
+              <w:t xml:space="preserve">0.026</w:t>
             </w:r>
           </w:p>
         </w:tc>
@@ -11246,113 +11246,113 @@
                 <w:szCs w:val="22"/>
                 <w:color w:val="000000"/>
               </w:rPr>
-              <w:t xml:space="preserve">14.5</w:t>
-            </w:r>
-          </w:p>
-        </w:tc>
-        <w:tc>
-          <w:tcPr>
-            <w:tcBorders>
-              <w:bottom w:val="none" w:sz="0" w:space="0" w:color="000000"/>
-              <w:top w:val="none" w:sz="0" w:space="0" w:color="000000"/>
-              <w:left w:val="none" w:sz="0" w:space="0" w:color="000000"/>
-              <w:right w:val="none" w:sz="0" w:space="0" w:color="000000"/>
-            </w:tcBorders>
-            <w:shd w:val="clear" w:color="auto" w:fill="FFFFFF"/>
-            <w:tcMar>
-              <w:top w:w="0" w:type="dxa"/>
-              <w:bottom w:w="0" w:type="dxa"/>
-              <w:left w:w="0" w:type="dxa"/>
-              <w:right w:w="0" w:type="dxa"/>
-            </w:tcMar>
-            <w:vAlign w:val="top"/>
-          </w:tcPr>
-          <w:p>
-            <w:pPr>
-              <w:pStyle w:val="Normal"/>
-              <w:jc w:val="center"/>
-              <w:pBdr>
-                <w:bottom w:val="none" w:sz="0" w:space="0" w:color="000000"/>
-                <w:top w:val="none" w:sz="0" w:space="0" w:color="000000"/>
-                <w:left w:val="none" w:sz="0" w:space="0" w:color="000000"/>
-                <w:right w:val="none" w:sz="0" w:space="0" w:color="000000"/>
-              </w:pBdr>
-              <w:spacing w:after="100" w:before="100" w:line="240"/>
-              <w:ind w:left="100" w:right="100" w:firstLine="0" w:firstLineChars="0"/>
-              <w:rPr>
-                <w:rFonts w:ascii="Helvetica" w:hAnsi="Helvetica" w:eastAsia="Helvetica" w:cs="Helvetica"/>
-                <w:i w:val="false"/>
-                <w:b w:val="false"/>
-                <w:u w:val="none"/>
-                <w:sz w:val="22"/>
-                <w:szCs w:val="22"/>
-                <w:color w:val="000000"/>
-              </w:rPr>
-            </w:pPr>
-            <w:r>
-              <w:rPr>
-                <w:rFonts w:ascii="Helvetica" w:hAnsi="Helvetica" w:eastAsia="Helvetica" w:cs="Helvetica"/>
-                <w:i w:val="false"/>
-                <w:b w:val="false"/>
-                <w:u w:val="none"/>
-                <w:sz w:val="22"/>
-                <w:szCs w:val="22"/>
-                <w:color w:val="000000"/>
-              </w:rPr>
-              <w:t xml:space="preserve">0.30, 708</w:t>
-            </w:r>
-          </w:p>
-        </w:tc>
-        <w:tc>
-          <w:tcPr>
-            <w:tcBorders>
-              <w:bottom w:val="none" w:sz="0" w:space="0" w:color="000000"/>
-              <w:top w:val="none" w:sz="0" w:space="0" w:color="000000"/>
-              <w:left w:val="none" w:sz="0" w:space="0" w:color="000000"/>
-              <w:right w:val="none" w:sz="0" w:space="0" w:color="000000"/>
-            </w:tcBorders>
-            <w:shd w:val="clear" w:color="auto" w:fill="FFFFFF"/>
-            <w:tcMar>
-              <w:top w:w="0" w:type="dxa"/>
-              <w:bottom w:w="0" w:type="dxa"/>
-              <w:left w:w="0" w:type="dxa"/>
-              <w:right w:w="0" w:type="dxa"/>
-            </w:tcMar>
-            <w:vAlign w:val="top"/>
-          </w:tcPr>
-          <w:p>
-            <w:pPr>
-              <w:pStyle w:val="Normal"/>
-              <w:jc w:val="center"/>
-              <w:pBdr>
-                <w:bottom w:val="none" w:sz="0" w:space="0" w:color="000000"/>
-                <w:top w:val="none" w:sz="0" w:space="0" w:color="000000"/>
-                <w:left w:val="none" w:sz="0" w:space="0" w:color="000000"/>
-                <w:right w:val="none" w:sz="0" w:space="0" w:color="000000"/>
-              </w:pBdr>
-              <w:spacing w:after="100" w:before="100" w:line="240"/>
-              <w:ind w:left="100" w:right="100" w:firstLine="0" w:firstLineChars="0"/>
-              <w:rPr>
-                <w:rFonts w:ascii="Helvetica" w:hAnsi="Helvetica" w:eastAsia="Helvetica" w:cs="Helvetica"/>
-                <w:i w:val="false"/>
-                <w:b w:val="false"/>
-                <w:u w:val="none"/>
-                <w:sz w:val="22"/>
-                <w:szCs w:val="22"/>
-                <w:color w:val="000000"/>
-              </w:rPr>
-            </w:pPr>
-            <w:r>
-              <w:rPr>
-                <w:rFonts w:ascii="Helvetica" w:hAnsi="Helvetica" w:eastAsia="Helvetica" w:cs="Helvetica"/>
-                <w:i w:val="false"/>
-                <w:b w:val="false"/>
-                <w:u w:val="none"/>
-                <w:sz w:val="22"/>
-                <w:szCs w:val="22"/>
-                <w:color w:val="000000"/>
-              </w:rPr>
-              <w:t xml:space="preserve">0.180</w:t>
+              <w:t xml:space="preserve">13.7</w:t>
+            </w:r>
+          </w:p>
+        </w:tc>
+        <w:tc>
+          <w:tcPr>
+            <w:tcBorders>
+              <w:bottom w:val="none" w:sz="0" w:space="0" w:color="000000"/>
+              <w:top w:val="none" w:sz="0" w:space="0" w:color="000000"/>
+              <w:left w:val="none" w:sz="0" w:space="0" w:color="000000"/>
+              <w:right w:val="none" w:sz="0" w:space="0" w:color="000000"/>
+            </w:tcBorders>
+            <w:shd w:val="clear" w:color="auto" w:fill="FFFFFF"/>
+            <w:tcMar>
+              <w:top w:w="0" w:type="dxa"/>
+              <w:bottom w:w="0" w:type="dxa"/>
+              <w:left w:w="0" w:type="dxa"/>
+              <w:right w:w="0" w:type="dxa"/>
+            </w:tcMar>
+            <w:vAlign w:val="top"/>
+          </w:tcPr>
+          <w:p>
+            <w:pPr>
+              <w:pStyle w:val="Normal"/>
+              <w:jc w:val="center"/>
+              <w:pBdr>
+                <w:bottom w:val="none" w:sz="0" w:space="0" w:color="000000"/>
+                <w:top w:val="none" w:sz="0" w:space="0" w:color="000000"/>
+                <w:left w:val="none" w:sz="0" w:space="0" w:color="000000"/>
+                <w:right w:val="none" w:sz="0" w:space="0" w:color="000000"/>
+              </w:pBdr>
+              <w:spacing w:after="100" w:before="100" w:line="240"/>
+              <w:ind w:left="100" w:right="100" w:firstLine="0" w:firstLineChars="0"/>
+              <w:rPr>
+                <w:rFonts w:ascii="Helvetica" w:hAnsi="Helvetica" w:eastAsia="Helvetica" w:cs="Helvetica"/>
+                <w:i w:val="false"/>
+                <w:b w:val="false"/>
+                <w:u w:val="none"/>
+                <w:sz w:val="22"/>
+                <w:szCs w:val="22"/>
+                <w:color w:val="000000"/>
+              </w:rPr>
+            </w:pPr>
+            <w:r>
+              <w:rPr>
+                <w:rFonts w:ascii="Helvetica" w:hAnsi="Helvetica" w:eastAsia="Helvetica" w:cs="Helvetica"/>
+                <w:i w:val="false"/>
+                <w:b w:val="false"/>
+                <w:u w:val="none"/>
+                <w:sz w:val="22"/>
+                <w:szCs w:val="22"/>
+                <w:color w:val="000000"/>
+              </w:rPr>
+              <w:t xml:space="preserve">0.33, 563</w:t>
+            </w:r>
+          </w:p>
+        </w:tc>
+        <w:tc>
+          <w:tcPr>
+            <w:tcBorders>
+              <w:bottom w:val="none" w:sz="0" w:space="0" w:color="000000"/>
+              <w:top w:val="none" w:sz="0" w:space="0" w:color="000000"/>
+              <w:left w:val="none" w:sz="0" w:space="0" w:color="000000"/>
+              <w:right w:val="none" w:sz="0" w:space="0" w:color="000000"/>
+            </w:tcBorders>
+            <w:shd w:val="clear" w:color="auto" w:fill="FFFFFF"/>
+            <w:tcMar>
+              <w:top w:w="0" w:type="dxa"/>
+              <w:bottom w:w="0" w:type="dxa"/>
+              <w:left w:w="0" w:type="dxa"/>
+              <w:right w:w="0" w:type="dxa"/>
+            </w:tcMar>
+            <w:vAlign w:val="top"/>
+          </w:tcPr>
+          <w:p>
+            <w:pPr>
+              <w:pStyle w:val="Normal"/>
+              <w:jc w:val="center"/>
+              <w:pBdr>
+                <w:bottom w:val="none" w:sz="0" w:space="0" w:color="000000"/>
+                <w:top w:val="none" w:sz="0" w:space="0" w:color="000000"/>
+                <w:left w:val="none" w:sz="0" w:space="0" w:color="000000"/>
+                <w:right w:val="none" w:sz="0" w:space="0" w:color="000000"/>
+              </w:pBdr>
+              <w:spacing w:after="100" w:before="100" w:line="240"/>
+              <w:ind w:left="100" w:right="100" w:firstLine="0" w:firstLineChars="0"/>
+              <w:rPr>
+                <w:rFonts w:ascii="Helvetica" w:hAnsi="Helvetica" w:eastAsia="Helvetica" w:cs="Helvetica"/>
+                <w:i w:val="false"/>
+                <w:b w:val="false"/>
+                <w:u w:val="none"/>
+                <w:sz w:val="22"/>
+                <w:szCs w:val="22"/>
+                <w:color w:val="000000"/>
+              </w:rPr>
+            </w:pPr>
+            <w:r>
+              <w:rPr>
+                <w:rFonts w:ascii="Helvetica" w:hAnsi="Helvetica" w:eastAsia="Helvetica" w:cs="Helvetica"/>
+                <w:i w:val="false"/>
+                <w:b w:val="false"/>
+                <w:u w:val="none"/>
+                <w:sz w:val="22"/>
+                <w:szCs w:val="22"/>
+                <w:color w:val="000000"/>
+              </w:rPr>
+              <w:t xml:space="preserve">0.170</w:t>
             </w:r>
           </w:p>
         </w:tc>
@@ -11729,113 +11729,113 @@
                 <w:szCs w:val="22"/>
                 <w:color w:val="000000"/>
               </w:rPr>
-              <w:t xml:space="preserve">0.75</w:t>
-            </w:r>
-          </w:p>
-        </w:tc>
-        <w:tc>
-          <w:tcPr>
-            <w:tcBorders>
-              <w:bottom w:val="none" w:sz="0" w:space="0" w:color="000000"/>
-              <w:top w:val="none" w:sz="0" w:space="0" w:color="000000"/>
-              <w:left w:val="none" w:sz="0" w:space="0" w:color="000000"/>
-              <w:right w:val="none" w:sz="0" w:space="0" w:color="000000"/>
-            </w:tcBorders>
-            <w:shd w:val="clear" w:color="auto" w:fill="FFFFFF"/>
-            <w:tcMar>
-              <w:top w:w="0" w:type="dxa"/>
-              <w:bottom w:w="0" w:type="dxa"/>
-              <w:left w:w="0" w:type="dxa"/>
-              <w:right w:w="0" w:type="dxa"/>
-            </w:tcMar>
-            <w:vAlign w:val="top"/>
-          </w:tcPr>
-          <w:p>
-            <w:pPr>
-              <w:pStyle w:val="Normal"/>
-              <w:jc w:val="center"/>
-              <w:pBdr>
-                <w:bottom w:val="none" w:sz="0" w:space="0" w:color="000000"/>
-                <w:top w:val="none" w:sz="0" w:space="0" w:color="000000"/>
-                <w:left w:val="none" w:sz="0" w:space="0" w:color="000000"/>
-                <w:right w:val="none" w:sz="0" w:space="0" w:color="000000"/>
-              </w:pBdr>
-              <w:spacing w:after="100" w:before="100" w:line="240"/>
-              <w:ind w:left="100" w:right="100" w:firstLine="0" w:firstLineChars="0"/>
-              <w:rPr>
-                <w:rFonts w:ascii="Helvetica" w:hAnsi="Helvetica" w:eastAsia="Helvetica" w:cs="Helvetica"/>
-                <w:i w:val="false"/>
-                <w:b w:val="false"/>
-                <w:u w:val="none"/>
-                <w:sz w:val="22"/>
-                <w:szCs w:val="22"/>
-                <w:color w:val="000000"/>
-              </w:rPr>
-            </w:pPr>
-            <w:r>
-              <w:rPr>
-                <w:rFonts w:ascii="Helvetica" w:hAnsi="Helvetica" w:eastAsia="Helvetica" w:cs="Helvetica"/>
-                <w:i w:val="false"/>
-                <w:b w:val="false"/>
-                <w:u w:val="none"/>
-                <w:sz w:val="22"/>
-                <w:szCs w:val="22"/>
-                <w:color w:val="000000"/>
-              </w:rPr>
-              <w:t xml:space="preserve">0.05, 10.8</w:t>
-            </w:r>
-          </w:p>
-        </w:tc>
-        <w:tc>
-          <w:tcPr>
-            <w:tcBorders>
-              <w:bottom w:val="none" w:sz="0" w:space="0" w:color="000000"/>
-              <w:top w:val="none" w:sz="0" w:space="0" w:color="000000"/>
-              <w:left w:val="none" w:sz="0" w:space="0" w:color="000000"/>
-              <w:right w:val="none" w:sz="0" w:space="0" w:color="000000"/>
-            </w:tcBorders>
-            <w:shd w:val="clear" w:color="auto" w:fill="FFFFFF"/>
-            <w:tcMar>
-              <w:top w:w="0" w:type="dxa"/>
-              <w:bottom w:w="0" w:type="dxa"/>
-              <w:left w:w="0" w:type="dxa"/>
-              <w:right w:w="0" w:type="dxa"/>
-            </w:tcMar>
-            <w:vAlign w:val="top"/>
-          </w:tcPr>
-          <w:p>
-            <w:pPr>
-              <w:pStyle w:val="Normal"/>
-              <w:jc w:val="center"/>
-              <w:pBdr>
-                <w:bottom w:val="none" w:sz="0" w:space="0" w:color="000000"/>
-                <w:top w:val="none" w:sz="0" w:space="0" w:color="000000"/>
-                <w:left w:val="none" w:sz="0" w:space="0" w:color="000000"/>
-                <w:right w:val="none" w:sz="0" w:space="0" w:color="000000"/>
-              </w:pBdr>
-              <w:spacing w:after="100" w:before="100" w:line="240"/>
-              <w:ind w:left="100" w:right="100" w:firstLine="0" w:firstLineChars="0"/>
-              <w:rPr>
-                <w:rFonts w:ascii="Helvetica" w:hAnsi="Helvetica" w:eastAsia="Helvetica" w:cs="Helvetica"/>
-                <w:i w:val="false"/>
-                <w:b w:val="false"/>
-                <w:u w:val="none"/>
-                <w:sz w:val="22"/>
-                <w:szCs w:val="22"/>
-                <w:color w:val="000000"/>
-              </w:rPr>
-            </w:pPr>
-            <w:r>
-              <w:rPr>
-                <w:rFonts w:ascii="Helvetica" w:hAnsi="Helvetica" w:eastAsia="Helvetica" w:cs="Helvetica"/>
-                <w:i w:val="false"/>
-                <w:b w:val="false"/>
-                <w:u w:val="none"/>
-                <w:sz w:val="22"/>
-                <w:szCs w:val="22"/>
-                <w:color w:val="000000"/>
-              </w:rPr>
-              <w:t xml:space="preserve">0.830</w:t>
+              <w:t xml:space="preserve">0.74</w:t>
+            </w:r>
+          </w:p>
+        </w:tc>
+        <w:tc>
+          <w:tcPr>
+            <w:tcBorders>
+              <w:bottom w:val="none" w:sz="0" w:space="0" w:color="000000"/>
+              <w:top w:val="none" w:sz="0" w:space="0" w:color="000000"/>
+              <w:left w:val="none" w:sz="0" w:space="0" w:color="000000"/>
+              <w:right w:val="none" w:sz="0" w:space="0" w:color="000000"/>
+            </w:tcBorders>
+            <w:shd w:val="clear" w:color="auto" w:fill="FFFFFF"/>
+            <w:tcMar>
+              <w:top w:w="0" w:type="dxa"/>
+              <w:bottom w:w="0" w:type="dxa"/>
+              <w:left w:w="0" w:type="dxa"/>
+              <w:right w:w="0" w:type="dxa"/>
+            </w:tcMar>
+            <w:vAlign w:val="top"/>
+          </w:tcPr>
+          <w:p>
+            <w:pPr>
+              <w:pStyle w:val="Normal"/>
+              <w:jc w:val="center"/>
+              <w:pBdr>
+                <w:bottom w:val="none" w:sz="0" w:space="0" w:color="000000"/>
+                <w:top w:val="none" w:sz="0" w:space="0" w:color="000000"/>
+                <w:left w:val="none" w:sz="0" w:space="0" w:color="000000"/>
+                <w:right w:val="none" w:sz="0" w:space="0" w:color="000000"/>
+              </w:pBdr>
+              <w:spacing w:after="100" w:before="100" w:line="240"/>
+              <w:ind w:left="100" w:right="100" w:firstLine="0" w:firstLineChars="0"/>
+              <w:rPr>
+                <w:rFonts w:ascii="Helvetica" w:hAnsi="Helvetica" w:eastAsia="Helvetica" w:cs="Helvetica"/>
+                <w:i w:val="false"/>
+                <w:b w:val="false"/>
+                <w:u w:val="none"/>
+                <w:sz w:val="22"/>
+                <w:szCs w:val="22"/>
+                <w:color w:val="000000"/>
+              </w:rPr>
+            </w:pPr>
+            <w:r>
+              <w:rPr>
+                <w:rFonts w:ascii="Helvetica" w:hAnsi="Helvetica" w:eastAsia="Helvetica" w:cs="Helvetica"/>
+                <w:i w:val="false"/>
+                <w:b w:val="false"/>
+                <w:u w:val="none"/>
+                <w:sz w:val="22"/>
+                <w:szCs w:val="22"/>
+                <w:color w:val="000000"/>
+              </w:rPr>
+              <w:t xml:space="preserve">0.06, 9.24</w:t>
+            </w:r>
+          </w:p>
+        </w:tc>
+        <w:tc>
+          <w:tcPr>
+            <w:tcBorders>
+              <w:bottom w:val="none" w:sz="0" w:space="0" w:color="000000"/>
+              <w:top w:val="none" w:sz="0" w:space="0" w:color="000000"/>
+              <w:left w:val="none" w:sz="0" w:space="0" w:color="000000"/>
+              <w:right w:val="none" w:sz="0" w:space="0" w:color="000000"/>
+            </w:tcBorders>
+            <w:shd w:val="clear" w:color="auto" w:fill="FFFFFF"/>
+            <w:tcMar>
+              <w:top w:w="0" w:type="dxa"/>
+              <w:bottom w:w="0" w:type="dxa"/>
+              <w:left w:w="0" w:type="dxa"/>
+              <w:right w:w="0" w:type="dxa"/>
+            </w:tcMar>
+            <w:vAlign w:val="top"/>
+          </w:tcPr>
+          <w:p>
+            <w:pPr>
+              <w:pStyle w:val="Normal"/>
+              <w:jc w:val="center"/>
+              <w:pBdr>
+                <w:bottom w:val="none" w:sz="0" w:space="0" w:color="000000"/>
+                <w:top w:val="none" w:sz="0" w:space="0" w:color="000000"/>
+                <w:left w:val="none" w:sz="0" w:space="0" w:color="000000"/>
+                <w:right w:val="none" w:sz="0" w:space="0" w:color="000000"/>
+              </w:pBdr>
+              <w:spacing w:after="100" w:before="100" w:line="240"/>
+              <w:ind w:left="100" w:right="100" w:firstLine="0" w:firstLineChars="0"/>
+              <w:rPr>
+                <w:rFonts w:ascii="Helvetica" w:hAnsi="Helvetica" w:eastAsia="Helvetica" w:cs="Helvetica"/>
+                <w:i w:val="false"/>
+                <w:b w:val="false"/>
+                <w:u w:val="none"/>
+                <w:sz w:val="22"/>
+                <w:szCs w:val="22"/>
+                <w:color w:val="000000"/>
+              </w:rPr>
+            </w:pPr>
+            <w:r>
+              <w:rPr>
+                <w:rFonts w:ascii="Helvetica" w:hAnsi="Helvetica" w:eastAsia="Helvetica" w:cs="Helvetica"/>
+                <w:i w:val="false"/>
+                <w:b w:val="false"/>
+                <w:u w:val="none"/>
+                <w:sz w:val="22"/>
+                <w:szCs w:val="22"/>
+                <w:color w:val="000000"/>
+              </w:rPr>
+              <w:t xml:space="preserve">0.820</w:t>
             </w:r>
           </w:p>
         </w:tc>
@@ -12212,113 +12212,113 @@
                 <w:szCs w:val="22"/>
                 <w:color w:val="000000"/>
               </w:rPr>
-              <w:t xml:space="preserve">0.99</w:t>
-            </w:r>
-          </w:p>
-        </w:tc>
-        <w:tc>
-          <w:tcPr>
-            <w:tcBorders>
-              <w:bottom w:val="none" w:sz="0" w:space="0" w:color="000000"/>
-              <w:top w:val="none" w:sz="0" w:space="0" w:color="000000"/>
-              <w:left w:val="none" w:sz="0" w:space="0" w:color="000000"/>
-              <w:right w:val="none" w:sz="0" w:space="0" w:color="000000"/>
-            </w:tcBorders>
-            <w:shd w:val="clear" w:color="auto" w:fill="FFFFFF"/>
-            <w:tcMar>
-              <w:top w:w="0" w:type="dxa"/>
-              <w:bottom w:w="0" w:type="dxa"/>
-              <w:left w:w="0" w:type="dxa"/>
-              <w:right w:w="0" w:type="dxa"/>
-            </w:tcMar>
-            <w:vAlign w:val="top"/>
-          </w:tcPr>
-          <w:p>
-            <w:pPr>
-              <w:pStyle w:val="Normal"/>
-              <w:jc w:val="center"/>
-              <w:pBdr>
-                <w:bottom w:val="none" w:sz="0" w:space="0" w:color="000000"/>
-                <w:top w:val="none" w:sz="0" w:space="0" w:color="000000"/>
-                <w:left w:val="none" w:sz="0" w:space="0" w:color="000000"/>
-                <w:right w:val="none" w:sz="0" w:space="0" w:color="000000"/>
-              </w:pBdr>
-              <w:spacing w:after="100" w:before="100" w:line="240"/>
-              <w:ind w:left="100" w:right="100" w:firstLine="0" w:firstLineChars="0"/>
-              <w:rPr>
-                <w:rFonts w:ascii="Helvetica" w:hAnsi="Helvetica" w:eastAsia="Helvetica" w:cs="Helvetica"/>
-                <w:i w:val="false"/>
-                <w:b w:val="false"/>
-                <w:u w:val="none"/>
-                <w:sz w:val="22"/>
-                <w:szCs w:val="22"/>
-                <w:color w:val="000000"/>
-              </w:rPr>
-            </w:pPr>
-            <w:r>
-              <w:rPr>
-                <w:rFonts w:ascii="Helvetica" w:hAnsi="Helvetica" w:eastAsia="Helvetica" w:cs="Helvetica"/>
-                <w:i w:val="false"/>
-                <w:b w:val="false"/>
-                <w:u w:val="none"/>
-                <w:sz w:val="22"/>
-                <w:szCs w:val="22"/>
-                <w:color w:val="000000"/>
-              </w:rPr>
-              <w:t xml:space="preserve">0.90, 1.09</w:t>
-            </w:r>
-          </w:p>
-        </w:tc>
-        <w:tc>
-          <w:tcPr>
-            <w:tcBorders>
-              <w:bottom w:val="none" w:sz="0" w:space="0" w:color="000000"/>
-              <w:top w:val="none" w:sz="0" w:space="0" w:color="000000"/>
-              <w:left w:val="none" w:sz="0" w:space="0" w:color="000000"/>
-              <w:right w:val="none" w:sz="0" w:space="0" w:color="000000"/>
-            </w:tcBorders>
-            <w:shd w:val="clear" w:color="auto" w:fill="FFFFFF"/>
-            <w:tcMar>
-              <w:top w:w="0" w:type="dxa"/>
-              <w:bottom w:w="0" w:type="dxa"/>
-              <w:left w:w="0" w:type="dxa"/>
-              <w:right w:w="0" w:type="dxa"/>
-            </w:tcMar>
-            <w:vAlign w:val="top"/>
-          </w:tcPr>
-          <w:p>
-            <w:pPr>
-              <w:pStyle w:val="Normal"/>
-              <w:jc w:val="center"/>
-              <w:pBdr>
-                <w:bottom w:val="none" w:sz="0" w:space="0" w:color="000000"/>
-                <w:top w:val="none" w:sz="0" w:space="0" w:color="000000"/>
-                <w:left w:val="none" w:sz="0" w:space="0" w:color="000000"/>
-                <w:right w:val="none" w:sz="0" w:space="0" w:color="000000"/>
-              </w:pBdr>
-              <w:spacing w:after="100" w:before="100" w:line="240"/>
-              <w:ind w:left="100" w:right="100" w:firstLine="0" w:firstLineChars="0"/>
-              <w:rPr>
-                <w:rFonts w:ascii="Helvetica" w:hAnsi="Helvetica" w:eastAsia="Helvetica" w:cs="Helvetica"/>
-                <w:i w:val="false"/>
-                <w:b w:val="false"/>
-                <w:u w:val="none"/>
-                <w:sz w:val="22"/>
-                <w:szCs w:val="22"/>
-                <w:color w:val="000000"/>
-              </w:rPr>
-            </w:pPr>
-            <w:r>
-              <w:rPr>
-                <w:rFonts w:ascii="Helvetica" w:hAnsi="Helvetica" w:eastAsia="Helvetica" w:cs="Helvetica"/>
-                <w:i w:val="false"/>
-                <w:b w:val="false"/>
-                <w:u w:val="none"/>
-                <w:sz w:val="22"/>
-                <w:szCs w:val="22"/>
-                <w:color w:val="000000"/>
-              </w:rPr>
-              <w:t xml:space="preserve">0.860</w:t>
+              <w:t xml:space="preserve">0.95</w:t>
+            </w:r>
+          </w:p>
+        </w:tc>
+        <w:tc>
+          <w:tcPr>
+            <w:tcBorders>
+              <w:bottom w:val="none" w:sz="0" w:space="0" w:color="000000"/>
+              <w:top w:val="none" w:sz="0" w:space="0" w:color="000000"/>
+              <w:left w:val="none" w:sz="0" w:space="0" w:color="000000"/>
+              <w:right w:val="none" w:sz="0" w:space="0" w:color="000000"/>
+            </w:tcBorders>
+            <w:shd w:val="clear" w:color="auto" w:fill="FFFFFF"/>
+            <w:tcMar>
+              <w:top w:w="0" w:type="dxa"/>
+              <w:bottom w:w="0" w:type="dxa"/>
+              <w:left w:w="0" w:type="dxa"/>
+              <w:right w:w="0" w:type="dxa"/>
+            </w:tcMar>
+            <w:vAlign w:val="top"/>
+          </w:tcPr>
+          <w:p>
+            <w:pPr>
+              <w:pStyle w:val="Normal"/>
+              <w:jc w:val="center"/>
+              <w:pBdr>
+                <w:bottom w:val="none" w:sz="0" w:space="0" w:color="000000"/>
+                <w:top w:val="none" w:sz="0" w:space="0" w:color="000000"/>
+                <w:left w:val="none" w:sz="0" w:space="0" w:color="000000"/>
+                <w:right w:val="none" w:sz="0" w:space="0" w:color="000000"/>
+              </w:pBdr>
+              <w:spacing w:after="100" w:before="100" w:line="240"/>
+              <w:ind w:left="100" w:right="100" w:firstLine="0" w:firstLineChars="0"/>
+              <w:rPr>
+                <w:rFonts w:ascii="Helvetica" w:hAnsi="Helvetica" w:eastAsia="Helvetica" w:cs="Helvetica"/>
+                <w:i w:val="false"/>
+                <w:b w:val="false"/>
+                <w:u w:val="none"/>
+                <w:sz w:val="22"/>
+                <w:szCs w:val="22"/>
+                <w:color w:val="000000"/>
+              </w:rPr>
+            </w:pPr>
+            <w:r>
+              <w:rPr>
+                <w:rFonts w:ascii="Helvetica" w:hAnsi="Helvetica" w:eastAsia="Helvetica" w:cs="Helvetica"/>
+                <w:i w:val="false"/>
+                <w:b w:val="false"/>
+                <w:u w:val="none"/>
+                <w:sz w:val="22"/>
+                <w:szCs w:val="22"/>
+                <w:color w:val="000000"/>
+              </w:rPr>
+              <w:t xml:space="preserve">0.86, 1.05</w:t>
+            </w:r>
+          </w:p>
+        </w:tc>
+        <w:tc>
+          <w:tcPr>
+            <w:tcBorders>
+              <w:bottom w:val="none" w:sz="0" w:space="0" w:color="000000"/>
+              <w:top w:val="none" w:sz="0" w:space="0" w:color="000000"/>
+              <w:left w:val="none" w:sz="0" w:space="0" w:color="000000"/>
+              <w:right w:val="none" w:sz="0" w:space="0" w:color="000000"/>
+            </w:tcBorders>
+            <w:shd w:val="clear" w:color="auto" w:fill="FFFFFF"/>
+            <w:tcMar>
+              <w:top w:w="0" w:type="dxa"/>
+              <w:bottom w:w="0" w:type="dxa"/>
+              <w:left w:w="0" w:type="dxa"/>
+              <w:right w:w="0" w:type="dxa"/>
+            </w:tcMar>
+            <w:vAlign w:val="top"/>
+          </w:tcPr>
+          <w:p>
+            <w:pPr>
+              <w:pStyle w:val="Normal"/>
+              <w:jc w:val="center"/>
+              <w:pBdr>
+                <w:bottom w:val="none" w:sz="0" w:space="0" w:color="000000"/>
+                <w:top w:val="none" w:sz="0" w:space="0" w:color="000000"/>
+                <w:left w:val="none" w:sz="0" w:space="0" w:color="000000"/>
+                <w:right w:val="none" w:sz="0" w:space="0" w:color="000000"/>
+              </w:pBdr>
+              <w:spacing w:after="100" w:before="100" w:line="240"/>
+              <w:ind w:left="100" w:right="100" w:firstLine="0" w:firstLineChars="0"/>
+              <w:rPr>
+                <w:rFonts w:ascii="Helvetica" w:hAnsi="Helvetica" w:eastAsia="Helvetica" w:cs="Helvetica"/>
+                <w:i w:val="false"/>
+                <w:b w:val="false"/>
+                <w:u w:val="none"/>
+                <w:sz w:val="22"/>
+                <w:szCs w:val="22"/>
+                <w:color w:val="000000"/>
+              </w:rPr>
+            </w:pPr>
+            <w:r>
+              <w:rPr>
+                <w:rFonts w:ascii="Helvetica" w:hAnsi="Helvetica" w:eastAsia="Helvetica" w:cs="Helvetica"/>
+                <w:i w:val="false"/>
+                <w:b w:val="false"/>
+                <w:u w:val="none"/>
+                <w:sz w:val="22"/>
+                <w:szCs w:val="22"/>
+                <w:color w:val="000000"/>
+              </w:rPr>
+              <w:t xml:space="preserve">0.290</w:t>
             </w:r>
           </w:p>
         </w:tc>
@@ -12748,60 +12748,60 @@
                 <w:szCs w:val="22"/>
                 <w:color w:val="000000"/>
               </w:rPr>
-              <w:t xml:space="preserve">0.03, 2.13</w:t>
-            </w:r>
-          </w:p>
-        </w:tc>
-        <w:tc>
-          <w:tcPr>
-            <w:tcBorders>
-              <w:bottom w:val="none" w:sz="0" w:space="0" w:color="000000"/>
-              <w:top w:val="none" w:sz="0" w:space="0" w:color="000000"/>
-              <w:left w:val="none" w:sz="0" w:space="0" w:color="000000"/>
-              <w:right w:val="none" w:sz="0" w:space="0" w:color="000000"/>
-            </w:tcBorders>
-            <w:shd w:val="clear" w:color="auto" w:fill="FFFFFF"/>
-            <w:tcMar>
-              <w:top w:w="0" w:type="dxa"/>
-              <w:bottom w:w="0" w:type="dxa"/>
-              <w:left w:w="0" w:type="dxa"/>
-              <w:right w:w="0" w:type="dxa"/>
-            </w:tcMar>
-            <w:vAlign w:val="top"/>
-          </w:tcPr>
-          <w:p>
-            <w:pPr>
-              <w:pStyle w:val="Normal"/>
-              <w:jc w:val="center"/>
-              <w:pBdr>
-                <w:bottom w:val="none" w:sz="0" w:space="0" w:color="000000"/>
-                <w:top w:val="none" w:sz="0" w:space="0" w:color="000000"/>
-                <w:left w:val="none" w:sz="0" w:space="0" w:color="000000"/>
-                <w:right w:val="none" w:sz="0" w:space="0" w:color="000000"/>
-              </w:pBdr>
-              <w:spacing w:after="100" w:before="100" w:line="240"/>
-              <w:ind w:left="100" w:right="100" w:firstLine="0" w:firstLineChars="0"/>
-              <w:rPr>
-                <w:rFonts w:ascii="Helvetica" w:hAnsi="Helvetica" w:eastAsia="Helvetica" w:cs="Helvetica"/>
-                <w:i w:val="false"/>
-                <w:b w:val="false"/>
-                <w:u w:val="none"/>
-                <w:sz w:val="22"/>
-                <w:szCs w:val="22"/>
-                <w:color w:val="000000"/>
-              </w:rPr>
-            </w:pPr>
-            <w:r>
-              <w:rPr>
-                <w:rFonts w:ascii="Helvetica" w:hAnsi="Helvetica" w:eastAsia="Helvetica" w:cs="Helvetica"/>
-                <w:i w:val="false"/>
-                <w:b w:val="false"/>
-                <w:u w:val="none"/>
-                <w:sz w:val="22"/>
-                <w:szCs w:val="22"/>
-                <w:color w:val="000000"/>
-              </w:rPr>
-              <w:t xml:space="preserve">0.210</w:t>
+              <w:t xml:space="preserve">0.02, 2.47</w:t>
+            </w:r>
+          </w:p>
+        </w:tc>
+        <w:tc>
+          <w:tcPr>
+            <w:tcBorders>
+              <w:bottom w:val="none" w:sz="0" w:space="0" w:color="000000"/>
+              <w:top w:val="none" w:sz="0" w:space="0" w:color="000000"/>
+              <w:left w:val="none" w:sz="0" w:space="0" w:color="000000"/>
+              <w:right w:val="none" w:sz="0" w:space="0" w:color="000000"/>
+            </w:tcBorders>
+            <w:shd w:val="clear" w:color="auto" w:fill="FFFFFF"/>
+            <w:tcMar>
+              <w:top w:w="0" w:type="dxa"/>
+              <w:bottom w:w="0" w:type="dxa"/>
+              <w:left w:w="0" w:type="dxa"/>
+              <w:right w:w="0" w:type="dxa"/>
+            </w:tcMar>
+            <w:vAlign w:val="top"/>
+          </w:tcPr>
+          <w:p>
+            <w:pPr>
+              <w:pStyle w:val="Normal"/>
+              <w:jc w:val="center"/>
+              <w:pBdr>
+                <w:bottom w:val="none" w:sz="0" w:space="0" w:color="000000"/>
+                <w:top w:val="none" w:sz="0" w:space="0" w:color="000000"/>
+                <w:left w:val="none" w:sz="0" w:space="0" w:color="000000"/>
+                <w:right w:val="none" w:sz="0" w:space="0" w:color="000000"/>
+              </w:pBdr>
+              <w:spacing w:after="100" w:before="100" w:line="240"/>
+              <w:ind w:left="100" w:right="100" w:firstLine="0" w:firstLineChars="0"/>
+              <w:rPr>
+                <w:rFonts w:ascii="Helvetica" w:hAnsi="Helvetica" w:eastAsia="Helvetica" w:cs="Helvetica"/>
+                <w:i w:val="false"/>
+                <w:b w:val="false"/>
+                <w:u w:val="none"/>
+                <w:sz w:val="22"/>
+                <w:szCs w:val="22"/>
+                <w:color w:val="000000"/>
+              </w:rPr>
+            </w:pPr>
+            <w:r>
+              <w:rPr>
+                <w:rFonts w:ascii="Helvetica" w:hAnsi="Helvetica" w:eastAsia="Helvetica" w:cs="Helvetica"/>
+                <w:i w:val="false"/>
+                <w:b w:val="false"/>
+                <w:u w:val="none"/>
+                <w:sz w:val="22"/>
+                <w:szCs w:val="22"/>
+                <w:color w:val="000000"/>
+              </w:rPr>
+              <w:t xml:space="preserve">0.230</w:t>
             </w:r>
           </w:p>
         </w:tc>
@@ -13178,120 +13178,120 @@
                 <w:szCs w:val="22"/>
                 <w:color w:val="000000"/>
               </w:rPr>
-              <w:t xml:space="preserve">0.21</w:t>
-            </w:r>
-          </w:p>
-        </w:tc>
-        <w:tc>
-          <w:tcPr>
-            <w:tcBorders>
-              <w:bottom w:val="none" w:sz="0" w:space="0" w:color="000000"/>
-              <w:top w:val="none" w:sz="0" w:space="0" w:color="000000"/>
-              <w:left w:val="none" w:sz="0" w:space="0" w:color="000000"/>
-              <w:right w:val="none" w:sz="0" w:space="0" w:color="000000"/>
-            </w:tcBorders>
-            <w:shd w:val="clear" w:color="auto" w:fill="FFFFFF"/>
-            <w:tcMar>
-              <w:top w:w="0" w:type="dxa"/>
-              <w:bottom w:w="0" w:type="dxa"/>
-              <w:left w:w="0" w:type="dxa"/>
-              <w:right w:w="0" w:type="dxa"/>
-            </w:tcMar>
-            <w:vAlign w:val="top"/>
-          </w:tcPr>
-          <w:p>
-            <w:pPr>
-              <w:pStyle w:val="Normal"/>
-              <w:jc w:val="center"/>
-              <w:pBdr>
-                <w:bottom w:val="none" w:sz="0" w:space="0" w:color="000000"/>
-                <w:top w:val="none" w:sz="0" w:space="0" w:color="000000"/>
-                <w:left w:val="none" w:sz="0" w:space="0" w:color="000000"/>
-                <w:right w:val="none" w:sz="0" w:space="0" w:color="000000"/>
-              </w:pBdr>
-              <w:spacing w:after="100" w:before="100" w:line="240"/>
-              <w:ind w:left="100" w:right="100" w:firstLine="0" w:firstLineChars="0"/>
-              <w:rPr>
-                <w:rFonts w:ascii="Helvetica" w:hAnsi="Helvetica" w:eastAsia="Helvetica" w:cs="Helvetica"/>
-                <w:i w:val="false"/>
-                <w:b w:val="false"/>
-                <w:u w:val="none"/>
-                <w:sz w:val="22"/>
-                <w:szCs w:val="22"/>
-                <w:color w:val="000000"/>
-              </w:rPr>
-            </w:pPr>
-            <w:r>
-              <w:rPr>
-                <w:rFonts w:ascii="Helvetica" w:hAnsi="Helvetica" w:eastAsia="Helvetica" w:cs="Helvetica"/>
-                <w:i w:val="false"/>
-                <w:b w:val="false"/>
-                <w:u w:val="none"/>
-                <w:sz w:val="22"/>
-                <w:szCs w:val="22"/>
-                <w:color w:val="000000"/>
-              </w:rPr>
-              <w:t xml:space="preserve">0.01, 5.48</w:t>
-            </w:r>
-          </w:p>
-        </w:tc>
-        <w:tc>
-          <w:tcPr>
-            <w:tcBorders>
-              <w:bottom w:val="none" w:sz="0" w:space="0" w:color="000000"/>
-              <w:top w:val="none" w:sz="0" w:space="0" w:color="000000"/>
-              <w:left w:val="none" w:sz="0" w:space="0" w:color="000000"/>
-              <w:right w:val="none" w:sz="0" w:space="0" w:color="000000"/>
-            </w:tcBorders>
-            <w:shd w:val="clear" w:color="auto" w:fill="FFFFFF"/>
-            <w:tcMar>
-              <w:top w:w="0" w:type="dxa"/>
-              <w:bottom w:w="0" w:type="dxa"/>
-              <w:left w:w="0" w:type="dxa"/>
-              <w:right w:w="0" w:type="dxa"/>
-            </w:tcMar>
-            <w:vAlign w:val="top"/>
-          </w:tcPr>
-          <w:p>
-            <w:pPr>
-              <w:pStyle w:val="Normal"/>
-              <w:jc w:val="center"/>
-              <w:pBdr>
-                <w:bottom w:val="none" w:sz="0" w:space="0" w:color="000000"/>
-                <w:top w:val="none" w:sz="0" w:space="0" w:color="000000"/>
-                <w:left w:val="none" w:sz="0" w:space="0" w:color="000000"/>
-                <w:right w:val="none" w:sz="0" w:space="0" w:color="000000"/>
-              </w:pBdr>
-              <w:spacing w:after="100" w:before="100" w:line="240"/>
-              <w:ind w:left="100" w:right="100" w:firstLine="0" w:firstLineChars="0"/>
-              <w:rPr>
-                <w:rFonts w:ascii="Helvetica" w:hAnsi="Helvetica" w:eastAsia="Helvetica" w:cs="Helvetica"/>
-                <w:i w:val="false"/>
-                <w:b w:val="false"/>
-                <w:u w:val="none"/>
-                <w:sz w:val="22"/>
-                <w:szCs w:val="22"/>
-                <w:color w:val="000000"/>
-              </w:rPr>
-            </w:pPr>
-            <w:r>
-              <w:rPr>
-                <w:rFonts w:ascii="Helvetica" w:hAnsi="Helvetica" w:eastAsia="Helvetica" w:cs="Helvetica"/>
-                <w:i w:val="false"/>
-                <w:b w:val="false"/>
-                <w:u w:val="none"/>
-                <w:sz w:val="22"/>
-                <w:szCs w:val="22"/>
-                <w:color w:val="000000"/>
-              </w:rPr>
-              <w:t xml:space="preserve">0.350</w:t>
+              <w:t xml:space="preserve">0.23</w:t>
+            </w:r>
+          </w:p>
+        </w:tc>
+        <w:tc>
+          <w:tcPr>
+            <w:tcBorders>
+              <w:bottom w:val="none" w:sz="0" w:space="0" w:color="000000"/>
+              <w:top w:val="none" w:sz="0" w:space="0" w:color="000000"/>
+              <w:left w:val="none" w:sz="0" w:space="0" w:color="000000"/>
+              <w:right w:val="none" w:sz="0" w:space="0" w:color="000000"/>
+            </w:tcBorders>
+            <w:shd w:val="clear" w:color="auto" w:fill="FFFFFF"/>
+            <w:tcMar>
+              <w:top w:w="0" w:type="dxa"/>
+              <w:bottom w:w="0" w:type="dxa"/>
+              <w:left w:w="0" w:type="dxa"/>
+              <w:right w:w="0" w:type="dxa"/>
+            </w:tcMar>
+            <w:vAlign w:val="top"/>
+          </w:tcPr>
+          <w:p>
+            <w:pPr>
+              <w:pStyle w:val="Normal"/>
+              <w:jc w:val="center"/>
+              <w:pBdr>
+                <w:bottom w:val="none" w:sz="0" w:space="0" w:color="000000"/>
+                <w:top w:val="none" w:sz="0" w:space="0" w:color="000000"/>
+                <w:left w:val="none" w:sz="0" w:space="0" w:color="000000"/>
+                <w:right w:val="none" w:sz="0" w:space="0" w:color="000000"/>
+              </w:pBdr>
+              <w:spacing w:after="100" w:before="100" w:line="240"/>
+              <w:ind w:left="100" w:right="100" w:firstLine="0" w:firstLineChars="0"/>
+              <w:rPr>
+                <w:rFonts w:ascii="Helvetica" w:hAnsi="Helvetica" w:eastAsia="Helvetica" w:cs="Helvetica"/>
+                <w:i w:val="false"/>
+                <w:b w:val="false"/>
+                <w:u w:val="none"/>
+                <w:sz w:val="22"/>
+                <w:szCs w:val="22"/>
+                <w:color w:val="000000"/>
+              </w:rPr>
+            </w:pPr>
+            <w:r>
+              <w:rPr>
+                <w:rFonts w:ascii="Helvetica" w:hAnsi="Helvetica" w:eastAsia="Helvetica" w:cs="Helvetica"/>
+                <w:i w:val="false"/>
+                <w:b w:val="false"/>
+                <w:u w:val="none"/>
+                <w:sz w:val="22"/>
+                <w:szCs w:val="22"/>
+                <w:color w:val="000000"/>
+              </w:rPr>
+              <w:t xml:space="preserve">0.01, 5.75</w:t>
+            </w:r>
+          </w:p>
+        </w:tc>
+        <w:tc>
+          <w:tcPr>
+            <w:tcBorders>
+              <w:bottom w:val="none" w:sz="0" w:space="0" w:color="000000"/>
+              <w:top w:val="none" w:sz="0" w:space="0" w:color="000000"/>
+              <w:left w:val="none" w:sz="0" w:space="0" w:color="000000"/>
+              <w:right w:val="none" w:sz="0" w:space="0" w:color="000000"/>
+            </w:tcBorders>
+            <w:shd w:val="clear" w:color="auto" w:fill="FFFFFF"/>
+            <w:tcMar>
+              <w:top w:w="0" w:type="dxa"/>
+              <w:bottom w:w="0" w:type="dxa"/>
+              <w:left w:w="0" w:type="dxa"/>
+              <w:right w:w="0" w:type="dxa"/>
+            </w:tcMar>
+            <w:vAlign w:val="top"/>
+          </w:tcPr>
+          <w:p>
+            <w:pPr>
+              <w:pStyle w:val="Normal"/>
+              <w:jc w:val="center"/>
+              <w:pBdr>
+                <w:bottom w:val="none" w:sz="0" w:space="0" w:color="000000"/>
+                <w:top w:val="none" w:sz="0" w:space="0" w:color="000000"/>
+                <w:left w:val="none" w:sz="0" w:space="0" w:color="000000"/>
+                <w:right w:val="none" w:sz="0" w:space="0" w:color="000000"/>
+              </w:pBdr>
+              <w:spacing w:after="100" w:before="100" w:line="240"/>
+              <w:ind w:left="100" w:right="100" w:firstLine="0" w:firstLineChars="0"/>
+              <w:rPr>
+                <w:rFonts w:ascii="Helvetica" w:hAnsi="Helvetica" w:eastAsia="Helvetica" w:cs="Helvetica"/>
+                <w:i w:val="false"/>
+                <w:b w:val="false"/>
+                <w:u w:val="none"/>
+                <w:sz w:val="22"/>
+                <w:szCs w:val="22"/>
+                <w:color w:val="000000"/>
+              </w:rPr>
+            </w:pPr>
+            <w:r>
+              <w:rPr>
+                <w:rFonts w:ascii="Helvetica" w:hAnsi="Helvetica" w:eastAsia="Helvetica" w:cs="Helvetica"/>
+                <w:i w:val="false"/>
+                <w:b w:val="false"/>
+                <w:u w:val="none"/>
+                <w:sz w:val="22"/>
+                <w:szCs w:val="22"/>
+                <w:color w:val="000000"/>
+              </w:rPr>
+              <w:t xml:space="preserve">0.370</w:t>
             </w:r>
           </w:p>
         </w:tc>
       </w:tr>
       <w:tr>
         <w:trPr>
-          <w:trHeight w:val="619" w:hRule="auto"/>
+          <w:trHeight w:val="598" w:hRule="auto"/>
         </w:trPr>
         body27
         <w:tc>
@@ -13343,7 +13343,7 @@
                 <w:szCs w:val="22"/>
                 <w:color w:val="000000"/>
               </w:rPr>
-              <w:t xml:space="preserve">ckd_epi_gfr_cre_cys_unindex</w:t>
+              <w:t xml:space="preserve">cockcroft</w:t>
             </w:r>
           </w:p>
         </w:tc>
@@ -13449,7 +13449,7 @@
                 <w:szCs w:val="22"/>
                 <w:color w:val="000000"/>
               </w:rPr>
-              <w:t xml:space="preserve">1.00</w:t>
+              <w:t xml:space="preserve">1.01</w:t>
             </w:r>
           </w:p>
         </w:tc>
@@ -13502,7 +13502,7 @@
                 <w:szCs w:val="22"/>
                 <w:color w:val="000000"/>
               </w:rPr>
-              <w:t xml:space="preserve">0.97, 1.03</w:t>
+              <w:t xml:space="preserve">0.99, 1.02</w:t>
             </w:r>
           </w:p>
         </w:tc>
@@ -13555,7 +13555,7 @@
                 <w:szCs w:val="22"/>
                 <w:color w:val="000000"/>
               </w:rPr>
-              <w:t xml:space="preserve">0.950</w:t>
+              <w:t xml:space="preserve">0.520</w:t>
             </w:r>
           </w:p>
         </w:tc>
@@ -13661,7 +13661,7 @@
                 <w:szCs w:val="22"/>
                 <w:color w:val="000000"/>
               </w:rPr>
-              <w:t xml:space="preserve">1.04</w:t>
+              <w:t xml:space="preserve">1.03</w:t>
             </w:r>
           </w:p>
         </w:tc>
@@ -13714,7 +13714,7 @@
                 <w:szCs w:val="22"/>
                 <w:color w:val="000000"/>
               </w:rPr>
-              <w:t xml:space="preserve">0.99, 1.09</w:t>
+              <w:t xml:space="preserve">0.99, 1.07</w:t>
             </w:r>
           </w:p>
         </w:tc>
@@ -13767,7 +13767,7 @@
                 <w:szCs w:val="22"/>
                 <w:color w:val="000000"/>
               </w:rPr>
-              <w:t xml:space="preserve">0.130</w:t>
+              <w:t xml:space="preserve">0.150</w:t>
             </w:r>
           </w:p>
         </w:tc>

--- a/docs/tables/auc3/sec6_aki_365.docx
+++ b/docs/tables/auc3/sec6_aki_365.docx
@@ -1103,7 +1103,7 @@
                 <w:szCs w:val="22"/>
                 <w:color w:val="000000"/>
               </w:rPr>
-              <w:t xml:space="preserve">1.10</w:t>
+              <w:t xml:space="preserve">1.47</w:t>
             </w:r>
           </w:p>
         </w:tc>
@@ -1156,7 +1156,7 @@
                 <w:szCs w:val="22"/>
                 <w:color w:val="000000"/>
               </w:rPr>
-              <w:t xml:space="preserve">0.69, 1.75</w:t>
+              <w:t xml:space="preserve">0.88, 2.47</w:t>
             </w:r>
           </w:p>
         </w:tc>
@@ -1209,7 +1209,7 @@
                 <w:szCs w:val="22"/>
                 <w:color w:val="000000"/>
               </w:rPr>
-              <w:t xml:space="preserve">0.690</w:t>
+              <w:t xml:space="preserve">0.140</w:t>
             </w:r>
           </w:p>
         </w:tc>
@@ -1639,60 +1639,60 @@
                 <w:szCs w:val="22"/>
                 <w:color w:val="000000"/>
               </w:rPr>
-              <w:t xml:space="preserve">0.97, 1.12</w:t>
-            </w:r>
-          </w:p>
-        </w:tc>
-        <w:tc>
-          <w:tcPr>
-            <w:tcBorders>
-              <w:bottom w:val="none" w:sz="0" w:space="0" w:color="000000"/>
-              <w:top w:val="none" w:sz="0" w:space="0" w:color="000000"/>
-              <w:left w:val="none" w:sz="0" w:space="0" w:color="000000"/>
-              <w:right w:val="none" w:sz="0" w:space="0" w:color="000000"/>
-            </w:tcBorders>
-            <w:shd w:val="clear" w:color="auto" w:fill="FFFFFF"/>
-            <w:tcMar>
-              <w:top w:w="0" w:type="dxa"/>
-              <w:bottom w:w="0" w:type="dxa"/>
-              <w:left w:w="0" w:type="dxa"/>
-              <w:right w:w="0" w:type="dxa"/>
-            </w:tcMar>
-            <w:vAlign w:val="top"/>
-          </w:tcPr>
-          <w:p>
-            <w:pPr>
-              <w:pStyle w:val="Normal"/>
-              <w:jc w:val="center"/>
-              <w:pBdr>
-                <w:bottom w:val="none" w:sz="0" w:space="0" w:color="000000"/>
-                <w:top w:val="none" w:sz="0" w:space="0" w:color="000000"/>
-                <w:left w:val="none" w:sz="0" w:space="0" w:color="000000"/>
-                <w:right w:val="none" w:sz="0" w:space="0" w:color="000000"/>
-              </w:pBdr>
-              <w:spacing w:after="100" w:before="100" w:line="240"/>
-              <w:ind w:left="100" w:right="100" w:firstLine="0" w:firstLineChars="0"/>
-              <w:rPr>
-                <w:rFonts w:ascii="Helvetica" w:hAnsi="Helvetica" w:eastAsia="Helvetica" w:cs="Helvetica"/>
-                <w:i w:val="false"/>
-                <w:b w:val="false"/>
-                <w:u w:val="none"/>
-                <w:sz w:val="22"/>
-                <w:szCs w:val="22"/>
-                <w:color w:val="000000"/>
-              </w:rPr>
-            </w:pPr>
-            <w:r>
-              <w:rPr>
-                <w:rFonts w:ascii="Helvetica" w:hAnsi="Helvetica" w:eastAsia="Helvetica" w:cs="Helvetica"/>
-                <w:i w:val="false"/>
-                <w:b w:val="false"/>
-                <w:u w:val="none"/>
-                <w:sz w:val="22"/>
-                <w:szCs w:val="22"/>
-                <w:color w:val="000000"/>
-              </w:rPr>
-              <w:t xml:space="preserve">0.230</w:t>
+              <w:t xml:space="preserve">0.96, 1.11</w:t>
+            </w:r>
+          </w:p>
+        </w:tc>
+        <w:tc>
+          <w:tcPr>
+            <w:tcBorders>
+              <w:bottom w:val="none" w:sz="0" w:space="0" w:color="000000"/>
+              <w:top w:val="none" w:sz="0" w:space="0" w:color="000000"/>
+              <w:left w:val="none" w:sz="0" w:space="0" w:color="000000"/>
+              <w:right w:val="none" w:sz="0" w:space="0" w:color="000000"/>
+            </w:tcBorders>
+            <w:shd w:val="clear" w:color="auto" w:fill="FFFFFF"/>
+            <w:tcMar>
+              <w:top w:w="0" w:type="dxa"/>
+              <w:bottom w:w="0" w:type="dxa"/>
+              <w:left w:w="0" w:type="dxa"/>
+              <w:right w:w="0" w:type="dxa"/>
+            </w:tcMar>
+            <w:vAlign w:val="top"/>
+          </w:tcPr>
+          <w:p>
+            <w:pPr>
+              <w:pStyle w:val="Normal"/>
+              <w:jc w:val="center"/>
+              <w:pBdr>
+                <w:bottom w:val="none" w:sz="0" w:space="0" w:color="000000"/>
+                <w:top w:val="none" w:sz="0" w:space="0" w:color="000000"/>
+                <w:left w:val="none" w:sz="0" w:space="0" w:color="000000"/>
+                <w:right w:val="none" w:sz="0" w:space="0" w:color="000000"/>
+              </w:pBdr>
+              <w:spacing w:after="100" w:before="100" w:line="240"/>
+              <w:ind w:left="100" w:right="100" w:firstLine="0" w:firstLineChars="0"/>
+              <w:rPr>
+                <w:rFonts w:ascii="Helvetica" w:hAnsi="Helvetica" w:eastAsia="Helvetica" w:cs="Helvetica"/>
+                <w:i w:val="false"/>
+                <w:b w:val="false"/>
+                <w:u w:val="none"/>
+                <w:sz w:val="22"/>
+                <w:szCs w:val="22"/>
+                <w:color w:val="000000"/>
+              </w:rPr>
+            </w:pPr>
+            <w:r>
+              <w:rPr>
+                <w:rFonts w:ascii="Helvetica" w:hAnsi="Helvetica" w:eastAsia="Helvetica" w:cs="Helvetica"/>
+                <w:i w:val="false"/>
+                <w:b w:val="false"/>
+                <w:u w:val="none"/>
+                <w:sz w:val="22"/>
+                <w:szCs w:val="22"/>
+                <w:color w:val="000000"/>
+              </w:rPr>
+              <w:t xml:space="preserve">0.330</w:t>
             </w:r>
           </w:p>
         </w:tc>
@@ -3035,113 +3035,113 @@
                 <w:szCs w:val="22"/>
                 <w:color w:val="000000"/>
               </w:rPr>
-              <w:t xml:space="preserve">2.63</w:t>
-            </w:r>
-          </w:p>
-        </w:tc>
-        <w:tc>
-          <w:tcPr>
-            <w:tcBorders>
-              <w:bottom w:val="none" w:sz="0" w:space="0" w:color="000000"/>
-              <w:top w:val="none" w:sz="0" w:space="0" w:color="000000"/>
-              <w:left w:val="none" w:sz="0" w:space="0" w:color="000000"/>
-              <w:right w:val="none" w:sz="0" w:space="0" w:color="000000"/>
-            </w:tcBorders>
-            <w:shd w:val="clear" w:color="auto" w:fill="FFFFFF"/>
-            <w:tcMar>
-              <w:top w:w="0" w:type="dxa"/>
-              <w:bottom w:w="0" w:type="dxa"/>
-              <w:left w:w="0" w:type="dxa"/>
-              <w:right w:w="0" w:type="dxa"/>
-            </w:tcMar>
-            <w:vAlign w:val="top"/>
-          </w:tcPr>
-          <w:p>
-            <w:pPr>
-              <w:pStyle w:val="Normal"/>
-              <w:jc w:val="center"/>
-              <w:pBdr>
-                <w:bottom w:val="none" w:sz="0" w:space="0" w:color="000000"/>
-                <w:top w:val="none" w:sz="0" w:space="0" w:color="000000"/>
-                <w:left w:val="none" w:sz="0" w:space="0" w:color="000000"/>
-                <w:right w:val="none" w:sz="0" w:space="0" w:color="000000"/>
-              </w:pBdr>
-              <w:spacing w:after="100" w:before="100" w:line="240"/>
-              <w:ind w:left="100" w:right="100" w:firstLine="0" w:firstLineChars="0"/>
-              <w:rPr>
-                <w:rFonts w:ascii="Helvetica" w:hAnsi="Helvetica" w:eastAsia="Helvetica" w:cs="Helvetica"/>
-                <w:i w:val="false"/>
-                <w:b w:val="false"/>
-                <w:u w:val="none"/>
-                <w:sz w:val="22"/>
-                <w:szCs w:val="22"/>
-                <w:color w:val="000000"/>
-              </w:rPr>
-            </w:pPr>
-            <w:r>
-              <w:rPr>
-                <w:rFonts w:ascii="Helvetica" w:hAnsi="Helvetica" w:eastAsia="Helvetica" w:cs="Helvetica"/>
-                <w:i w:val="false"/>
-                <w:b w:val="false"/>
-                <w:u w:val="none"/>
-                <w:sz w:val="22"/>
-                <w:szCs w:val="22"/>
-                <w:color w:val="000000"/>
-              </w:rPr>
-              <w:t xml:space="preserve">0.33, 21.0</w:t>
-            </w:r>
-          </w:p>
-        </w:tc>
-        <w:tc>
-          <w:tcPr>
-            <w:tcBorders>
-              <w:bottom w:val="none" w:sz="0" w:space="0" w:color="000000"/>
-              <w:top w:val="none" w:sz="0" w:space="0" w:color="000000"/>
-              <w:left w:val="none" w:sz="0" w:space="0" w:color="000000"/>
-              <w:right w:val="none" w:sz="0" w:space="0" w:color="000000"/>
-            </w:tcBorders>
-            <w:shd w:val="clear" w:color="auto" w:fill="FFFFFF"/>
-            <w:tcMar>
-              <w:top w:w="0" w:type="dxa"/>
-              <w:bottom w:w="0" w:type="dxa"/>
-              <w:left w:w="0" w:type="dxa"/>
-              <w:right w:w="0" w:type="dxa"/>
-            </w:tcMar>
-            <w:vAlign w:val="top"/>
-          </w:tcPr>
-          <w:p>
-            <w:pPr>
-              <w:pStyle w:val="Normal"/>
-              <w:jc w:val="center"/>
-              <w:pBdr>
-                <w:bottom w:val="none" w:sz="0" w:space="0" w:color="000000"/>
-                <w:top w:val="none" w:sz="0" w:space="0" w:color="000000"/>
-                <w:left w:val="none" w:sz="0" w:space="0" w:color="000000"/>
-                <w:right w:val="none" w:sz="0" w:space="0" w:color="000000"/>
-              </w:pBdr>
-              <w:spacing w:after="100" w:before="100" w:line="240"/>
-              <w:ind w:left="100" w:right="100" w:firstLine="0" w:firstLineChars="0"/>
-              <w:rPr>
-                <w:rFonts w:ascii="Helvetica" w:hAnsi="Helvetica" w:eastAsia="Helvetica" w:cs="Helvetica"/>
-                <w:i w:val="false"/>
-                <w:b w:val="false"/>
-                <w:u w:val="none"/>
-                <w:sz w:val="22"/>
-                <w:szCs w:val="22"/>
-                <w:color w:val="000000"/>
-              </w:rPr>
-            </w:pPr>
-            <w:r>
-              <w:rPr>
-                <w:rFonts w:ascii="Helvetica" w:hAnsi="Helvetica" w:eastAsia="Helvetica" w:cs="Helvetica"/>
-                <w:i w:val="false"/>
-                <w:b w:val="false"/>
-                <w:u w:val="none"/>
-                <w:sz w:val="22"/>
-                <w:szCs w:val="22"/>
-                <w:color w:val="000000"/>
-              </w:rPr>
-              <w:t xml:space="preserve">0.360</w:t>
+              <w:t xml:space="preserve">2.26</w:t>
+            </w:r>
+          </w:p>
+        </w:tc>
+        <w:tc>
+          <w:tcPr>
+            <w:tcBorders>
+              <w:bottom w:val="none" w:sz="0" w:space="0" w:color="000000"/>
+              <w:top w:val="none" w:sz="0" w:space="0" w:color="000000"/>
+              <w:left w:val="none" w:sz="0" w:space="0" w:color="000000"/>
+              <w:right w:val="none" w:sz="0" w:space="0" w:color="000000"/>
+            </w:tcBorders>
+            <w:shd w:val="clear" w:color="auto" w:fill="FFFFFF"/>
+            <w:tcMar>
+              <w:top w:w="0" w:type="dxa"/>
+              <w:bottom w:w="0" w:type="dxa"/>
+              <w:left w:w="0" w:type="dxa"/>
+              <w:right w:w="0" w:type="dxa"/>
+            </w:tcMar>
+            <w:vAlign w:val="top"/>
+          </w:tcPr>
+          <w:p>
+            <w:pPr>
+              <w:pStyle w:val="Normal"/>
+              <w:jc w:val="center"/>
+              <w:pBdr>
+                <w:bottom w:val="none" w:sz="0" w:space="0" w:color="000000"/>
+                <w:top w:val="none" w:sz="0" w:space="0" w:color="000000"/>
+                <w:left w:val="none" w:sz="0" w:space="0" w:color="000000"/>
+                <w:right w:val="none" w:sz="0" w:space="0" w:color="000000"/>
+              </w:pBdr>
+              <w:spacing w:after="100" w:before="100" w:line="240"/>
+              <w:ind w:left="100" w:right="100" w:firstLine="0" w:firstLineChars="0"/>
+              <w:rPr>
+                <w:rFonts w:ascii="Helvetica" w:hAnsi="Helvetica" w:eastAsia="Helvetica" w:cs="Helvetica"/>
+                <w:i w:val="false"/>
+                <w:b w:val="false"/>
+                <w:u w:val="none"/>
+                <w:sz w:val="22"/>
+                <w:szCs w:val="22"/>
+                <w:color w:val="000000"/>
+              </w:rPr>
+            </w:pPr>
+            <w:r>
+              <w:rPr>
+                <w:rFonts w:ascii="Helvetica" w:hAnsi="Helvetica" w:eastAsia="Helvetica" w:cs="Helvetica"/>
+                <w:i w:val="false"/>
+                <w:b w:val="false"/>
+                <w:u w:val="none"/>
+                <w:sz w:val="22"/>
+                <w:szCs w:val="22"/>
+                <w:color w:val="000000"/>
+              </w:rPr>
+              <w:t xml:space="preserve">0.20, 25.4</w:t>
+            </w:r>
+          </w:p>
+        </w:tc>
+        <w:tc>
+          <w:tcPr>
+            <w:tcBorders>
+              <w:bottom w:val="none" w:sz="0" w:space="0" w:color="000000"/>
+              <w:top w:val="none" w:sz="0" w:space="0" w:color="000000"/>
+              <w:left w:val="none" w:sz="0" w:space="0" w:color="000000"/>
+              <w:right w:val="none" w:sz="0" w:space="0" w:color="000000"/>
+            </w:tcBorders>
+            <w:shd w:val="clear" w:color="auto" w:fill="FFFFFF"/>
+            <w:tcMar>
+              <w:top w:w="0" w:type="dxa"/>
+              <w:bottom w:w="0" w:type="dxa"/>
+              <w:left w:w="0" w:type="dxa"/>
+              <w:right w:w="0" w:type="dxa"/>
+            </w:tcMar>
+            <w:vAlign w:val="top"/>
+          </w:tcPr>
+          <w:p>
+            <w:pPr>
+              <w:pStyle w:val="Normal"/>
+              <w:jc w:val="center"/>
+              <w:pBdr>
+                <w:bottom w:val="none" w:sz="0" w:space="0" w:color="000000"/>
+                <w:top w:val="none" w:sz="0" w:space="0" w:color="000000"/>
+                <w:left w:val="none" w:sz="0" w:space="0" w:color="000000"/>
+                <w:right w:val="none" w:sz="0" w:space="0" w:color="000000"/>
+              </w:pBdr>
+              <w:spacing w:after="100" w:before="100" w:line="240"/>
+              <w:ind w:left="100" w:right="100" w:firstLine="0" w:firstLineChars="0"/>
+              <w:rPr>
+                <w:rFonts w:ascii="Helvetica" w:hAnsi="Helvetica" w:eastAsia="Helvetica" w:cs="Helvetica"/>
+                <w:i w:val="false"/>
+                <w:b w:val="false"/>
+                <w:u w:val="none"/>
+                <w:sz w:val="22"/>
+                <w:szCs w:val="22"/>
+                <w:color w:val="000000"/>
+              </w:rPr>
+            </w:pPr>
+            <w:r>
+              <w:rPr>
+                <w:rFonts w:ascii="Helvetica" w:hAnsi="Helvetica" w:eastAsia="Helvetica" w:cs="Helvetica"/>
+                <w:i w:val="false"/>
+                <w:b w:val="false"/>
+                <w:u w:val="none"/>
+                <w:sz w:val="22"/>
+                <w:szCs w:val="22"/>
+                <w:color w:val="000000"/>
+              </w:rPr>
+              <w:t xml:space="preserve">0.510</w:t>
             </w:r>
           </w:p>
         </w:tc>
@@ -3518,113 +3518,113 @@
                 <w:szCs w:val="22"/>
                 <w:color w:val="000000"/>
               </w:rPr>
-              <w:t xml:space="preserve">1.02</w:t>
-            </w:r>
-          </w:p>
-        </w:tc>
-        <w:tc>
-          <w:tcPr>
-            <w:tcBorders>
-              <w:bottom w:val="none" w:sz="0" w:space="0" w:color="000000"/>
-              <w:top w:val="none" w:sz="0" w:space="0" w:color="000000"/>
-              <w:left w:val="none" w:sz="0" w:space="0" w:color="000000"/>
-              <w:right w:val="none" w:sz="0" w:space="0" w:color="000000"/>
-            </w:tcBorders>
-            <w:shd w:val="clear" w:color="auto" w:fill="FFFFFF"/>
-            <w:tcMar>
-              <w:top w:w="0" w:type="dxa"/>
-              <w:bottom w:w="0" w:type="dxa"/>
-              <w:left w:w="0" w:type="dxa"/>
-              <w:right w:w="0" w:type="dxa"/>
-            </w:tcMar>
-            <w:vAlign w:val="top"/>
-          </w:tcPr>
-          <w:p>
-            <w:pPr>
-              <w:pStyle w:val="Normal"/>
-              <w:jc w:val="center"/>
-              <w:pBdr>
-                <w:bottom w:val="none" w:sz="0" w:space="0" w:color="000000"/>
-                <w:top w:val="none" w:sz="0" w:space="0" w:color="000000"/>
-                <w:left w:val="none" w:sz="0" w:space="0" w:color="000000"/>
-                <w:right w:val="none" w:sz="0" w:space="0" w:color="000000"/>
-              </w:pBdr>
-              <w:spacing w:after="100" w:before="100" w:line="240"/>
-              <w:ind w:left="100" w:right="100" w:firstLine="0" w:firstLineChars="0"/>
-              <w:rPr>
-                <w:rFonts w:ascii="Helvetica" w:hAnsi="Helvetica" w:eastAsia="Helvetica" w:cs="Helvetica"/>
-                <w:i w:val="false"/>
-                <w:b w:val="false"/>
-                <w:u w:val="none"/>
-                <w:sz w:val="22"/>
-                <w:szCs w:val="22"/>
-                <w:color w:val="000000"/>
-              </w:rPr>
-            </w:pPr>
-            <w:r>
-              <w:rPr>
-                <w:rFonts w:ascii="Helvetica" w:hAnsi="Helvetica" w:eastAsia="Helvetica" w:cs="Helvetica"/>
-                <w:i w:val="false"/>
-                <w:b w:val="false"/>
-                <w:u w:val="none"/>
-                <w:sz w:val="22"/>
-                <w:szCs w:val="22"/>
-                <w:color w:val="000000"/>
-              </w:rPr>
-              <w:t xml:space="preserve">0.75, 1.40</w:t>
-            </w:r>
-          </w:p>
-        </w:tc>
-        <w:tc>
-          <w:tcPr>
-            <w:tcBorders>
-              <w:bottom w:val="none" w:sz="0" w:space="0" w:color="000000"/>
-              <w:top w:val="none" w:sz="0" w:space="0" w:color="000000"/>
-              <w:left w:val="none" w:sz="0" w:space="0" w:color="000000"/>
-              <w:right w:val="none" w:sz="0" w:space="0" w:color="000000"/>
-            </w:tcBorders>
-            <w:shd w:val="clear" w:color="auto" w:fill="FFFFFF"/>
-            <w:tcMar>
-              <w:top w:w="0" w:type="dxa"/>
-              <w:bottom w:w="0" w:type="dxa"/>
-              <w:left w:w="0" w:type="dxa"/>
-              <w:right w:w="0" w:type="dxa"/>
-            </w:tcMar>
-            <w:vAlign w:val="top"/>
-          </w:tcPr>
-          <w:p>
-            <w:pPr>
-              <w:pStyle w:val="Normal"/>
-              <w:jc w:val="center"/>
-              <w:pBdr>
-                <w:bottom w:val="none" w:sz="0" w:space="0" w:color="000000"/>
-                <w:top w:val="none" w:sz="0" w:space="0" w:color="000000"/>
-                <w:left w:val="none" w:sz="0" w:space="0" w:color="000000"/>
-                <w:right w:val="none" w:sz="0" w:space="0" w:color="000000"/>
-              </w:pBdr>
-              <w:spacing w:after="100" w:before="100" w:line="240"/>
-              <w:ind w:left="100" w:right="100" w:firstLine="0" w:firstLineChars="0"/>
-              <w:rPr>
-                <w:rFonts w:ascii="Helvetica" w:hAnsi="Helvetica" w:eastAsia="Helvetica" w:cs="Helvetica"/>
-                <w:i w:val="false"/>
-                <w:b w:val="false"/>
-                <w:u w:val="none"/>
-                <w:sz w:val="22"/>
-                <w:szCs w:val="22"/>
-                <w:color w:val="000000"/>
-              </w:rPr>
-            </w:pPr>
-            <w:r>
-              <w:rPr>
-                <w:rFonts w:ascii="Helvetica" w:hAnsi="Helvetica" w:eastAsia="Helvetica" w:cs="Helvetica"/>
-                <w:i w:val="false"/>
-                <w:b w:val="false"/>
-                <w:u w:val="none"/>
-                <w:sz w:val="22"/>
-                <w:szCs w:val="22"/>
-                <w:color w:val="000000"/>
-              </w:rPr>
-              <w:t xml:space="preserve">0.890</w:t>
+              <w:t xml:space="preserve">1.04</w:t>
+            </w:r>
+          </w:p>
+        </w:tc>
+        <w:tc>
+          <w:tcPr>
+            <w:tcBorders>
+              <w:bottom w:val="none" w:sz="0" w:space="0" w:color="000000"/>
+              <w:top w:val="none" w:sz="0" w:space="0" w:color="000000"/>
+              <w:left w:val="none" w:sz="0" w:space="0" w:color="000000"/>
+              <w:right w:val="none" w:sz="0" w:space="0" w:color="000000"/>
+            </w:tcBorders>
+            <w:shd w:val="clear" w:color="auto" w:fill="FFFFFF"/>
+            <w:tcMar>
+              <w:top w:w="0" w:type="dxa"/>
+              <w:bottom w:w="0" w:type="dxa"/>
+              <w:left w:w="0" w:type="dxa"/>
+              <w:right w:w="0" w:type="dxa"/>
+            </w:tcMar>
+            <w:vAlign w:val="top"/>
+          </w:tcPr>
+          <w:p>
+            <w:pPr>
+              <w:pStyle w:val="Normal"/>
+              <w:jc w:val="center"/>
+              <w:pBdr>
+                <w:bottom w:val="none" w:sz="0" w:space="0" w:color="000000"/>
+                <w:top w:val="none" w:sz="0" w:space="0" w:color="000000"/>
+                <w:left w:val="none" w:sz="0" w:space="0" w:color="000000"/>
+                <w:right w:val="none" w:sz="0" w:space="0" w:color="000000"/>
+              </w:pBdr>
+              <w:spacing w:after="100" w:before="100" w:line="240"/>
+              <w:ind w:left="100" w:right="100" w:firstLine="0" w:firstLineChars="0"/>
+              <w:rPr>
+                <w:rFonts w:ascii="Helvetica" w:hAnsi="Helvetica" w:eastAsia="Helvetica" w:cs="Helvetica"/>
+                <w:i w:val="false"/>
+                <w:b w:val="false"/>
+                <w:u w:val="none"/>
+                <w:sz w:val="22"/>
+                <w:szCs w:val="22"/>
+                <w:color w:val="000000"/>
+              </w:rPr>
+            </w:pPr>
+            <w:r>
+              <w:rPr>
+                <w:rFonts w:ascii="Helvetica" w:hAnsi="Helvetica" w:eastAsia="Helvetica" w:cs="Helvetica"/>
+                <w:i w:val="false"/>
+                <w:b w:val="false"/>
+                <w:u w:val="none"/>
+                <w:sz w:val="22"/>
+                <w:szCs w:val="22"/>
+                <w:color w:val="000000"/>
+              </w:rPr>
+              <w:t xml:space="preserve">0.75, 1.44</w:t>
+            </w:r>
+          </w:p>
+        </w:tc>
+        <w:tc>
+          <w:tcPr>
+            <w:tcBorders>
+              <w:bottom w:val="none" w:sz="0" w:space="0" w:color="000000"/>
+              <w:top w:val="none" w:sz="0" w:space="0" w:color="000000"/>
+              <w:left w:val="none" w:sz="0" w:space="0" w:color="000000"/>
+              <w:right w:val="none" w:sz="0" w:space="0" w:color="000000"/>
+            </w:tcBorders>
+            <w:shd w:val="clear" w:color="auto" w:fill="FFFFFF"/>
+            <w:tcMar>
+              <w:top w:w="0" w:type="dxa"/>
+              <w:bottom w:w="0" w:type="dxa"/>
+              <w:left w:w="0" w:type="dxa"/>
+              <w:right w:w="0" w:type="dxa"/>
+            </w:tcMar>
+            <w:vAlign w:val="top"/>
+          </w:tcPr>
+          <w:p>
+            <w:pPr>
+              <w:pStyle w:val="Normal"/>
+              <w:jc w:val="center"/>
+              <w:pBdr>
+                <w:bottom w:val="none" w:sz="0" w:space="0" w:color="000000"/>
+                <w:top w:val="none" w:sz="0" w:space="0" w:color="000000"/>
+                <w:left w:val="none" w:sz="0" w:space="0" w:color="000000"/>
+                <w:right w:val="none" w:sz="0" w:space="0" w:color="000000"/>
+              </w:pBdr>
+              <w:spacing w:after="100" w:before="100" w:line="240"/>
+              <w:ind w:left="100" w:right="100" w:firstLine="0" w:firstLineChars="0"/>
+              <w:rPr>
+                <w:rFonts w:ascii="Helvetica" w:hAnsi="Helvetica" w:eastAsia="Helvetica" w:cs="Helvetica"/>
+                <w:i w:val="false"/>
+                <w:b w:val="false"/>
+                <w:u w:val="none"/>
+                <w:sz w:val="22"/>
+                <w:szCs w:val="22"/>
+                <w:color w:val="000000"/>
+              </w:rPr>
+            </w:pPr>
+            <w:r>
+              <w:rPr>
+                <w:rFonts w:ascii="Helvetica" w:hAnsi="Helvetica" w:eastAsia="Helvetica" w:cs="Helvetica"/>
+                <w:i w:val="false"/>
+                <w:b w:val="false"/>
+                <w:u w:val="none"/>
+                <w:sz w:val="22"/>
+                <w:szCs w:val="22"/>
+                <w:color w:val="000000"/>
+              </w:rPr>
+              <w:t xml:space="preserve">0.830</w:t>
             </w:r>
           </w:p>
         </w:tc>
@@ -4967,113 +4967,113 @@
                 <w:szCs w:val="22"/>
                 <w:color w:val="000000"/>
               </w:rPr>
-              <w:t xml:space="preserve">1.14</w:t>
-            </w:r>
-          </w:p>
-        </w:tc>
-        <w:tc>
-          <w:tcPr>
-            <w:tcBorders>
-              <w:bottom w:val="none" w:sz="0" w:space="0" w:color="000000"/>
-              <w:top w:val="none" w:sz="0" w:space="0" w:color="000000"/>
-              <w:left w:val="none" w:sz="0" w:space="0" w:color="000000"/>
-              <w:right w:val="none" w:sz="0" w:space="0" w:color="000000"/>
-            </w:tcBorders>
-            <w:shd w:val="clear" w:color="auto" w:fill="FFFFFF"/>
-            <w:tcMar>
-              <w:top w:w="0" w:type="dxa"/>
-              <w:bottom w:w="0" w:type="dxa"/>
-              <w:left w:w="0" w:type="dxa"/>
-              <w:right w:w="0" w:type="dxa"/>
-            </w:tcMar>
-            <w:vAlign w:val="top"/>
-          </w:tcPr>
-          <w:p>
-            <w:pPr>
-              <w:pStyle w:val="Normal"/>
-              <w:jc w:val="center"/>
-              <w:pBdr>
-                <w:bottom w:val="none" w:sz="0" w:space="0" w:color="000000"/>
-                <w:top w:val="none" w:sz="0" w:space="0" w:color="000000"/>
-                <w:left w:val="none" w:sz="0" w:space="0" w:color="000000"/>
-                <w:right w:val="none" w:sz="0" w:space="0" w:color="000000"/>
-              </w:pBdr>
-              <w:spacing w:after="100" w:before="100" w:line="240"/>
-              <w:ind w:left="100" w:right="100" w:firstLine="0" w:firstLineChars="0"/>
-              <w:rPr>
-                <w:rFonts w:ascii="Helvetica" w:hAnsi="Helvetica" w:eastAsia="Helvetica" w:cs="Helvetica"/>
-                <w:i w:val="false"/>
-                <w:b w:val="false"/>
-                <w:u w:val="none"/>
-                <w:sz w:val="22"/>
-                <w:szCs w:val="22"/>
-                <w:color w:val="000000"/>
-              </w:rPr>
-            </w:pPr>
-            <w:r>
-              <w:rPr>
-                <w:rFonts w:ascii="Helvetica" w:hAnsi="Helvetica" w:eastAsia="Helvetica" w:cs="Helvetica"/>
-                <w:i w:val="false"/>
-                <w:b w:val="false"/>
-                <w:u w:val="none"/>
-                <w:sz w:val="22"/>
-                <w:szCs w:val="22"/>
-                <w:color w:val="000000"/>
-              </w:rPr>
-              <w:t xml:space="preserve">0.19, 6.90</w:t>
-            </w:r>
-          </w:p>
-        </w:tc>
-        <w:tc>
-          <w:tcPr>
-            <w:tcBorders>
-              <w:bottom w:val="none" w:sz="0" w:space="0" w:color="000000"/>
-              <w:top w:val="none" w:sz="0" w:space="0" w:color="000000"/>
-              <w:left w:val="none" w:sz="0" w:space="0" w:color="000000"/>
-              <w:right w:val="none" w:sz="0" w:space="0" w:color="000000"/>
-            </w:tcBorders>
-            <w:shd w:val="clear" w:color="auto" w:fill="FFFFFF"/>
-            <w:tcMar>
-              <w:top w:w="0" w:type="dxa"/>
-              <w:bottom w:w="0" w:type="dxa"/>
-              <w:left w:w="0" w:type="dxa"/>
-              <w:right w:w="0" w:type="dxa"/>
-            </w:tcMar>
-            <w:vAlign w:val="top"/>
-          </w:tcPr>
-          <w:p>
-            <w:pPr>
-              <w:pStyle w:val="Normal"/>
-              <w:jc w:val="center"/>
-              <w:pBdr>
-                <w:bottom w:val="none" w:sz="0" w:space="0" w:color="000000"/>
-                <w:top w:val="none" w:sz="0" w:space="0" w:color="000000"/>
-                <w:left w:val="none" w:sz="0" w:space="0" w:color="000000"/>
-                <w:right w:val="none" w:sz="0" w:space="0" w:color="000000"/>
-              </w:pBdr>
-              <w:spacing w:after="100" w:before="100" w:line="240"/>
-              <w:ind w:left="100" w:right="100" w:firstLine="0" w:firstLineChars="0"/>
-              <w:rPr>
-                <w:rFonts w:ascii="Helvetica" w:hAnsi="Helvetica" w:eastAsia="Helvetica" w:cs="Helvetica"/>
-                <w:i w:val="false"/>
-                <w:b w:val="false"/>
-                <w:u w:val="none"/>
-                <w:sz w:val="22"/>
-                <w:szCs w:val="22"/>
-                <w:color w:val="000000"/>
-              </w:rPr>
-            </w:pPr>
-            <w:r>
-              <w:rPr>
-                <w:rFonts w:ascii="Helvetica" w:hAnsi="Helvetica" w:eastAsia="Helvetica" w:cs="Helvetica"/>
-                <w:i w:val="false"/>
-                <w:b w:val="false"/>
-                <w:u w:val="none"/>
-                <w:sz w:val="22"/>
-                <w:szCs w:val="22"/>
-                <w:color w:val="000000"/>
-              </w:rPr>
-              <w:t xml:space="preserve">0.890</w:t>
+              <w:t xml:space="preserve">1.24</w:t>
+            </w:r>
+          </w:p>
+        </w:tc>
+        <w:tc>
+          <w:tcPr>
+            <w:tcBorders>
+              <w:bottom w:val="none" w:sz="0" w:space="0" w:color="000000"/>
+              <w:top w:val="none" w:sz="0" w:space="0" w:color="000000"/>
+              <w:left w:val="none" w:sz="0" w:space="0" w:color="000000"/>
+              <w:right w:val="none" w:sz="0" w:space="0" w:color="000000"/>
+            </w:tcBorders>
+            <w:shd w:val="clear" w:color="auto" w:fill="FFFFFF"/>
+            <w:tcMar>
+              <w:top w:w="0" w:type="dxa"/>
+              <w:bottom w:w="0" w:type="dxa"/>
+              <w:left w:w="0" w:type="dxa"/>
+              <w:right w:w="0" w:type="dxa"/>
+            </w:tcMar>
+            <w:vAlign w:val="top"/>
+          </w:tcPr>
+          <w:p>
+            <w:pPr>
+              <w:pStyle w:val="Normal"/>
+              <w:jc w:val="center"/>
+              <w:pBdr>
+                <w:bottom w:val="none" w:sz="0" w:space="0" w:color="000000"/>
+                <w:top w:val="none" w:sz="0" w:space="0" w:color="000000"/>
+                <w:left w:val="none" w:sz="0" w:space="0" w:color="000000"/>
+                <w:right w:val="none" w:sz="0" w:space="0" w:color="000000"/>
+              </w:pBdr>
+              <w:spacing w:after="100" w:before="100" w:line="240"/>
+              <w:ind w:left="100" w:right="100" w:firstLine="0" w:firstLineChars="0"/>
+              <w:rPr>
+                <w:rFonts w:ascii="Helvetica" w:hAnsi="Helvetica" w:eastAsia="Helvetica" w:cs="Helvetica"/>
+                <w:i w:val="false"/>
+                <w:b w:val="false"/>
+                <w:u w:val="none"/>
+                <w:sz w:val="22"/>
+                <w:szCs w:val="22"/>
+                <w:color w:val="000000"/>
+              </w:rPr>
+            </w:pPr>
+            <w:r>
+              <w:rPr>
+                <w:rFonts w:ascii="Helvetica" w:hAnsi="Helvetica" w:eastAsia="Helvetica" w:cs="Helvetica"/>
+                <w:i w:val="false"/>
+                <w:b w:val="false"/>
+                <w:u w:val="none"/>
+                <w:sz w:val="22"/>
+                <w:szCs w:val="22"/>
+                <w:color w:val="000000"/>
+              </w:rPr>
+              <w:t xml:space="preserve">0.25, 6.24</w:t>
+            </w:r>
+          </w:p>
+        </w:tc>
+        <w:tc>
+          <w:tcPr>
+            <w:tcBorders>
+              <w:bottom w:val="none" w:sz="0" w:space="0" w:color="000000"/>
+              <w:top w:val="none" w:sz="0" w:space="0" w:color="000000"/>
+              <w:left w:val="none" w:sz="0" w:space="0" w:color="000000"/>
+              <w:right w:val="none" w:sz="0" w:space="0" w:color="000000"/>
+            </w:tcBorders>
+            <w:shd w:val="clear" w:color="auto" w:fill="FFFFFF"/>
+            <w:tcMar>
+              <w:top w:w="0" w:type="dxa"/>
+              <w:bottom w:w="0" w:type="dxa"/>
+              <w:left w:w="0" w:type="dxa"/>
+              <w:right w:w="0" w:type="dxa"/>
+            </w:tcMar>
+            <w:vAlign w:val="top"/>
+          </w:tcPr>
+          <w:p>
+            <w:pPr>
+              <w:pStyle w:val="Normal"/>
+              <w:jc w:val="center"/>
+              <w:pBdr>
+                <w:bottom w:val="none" w:sz="0" w:space="0" w:color="000000"/>
+                <w:top w:val="none" w:sz="0" w:space="0" w:color="000000"/>
+                <w:left w:val="none" w:sz="0" w:space="0" w:color="000000"/>
+                <w:right w:val="none" w:sz="0" w:space="0" w:color="000000"/>
+              </w:pBdr>
+              <w:spacing w:after="100" w:before="100" w:line="240"/>
+              <w:ind w:left="100" w:right="100" w:firstLine="0" w:firstLineChars="0"/>
+              <w:rPr>
+                <w:rFonts w:ascii="Helvetica" w:hAnsi="Helvetica" w:eastAsia="Helvetica" w:cs="Helvetica"/>
+                <w:i w:val="false"/>
+                <w:b w:val="false"/>
+                <w:u w:val="none"/>
+                <w:sz w:val="22"/>
+                <w:szCs w:val="22"/>
+                <w:color w:val="000000"/>
+              </w:rPr>
+            </w:pPr>
+            <w:r>
+              <w:rPr>
+                <w:rFonts w:ascii="Helvetica" w:hAnsi="Helvetica" w:eastAsia="Helvetica" w:cs="Helvetica"/>
+                <w:i w:val="false"/>
+                <w:b w:val="false"/>
+                <w:u w:val="none"/>
+                <w:sz w:val="22"/>
+                <w:szCs w:val="22"/>
+                <w:color w:val="000000"/>
+              </w:rPr>
+              <w:t xml:space="preserve">0.790</w:t>
             </w:r>
           </w:p>
         </w:tc>
@@ -6416,113 +6416,113 @@
                 <w:szCs w:val="22"/>
                 <w:color w:val="000000"/>
               </w:rPr>
-              <w:t xml:space="preserve">2.55</w:t>
-            </w:r>
-          </w:p>
-        </w:tc>
-        <w:tc>
-          <w:tcPr>
-            <w:tcBorders>
-              <w:bottom w:val="none" w:sz="0" w:space="0" w:color="000000"/>
-              <w:top w:val="none" w:sz="0" w:space="0" w:color="000000"/>
-              <w:left w:val="none" w:sz="0" w:space="0" w:color="000000"/>
-              <w:right w:val="none" w:sz="0" w:space="0" w:color="000000"/>
-            </w:tcBorders>
-            <w:shd w:val="clear" w:color="auto" w:fill="FFFFFF"/>
-            <w:tcMar>
-              <w:top w:w="0" w:type="dxa"/>
-              <w:bottom w:w="0" w:type="dxa"/>
-              <w:left w:w="0" w:type="dxa"/>
-              <w:right w:w="0" w:type="dxa"/>
-            </w:tcMar>
-            <w:vAlign w:val="top"/>
-          </w:tcPr>
-          <w:p>
-            <w:pPr>
-              <w:pStyle w:val="Normal"/>
-              <w:jc w:val="center"/>
-              <w:pBdr>
-                <w:bottom w:val="none" w:sz="0" w:space="0" w:color="000000"/>
-                <w:top w:val="none" w:sz="0" w:space="0" w:color="000000"/>
-                <w:left w:val="none" w:sz="0" w:space="0" w:color="000000"/>
-                <w:right w:val="none" w:sz="0" w:space="0" w:color="000000"/>
-              </w:pBdr>
-              <w:spacing w:after="100" w:before="100" w:line="240"/>
-              <w:ind w:left="100" w:right="100" w:firstLine="0" w:firstLineChars="0"/>
-              <w:rPr>
-                <w:rFonts w:ascii="Helvetica" w:hAnsi="Helvetica" w:eastAsia="Helvetica" w:cs="Helvetica"/>
-                <w:i w:val="false"/>
-                <w:b w:val="false"/>
-                <w:u w:val="none"/>
-                <w:sz w:val="22"/>
-                <w:szCs w:val="22"/>
-                <w:color w:val="000000"/>
-              </w:rPr>
-            </w:pPr>
-            <w:r>
-              <w:rPr>
-                <w:rFonts w:ascii="Helvetica" w:hAnsi="Helvetica" w:eastAsia="Helvetica" w:cs="Helvetica"/>
-                <w:i w:val="false"/>
-                <w:b w:val="false"/>
-                <w:u w:val="none"/>
-                <w:sz w:val="22"/>
-                <w:szCs w:val="22"/>
-                <w:color w:val="000000"/>
-              </w:rPr>
-              <w:t xml:space="preserve">0.04, 173</w:t>
-            </w:r>
-          </w:p>
-        </w:tc>
-        <w:tc>
-          <w:tcPr>
-            <w:tcBorders>
-              <w:bottom w:val="none" w:sz="0" w:space="0" w:color="000000"/>
-              <w:top w:val="none" w:sz="0" w:space="0" w:color="000000"/>
-              <w:left w:val="none" w:sz="0" w:space="0" w:color="000000"/>
-              <w:right w:val="none" w:sz="0" w:space="0" w:color="000000"/>
-            </w:tcBorders>
-            <w:shd w:val="clear" w:color="auto" w:fill="FFFFFF"/>
-            <w:tcMar>
-              <w:top w:w="0" w:type="dxa"/>
-              <w:bottom w:w="0" w:type="dxa"/>
-              <w:left w:w="0" w:type="dxa"/>
-              <w:right w:w="0" w:type="dxa"/>
-            </w:tcMar>
-            <w:vAlign w:val="top"/>
-          </w:tcPr>
-          <w:p>
-            <w:pPr>
-              <w:pStyle w:val="Normal"/>
-              <w:jc w:val="center"/>
-              <w:pBdr>
-                <w:bottom w:val="none" w:sz="0" w:space="0" w:color="000000"/>
-                <w:top w:val="none" w:sz="0" w:space="0" w:color="000000"/>
-                <w:left w:val="none" w:sz="0" w:space="0" w:color="000000"/>
-                <w:right w:val="none" w:sz="0" w:space="0" w:color="000000"/>
-              </w:pBdr>
-              <w:spacing w:after="100" w:before="100" w:line="240"/>
-              <w:ind w:left="100" w:right="100" w:firstLine="0" w:firstLineChars="0"/>
-              <w:rPr>
-                <w:rFonts w:ascii="Helvetica" w:hAnsi="Helvetica" w:eastAsia="Helvetica" w:cs="Helvetica"/>
-                <w:i w:val="false"/>
-                <w:b w:val="false"/>
-                <w:u w:val="none"/>
-                <w:sz w:val="22"/>
-                <w:szCs w:val="22"/>
-                <w:color w:val="000000"/>
-              </w:rPr>
-            </w:pPr>
-            <w:r>
-              <w:rPr>
-                <w:rFonts w:ascii="Helvetica" w:hAnsi="Helvetica" w:eastAsia="Helvetica" w:cs="Helvetica"/>
-                <w:i w:val="false"/>
-                <w:b w:val="false"/>
-                <w:u w:val="none"/>
-                <w:sz w:val="22"/>
-                <w:szCs w:val="22"/>
-                <w:color w:val="000000"/>
-              </w:rPr>
-              <w:t xml:space="preserve">0.660</w:t>
+              <w:t xml:space="preserve">2.10</w:t>
+            </w:r>
+          </w:p>
+        </w:tc>
+        <w:tc>
+          <w:tcPr>
+            <w:tcBorders>
+              <w:bottom w:val="none" w:sz="0" w:space="0" w:color="000000"/>
+              <w:top w:val="none" w:sz="0" w:space="0" w:color="000000"/>
+              <w:left w:val="none" w:sz="0" w:space="0" w:color="000000"/>
+              <w:right w:val="none" w:sz="0" w:space="0" w:color="000000"/>
+            </w:tcBorders>
+            <w:shd w:val="clear" w:color="auto" w:fill="FFFFFF"/>
+            <w:tcMar>
+              <w:top w:w="0" w:type="dxa"/>
+              <w:bottom w:w="0" w:type="dxa"/>
+              <w:left w:w="0" w:type="dxa"/>
+              <w:right w:w="0" w:type="dxa"/>
+            </w:tcMar>
+            <w:vAlign w:val="top"/>
+          </w:tcPr>
+          <w:p>
+            <w:pPr>
+              <w:pStyle w:val="Normal"/>
+              <w:jc w:val="center"/>
+              <w:pBdr>
+                <w:bottom w:val="none" w:sz="0" w:space="0" w:color="000000"/>
+                <w:top w:val="none" w:sz="0" w:space="0" w:color="000000"/>
+                <w:left w:val="none" w:sz="0" w:space="0" w:color="000000"/>
+                <w:right w:val="none" w:sz="0" w:space="0" w:color="000000"/>
+              </w:pBdr>
+              <w:spacing w:after="100" w:before="100" w:line="240"/>
+              <w:ind w:left="100" w:right="100" w:firstLine="0" w:firstLineChars="0"/>
+              <w:rPr>
+                <w:rFonts w:ascii="Helvetica" w:hAnsi="Helvetica" w:eastAsia="Helvetica" w:cs="Helvetica"/>
+                <w:i w:val="false"/>
+                <w:b w:val="false"/>
+                <w:u w:val="none"/>
+                <w:sz w:val="22"/>
+                <w:szCs w:val="22"/>
+                <w:color w:val="000000"/>
+              </w:rPr>
+            </w:pPr>
+            <w:r>
+              <w:rPr>
+                <w:rFonts w:ascii="Helvetica" w:hAnsi="Helvetica" w:eastAsia="Helvetica" w:cs="Helvetica"/>
+                <w:i w:val="false"/>
+                <w:b w:val="false"/>
+                <w:u w:val="none"/>
+                <w:sz w:val="22"/>
+                <w:szCs w:val="22"/>
+                <w:color w:val="000000"/>
+              </w:rPr>
+              <w:t xml:space="preserve">0.03, 141</w:t>
+            </w:r>
+          </w:p>
+        </w:tc>
+        <w:tc>
+          <w:tcPr>
+            <w:tcBorders>
+              <w:bottom w:val="none" w:sz="0" w:space="0" w:color="000000"/>
+              <w:top w:val="none" w:sz="0" w:space="0" w:color="000000"/>
+              <w:left w:val="none" w:sz="0" w:space="0" w:color="000000"/>
+              <w:right w:val="none" w:sz="0" w:space="0" w:color="000000"/>
+            </w:tcBorders>
+            <w:shd w:val="clear" w:color="auto" w:fill="FFFFFF"/>
+            <w:tcMar>
+              <w:top w:w="0" w:type="dxa"/>
+              <w:bottom w:w="0" w:type="dxa"/>
+              <w:left w:w="0" w:type="dxa"/>
+              <w:right w:w="0" w:type="dxa"/>
+            </w:tcMar>
+            <w:vAlign w:val="top"/>
+          </w:tcPr>
+          <w:p>
+            <w:pPr>
+              <w:pStyle w:val="Normal"/>
+              <w:jc w:val="center"/>
+              <w:pBdr>
+                <w:bottom w:val="none" w:sz="0" w:space="0" w:color="000000"/>
+                <w:top w:val="none" w:sz="0" w:space="0" w:color="000000"/>
+                <w:left w:val="none" w:sz="0" w:space="0" w:color="000000"/>
+                <w:right w:val="none" w:sz="0" w:space="0" w:color="000000"/>
+              </w:pBdr>
+              <w:spacing w:after="100" w:before="100" w:line="240"/>
+              <w:ind w:left="100" w:right="100" w:firstLine="0" w:firstLineChars="0"/>
+              <w:rPr>
+                <w:rFonts w:ascii="Helvetica" w:hAnsi="Helvetica" w:eastAsia="Helvetica" w:cs="Helvetica"/>
+                <w:i w:val="false"/>
+                <w:b w:val="false"/>
+                <w:u w:val="none"/>
+                <w:sz w:val="22"/>
+                <w:szCs w:val="22"/>
+                <w:color w:val="000000"/>
+              </w:rPr>
+            </w:pPr>
+            <w:r>
+              <w:rPr>
+                <w:rFonts w:ascii="Helvetica" w:hAnsi="Helvetica" w:eastAsia="Helvetica" w:cs="Helvetica"/>
+                <w:i w:val="false"/>
+                <w:b w:val="false"/>
+                <w:u w:val="none"/>
+                <w:sz w:val="22"/>
+                <w:szCs w:val="22"/>
+                <w:color w:val="000000"/>
+              </w:rPr>
+              <w:t xml:space="preserve">0.730</w:t>
             </w:r>
           </w:p>
         </w:tc>
@@ -6899,113 +6899,113 @@
                 <w:szCs w:val="22"/>
                 <w:color w:val="000000"/>
               </w:rPr>
-              <w:t xml:space="preserve">0.94</w:t>
-            </w:r>
-          </w:p>
-        </w:tc>
-        <w:tc>
-          <w:tcPr>
-            <w:tcBorders>
-              <w:bottom w:val="none" w:sz="0" w:space="0" w:color="000000"/>
-              <w:top w:val="none" w:sz="0" w:space="0" w:color="000000"/>
-              <w:left w:val="none" w:sz="0" w:space="0" w:color="000000"/>
-              <w:right w:val="none" w:sz="0" w:space="0" w:color="000000"/>
-            </w:tcBorders>
-            <w:shd w:val="clear" w:color="auto" w:fill="FFFFFF"/>
-            <w:tcMar>
-              <w:top w:w="0" w:type="dxa"/>
-              <w:bottom w:w="0" w:type="dxa"/>
-              <w:left w:w="0" w:type="dxa"/>
-              <w:right w:w="0" w:type="dxa"/>
-            </w:tcMar>
-            <w:vAlign w:val="top"/>
-          </w:tcPr>
-          <w:p>
-            <w:pPr>
-              <w:pStyle w:val="Normal"/>
-              <w:jc w:val="center"/>
-              <w:pBdr>
-                <w:bottom w:val="none" w:sz="0" w:space="0" w:color="000000"/>
-                <w:top w:val="none" w:sz="0" w:space="0" w:color="000000"/>
-                <w:left w:val="none" w:sz="0" w:space="0" w:color="000000"/>
-                <w:right w:val="none" w:sz="0" w:space="0" w:color="000000"/>
-              </w:pBdr>
-              <w:spacing w:after="100" w:before="100" w:line="240"/>
-              <w:ind w:left="100" w:right="100" w:firstLine="0" w:firstLineChars="0"/>
-              <w:rPr>
-                <w:rFonts w:ascii="Helvetica" w:hAnsi="Helvetica" w:eastAsia="Helvetica" w:cs="Helvetica"/>
-                <w:i w:val="false"/>
-                <w:b w:val="false"/>
-                <w:u w:val="none"/>
-                <w:sz w:val="22"/>
-                <w:szCs w:val="22"/>
-                <w:color w:val="000000"/>
-              </w:rPr>
-            </w:pPr>
-            <w:r>
-              <w:rPr>
-                <w:rFonts w:ascii="Helvetica" w:hAnsi="Helvetica" w:eastAsia="Helvetica" w:cs="Helvetica"/>
-                <w:i w:val="false"/>
-                <w:b w:val="false"/>
-                <w:u w:val="none"/>
-                <w:sz w:val="22"/>
-                <w:szCs w:val="22"/>
-                <w:color w:val="000000"/>
-              </w:rPr>
-              <w:t xml:space="preserve">0.04, 21.1</w:t>
-            </w:r>
-          </w:p>
-        </w:tc>
-        <w:tc>
-          <w:tcPr>
-            <w:tcBorders>
-              <w:bottom w:val="none" w:sz="0" w:space="0" w:color="000000"/>
-              <w:top w:val="none" w:sz="0" w:space="0" w:color="000000"/>
-              <w:left w:val="none" w:sz="0" w:space="0" w:color="000000"/>
-              <w:right w:val="none" w:sz="0" w:space="0" w:color="000000"/>
-            </w:tcBorders>
-            <w:shd w:val="clear" w:color="auto" w:fill="FFFFFF"/>
-            <w:tcMar>
-              <w:top w:w="0" w:type="dxa"/>
-              <w:bottom w:w="0" w:type="dxa"/>
-              <w:left w:w="0" w:type="dxa"/>
-              <w:right w:w="0" w:type="dxa"/>
-            </w:tcMar>
-            <w:vAlign w:val="top"/>
-          </w:tcPr>
-          <w:p>
-            <w:pPr>
-              <w:pStyle w:val="Normal"/>
-              <w:jc w:val="center"/>
-              <w:pBdr>
-                <w:bottom w:val="none" w:sz="0" w:space="0" w:color="000000"/>
-                <w:top w:val="none" w:sz="0" w:space="0" w:color="000000"/>
-                <w:left w:val="none" w:sz="0" w:space="0" w:color="000000"/>
-                <w:right w:val="none" w:sz="0" w:space="0" w:color="000000"/>
-              </w:pBdr>
-              <w:spacing w:after="100" w:before="100" w:line="240"/>
-              <w:ind w:left="100" w:right="100" w:firstLine="0" w:firstLineChars="0"/>
-              <w:rPr>
-                <w:rFonts w:ascii="Helvetica" w:hAnsi="Helvetica" w:eastAsia="Helvetica" w:cs="Helvetica"/>
-                <w:i w:val="false"/>
-                <w:b w:val="false"/>
-                <w:u w:val="none"/>
-                <w:sz w:val="22"/>
-                <w:szCs w:val="22"/>
-                <w:color w:val="000000"/>
-              </w:rPr>
-            </w:pPr>
-            <w:r>
-              <w:rPr>
-                <w:rFonts w:ascii="Helvetica" w:hAnsi="Helvetica" w:eastAsia="Helvetica" w:cs="Helvetica"/>
-                <w:i w:val="false"/>
-                <w:b w:val="false"/>
-                <w:u w:val="none"/>
-                <w:sz w:val="22"/>
-                <w:szCs w:val="22"/>
-                <w:color w:val="000000"/>
-              </w:rPr>
-              <w:t xml:space="preserve">0.970</w:t>
+              <w:t xml:space="preserve">1.78</w:t>
+            </w:r>
+          </w:p>
+        </w:tc>
+        <w:tc>
+          <w:tcPr>
+            <w:tcBorders>
+              <w:bottom w:val="none" w:sz="0" w:space="0" w:color="000000"/>
+              <w:top w:val="none" w:sz="0" w:space="0" w:color="000000"/>
+              <w:left w:val="none" w:sz="0" w:space="0" w:color="000000"/>
+              <w:right w:val="none" w:sz="0" w:space="0" w:color="000000"/>
+            </w:tcBorders>
+            <w:shd w:val="clear" w:color="auto" w:fill="FFFFFF"/>
+            <w:tcMar>
+              <w:top w:w="0" w:type="dxa"/>
+              <w:bottom w:w="0" w:type="dxa"/>
+              <w:left w:w="0" w:type="dxa"/>
+              <w:right w:w="0" w:type="dxa"/>
+            </w:tcMar>
+            <w:vAlign w:val="top"/>
+          </w:tcPr>
+          <w:p>
+            <w:pPr>
+              <w:pStyle w:val="Normal"/>
+              <w:jc w:val="center"/>
+              <w:pBdr>
+                <w:bottom w:val="none" w:sz="0" w:space="0" w:color="000000"/>
+                <w:top w:val="none" w:sz="0" w:space="0" w:color="000000"/>
+                <w:left w:val="none" w:sz="0" w:space="0" w:color="000000"/>
+                <w:right w:val="none" w:sz="0" w:space="0" w:color="000000"/>
+              </w:pBdr>
+              <w:spacing w:after="100" w:before="100" w:line="240"/>
+              <w:ind w:left="100" w:right="100" w:firstLine="0" w:firstLineChars="0"/>
+              <w:rPr>
+                <w:rFonts w:ascii="Helvetica" w:hAnsi="Helvetica" w:eastAsia="Helvetica" w:cs="Helvetica"/>
+                <w:i w:val="false"/>
+                <w:b w:val="false"/>
+                <w:u w:val="none"/>
+                <w:sz w:val="22"/>
+                <w:szCs w:val="22"/>
+                <w:color w:val="000000"/>
+              </w:rPr>
+            </w:pPr>
+            <w:r>
+              <w:rPr>
+                <w:rFonts w:ascii="Helvetica" w:hAnsi="Helvetica" w:eastAsia="Helvetica" w:cs="Helvetica"/>
+                <w:i w:val="false"/>
+                <w:b w:val="false"/>
+                <w:u w:val="none"/>
+                <w:sz w:val="22"/>
+                <w:szCs w:val="22"/>
+                <w:color w:val="000000"/>
+              </w:rPr>
+              <w:t xml:space="preserve">0.06, 49.8</w:t>
+            </w:r>
+          </w:p>
+        </w:tc>
+        <w:tc>
+          <w:tcPr>
+            <w:tcBorders>
+              <w:bottom w:val="none" w:sz="0" w:space="0" w:color="000000"/>
+              <w:top w:val="none" w:sz="0" w:space="0" w:color="000000"/>
+              <w:left w:val="none" w:sz="0" w:space="0" w:color="000000"/>
+              <w:right w:val="none" w:sz="0" w:space="0" w:color="000000"/>
+            </w:tcBorders>
+            <w:shd w:val="clear" w:color="auto" w:fill="FFFFFF"/>
+            <w:tcMar>
+              <w:top w:w="0" w:type="dxa"/>
+              <w:bottom w:w="0" w:type="dxa"/>
+              <w:left w:w="0" w:type="dxa"/>
+              <w:right w:w="0" w:type="dxa"/>
+            </w:tcMar>
+            <w:vAlign w:val="top"/>
+          </w:tcPr>
+          <w:p>
+            <w:pPr>
+              <w:pStyle w:val="Normal"/>
+              <w:jc w:val="center"/>
+              <w:pBdr>
+                <w:bottom w:val="none" w:sz="0" w:space="0" w:color="000000"/>
+                <w:top w:val="none" w:sz="0" w:space="0" w:color="000000"/>
+                <w:left w:val="none" w:sz="0" w:space="0" w:color="000000"/>
+                <w:right w:val="none" w:sz="0" w:space="0" w:color="000000"/>
+              </w:pBdr>
+              <w:spacing w:after="100" w:before="100" w:line="240"/>
+              <w:ind w:left="100" w:right="100" w:firstLine="0" w:firstLineChars="0"/>
+              <w:rPr>
+                <w:rFonts w:ascii="Helvetica" w:hAnsi="Helvetica" w:eastAsia="Helvetica" w:cs="Helvetica"/>
+                <w:i w:val="false"/>
+                <w:b w:val="false"/>
+                <w:u w:val="none"/>
+                <w:sz w:val="22"/>
+                <w:szCs w:val="22"/>
+                <w:color w:val="000000"/>
+              </w:rPr>
+            </w:pPr>
+            <w:r>
+              <w:rPr>
+                <w:rFonts w:ascii="Helvetica" w:hAnsi="Helvetica" w:eastAsia="Helvetica" w:cs="Helvetica"/>
+                <w:i w:val="false"/>
+                <w:b w:val="false"/>
+                <w:u w:val="none"/>
+                <w:sz w:val="22"/>
+                <w:szCs w:val="22"/>
+                <w:color w:val="000000"/>
+              </w:rPr>
+              <w:t xml:space="preserve">0.740</w:t>
             </w:r>
           </w:p>
         </w:tc>
@@ -7382,113 +7382,113 @@
                 <w:szCs w:val="22"/>
                 <w:color w:val="000000"/>
               </w:rPr>
-              <w:t xml:space="preserve">4.57</w:t>
-            </w:r>
-          </w:p>
-        </w:tc>
-        <w:tc>
-          <w:tcPr>
-            <w:tcBorders>
-              <w:bottom w:val="none" w:sz="0" w:space="0" w:color="000000"/>
-              <w:top w:val="none" w:sz="0" w:space="0" w:color="000000"/>
-              <w:left w:val="none" w:sz="0" w:space="0" w:color="000000"/>
-              <w:right w:val="none" w:sz="0" w:space="0" w:color="000000"/>
-            </w:tcBorders>
-            <w:shd w:val="clear" w:color="auto" w:fill="FFFFFF"/>
-            <w:tcMar>
-              <w:top w:w="0" w:type="dxa"/>
-              <w:bottom w:w="0" w:type="dxa"/>
-              <w:left w:w="0" w:type="dxa"/>
-              <w:right w:w="0" w:type="dxa"/>
-            </w:tcMar>
-            <w:vAlign w:val="top"/>
-          </w:tcPr>
-          <w:p>
-            <w:pPr>
-              <w:pStyle w:val="Normal"/>
-              <w:jc w:val="center"/>
-              <w:pBdr>
-                <w:bottom w:val="none" w:sz="0" w:space="0" w:color="000000"/>
-                <w:top w:val="none" w:sz="0" w:space="0" w:color="000000"/>
-                <w:left w:val="none" w:sz="0" w:space="0" w:color="000000"/>
-                <w:right w:val="none" w:sz="0" w:space="0" w:color="000000"/>
-              </w:pBdr>
-              <w:spacing w:after="100" w:before="100" w:line="240"/>
-              <w:ind w:left="100" w:right="100" w:firstLine="0" w:firstLineChars="0"/>
-              <w:rPr>
-                <w:rFonts w:ascii="Helvetica" w:hAnsi="Helvetica" w:eastAsia="Helvetica" w:cs="Helvetica"/>
-                <w:i w:val="false"/>
-                <w:b w:val="false"/>
-                <w:u w:val="none"/>
-                <w:sz w:val="22"/>
-                <w:szCs w:val="22"/>
-                <w:color w:val="000000"/>
-              </w:rPr>
-            </w:pPr>
-            <w:r>
-              <w:rPr>
-                <w:rFonts w:ascii="Helvetica" w:hAnsi="Helvetica" w:eastAsia="Helvetica" w:cs="Helvetica"/>
-                <w:i w:val="false"/>
-                <w:b w:val="false"/>
-                <w:u w:val="none"/>
-                <w:sz w:val="22"/>
-                <w:szCs w:val="22"/>
-                <w:color w:val="000000"/>
-              </w:rPr>
-              <w:t xml:space="preserve">0.06, 338</w:t>
-            </w:r>
-          </w:p>
-        </w:tc>
-        <w:tc>
-          <w:tcPr>
-            <w:tcBorders>
-              <w:bottom w:val="none" w:sz="0" w:space="0" w:color="000000"/>
-              <w:top w:val="none" w:sz="0" w:space="0" w:color="000000"/>
-              <w:left w:val="none" w:sz="0" w:space="0" w:color="000000"/>
-              <w:right w:val="none" w:sz="0" w:space="0" w:color="000000"/>
-            </w:tcBorders>
-            <w:shd w:val="clear" w:color="auto" w:fill="FFFFFF"/>
-            <w:tcMar>
-              <w:top w:w="0" w:type="dxa"/>
-              <w:bottom w:w="0" w:type="dxa"/>
-              <w:left w:w="0" w:type="dxa"/>
-              <w:right w:w="0" w:type="dxa"/>
-            </w:tcMar>
-            <w:vAlign w:val="top"/>
-          </w:tcPr>
-          <w:p>
-            <w:pPr>
-              <w:pStyle w:val="Normal"/>
-              <w:jc w:val="center"/>
-              <w:pBdr>
-                <w:bottom w:val="none" w:sz="0" w:space="0" w:color="000000"/>
-                <w:top w:val="none" w:sz="0" w:space="0" w:color="000000"/>
-                <w:left w:val="none" w:sz="0" w:space="0" w:color="000000"/>
-                <w:right w:val="none" w:sz="0" w:space="0" w:color="000000"/>
-              </w:pBdr>
-              <w:spacing w:after="100" w:before="100" w:line="240"/>
-              <w:ind w:left="100" w:right="100" w:firstLine="0" w:firstLineChars="0"/>
-              <w:rPr>
-                <w:rFonts w:ascii="Helvetica" w:hAnsi="Helvetica" w:eastAsia="Helvetica" w:cs="Helvetica"/>
-                <w:i w:val="false"/>
-                <w:b w:val="false"/>
-                <w:u w:val="none"/>
-                <w:sz w:val="22"/>
-                <w:szCs w:val="22"/>
-                <w:color w:val="000000"/>
-              </w:rPr>
-            </w:pPr>
-            <w:r>
-              <w:rPr>
-                <w:rFonts w:ascii="Helvetica" w:hAnsi="Helvetica" w:eastAsia="Helvetica" w:cs="Helvetica"/>
-                <w:i w:val="false"/>
-                <w:b w:val="false"/>
-                <w:u w:val="none"/>
-                <w:sz w:val="22"/>
-                <w:szCs w:val="22"/>
-                <w:color w:val="000000"/>
-              </w:rPr>
-              <w:t xml:space="preserve">0.490</w:t>
+              <w:t xml:space="preserve">4.73</w:t>
+            </w:r>
+          </w:p>
+        </w:tc>
+        <w:tc>
+          <w:tcPr>
+            <w:tcBorders>
+              <w:bottom w:val="none" w:sz="0" w:space="0" w:color="000000"/>
+              <w:top w:val="none" w:sz="0" w:space="0" w:color="000000"/>
+              <w:left w:val="none" w:sz="0" w:space="0" w:color="000000"/>
+              <w:right w:val="none" w:sz="0" w:space="0" w:color="000000"/>
+            </w:tcBorders>
+            <w:shd w:val="clear" w:color="auto" w:fill="FFFFFF"/>
+            <w:tcMar>
+              <w:top w:w="0" w:type="dxa"/>
+              <w:bottom w:w="0" w:type="dxa"/>
+              <w:left w:w="0" w:type="dxa"/>
+              <w:right w:w="0" w:type="dxa"/>
+            </w:tcMar>
+            <w:vAlign w:val="top"/>
+          </w:tcPr>
+          <w:p>
+            <w:pPr>
+              <w:pStyle w:val="Normal"/>
+              <w:jc w:val="center"/>
+              <w:pBdr>
+                <w:bottom w:val="none" w:sz="0" w:space="0" w:color="000000"/>
+                <w:top w:val="none" w:sz="0" w:space="0" w:color="000000"/>
+                <w:left w:val="none" w:sz="0" w:space="0" w:color="000000"/>
+                <w:right w:val="none" w:sz="0" w:space="0" w:color="000000"/>
+              </w:pBdr>
+              <w:spacing w:after="100" w:before="100" w:line="240"/>
+              <w:ind w:left="100" w:right="100" w:firstLine="0" w:firstLineChars="0"/>
+              <w:rPr>
+                <w:rFonts w:ascii="Helvetica" w:hAnsi="Helvetica" w:eastAsia="Helvetica" w:cs="Helvetica"/>
+                <w:i w:val="false"/>
+                <w:b w:val="false"/>
+                <w:u w:val="none"/>
+                <w:sz w:val="22"/>
+                <w:szCs w:val="22"/>
+                <w:color w:val="000000"/>
+              </w:rPr>
+            </w:pPr>
+            <w:r>
+              <w:rPr>
+                <w:rFonts w:ascii="Helvetica" w:hAnsi="Helvetica" w:eastAsia="Helvetica" w:cs="Helvetica"/>
+                <w:i w:val="false"/>
+                <w:b w:val="false"/>
+                <w:u w:val="none"/>
+                <w:sz w:val="22"/>
+                <w:szCs w:val="22"/>
+                <w:color w:val="000000"/>
+              </w:rPr>
+              <w:t xml:space="preserve">0.08, 285</w:t>
+            </w:r>
+          </w:p>
+        </w:tc>
+        <w:tc>
+          <w:tcPr>
+            <w:tcBorders>
+              <w:bottom w:val="none" w:sz="0" w:space="0" w:color="000000"/>
+              <w:top w:val="none" w:sz="0" w:space="0" w:color="000000"/>
+              <w:left w:val="none" w:sz="0" w:space="0" w:color="000000"/>
+              <w:right w:val="none" w:sz="0" w:space="0" w:color="000000"/>
+            </w:tcBorders>
+            <w:shd w:val="clear" w:color="auto" w:fill="FFFFFF"/>
+            <w:tcMar>
+              <w:top w:w="0" w:type="dxa"/>
+              <w:bottom w:w="0" w:type="dxa"/>
+              <w:left w:w="0" w:type="dxa"/>
+              <w:right w:w="0" w:type="dxa"/>
+            </w:tcMar>
+            <w:vAlign w:val="top"/>
+          </w:tcPr>
+          <w:p>
+            <w:pPr>
+              <w:pStyle w:val="Normal"/>
+              <w:jc w:val="center"/>
+              <w:pBdr>
+                <w:bottom w:val="none" w:sz="0" w:space="0" w:color="000000"/>
+                <w:top w:val="none" w:sz="0" w:space="0" w:color="000000"/>
+                <w:left w:val="none" w:sz="0" w:space="0" w:color="000000"/>
+                <w:right w:val="none" w:sz="0" w:space="0" w:color="000000"/>
+              </w:pBdr>
+              <w:spacing w:after="100" w:before="100" w:line="240"/>
+              <w:ind w:left="100" w:right="100" w:firstLine="0" w:firstLineChars="0"/>
+              <w:rPr>
+                <w:rFonts w:ascii="Helvetica" w:hAnsi="Helvetica" w:eastAsia="Helvetica" w:cs="Helvetica"/>
+                <w:i w:val="false"/>
+                <w:b w:val="false"/>
+                <w:u w:val="none"/>
+                <w:sz w:val="22"/>
+                <w:szCs w:val="22"/>
+                <w:color w:val="000000"/>
+              </w:rPr>
+            </w:pPr>
+            <w:r>
+              <w:rPr>
+                <w:rFonts w:ascii="Helvetica" w:hAnsi="Helvetica" w:eastAsia="Helvetica" w:cs="Helvetica"/>
+                <w:i w:val="false"/>
+                <w:b w:val="false"/>
+                <w:u w:val="none"/>
+                <w:sz w:val="22"/>
+                <w:szCs w:val="22"/>
+                <w:color w:val="000000"/>
+              </w:rPr>
+              <w:t xml:space="preserve">0.460</w:t>
             </w:r>
           </w:p>
         </w:tc>
@@ -8348,113 +8348,113 @@
                 <w:szCs w:val="22"/>
                 <w:color w:val="000000"/>
               </w:rPr>
-              <w:t xml:space="preserve">9.63</w:t>
-            </w:r>
-          </w:p>
-        </w:tc>
-        <w:tc>
-          <w:tcPr>
-            <w:tcBorders>
-              <w:bottom w:val="none" w:sz="0" w:space="0" w:color="000000"/>
-              <w:top w:val="none" w:sz="0" w:space="0" w:color="000000"/>
-              <w:left w:val="none" w:sz="0" w:space="0" w:color="000000"/>
-              <w:right w:val="none" w:sz="0" w:space="0" w:color="000000"/>
-            </w:tcBorders>
-            <w:shd w:val="clear" w:color="auto" w:fill="FFFFFF"/>
-            <w:tcMar>
-              <w:top w:w="0" w:type="dxa"/>
-              <w:bottom w:w="0" w:type="dxa"/>
-              <w:left w:w="0" w:type="dxa"/>
-              <w:right w:w="0" w:type="dxa"/>
-            </w:tcMar>
-            <w:vAlign w:val="top"/>
-          </w:tcPr>
-          <w:p>
-            <w:pPr>
-              <w:pStyle w:val="Normal"/>
-              <w:jc w:val="center"/>
-              <w:pBdr>
-                <w:bottom w:val="none" w:sz="0" w:space="0" w:color="000000"/>
-                <w:top w:val="none" w:sz="0" w:space="0" w:color="000000"/>
-                <w:left w:val="none" w:sz="0" w:space="0" w:color="000000"/>
-                <w:right w:val="none" w:sz="0" w:space="0" w:color="000000"/>
-              </w:pBdr>
-              <w:spacing w:after="100" w:before="100" w:line="240"/>
-              <w:ind w:left="100" w:right="100" w:firstLine="0" w:firstLineChars="0"/>
-              <w:rPr>
-                <w:rFonts w:ascii="Helvetica" w:hAnsi="Helvetica" w:eastAsia="Helvetica" w:cs="Helvetica"/>
-                <w:i w:val="false"/>
-                <w:b w:val="false"/>
-                <w:u w:val="none"/>
-                <w:sz w:val="22"/>
-                <w:szCs w:val="22"/>
-                <w:color w:val="000000"/>
-              </w:rPr>
-            </w:pPr>
-            <w:r>
-              <w:rPr>
-                <w:rFonts w:ascii="Helvetica" w:hAnsi="Helvetica" w:eastAsia="Helvetica" w:cs="Helvetica"/>
-                <w:i w:val="false"/>
-                <w:b w:val="false"/>
-                <w:u w:val="none"/>
-                <w:sz w:val="22"/>
-                <w:szCs w:val="22"/>
-                <w:color w:val="000000"/>
-              </w:rPr>
-              <w:t xml:space="preserve">0.25, 370</w:t>
-            </w:r>
-          </w:p>
-        </w:tc>
-        <w:tc>
-          <w:tcPr>
-            <w:tcBorders>
-              <w:bottom w:val="none" w:sz="0" w:space="0" w:color="000000"/>
-              <w:top w:val="none" w:sz="0" w:space="0" w:color="000000"/>
-              <w:left w:val="none" w:sz="0" w:space="0" w:color="000000"/>
-              <w:right w:val="none" w:sz="0" w:space="0" w:color="000000"/>
-            </w:tcBorders>
-            <w:shd w:val="clear" w:color="auto" w:fill="FFFFFF"/>
-            <w:tcMar>
-              <w:top w:w="0" w:type="dxa"/>
-              <w:bottom w:w="0" w:type="dxa"/>
-              <w:left w:w="0" w:type="dxa"/>
-              <w:right w:w="0" w:type="dxa"/>
-            </w:tcMar>
-            <w:vAlign w:val="top"/>
-          </w:tcPr>
-          <w:p>
-            <w:pPr>
-              <w:pStyle w:val="Normal"/>
-              <w:jc w:val="center"/>
-              <w:pBdr>
-                <w:bottom w:val="none" w:sz="0" w:space="0" w:color="000000"/>
-                <w:top w:val="none" w:sz="0" w:space="0" w:color="000000"/>
-                <w:left w:val="none" w:sz="0" w:space="0" w:color="000000"/>
-                <w:right w:val="none" w:sz="0" w:space="0" w:color="000000"/>
-              </w:pBdr>
-              <w:spacing w:after="100" w:before="100" w:line="240"/>
-              <w:ind w:left="100" w:right="100" w:firstLine="0" w:firstLineChars="0"/>
-              <w:rPr>
-                <w:rFonts w:ascii="Helvetica" w:hAnsi="Helvetica" w:eastAsia="Helvetica" w:cs="Helvetica"/>
-                <w:i w:val="false"/>
-                <w:b w:val="false"/>
-                <w:u w:val="none"/>
-                <w:sz w:val="22"/>
-                <w:szCs w:val="22"/>
-                <w:color w:val="000000"/>
-              </w:rPr>
-            </w:pPr>
-            <w:r>
-              <w:rPr>
-                <w:rFonts w:ascii="Helvetica" w:hAnsi="Helvetica" w:eastAsia="Helvetica" w:cs="Helvetica"/>
-                <w:i w:val="false"/>
-                <w:b w:val="false"/>
-                <w:u w:val="none"/>
-                <w:sz w:val="22"/>
-                <w:szCs w:val="22"/>
-                <w:color w:val="000000"/>
-              </w:rPr>
-              <w:t xml:space="preserve">0.220</w:t>
+              <w:t xml:space="preserve">9.41</w:t>
+            </w:r>
+          </w:p>
+        </w:tc>
+        <w:tc>
+          <w:tcPr>
+            <w:tcBorders>
+              <w:bottom w:val="none" w:sz="0" w:space="0" w:color="000000"/>
+              <w:top w:val="none" w:sz="0" w:space="0" w:color="000000"/>
+              <w:left w:val="none" w:sz="0" w:space="0" w:color="000000"/>
+              <w:right w:val="none" w:sz="0" w:space="0" w:color="000000"/>
+            </w:tcBorders>
+            <w:shd w:val="clear" w:color="auto" w:fill="FFFFFF"/>
+            <w:tcMar>
+              <w:top w:w="0" w:type="dxa"/>
+              <w:bottom w:w="0" w:type="dxa"/>
+              <w:left w:w="0" w:type="dxa"/>
+              <w:right w:w="0" w:type="dxa"/>
+            </w:tcMar>
+            <w:vAlign w:val="top"/>
+          </w:tcPr>
+          <w:p>
+            <w:pPr>
+              <w:pStyle w:val="Normal"/>
+              <w:jc w:val="center"/>
+              <w:pBdr>
+                <w:bottom w:val="none" w:sz="0" w:space="0" w:color="000000"/>
+                <w:top w:val="none" w:sz="0" w:space="0" w:color="000000"/>
+                <w:left w:val="none" w:sz="0" w:space="0" w:color="000000"/>
+                <w:right w:val="none" w:sz="0" w:space="0" w:color="000000"/>
+              </w:pBdr>
+              <w:spacing w:after="100" w:before="100" w:line="240"/>
+              <w:ind w:left="100" w:right="100" w:firstLine="0" w:firstLineChars="0"/>
+              <w:rPr>
+                <w:rFonts w:ascii="Helvetica" w:hAnsi="Helvetica" w:eastAsia="Helvetica" w:cs="Helvetica"/>
+                <w:i w:val="false"/>
+                <w:b w:val="false"/>
+                <w:u w:val="none"/>
+                <w:sz w:val="22"/>
+                <w:szCs w:val="22"/>
+                <w:color w:val="000000"/>
+              </w:rPr>
+            </w:pPr>
+            <w:r>
+              <w:rPr>
+                <w:rFonts w:ascii="Helvetica" w:hAnsi="Helvetica" w:eastAsia="Helvetica" w:cs="Helvetica"/>
+                <w:i w:val="false"/>
+                <w:b w:val="false"/>
+                <w:u w:val="none"/>
+                <w:sz w:val="22"/>
+                <w:szCs w:val="22"/>
+                <w:color w:val="000000"/>
+              </w:rPr>
+              <w:t xml:space="preserve">0.33, 272</w:t>
+            </w:r>
+          </w:p>
+        </w:tc>
+        <w:tc>
+          <w:tcPr>
+            <w:tcBorders>
+              <w:bottom w:val="none" w:sz="0" w:space="0" w:color="000000"/>
+              <w:top w:val="none" w:sz="0" w:space="0" w:color="000000"/>
+              <w:left w:val="none" w:sz="0" w:space="0" w:color="000000"/>
+              <w:right w:val="none" w:sz="0" w:space="0" w:color="000000"/>
+            </w:tcBorders>
+            <w:shd w:val="clear" w:color="auto" w:fill="FFFFFF"/>
+            <w:tcMar>
+              <w:top w:w="0" w:type="dxa"/>
+              <w:bottom w:w="0" w:type="dxa"/>
+              <w:left w:w="0" w:type="dxa"/>
+              <w:right w:w="0" w:type="dxa"/>
+            </w:tcMar>
+            <w:vAlign w:val="top"/>
+          </w:tcPr>
+          <w:p>
+            <w:pPr>
+              <w:pStyle w:val="Normal"/>
+              <w:jc w:val="center"/>
+              <w:pBdr>
+                <w:bottom w:val="none" w:sz="0" w:space="0" w:color="000000"/>
+                <w:top w:val="none" w:sz="0" w:space="0" w:color="000000"/>
+                <w:left w:val="none" w:sz="0" w:space="0" w:color="000000"/>
+                <w:right w:val="none" w:sz="0" w:space="0" w:color="000000"/>
+              </w:pBdr>
+              <w:spacing w:after="100" w:before="100" w:line="240"/>
+              <w:ind w:left="100" w:right="100" w:firstLine="0" w:firstLineChars="0"/>
+              <w:rPr>
+                <w:rFonts w:ascii="Helvetica" w:hAnsi="Helvetica" w:eastAsia="Helvetica" w:cs="Helvetica"/>
+                <w:i w:val="false"/>
+                <w:b w:val="false"/>
+                <w:u w:val="none"/>
+                <w:sz w:val="22"/>
+                <w:szCs w:val="22"/>
+                <w:color w:val="000000"/>
+              </w:rPr>
+            </w:pPr>
+            <w:r>
+              <w:rPr>
+                <w:rFonts w:ascii="Helvetica" w:hAnsi="Helvetica" w:eastAsia="Helvetica" w:cs="Helvetica"/>
+                <w:i w:val="false"/>
+                <w:b w:val="false"/>
+                <w:u w:val="none"/>
+                <w:sz w:val="22"/>
+                <w:szCs w:val="22"/>
+                <w:color w:val="000000"/>
+              </w:rPr>
+              <w:t xml:space="preserve">0.190</w:t>
             </w:r>
           </w:p>
         </w:tc>
@@ -9850,60 +9850,60 @@
                 <w:szCs w:val="22"/>
                 <w:color w:val="000000"/>
               </w:rPr>
-              <w:t xml:space="preserve">0.00, 1.11</w:t>
-            </w:r>
-          </w:p>
-        </w:tc>
-        <w:tc>
-          <w:tcPr>
-            <w:tcBorders>
-              <w:bottom w:val="none" w:sz="0" w:space="0" w:color="000000"/>
-              <w:top w:val="none" w:sz="0" w:space="0" w:color="000000"/>
-              <w:left w:val="none" w:sz="0" w:space="0" w:color="000000"/>
-              <w:right w:val="none" w:sz="0" w:space="0" w:color="000000"/>
-            </w:tcBorders>
-            <w:shd w:val="clear" w:color="auto" w:fill="FFFFFF"/>
-            <w:tcMar>
-              <w:top w:w="0" w:type="dxa"/>
-              <w:bottom w:w="0" w:type="dxa"/>
-              <w:left w:w="0" w:type="dxa"/>
-              <w:right w:w="0" w:type="dxa"/>
-            </w:tcMar>
-            <w:vAlign w:val="top"/>
-          </w:tcPr>
-          <w:p>
-            <w:pPr>
-              <w:pStyle w:val="Normal"/>
-              <w:jc w:val="center"/>
-              <w:pBdr>
-                <w:bottom w:val="none" w:sz="0" w:space="0" w:color="000000"/>
-                <w:top w:val="none" w:sz="0" w:space="0" w:color="000000"/>
-                <w:left w:val="none" w:sz="0" w:space="0" w:color="000000"/>
-                <w:right w:val="none" w:sz="0" w:space="0" w:color="000000"/>
-              </w:pBdr>
-              <w:spacing w:after="100" w:before="100" w:line="240"/>
-              <w:ind w:left="100" w:right="100" w:firstLine="0" w:firstLineChars="0"/>
-              <w:rPr>
-                <w:rFonts w:ascii="Helvetica" w:hAnsi="Helvetica" w:eastAsia="Helvetica" w:cs="Helvetica"/>
-                <w:i w:val="false"/>
-                <w:b w:val="false"/>
-                <w:u w:val="none"/>
-                <w:sz w:val="22"/>
-                <w:szCs w:val="22"/>
-                <w:color w:val="000000"/>
-              </w:rPr>
-            </w:pPr>
-            <w:r>
-              <w:rPr>
-                <w:rFonts w:ascii="Helvetica" w:hAnsi="Helvetica" w:eastAsia="Helvetica" w:cs="Helvetica"/>
-                <w:i w:val="false"/>
-                <w:b w:val="false"/>
-                <w:u w:val="none"/>
-                <w:sz w:val="22"/>
-                <w:szCs w:val="22"/>
-                <w:color w:val="000000"/>
-              </w:rPr>
-              <w:t xml:space="preserve">0.057</w:t>
+              <w:t xml:space="preserve">0.00, 0.87</w:t>
+            </w:r>
+          </w:p>
+        </w:tc>
+        <w:tc>
+          <w:tcPr>
+            <w:tcBorders>
+              <w:bottom w:val="none" w:sz="0" w:space="0" w:color="000000"/>
+              <w:top w:val="none" w:sz="0" w:space="0" w:color="000000"/>
+              <w:left w:val="none" w:sz="0" w:space="0" w:color="000000"/>
+              <w:right w:val="none" w:sz="0" w:space="0" w:color="000000"/>
+            </w:tcBorders>
+            <w:shd w:val="clear" w:color="auto" w:fill="FFFFFF"/>
+            <w:tcMar>
+              <w:top w:w="0" w:type="dxa"/>
+              <w:bottom w:w="0" w:type="dxa"/>
+              <w:left w:w="0" w:type="dxa"/>
+              <w:right w:w="0" w:type="dxa"/>
+            </w:tcMar>
+            <w:vAlign w:val="top"/>
+          </w:tcPr>
+          <w:p>
+            <w:pPr>
+              <w:pStyle w:val="Normal"/>
+              <w:jc w:val="center"/>
+              <w:pBdr>
+                <w:bottom w:val="none" w:sz="0" w:space="0" w:color="000000"/>
+                <w:top w:val="none" w:sz="0" w:space="0" w:color="000000"/>
+                <w:left w:val="none" w:sz="0" w:space="0" w:color="000000"/>
+                <w:right w:val="none" w:sz="0" w:space="0" w:color="000000"/>
+              </w:pBdr>
+              <w:spacing w:after="100" w:before="100" w:line="240"/>
+              <w:ind w:left="100" w:right="100" w:firstLine="0" w:firstLineChars="0"/>
+              <w:rPr>
+                <w:rFonts w:ascii="Helvetica" w:hAnsi="Helvetica" w:eastAsia="Helvetica" w:cs="Helvetica"/>
+                <w:i w:val="false"/>
+                <w:b w:val="false"/>
+                <w:u w:val="none"/>
+                <w:sz w:val="22"/>
+                <w:szCs w:val="22"/>
+                <w:color w:val="000000"/>
+              </w:rPr>
+            </w:pPr>
+            <w:r>
+              <w:rPr>
+                <w:rFonts w:ascii="Helvetica" w:hAnsi="Helvetica" w:eastAsia="Helvetica" w:cs="Helvetica"/>
+                <w:i w:val="false"/>
+                <w:b w:val="false"/>
+                <w:u w:val="none"/>
+                <w:sz w:val="22"/>
+                <w:szCs w:val="22"/>
+                <w:color w:val="000000"/>
+              </w:rPr>
+              <w:t xml:space="preserve">0.042</w:t>
             </w:r>
           </w:p>
         </w:tc>
@@ -10280,113 +10280,113 @@
                 <w:szCs w:val="22"/>
                 <w:color w:val="000000"/>
               </w:rPr>
-              <w:t xml:space="preserve">0.17</w:t>
-            </w:r>
-          </w:p>
-        </w:tc>
-        <w:tc>
-          <w:tcPr>
-            <w:tcBorders>
-              <w:bottom w:val="none" w:sz="0" w:space="0" w:color="000000"/>
-              <w:top w:val="none" w:sz="0" w:space="0" w:color="000000"/>
-              <w:left w:val="none" w:sz="0" w:space="0" w:color="000000"/>
-              <w:right w:val="none" w:sz="0" w:space="0" w:color="000000"/>
-            </w:tcBorders>
-            <w:shd w:val="clear" w:color="auto" w:fill="FFFFFF"/>
-            <w:tcMar>
-              <w:top w:w="0" w:type="dxa"/>
-              <w:bottom w:w="0" w:type="dxa"/>
-              <w:left w:w="0" w:type="dxa"/>
-              <w:right w:w="0" w:type="dxa"/>
-            </w:tcMar>
-            <w:vAlign w:val="top"/>
-          </w:tcPr>
-          <w:p>
-            <w:pPr>
-              <w:pStyle w:val="Normal"/>
-              <w:jc w:val="center"/>
-              <w:pBdr>
-                <w:bottom w:val="none" w:sz="0" w:space="0" w:color="000000"/>
-                <w:top w:val="none" w:sz="0" w:space="0" w:color="000000"/>
-                <w:left w:val="none" w:sz="0" w:space="0" w:color="000000"/>
-                <w:right w:val="none" w:sz="0" w:space="0" w:color="000000"/>
-              </w:pBdr>
-              <w:spacing w:after="100" w:before="100" w:line="240"/>
-              <w:ind w:left="100" w:right="100" w:firstLine="0" w:firstLineChars="0"/>
-              <w:rPr>
-                <w:rFonts w:ascii="Helvetica" w:hAnsi="Helvetica" w:eastAsia="Helvetica" w:cs="Helvetica"/>
-                <w:i w:val="false"/>
-                <w:b w:val="false"/>
-                <w:u w:val="none"/>
-                <w:sz w:val="22"/>
-                <w:szCs w:val="22"/>
-                <w:color w:val="000000"/>
-              </w:rPr>
-            </w:pPr>
-            <w:r>
-              <w:rPr>
-                <w:rFonts w:ascii="Helvetica" w:hAnsi="Helvetica" w:eastAsia="Helvetica" w:cs="Helvetica"/>
-                <w:i w:val="false"/>
-                <w:b w:val="false"/>
-                <w:u w:val="none"/>
-                <w:sz w:val="22"/>
-                <w:szCs w:val="22"/>
-                <w:color w:val="000000"/>
-              </w:rPr>
-              <w:t xml:space="preserve">0.04, 0.81</w:t>
-            </w:r>
-          </w:p>
-        </w:tc>
-        <w:tc>
-          <w:tcPr>
-            <w:tcBorders>
-              <w:bottom w:val="none" w:sz="0" w:space="0" w:color="000000"/>
-              <w:top w:val="none" w:sz="0" w:space="0" w:color="000000"/>
-              <w:left w:val="none" w:sz="0" w:space="0" w:color="000000"/>
-              <w:right w:val="none" w:sz="0" w:space="0" w:color="000000"/>
-            </w:tcBorders>
-            <w:shd w:val="clear" w:color="auto" w:fill="FFFFFF"/>
-            <w:tcMar>
-              <w:top w:w="0" w:type="dxa"/>
-              <w:bottom w:w="0" w:type="dxa"/>
-              <w:left w:w="0" w:type="dxa"/>
-              <w:right w:w="0" w:type="dxa"/>
-            </w:tcMar>
-            <w:vAlign w:val="top"/>
-          </w:tcPr>
-          <w:p>
-            <w:pPr>
-              <w:pStyle w:val="Normal"/>
-              <w:jc w:val="center"/>
-              <w:pBdr>
-                <w:bottom w:val="none" w:sz="0" w:space="0" w:color="000000"/>
-                <w:top w:val="none" w:sz="0" w:space="0" w:color="000000"/>
-                <w:left w:val="none" w:sz="0" w:space="0" w:color="000000"/>
-                <w:right w:val="none" w:sz="0" w:space="0" w:color="000000"/>
-              </w:pBdr>
-              <w:spacing w:after="100" w:before="100" w:line="240"/>
-              <w:ind w:left="100" w:right="100" w:firstLine="0" w:firstLineChars="0"/>
-              <w:rPr>
-                <w:rFonts w:ascii="Helvetica" w:hAnsi="Helvetica" w:eastAsia="Helvetica" w:cs="Helvetica"/>
-                <w:i w:val="false"/>
-                <w:b w:val="false"/>
-                <w:u w:val="none"/>
-                <w:sz w:val="22"/>
-                <w:szCs w:val="22"/>
-                <w:color w:val="000000"/>
-              </w:rPr>
-            </w:pPr>
-            <w:r>
-              <w:rPr>
-                <w:rFonts w:ascii="Helvetica" w:hAnsi="Helvetica" w:eastAsia="Helvetica" w:cs="Helvetica"/>
-                <w:i w:val="false"/>
-                <w:b w:val="false"/>
-                <w:u w:val="none"/>
-                <w:sz w:val="22"/>
-                <w:szCs w:val="22"/>
-                <w:color w:val="000000"/>
-              </w:rPr>
-              <w:t xml:space="preserve">0.026</w:t>
+              <w:t xml:space="preserve">0.15</w:t>
+            </w:r>
+          </w:p>
+        </w:tc>
+        <w:tc>
+          <w:tcPr>
+            <w:tcBorders>
+              <w:bottom w:val="none" w:sz="0" w:space="0" w:color="000000"/>
+              <w:top w:val="none" w:sz="0" w:space="0" w:color="000000"/>
+              <w:left w:val="none" w:sz="0" w:space="0" w:color="000000"/>
+              <w:right w:val="none" w:sz="0" w:space="0" w:color="000000"/>
+            </w:tcBorders>
+            <w:shd w:val="clear" w:color="auto" w:fill="FFFFFF"/>
+            <w:tcMar>
+              <w:top w:w="0" w:type="dxa"/>
+              <w:bottom w:w="0" w:type="dxa"/>
+              <w:left w:w="0" w:type="dxa"/>
+              <w:right w:w="0" w:type="dxa"/>
+            </w:tcMar>
+            <w:vAlign w:val="top"/>
+          </w:tcPr>
+          <w:p>
+            <w:pPr>
+              <w:pStyle w:val="Normal"/>
+              <w:jc w:val="center"/>
+              <w:pBdr>
+                <w:bottom w:val="none" w:sz="0" w:space="0" w:color="000000"/>
+                <w:top w:val="none" w:sz="0" w:space="0" w:color="000000"/>
+                <w:left w:val="none" w:sz="0" w:space="0" w:color="000000"/>
+                <w:right w:val="none" w:sz="0" w:space="0" w:color="000000"/>
+              </w:pBdr>
+              <w:spacing w:after="100" w:before="100" w:line="240"/>
+              <w:ind w:left="100" w:right="100" w:firstLine="0" w:firstLineChars="0"/>
+              <w:rPr>
+                <w:rFonts w:ascii="Helvetica" w:hAnsi="Helvetica" w:eastAsia="Helvetica" w:cs="Helvetica"/>
+                <w:i w:val="false"/>
+                <w:b w:val="false"/>
+                <w:u w:val="none"/>
+                <w:sz w:val="22"/>
+                <w:szCs w:val="22"/>
+                <w:color w:val="000000"/>
+              </w:rPr>
+            </w:pPr>
+            <w:r>
+              <w:rPr>
+                <w:rFonts w:ascii="Helvetica" w:hAnsi="Helvetica" w:eastAsia="Helvetica" w:cs="Helvetica"/>
+                <w:i w:val="false"/>
+                <w:b w:val="false"/>
+                <w:u w:val="none"/>
+                <w:sz w:val="22"/>
+                <w:szCs w:val="22"/>
+                <w:color w:val="000000"/>
+              </w:rPr>
+              <w:t xml:space="preserve">0.04, 0.60</w:t>
+            </w:r>
+          </w:p>
+        </w:tc>
+        <w:tc>
+          <w:tcPr>
+            <w:tcBorders>
+              <w:bottom w:val="none" w:sz="0" w:space="0" w:color="000000"/>
+              <w:top w:val="none" w:sz="0" w:space="0" w:color="000000"/>
+              <w:left w:val="none" w:sz="0" w:space="0" w:color="000000"/>
+              <w:right w:val="none" w:sz="0" w:space="0" w:color="000000"/>
+            </w:tcBorders>
+            <w:shd w:val="clear" w:color="auto" w:fill="FFFFFF"/>
+            <w:tcMar>
+              <w:top w:w="0" w:type="dxa"/>
+              <w:bottom w:w="0" w:type="dxa"/>
+              <w:left w:w="0" w:type="dxa"/>
+              <w:right w:w="0" w:type="dxa"/>
+            </w:tcMar>
+            <w:vAlign w:val="top"/>
+          </w:tcPr>
+          <w:p>
+            <w:pPr>
+              <w:pStyle w:val="Normal"/>
+              <w:jc w:val="center"/>
+              <w:pBdr>
+                <w:bottom w:val="none" w:sz="0" w:space="0" w:color="000000"/>
+                <w:top w:val="none" w:sz="0" w:space="0" w:color="000000"/>
+                <w:left w:val="none" w:sz="0" w:space="0" w:color="000000"/>
+                <w:right w:val="none" w:sz="0" w:space="0" w:color="000000"/>
+              </w:pBdr>
+              <w:spacing w:after="100" w:before="100" w:line="240"/>
+              <w:ind w:left="100" w:right="100" w:firstLine="0" w:firstLineChars="0"/>
+              <w:rPr>
+                <w:rFonts w:ascii="Helvetica" w:hAnsi="Helvetica" w:eastAsia="Helvetica" w:cs="Helvetica"/>
+                <w:i w:val="false"/>
+                <w:b w:val="false"/>
+                <w:u w:val="none"/>
+                <w:sz w:val="22"/>
+                <w:szCs w:val="22"/>
+                <w:color w:val="000000"/>
+              </w:rPr>
+            </w:pPr>
+            <w:r>
+              <w:rPr>
+                <w:rFonts w:ascii="Helvetica" w:hAnsi="Helvetica" w:eastAsia="Helvetica" w:cs="Helvetica"/>
+                <w:i w:val="false"/>
+                <w:b w:val="false"/>
+                <w:u w:val="none"/>
+                <w:sz w:val="22"/>
+                <w:szCs w:val="22"/>
+                <w:color w:val="000000"/>
+              </w:rPr>
+              <w:t xml:space="preserve">0.007</w:t>
             </w:r>
           </w:p>
         </w:tc>
@@ -11246,113 +11246,113 @@
                 <w:szCs w:val="22"/>
                 <w:color w:val="000000"/>
               </w:rPr>
-              <w:t xml:space="preserve">13.7</w:t>
-            </w:r>
-          </w:p>
-        </w:tc>
-        <w:tc>
-          <w:tcPr>
-            <w:tcBorders>
-              <w:bottom w:val="none" w:sz="0" w:space="0" w:color="000000"/>
-              <w:top w:val="none" w:sz="0" w:space="0" w:color="000000"/>
-              <w:left w:val="none" w:sz="0" w:space="0" w:color="000000"/>
-              <w:right w:val="none" w:sz="0" w:space="0" w:color="000000"/>
-            </w:tcBorders>
-            <w:shd w:val="clear" w:color="auto" w:fill="FFFFFF"/>
-            <w:tcMar>
-              <w:top w:w="0" w:type="dxa"/>
-              <w:bottom w:w="0" w:type="dxa"/>
-              <w:left w:w="0" w:type="dxa"/>
-              <w:right w:w="0" w:type="dxa"/>
-            </w:tcMar>
-            <w:vAlign w:val="top"/>
-          </w:tcPr>
-          <w:p>
-            <w:pPr>
-              <w:pStyle w:val="Normal"/>
-              <w:jc w:val="center"/>
-              <w:pBdr>
-                <w:bottom w:val="none" w:sz="0" w:space="0" w:color="000000"/>
-                <w:top w:val="none" w:sz="0" w:space="0" w:color="000000"/>
-                <w:left w:val="none" w:sz="0" w:space="0" w:color="000000"/>
-                <w:right w:val="none" w:sz="0" w:space="0" w:color="000000"/>
-              </w:pBdr>
-              <w:spacing w:after="100" w:before="100" w:line="240"/>
-              <w:ind w:left="100" w:right="100" w:firstLine="0" w:firstLineChars="0"/>
-              <w:rPr>
-                <w:rFonts w:ascii="Helvetica" w:hAnsi="Helvetica" w:eastAsia="Helvetica" w:cs="Helvetica"/>
-                <w:i w:val="false"/>
-                <w:b w:val="false"/>
-                <w:u w:val="none"/>
-                <w:sz w:val="22"/>
-                <w:szCs w:val="22"/>
-                <w:color w:val="000000"/>
-              </w:rPr>
-            </w:pPr>
-            <w:r>
-              <w:rPr>
-                <w:rFonts w:ascii="Helvetica" w:hAnsi="Helvetica" w:eastAsia="Helvetica" w:cs="Helvetica"/>
-                <w:i w:val="false"/>
-                <w:b w:val="false"/>
-                <w:u w:val="none"/>
-                <w:sz w:val="22"/>
-                <w:szCs w:val="22"/>
-                <w:color w:val="000000"/>
-              </w:rPr>
-              <w:t xml:space="preserve">0.33, 563</w:t>
-            </w:r>
-          </w:p>
-        </w:tc>
-        <w:tc>
-          <w:tcPr>
-            <w:tcBorders>
-              <w:bottom w:val="none" w:sz="0" w:space="0" w:color="000000"/>
-              <w:top w:val="none" w:sz="0" w:space="0" w:color="000000"/>
-              <w:left w:val="none" w:sz="0" w:space="0" w:color="000000"/>
-              <w:right w:val="none" w:sz="0" w:space="0" w:color="000000"/>
-            </w:tcBorders>
-            <w:shd w:val="clear" w:color="auto" w:fill="FFFFFF"/>
-            <w:tcMar>
-              <w:top w:w="0" w:type="dxa"/>
-              <w:bottom w:w="0" w:type="dxa"/>
-              <w:left w:w="0" w:type="dxa"/>
-              <w:right w:w="0" w:type="dxa"/>
-            </w:tcMar>
-            <w:vAlign w:val="top"/>
-          </w:tcPr>
-          <w:p>
-            <w:pPr>
-              <w:pStyle w:val="Normal"/>
-              <w:jc w:val="center"/>
-              <w:pBdr>
-                <w:bottom w:val="none" w:sz="0" w:space="0" w:color="000000"/>
-                <w:top w:val="none" w:sz="0" w:space="0" w:color="000000"/>
-                <w:left w:val="none" w:sz="0" w:space="0" w:color="000000"/>
-                <w:right w:val="none" w:sz="0" w:space="0" w:color="000000"/>
-              </w:pBdr>
-              <w:spacing w:after="100" w:before="100" w:line="240"/>
-              <w:ind w:left="100" w:right="100" w:firstLine="0" w:firstLineChars="0"/>
-              <w:rPr>
-                <w:rFonts w:ascii="Helvetica" w:hAnsi="Helvetica" w:eastAsia="Helvetica" w:cs="Helvetica"/>
-                <w:i w:val="false"/>
-                <w:b w:val="false"/>
-                <w:u w:val="none"/>
-                <w:sz w:val="22"/>
-                <w:szCs w:val="22"/>
-                <w:color w:val="000000"/>
-              </w:rPr>
-            </w:pPr>
-            <w:r>
-              <w:rPr>
-                <w:rFonts w:ascii="Helvetica" w:hAnsi="Helvetica" w:eastAsia="Helvetica" w:cs="Helvetica"/>
-                <w:i w:val="false"/>
-                <w:b w:val="false"/>
-                <w:u w:val="none"/>
-                <w:sz w:val="22"/>
-                <w:szCs w:val="22"/>
-                <w:color w:val="000000"/>
-              </w:rPr>
-              <w:t xml:space="preserve">0.170</w:t>
+              <w:t xml:space="preserve">12.1</w:t>
+            </w:r>
+          </w:p>
+        </w:tc>
+        <w:tc>
+          <w:tcPr>
+            <w:tcBorders>
+              <w:bottom w:val="none" w:sz="0" w:space="0" w:color="000000"/>
+              <w:top w:val="none" w:sz="0" w:space="0" w:color="000000"/>
+              <w:left w:val="none" w:sz="0" w:space="0" w:color="000000"/>
+              <w:right w:val="none" w:sz="0" w:space="0" w:color="000000"/>
+            </w:tcBorders>
+            <w:shd w:val="clear" w:color="auto" w:fill="FFFFFF"/>
+            <w:tcMar>
+              <w:top w:w="0" w:type="dxa"/>
+              <w:bottom w:w="0" w:type="dxa"/>
+              <w:left w:w="0" w:type="dxa"/>
+              <w:right w:w="0" w:type="dxa"/>
+            </w:tcMar>
+            <w:vAlign w:val="top"/>
+          </w:tcPr>
+          <w:p>
+            <w:pPr>
+              <w:pStyle w:val="Normal"/>
+              <w:jc w:val="center"/>
+              <w:pBdr>
+                <w:bottom w:val="none" w:sz="0" w:space="0" w:color="000000"/>
+                <w:top w:val="none" w:sz="0" w:space="0" w:color="000000"/>
+                <w:left w:val="none" w:sz="0" w:space="0" w:color="000000"/>
+                <w:right w:val="none" w:sz="0" w:space="0" w:color="000000"/>
+              </w:pBdr>
+              <w:spacing w:after="100" w:before="100" w:line="240"/>
+              <w:ind w:left="100" w:right="100" w:firstLine="0" w:firstLineChars="0"/>
+              <w:rPr>
+                <w:rFonts w:ascii="Helvetica" w:hAnsi="Helvetica" w:eastAsia="Helvetica" w:cs="Helvetica"/>
+                <w:i w:val="false"/>
+                <w:b w:val="false"/>
+                <w:u w:val="none"/>
+                <w:sz w:val="22"/>
+                <w:szCs w:val="22"/>
+                <w:color w:val="000000"/>
+              </w:rPr>
+            </w:pPr>
+            <w:r>
+              <w:rPr>
+                <w:rFonts w:ascii="Helvetica" w:hAnsi="Helvetica" w:eastAsia="Helvetica" w:cs="Helvetica"/>
+                <w:i w:val="false"/>
+                <w:b w:val="false"/>
+                <w:u w:val="none"/>
+                <w:sz w:val="22"/>
+                <w:szCs w:val="22"/>
+                <w:color w:val="000000"/>
+              </w:rPr>
+              <w:t xml:space="preserve">0.24, 609</w:t>
+            </w:r>
+          </w:p>
+        </w:tc>
+        <w:tc>
+          <w:tcPr>
+            <w:tcBorders>
+              <w:bottom w:val="none" w:sz="0" w:space="0" w:color="000000"/>
+              <w:top w:val="none" w:sz="0" w:space="0" w:color="000000"/>
+              <w:left w:val="none" w:sz="0" w:space="0" w:color="000000"/>
+              <w:right w:val="none" w:sz="0" w:space="0" w:color="000000"/>
+            </w:tcBorders>
+            <w:shd w:val="clear" w:color="auto" w:fill="FFFFFF"/>
+            <w:tcMar>
+              <w:top w:w="0" w:type="dxa"/>
+              <w:bottom w:w="0" w:type="dxa"/>
+              <w:left w:w="0" w:type="dxa"/>
+              <w:right w:w="0" w:type="dxa"/>
+            </w:tcMar>
+            <w:vAlign w:val="top"/>
+          </w:tcPr>
+          <w:p>
+            <w:pPr>
+              <w:pStyle w:val="Normal"/>
+              <w:jc w:val="center"/>
+              <w:pBdr>
+                <w:bottom w:val="none" w:sz="0" w:space="0" w:color="000000"/>
+                <w:top w:val="none" w:sz="0" w:space="0" w:color="000000"/>
+                <w:left w:val="none" w:sz="0" w:space="0" w:color="000000"/>
+                <w:right w:val="none" w:sz="0" w:space="0" w:color="000000"/>
+              </w:pBdr>
+              <w:spacing w:after="100" w:before="100" w:line="240"/>
+              <w:ind w:left="100" w:right="100" w:firstLine="0" w:firstLineChars="0"/>
+              <w:rPr>
+                <w:rFonts w:ascii="Helvetica" w:hAnsi="Helvetica" w:eastAsia="Helvetica" w:cs="Helvetica"/>
+                <w:i w:val="false"/>
+                <w:b w:val="false"/>
+                <w:u w:val="none"/>
+                <w:sz w:val="22"/>
+                <w:szCs w:val="22"/>
+                <w:color w:val="000000"/>
+              </w:rPr>
+            </w:pPr>
+            <w:r>
+              <w:rPr>
+                <w:rFonts w:ascii="Helvetica" w:hAnsi="Helvetica" w:eastAsia="Helvetica" w:cs="Helvetica"/>
+                <w:i w:val="false"/>
+                <w:b w:val="false"/>
+                <w:u w:val="none"/>
+                <w:sz w:val="22"/>
+                <w:szCs w:val="22"/>
+                <w:color w:val="000000"/>
+              </w:rPr>
+              <w:t xml:space="preserve">0.210</w:t>
             </w:r>
           </w:p>
         </w:tc>
@@ -11729,113 +11729,113 @@
                 <w:szCs w:val="22"/>
                 <w:color w:val="000000"/>
               </w:rPr>
-              <w:t xml:space="preserve">0.74</w:t>
-            </w:r>
-          </w:p>
-        </w:tc>
-        <w:tc>
-          <w:tcPr>
-            <w:tcBorders>
-              <w:bottom w:val="none" w:sz="0" w:space="0" w:color="000000"/>
-              <w:top w:val="none" w:sz="0" w:space="0" w:color="000000"/>
-              <w:left w:val="none" w:sz="0" w:space="0" w:color="000000"/>
-              <w:right w:val="none" w:sz="0" w:space="0" w:color="000000"/>
-            </w:tcBorders>
-            <w:shd w:val="clear" w:color="auto" w:fill="FFFFFF"/>
-            <w:tcMar>
-              <w:top w:w="0" w:type="dxa"/>
-              <w:bottom w:w="0" w:type="dxa"/>
-              <w:left w:w="0" w:type="dxa"/>
-              <w:right w:w="0" w:type="dxa"/>
-            </w:tcMar>
-            <w:vAlign w:val="top"/>
-          </w:tcPr>
-          <w:p>
-            <w:pPr>
-              <w:pStyle w:val="Normal"/>
-              <w:jc w:val="center"/>
-              <w:pBdr>
-                <w:bottom w:val="none" w:sz="0" w:space="0" w:color="000000"/>
-                <w:top w:val="none" w:sz="0" w:space="0" w:color="000000"/>
-                <w:left w:val="none" w:sz="0" w:space="0" w:color="000000"/>
-                <w:right w:val="none" w:sz="0" w:space="0" w:color="000000"/>
-              </w:pBdr>
-              <w:spacing w:after="100" w:before="100" w:line="240"/>
-              <w:ind w:left="100" w:right="100" w:firstLine="0" w:firstLineChars="0"/>
-              <w:rPr>
-                <w:rFonts w:ascii="Helvetica" w:hAnsi="Helvetica" w:eastAsia="Helvetica" w:cs="Helvetica"/>
-                <w:i w:val="false"/>
-                <w:b w:val="false"/>
-                <w:u w:val="none"/>
-                <w:sz w:val="22"/>
-                <w:szCs w:val="22"/>
-                <w:color w:val="000000"/>
-              </w:rPr>
-            </w:pPr>
-            <w:r>
-              <w:rPr>
-                <w:rFonts w:ascii="Helvetica" w:hAnsi="Helvetica" w:eastAsia="Helvetica" w:cs="Helvetica"/>
-                <w:i w:val="false"/>
-                <w:b w:val="false"/>
-                <w:u w:val="none"/>
-                <w:sz w:val="22"/>
-                <w:szCs w:val="22"/>
-                <w:color w:val="000000"/>
-              </w:rPr>
-              <w:t xml:space="preserve">0.06, 9.24</w:t>
-            </w:r>
-          </w:p>
-        </w:tc>
-        <w:tc>
-          <w:tcPr>
-            <w:tcBorders>
-              <w:bottom w:val="none" w:sz="0" w:space="0" w:color="000000"/>
-              <w:top w:val="none" w:sz="0" w:space="0" w:color="000000"/>
-              <w:left w:val="none" w:sz="0" w:space="0" w:color="000000"/>
-              <w:right w:val="none" w:sz="0" w:space="0" w:color="000000"/>
-            </w:tcBorders>
-            <w:shd w:val="clear" w:color="auto" w:fill="FFFFFF"/>
-            <w:tcMar>
-              <w:top w:w="0" w:type="dxa"/>
-              <w:bottom w:w="0" w:type="dxa"/>
-              <w:left w:w="0" w:type="dxa"/>
-              <w:right w:w="0" w:type="dxa"/>
-            </w:tcMar>
-            <w:vAlign w:val="top"/>
-          </w:tcPr>
-          <w:p>
-            <w:pPr>
-              <w:pStyle w:val="Normal"/>
-              <w:jc w:val="center"/>
-              <w:pBdr>
-                <w:bottom w:val="none" w:sz="0" w:space="0" w:color="000000"/>
-                <w:top w:val="none" w:sz="0" w:space="0" w:color="000000"/>
-                <w:left w:val="none" w:sz="0" w:space="0" w:color="000000"/>
-                <w:right w:val="none" w:sz="0" w:space="0" w:color="000000"/>
-              </w:pBdr>
-              <w:spacing w:after="100" w:before="100" w:line="240"/>
-              <w:ind w:left="100" w:right="100" w:firstLine="0" w:firstLineChars="0"/>
-              <w:rPr>
-                <w:rFonts w:ascii="Helvetica" w:hAnsi="Helvetica" w:eastAsia="Helvetica" w:cs="Helvetica"/>
-                <w:i w:val="false"/>
-                <w:b w:val="false"/>
-                <w:u w:val="none"/>
-                <w:sz w:val="22"/>
-                <w:szCs w:val="22"/>
-                <w:color w:val="000000"/>
-              </w:rPr>
-            </w:pPr>
-            <w:r>
-              <w:rPr>
-                <w:rFonts w:ascii="Helvetica" w:hAnsi="Helvetica" w:eastAsia="Helvetica" w:cs="Helvetica"/>
-                <w:i w:val="false"/>
-                <w:b w:val="false"/>
-                <w:u w:val="none"/>
-                <w:sz w:val="22"/>
-                <w:szCs w:val="22"/>
-                <w:color w:val="000000"/>
-              </w:rPr>
-              <w:t xml:space="preserve">0.820</w:t>
+              <w:t xml:space="preserve">0.93</w:t>
+            </w:r>
+          </w:p>
+        </w:tc>
+        <w:tc>
+          <w:tcPr>
+            <w:tcBorders>
+              <w:bottom w:val="none" w:sz="0" w:space="0" w:color="000000"/>
+              <w:top w:val="none" w:sz="0" w:space="0" w:color="000000"/>
+              <w:left w:val="none" w:sz="0" w:space="0" w:color="000000"/>
+              <w:right w:val="none" w:sz="0" w:space="0" w:color="000000"/>
+            </w:tcBorders>
+            <w:shd w:val="clear" w:color="auto" w:fill="FFFFFF"/>
+            <w:tcMar>
+              <w:top w:w="0" w:type="dxa"/>
+              <w:bottom w:w="0" w:type="dxa"/>
+              <w:left w:w="0" w:type="dxa"/>
+              <w:right w:w="0" w:type="dxa"/>
+            </w:tcMar>
+            <w:vAlign w:val="top"/>
+          </w:tcPr>
+          <w:p>
+            <w:pPr>
+              <w:pStyle w:val="Normal"/>
+              <w:jc w:val="center"/>
+              <w:pBdr>
+                <w:bottom w:val="none" w:sz="0" w:space="0" w:color="000000"/>
+                <w:top w:val="none" w:sz="0" w:space="0" w:color="000000"/>
+                <w:left w:val="none" w:sz="0" w:space="0" w:color="000000"/>
+                <w:right w:val="none" w:sz="0" w:space="0" w:color="000000"/>
+              </w:pBdr>
+              <w:spacing w:after="100" w:before="100" w:line="240"/>
+              <w:ind w:left="100" w:right="100" w:firstLine="0" w:firstLineChars="0"/>
+              <w:rPr>
+                <w:rFonts w:ascii="Helvetica" w:hAnsi="Helvetica" w:eastAsia="Helvetica" w:cs="Helvetica"/>
+                <w:i w:val="false"/>
+                <w:b w:val="false"/>
+                <w:u w:val="none"/>
+                <w:sz w:val="22"/>
+                <w:szCs w:val="22"/>
+                <w:color w:val="000000"/>
+              </w:rPr>
+            </w:pPr>
+            <w:r>
+              <w:rPr>
+                <w:rFonts w:ascii="Helvetica" w:hAnsi="Helvetica" w:eastAsia="Helvetica" w:cs="Helvetica"/>
+                <w:i w:val="false"/>
+                <w:b w:val="false"/>
+                <w:u w:val="none"/>
+                <w:sz w:val="22"/>
+                <w:szCs w:val="22"/>
+                <w:color w:val="000000"/>
+              </w:rPr>
+              <w:t xml:space="preserve">0.05, 15.8</w:t>
+            </w:r>
+          </w:p>
+        </w:tc>
+        <w:tc>
+          <w:tcPr>
+            <w:tcBorders>
+              <w:bottom w:val="none" w:sz="0" w:space="0" w:color="000000"/>
+              <w:top w:val="none" w:sz="0" w:space="0" w:color="000000"/>
+              <w:left w:val="none" w:sz="0" w:space="0" w:color="000000"/>
+              <w:right w:val="none" w:sz="0" w:space="0" w:color="000000"/>
+            </w:tcBorders>
+            <w:shd w:val="clear" w:color="auto" w:fill="FFFFFF"/>
+            <w:tcMar>
+              <w:top w:w="0" w:type="dxa"/>
+              <w:bottom w:w="0" w:type="dxa"/>
+              <w:left w:w="0" w:type="dxa"/>
+              <w:right w:w="0" w:type="dxa"/>
+            </w:tcMar>
+            <w:vAlign w:val="top"/>
+          </w:tcPr>
+          <w:p>
+            <w:pPr>
+              <w:pStyle w:val="Normal"/>
+              <w:jc w:val="center"/>
+              <w:pBdr>
+                <w:bottom w:val="none" w:sz="0" w:space="0" w:color="000000"/>
+                <w:top w:val="none" w:sz="0" w:space="0" w:color="000000"/>
+                <w:left w:val="none" w:sz="0" w:space="0" w:color="000000"/>
+                <w:right w:val="none" w:sz="0" w:space="0" w:color="000000"/>
+              </w:pBdr>
+              <w:spacing w:after="100" w:before="100" w:line="240"/>
+              <w:ind w:left="100" w:right="100" w:firstLine="0" w:firstLineChars="0"/>
+              <w:rPr>
+                <w:rFonts w:ascii="Helvetica" w:hAnsi="Helvetica" w:eastAsia="Helvetica" w:cs="Helvetica"/>
+                <w:i w:val="false"/>
+                <w:b w:val="false"/>
+                <w:u w:val="none"/>
+                <w:sz w:val="22"/>
+                <w:szCs w:val="22"/>
+                <w:color w:val="000000"/>
+              </w:rPr>
+            </w:pPr>
+            <w:r>
+              <w:rPr>
+                <w:rFonts w:ascii="Helvetica" w:hAnsi="Helvetica" w:eastAsia="Helvetica" w:cs="Helvetica"/>
+                <w:i w:val="false"/>
+                <w:b w:val="false"/>
+                <w:u w:val="none"/>
+                <w:sz w:val="22"/>
+                <w:szCs w:val="22"/>
+                <w:color w:val="000000"/>
+              </w:rPr>
+              <w:t xml:space="preserve">0.960</w:t>
             </w:r>
           </w:p>
         </w:tc>
@@ -12212,113 +12212,113 @@
                 <w:szCs w:val="22"/>
                 <w:color w:val="000000"/>
               </w:rPr>
-              <w:t xml:space="preserve">0.95</w:t>
-            </w:r>
-          </w:p>
-        </w:tc>
-        <w:tc>
-          <w:tcPr>
-            <w:tcBorders>
-              <w:bottom w:val="none" w:sz="0" w:space="0" w:color="000000"/>
-              <w:top w:val="none" w:sz="0" w:space="0" w:color="000000"/>
-              <w:left w:val="none" w:sz="0" w:space="0" w:color="000000"/>
-              <w:right w:val="none" w:sz="0" w:space="0" w:color="000000"/>
-            </w:tcBorders>
-            <w:shd w:val="clear" w:color="auto" w:fill="FFFFFF"/>
-            <w:tcMar>
-              <w:top w:w="0" w:type="dxa"/>
-              <w:bottom w:w="0" w:type="dxa"/>
-              <w:left w:w="0" w:type="dxa"/>
-              <w:right w:w="0" w:type="dxa"/>
-            </w:tcMar>
-            <w:vAlign w:val="top"/>
-          </w:tcPr>
-          <w:p>
-            <w:pPr>
-              <w:pStyle w:val="Normal"/>
-              <w:jc w:val="center"/>
-              <w:pBdr>
-                <w:bottom w:val="none" w:sz="0" w:space="0" w:color="000000"/>
-                <w:top w:val="none" w:sz="0" w:space="0" w:color="000000"/>
-                <w:left w:val="none" w:sz="0" w:space="0" w:color="000000"/>
-                <w:right w:val="none" w:sz="0" w:space="0" w:color="000000"/>
-              </w:pBdr>
-              <w:spacing w:after="100" w:before="100" w:line="240"/>
-              <w:ind w:left="100" w:right="100" w:firstLine="0" w:firstLineChars="0"/>
-              <w:rPr>
-                <w:rFonts w:ascii="Helvetica" w:hAnsi="Helvetica" w:eastAsia="Helvetica" w:cs="Helvetica"/>
-                <w:i w:val="false"/>
-                <w:b w:val="false"/>
-                <w:u w:val="none"/>
-                <w:sz w:val="22"/>
-                <w:szCs w:val="22"/>
-                <w:color w:val="000000"/>
-              </w:rPr>
-            </w:pPr>
-            <w:r>
-              <w:rPr>
-                <w:rFonts w:ascii="Helvetica" w:hAnsi="Helvetica" w:eastAsia="Helvetica" w:cs="Helvetica"/>
-                <w:i w:val="false"/>
-                <w:b w:val="false"/>
-                <w:u w:val="none"/>
-                <w:sz w:val="22"/>
-                <w:szCs w:val="22"/>
-                <w:color w:val="000000"/>
-              </w:rPr>
-              <w:t xml:space="preserve">0.86, 1.05</w:t>
-            </w:r>
-          </w:p>
-        </w:tc>
-        <w:tc>
-          <w:tcPr>
-            <w:tcBorders>
-              <w:bottom w:val="none" w:sz="0" w:space="0" w:color="000000"/>
-              <w:top w:val="none" w:sz="0" w:space="0" w:color="000000"/>
-              <w:left w:val="none" w:sz="0" w:space="0" w:color="000000"/>
-              <w:right w:val="none" w:sz="0" w:space="0" w:color="000000"/>
-            </w:tcBorders>
-            <w:shd w:val="clear" w:color="auto" w:fill="FFFFFF"/>
-            <w:tcMar>
-              <w:top w:w="0" w:type="dxa"/>
-              <w:bottom w:w="0" w:type="dxa"/>
-              <w:left w:w="0" w:type="dxa"/>
-              <w:right w:w="0" w:type="dxa"/>
-            </w:tcMar>
-            <w:vAlign w:val="top"/>
-          </w:tcPr>
-          <w:p>
-            <w:pPr>
-              <w:pStyle w:val="Normal"/>
-              <w:jc w:val="center"/>
-              <w:pBdr>
-                <w:bottom w:val="none" w:sz="0" w:space="0" w:color="000000"/>
-                <w:top w:val="none" w:sz="0" w:space="0" w:color="000000"/>
-                <w:left w:val="none" w:sz="0" w:space="0" w:color="000000"/>
-                <w:right w:val="none" w:sz="0" w:space="0" w:color="000000"/>
-              </w:pBdr>
-              <w:spacing w:after="100" w:before="100" w:line="240"/>
-              <w:ind w:left="100" w:right="100" w:firstLine="0" w:firstLineChars="0"/>
-              <w:rPr>
-                <w:rFonts w:ascii="Helvetica" w:hAnsi="Helvetica" w:eastAsia="Helvetica" w:cs="Helvetica"/>
-                <w:i w:val="false"/>
-                <w:b w:val="false"/>
-                <w:u w:val="none"/>
-                <w:sz w:val="22"/>
-                <w:szCs w:val="22"/>
-                <w:color w:val="000000"/>
-              </w:rPr>
-            </w:pPr>
-            <w:r>
-              <w:rPr>
-                <w:rFonts w:ascii="Helvetica" w:hAnsi="Helvetica" w:eastAsia="Helvetica" w:cs="Helvetica"/>
-                <w:i w:val="false"/>
-                <w:b w:val="false"/>
-                <w:u w:val="none"/>
-                <w:sz w:val="22"/>
-                <w:szCs w:val="22"/>
-                <w:color w:val="000000"/>
-              </w:rPr>
-              <w:t xml:space="preserve">0.290</w:t>
+              <w:t xml:space="preserve">1.05</w:t>
+            </w:r>
+          </w:p>
+        </w:tc>
+        <w:tc>
+          <w:tcPr>
+            <w:tcBorders>
+              <w:bottom w:val="none" w:sz="0" w:space="0" w:color="000000"/>
+              <w:top w:val="none" w:sz="0" w:space="0" w:color="000000"/>
+              <w:left w:val="none" w:sz="0" w:space="0" w:color="000000"/>
+              <w:right w:val="none" w:sz="0" w:space="0" w:color="000000"/>
+            </w:tcBorders>
+            <w:shd w:val="clear" w:color="auto" w:fill="FFFFFF"/>
+            <w:tcMar>
+              <w:top w:w="0" w:type="dxa"/>
+              <w:bottom w:w="0" w:type="dxa"/>
+              <w:left w:w="0" w:type="dxa"/>
+              <w:right w:w="0" w:type="dxa"/>
+            </w:tcMar>
+            <w:vAlign w:val="top"/>
+          </w:tcPr>
+          <w:p>
+            <w:pPr>
+              <w:pStyle w:val="Normal"/>
+              <w:jc w:val="center"/>
+              <w:pBdr>
+                <w:bottom w:val="none" w:sz="0" w:space="0" w:color="000000"/>
+                <w:top w:val="none" w:sz="0" w:space="0" w:color="000000"/>
+                <w:left w:val="none" w:sz="0" w:space="0" w:color="000000"/>
+                <w:right w:val="none" w:sz="0" w:space="0" w:color="000000"/>
+              </w:pBdr>
+              <w:spacing w:after="100" w:before="100" w:line="240"/>
+              <w:ind w:left="100" w:right="100" w:firstLine="0" w:firstLineChars="0"/>
+              <w:rPr>
+                <w:rFonts w:ascii="Helvetica" w:hAnsi="Helvetica" w:eastAsia="Helvetica" w:cs="Helvetica"/>
+                <w:i w:val="false"/>
+                <w:b w:val="false"/>
+                <w:u w:val="none"/>
+                <w:sz w:val="22"/>
+                <w:szCs w:val="22"/>
+                <w:color w:val="000000"/>
+              </w:rPr>
+            </w:pPr>
+            <w:r>
+              <w:rPr>
+                <w:rFonts w:ascii="Helvetica" w:hAnsi="Helvetica" w:eastAsia="Helvetica" w:cs="Helvetica"/>
+                <w:i w:val="false"/>
+                <w:b w:val="false"/>
+                <w:u w:val="none"/>
+                <w:sz w:val="22"/>
+                <w:szCs w:val="22"/>
+                <w:color w:val="000000"/>
+              </w:rPr>
+              <w:t xml:space="preserve">0.90, 1.23</w:t>
+            </w:r>
+          </w:p>
+        </w:tc>
+        <w:tc>
+          <w:tcPr>
+            <w:tcBorders>
+              <w:bottom w:val="none" w:sz="0" w:space="0" w:color="000000"/>
+              <w:top w:val="none" w:sz="0" w:space="0" w:color="000000"/>
+              <w:left w:val="none" w:sz="0" w:space="0" w:color="000000"/>
+              <w:right w:val="none" w:sz="0" w:space="0" w:color="000000"/>
+            </w:tcBorders>
+            <w:shd w:val="clear" w:color="auto" w:fill="FFFFFF"/>
+            <w:tcMar>
+              <w:top w:w="0" w:type="dxa"/>
+              <w:bottom w:w="0" w:type="dxa"/>
+              <w:left w:w="0" w:type="dxa"/>
+              <w:right w:w="0" w:type="dxa"/>
+            </w:tcMar>
+            <w:vAlign w:val="top"/>
+          </w:tcPr>
+          <w:p>
+            <w:pPr>
+              <w:pStyle w:val="Normal"/>
+              <w:jc w:val="center"/>
+              <w:pBdr>
+                <w:bottom w:val="none" w:sz="0" w:space="0" w:color="000000"/>
+                <w:top w:val="none" w:sz="0" w:space="0" w:color="000000"/>
+                <w:left w:val="none" w:sz="0" w:space="0" w:color="000000"/>
+                <w:right w:val="none" w:sz="0" w:space="0" w:color="000000"/>
+              </w:pBdr>
+              <w:spacing w:after="100" w:before="100" w:line="240"/>
+              <w:ind w:left="100" w:right="100" w:firstLine="0" w:firstLineChars="0"/>
+              <w:rPr>
+                <w:rFonts w:ascii="Helvetica" w:hAnsi="Helvetica" w:eastAsia="Helvetica" w:cs="Helvetica"/>
+                <w:i w:val="false"/>
+                <w:b w:val="false"/>
+                <w:u w:val="none"/>
+                <w:sz w:val="22"/>
+                <w:szCs w:val="22"/>
+                <w:color w:val="000000"/>
+              </w:rPr>
+            </w:pPr>
+            <w:r>
+              <w:rPr>
+                <w:rFonts w:ascii="Helvetica" w:hAnsi="Helvetica" w:eastAsia="Helvetica" w:cs="Helvetica"/>
+                <w:i w:val="false"/>
+                <w:b w:val="false"/>
+                <w:u w:val="none"/>
+                <w:sz w:val="22"/>
+                <w:szCs w:val="22"/>
+                <w:color w:val="000000"/>
+              </w:rPr>
+              <w:t xml:space="preserve">0.510</w:t>
             </w:r>
           </w:p>
         </w:tc>
@@ -12695,113 +12695,113 @@
                 <w:szCs w:val="22"/>
                 <w:color w:val="000000"/>
               </w:rPr>
-              <w:t xml:space="preserve">0.25</w:t>
-            </w:r>
-          </w:p>
-        </w:tc>
-        <w:tc>
-          <w:tcPr>
-            <w:tcBorders>
-              <w:bottom w:val="none" w:sz="0" w:space="0" w:color="000000"/>
-              <w:top w:val="none" w:sz="0" w:space="0" w:color="000000"/>
-              <w:left w:val="none" w:sz="0" w:space="0" w:color="000000"/>
-              <w:right w:val="none" w:sz="0" w:space="0" w:color="000000"/>
-            </w:tcBorders>
-            <w:shd w:val="clear" w:color="auto" w:fill="FFFFFF"/>
-            <w:tcMar>
-              <w:top w:w="0" w:type="dxa"/>
-              <w:bottom w:w="0" w:type="dxa"/>
-              <w:left w:w="0" w:type="dxa"/>
-              <w:right w:w="0" w:type="dxa"/>
-            </w:tcMar>
-            <w:vAlign w:val="top"/>
-          </w:tcPr>
-          <w:p>
-            <w:pPr>
-              <w:pStyle w:val="Normal"/>
-              <w:jc w:val="center"/>
-              <w:pBdr>
-                <w:bottom w:val="none" w:sz="0" w:space="0" w:color="000000"/>
-                <w:top w:val="none" w:sz="0" w:space="0" w:color="000000"/>
-                <w:left w:val="none" w:sz="0" w:space="0" w:color="000000"/>
-                <w:right w:val="none" w:sz="0" w:space="0" w:color="000000"/>
-              </w:pBdr>
-              <w:spacing w:after="100" w:before="100" w:line="240"/>
-              <w:ind w:left="100" w:right="100" w:firstLine="0" w:firstLineChars="0"/>
-              <w:rPr>
-                <w:rFonts w:ascii="Helvetica" w:hAnsi="Helvetica" w:eastAsia="Helvetica" w:cs="Helvetica"/>
-                <w:i w:val="false"/>
-                <w:b w:val="false"/>
-                <w:u w:val="none"/>
-                <w:sz w:val="22"/>
-                <w:szCs w:val="22"/>
-                <w:color w:val="000000"/>
-              </w:rPr>
-            </w:pPr>
-            <w:r>
-              <w:rPr>
-                <w:rFonts w:ascii="Helvetica" w:hAnsi="Helvetica" w:eastAsia="Helvetica" w:cs="Helvetica"/>
-                <w:i w:val="false"/>
-                <w:b w:val="false"/>
-                <w:u w:val="none"/>
-                <w:sz w:val="22"/>
-                <w:szCs w:val="22"/>
-                <w:color w:val="000000"/>
-              </w:rPr>
-              <w:t xml:space="preserve">0.02, 2.47</w:t>
-            </w:r>
-          </w:p>
-        </w:tc>
-        <w:tc>
-          <w:tcPr>
-            <w:tcBorders>
-              <w:bottom w:val="none" w:sz="0" w:space="0" w:color="000000"/>
-              <w:top w:val="none" w:sz="0" w:space="0" w:color="000000"/>
-              <w:left w:val="none" w:sz="0" w:space="0" w:color="000000"/>
-              <w:right w:val="none" w:sz="0" w:space="0" w:color="000000"/>
-            </w:tcBorders>
-            <w:shd w:val="clear" w:color="auto" w:fill="FFFFFF"/>
-            <w:tcMar>
-              <w:top w:w="0" w:type="dxa"/>
-              <w:bottom w:w="0" w:type="dxa"/>
-              <w:left w:w="0" w:type="dxa"/>
-              <w:right w:w="0" w:type="dxa"/>
-            </w:tcMar>
-            <w:vAlign w:val="top"/>
-          </w:tcPr>
-          <w:p>
-            <w:pPr>
-              <w:pStyle w:val="Normal"/>
-              <w:jc w:val="center"/>
-              <w:pBdr>
-                <w:bottom w:val="none" w:sz="0" w:space="0" w:color="000000"/>
-                <w:top w:val="none" w:sz="0" w:space="0" w:color="000000"/>
-                <w:left w:val="none" w:sz="0" w:space="0" w:color="000000"/>
-                <w:right w:val="none" w:sz="0" w:space="0" w:color="000000"/>
-              </w:pBdr>
-              <w:spacing w:after="100" w:before="100" w:line="240"/>
-              <w:ind w:left="100" w:right="100" w:firstLine="0" w:firstLineChars="0"/>
-              <w:rPr>
-                <w:rFonts w:ascii="Helvetica" w:hAnsi="Helvetica" w:eastAsia="Helvetica" w:cs="Helvetica"/>
-                <w:i w:val="false"/>
-                <w:b w:val="false"/>
-                <w:u w:val="none"/>
-                <w:sz w:val="22"/>
-                <w:szCs w:val="22"/>
-                <w:color w:val="000000"/>
-              </w:rPr>
-            </w:pPr>
-            <w:r>
-              <w:rPr>
-                <w:rFonts w:ascii="Helvetica" w:hAnsi="Helvetica" w:eastAsia="Helvetica" w:cs="Helvetica"/>
-                <w:i w:val="false"/>
-                <w:b w:val="false"/>
-                <w:u w:val="none"/>
-                <w:sz w:val="22"/>
-                <w:szCs w:val="22"/>
-                <w:color w:val="000000"/>
-              </w:rPr>
-              <w:t xml:space="preserve">0.230</w:t>
+              <w:t xml:space="preserve">0.24</w:t>
+            </w:r>
+          </w:p>
+        </w:tc>
+        <w:tc>
+          <w:tcPr>
+            <w:tcBorders>
+              <w:bottom w:val="none" w:sz="0" w:space="0" w:color="000000"/>
+              <w:top w:val="none" w:sz="0" w:space="0" w:color="000000"/>
+              <w:left w:val="none" w:sz="0" w:space="0" w:color="000000"/>
+              <w:right w:val="none" w:sz="0" w:space="0" w:color="000000"/>
+            </w:tcBorders>
+            <w:shd w:val="clear" w:color="auto" w:fill="FFFFFF"/>
+            <w:tcMar>
+              <w:top w:w="0" w:type="dxa"/>
+              <w:bottom w:w="0" w:type="dxa"/>
+              <w:left w:w="0" w:type="dxa"/>
+              <w:right w:w="0" w:type="dxa"/>
+            </w:tcMar>
+            <w:vAlign w:val="top"/>
+          </w:tcPr>
+          <w:p>
+            <w:pPr>
+              <w:pStyle w:val="Normal"/>
+              <w:jc w:val="center"/>
+              <w:pBdr>
+                <w:bottom w:val="none" w:sz="0" w:space="0" w:color="000000"/>
+                <w:top w:val="none" w:sz="0" w:space="0" w:color="000000"/>
+                <w:left w:val="none" w:sz="0" w:space="0" w:color="000000"/>
+                <w:right w:val="none" w:sz="0" w:space="0" w:color="000000"/>
+              </w:pBdr>
+              <w:spacing w:after="100" w:before="100" w:line="240"/>
+              <w:ind w:left="100" w:right="100" w:firstLine="0" w:firstLineChars="0"/>
+              <w:rPr>
+                <w:rFonts w:ascii="Helvetica" w:hAnsi="Helvetica" w:eastAsia="Helvetica" w:cs="Helvetica"/>
+                <w:i w:val="false"/>
+                <w:b w:val="false"/>
+                <w:u w:val="none"/>
+                <w:sz w:val="22"/>
+                <w:szCs w:val="22"/>
+                <w:color w:val="000000"/>
+              </w:rPr>
+            </w:pPr>
+            <w:r>
+              <w:rPr>
+                <w:rFonts w:ascii="Helvetica" w:hAnsi="Helvetica" w:eastAsia="Helvetica" w:cs="Helvetica"/>
+                <w:i w:val="false"/>
+                <w:b w:val="false"/>
+                <w:u w:val="none"/>
+                <w:sz w:val="22"/>
+                <w:szCs w:val="22"/>
+                <w:color w:val="000000"/>
+              </w:rPr>
+              <w:t xml:space="preserve">0.03, 2.08</w:t>
+            </w:r>
+          </w:p>
+        </w:tc>
+        <w:tc>
+          <w:tcPr>
+            <w:tcBorders>
+              <w:bottom w:val="none" w:sz="0" w:space="0" w:color="000000"/>
+              <w:top w:val="none" w:sz="0" w:space="0" w:color="000000"/>
+              <w:left w:val="none" w:sz="0" w:space="0" w:color="000000"/>
+              <w:right w:val="none" w:sz="0" w:space="0" w:color="000000"/>
+            </w:tcBorders>
+            <w:shd w:val="clear" w:color="auto" w:fill="FFFFFF"/>
+            <w:tcMar>
+              <w:top w:w="0" w:type="dxa"/>
+              <w:bottom w:w="0" w:type="dxa"/>
+              <w:left w:w="0" w:type="dxa"/>
+              <w:right w:w="0" w:type="dxa"/>
+            </w:tcMar>
+            <w:vAlign w:val="top"/>
+          </w:tcPr>
+          <w:p>
+            <w:pPr>
+              <w:pStyle w:val="Normal"/>
+              <w:jc w:val="center"/>
+              <w:pBdr>
+                <w:bottom w:val="none" w:sz="0" w:space="0" w:color="000000"/>
+                <w:top w:val="none" w:sz="0" w:space="0" w:color="000000"/>
+                <w:left w:val="none" w:sz="0" w:space="0" w:color="000000"/>
+                <w:right w:val="none" w:sz="0" w:space="0" w:color="000000"/>
+              </w:pBdr>
+              <w:spacing w:after="100" w:before="100" w:line="240"/>
+              <w:ind w:left="100" w:right="100" w:firstLine="0" w:firstLineChars="0"/>
+              <w:rPr>
+                <w:rFonts w:ascii="Helvetica" w:hAnsi="Helvetica" w:eastAsia="Helvetica" w:cs="Helvetica"/>
+                <w:i w:val="false"/>
+                <w:b w:val="false"/>
+                <w:u w:val="none"/>
+                <w:sz w:val="22"/>
+                <w:szCs w:val="22"/>
+                <w:color w:val="000000"/>
+              </w:rPr>
+            </w:pPr>
+            <w:r>
+              <w:rPr>
+                <w:rFonts w:ascii="Helvetica" w:hAnsi="Helvetica" w:eastAsia="Helvetica" w:cs="Helvetica"/>
+                <w:i w:val="false"/>
+                <w:b w:val="false"/>
+                <w:u w:val="none"/>
+                <w:sz w:val="22"/>
+                <w:szCs w:val="22"/>
+                <w:color w:val="000000"/>
+              </w:rPr>
+              <w:t xml:space="preserve">0.200</w:t>
             </w:r>
           </w:p>
         </w:tc>
@@ -13178,120 +13178,120 @@
                 <w:szCs w:val="22"/>
                 <w:color w:val="000000"/>
               </w:rPr>
-              <w:t xml:space="preserve">0.23</w:t>
-            </w:r>
-          </w:p>
-        </w:tc>
-        <w:tc>
-          <w:tcPr>
-            <w:tcBorders>
-              <w:bottom w:val="none" w:sz="0" w:space="0" w:color="000000"/>
-              <w:top w:val="none" w:sz="0" w:space="0" w:color="000000"/>
-              <w:left w:val="none" w:sz="0" w:space="0" w:color="000000"/>
-              <w:right w:val="none" w:sz="0" w:space="0" w:color="000000"/>
-            </w:tcBorders>
-            <w:shd w:val="clear" w:color="auto" w:fill="FFFFFF"/>
-            <w:tcMar>
-              <w:top w:w="0" w:type="dxa"/>
-              <w:bottom w:w="0" w:type="dxa"/>
-              <w:left w:w="0" w:type="dxa"/>
-              <w:right w:w="0" w:type="dxa"/>
-            </w:tcMar>
-            <w:vAlign w:val="top"/>
-          </w:tcPr>
-          <w:p>
-            <w:pPr>
-              <w:pStyle w:val="Normal"/>
-              <w:jc w:val="center"/>
-              <w:pBdr>
-                <w:bottom w:val="none" w:sz="0" w:space="0" w:color="000000"/>
-                <w:top w:val="none" w:sz="0" w:space="0" w:color="000000"/>
-                <w:left w:val="none" w:sz="0" w:space="0" w:color="000000"/>
-                <w:right w:val="none" w:sz="0" w:space="0" w:color="000000"/>
-              </w:pBdr>
-              <w:spacing w:after="100" w:before="100" w:line="240"/>
-              <w:ind w:left="100" w:right="100" w:firstLine="0" w:firstLineChars="0"/>
-              <w:rPr>
-                <w:rFonts w:ascii="Helvetica" w:hAnsi="Helvetica" w:eastAsia="Helvetica" w:cs="Helvetica"/>
-                <w:i w:val="false"/>
-                <w:b w:val="false"/>
-                <w:u w:val="none"/>
-                <w:sz w:val="22"/>
-                <w:szCs w:val="22"/>
-                <w:color w:val="000000"/>
-              </w:rPr>
-            </w:pPr>
-            <w:r>
-              <w:rPr>
-                <w:rFonts w:ascii="Helvetica" w:hAnsi="Helvetica" w:eastAsia="Helvetica" w:cs="Helvetica"/>
-                <w:i w:val="false"/>
-                <w:b w:val="false"/>
-                <w:u w:val="none"/>
-                <w:sz w:val="22"/>
-                <w:szCs w:val="22"/>
-                <w:color w:val="000000"/>
-              </w:rPr>
-              <w:t xml:space="preserve">0.01, 5.75</w:t>
-            </w:r>
-          </w:p>
-        </w:tc>
-        <w:tc>
-          <w:tcPr>
-            <w:tcBorders>
-              <w:bottom w:val="none" w:sz="0" w:space="0" w:color="000000"/>
-              <w:top w:val="none" w:sz="0" w:space="0" w:color="000000"/>
-              <w:left w:val="none" w:sz="0" w:space="0" w:color="000000"/>
-              <w:right w:val="none" w:sz="0" w:space="0" w:color="000000"/>
-            </w:tcBorders>
-            <w:shd w:val="clear" w:color="auto" w:fill="FFFFFF"/>
-            <w:tcMar>
-              <w:top w:w="0" w:type="dxa"/>
-              <w:bottom w:w="0" w:type="dxa"/>
-              <w:left w:w="0" w:type="dxa"/>
-              <w:right w:w="0" w:type="dxa"/>
-            </w:tcMar>
-            <w:vAlign w:val="top"/>
-          </w:tcPr>
-          <w:p>
-            <w:pPr>
-              <w:pStyle w:val="Normal"/>
-              <w:jc w:val="center"/>
-              <w:pBdr>
-                <w:bottom w:val="none" w:sz="0" w:space="0" w:color="000000"/>
-                <w:top w:val="none" w:sz="0" w:space="0" w:color="000000"/>
-                <w:left w:val="none" w:sz="0" w:space="0" w:color="000000"/>
-                <w:right w:val="none" w:sz="0" w:space="0" w:color="000000"/>
-              </w:pBdr>
-              <w:spacing w:after="100" w:before="100" w:line="240"/>
-              <w:ind w:left="100" w:right="100" w:firstLine="0" w:firstLineChars="0"/>
-              <w:rPr>
-                <w:rFonts w:ascii="Helvetica" w:hAnsi="Helvetica" w:eastAsia="Helvetica" w:cs="Helvetica"/>
-                <w:i w:val="false"/>
-                <w:b w:val="false"/>
-                <w:u w:val="none"/>
-                <w:sz w:val="22"/>
-                <w:szCs w:val="22"/>
-                <w:color w:val="000000"/>
-              </w:rPr>
-            </w:pPr>
-            <w:r>
-              <w:rPr>
-                <w:rFonts w:ascii="Helvetica" w:hAnsi="Helvetica" w:eastAsia="Helvetica" w:cs="Helvetica"/>
-                <w:i w:val="false"/>
-                <w:b w:val="false"/>
-                <w:u w:val="none"/>
-                <w:sz w:val="22"/>
-                <w:szCs w:val="22"/>
-                <w:color w:val="000000"/>
-              </w:rPr>
-              <w:t xml:space="preserve">0.370</w:t>
+              <w:t xml:space="preserve">0.24</w:t>
+            </w:r>
+          </w:p>
+        </w:tc>
+        <w:tc>
+          <w:tcPr>
+            <w:tcBorders>
+              <w:bottom w:val="none" w:sz="0" w:space="0" w:color="000000"/>
+              <w:top w:val="none" w:sz="0" w:space="0" w:color="000000"/>
+              <w:left w:val="none" w:sz="0" w:space="0" w:color="000000"/>
+              <w:right w:val="none" w:sz="0" w:space="0" w:color="000000"/>
+            </w:tcBorders>
+            <w:shd w:val="clear" w:color="auto" w:fill="FFFFFF"/>
+            <w:tcMar>
+              <w:top w:w="0" w:type="dxa"/>
+              <w:bottom w:w="0" w:type="dxa"/>
+              <w:left w:w="0" w:type="dxa"/>
+              <w:right w:w="0" w:type="dxa"/>
+            </w:tcMar>
+            <w:vAlign w:val="top"/>
+          </w:tcPr>
+          <w:p>
+            <w:pPr>
+              <w:pStyle w:val="Normal"/>
+              <w:jc w:val="center"/>
+              <w:pBdr>
+                <w:bottom w:val="none" w:sz="0" w:space="0" w:color="000000"/>
+                <w:top w:val="none" w:sz="0" w:space="0" w:color="000000"/>
+                <w:left w:val="none" w:sz="0" w:space="0" w:color="000000"/>
+                <w:right w:val="none" w:sz="0" w:space="0" w:color="000000"/>
+              </w:pBdr>
+              <w:spacing w:after="100" w:before="100" w:line="240"/>
+              <w:ind w:left="100" w:right="100" w:firstLine="0" w:firstLineChars="0"/>
+              <w:rPr>
+                <w:rFonts w:ascii="Helvetica" w:hAnsi="Helvetica" w:eastAsia="Helvetica" w:cs="Helvetica"/>
+                <w:i w:val="false"/>
+                <w:b w:val="false"/>
+                <w:u w:val="none"/>
+                <w:sz w:val="22"/>
+                <w:szCs w:val="22"/>
+                <w:color w:val="000000"/>
+              </w:rPr>
+            </w:pPr>
+            <w:r>
+              <w:rPr>
+                <w:rFonts w:ascii="Helvetica" w:hAnsi="Helvetica" w:eastAsia="Helvetica" w:cs="Helvetica"/>
+                <w:i w:val="false"/>
+                <w:b w:val="false"/>
+                <w:u w:val="none"/>
+                <w:sz w:val="22"/>
+                <w:szCs w:val="22"/>
+                <w:color w:val="000000"/>
+              </w:rPr>
+              <w:t xml:space="preserve">0.01, 6.70</w:t>
+            </w:r>
+          </w:p>
+        </w:tc>
+        <w:tc>
+          <w:tcPr>
+            <w:tcBorders>
+              <w:bottom w:val="none" w:sz="0" w:space="0" w:color="000000"/>
+              <w:top w:val="none" w:sz="0" w:space="0" w:color="000000"/>
+              <w:left w:val="none" w:sz="0" w:space="0" w:color="000000"/>
+              <w:right w:val="none" w:sz="0" w:space="0" w:color="000000"/>
+            </w:tcBorders>
+            <w:shd w:val="clear" w:color="auto" w:fill="FFFFFF"/>
+            <w:tcMar>
+              <w:top w:w="0" w:type="dxa"/>
+              <w:bottom w:w="0" w:type="dxa"/>
+              <w:left w:w="0" w:type="dxa"/>
+              <w:right w:w="0" w:type="dxa"/>
+            </w:tcMar>
+            <w:vAlign w:val="top"/>
+          </w:tcPr>
+          <w:p>
+            <w:pPr>
+              <w:pStyle w:val="Normal"/>
+              <w:jc w:val="center"/>
+              <w:pBdr>
+                <w:bottom w:val="none" w:sz="0" w:space="0" w:color="000000"/>
+                <w:top w:val="none" w:sz="0" w:space="0" w:color="000000"/>
+                <w:left w:val="none" w:sz="0" w:space="0" w:color="000000"/>
+                <w:right w:val="none" w:sz="0" w:space="0" w:color="000000"/>
+              </w:pBdr>
+              <w:spacing w:after="100" w:before="100" w:line="240"/>
+              <w:ind w:left="100" w:right="100" w:firstLine="0" w:firstLineChars="0"/>
+              <w:rPr>
+                <w:rFonts w:ascii="Helvetica" w:hAnsi="Helvetica" w:eastAsia="Helvetica" w:cs="Helvetica"/>
+                <w:i w:val="false"/>
+                <w:b w:val="false"/>
+                <w:u w:val="none"/>
+                <w:sz w:val="22"/>
+                <w:szCs w:val="22"/>
+                <w:color w:val="000000"/>
+              </w:rPr>
+            </w:pPr>
+            <w:r>
+              <w:rPr>
+                <w:rFonts w:ascii="Helvetica" w:hAnsi="Helvetica" w:eastAsia="Helvetica" w:cs="Helvetica"/>
+                <w:i w:val="false"/>
+                <w:b w:val="false"/>
+                <w:u w:val="none"/>
+                <w:sz w:val="22"/>
+                <w:szCs w:val="22"/>
+                <w:color w:val="000000"/>
+              </w:rPr>
+              <w:t xml:space="preserve">0.400</w:t>
             </w:r>
           </w:p>
         </w:tc>
       </w:tr>
       <w:tr>
         <w:trPr>
-          <w:trHeight w:val="598" w:hRule="auto"/>
+          <w:trHeight w:val="619" w:hRule="auto"/>
         </w:trPr>
         body27
         <w:tc>
@@ -13343,7 +13343,7 @@
                 <w:szCs w:val="22"/>
                 <w:color w:val="000000"/>
               </w:rPr>
-              <w:t xml:space="preserve">cockcroft</w:t>
+              <w:t xml:space="preserve">ckd_epi_gfr_cre_cys</w:t>
             </w:r>
           </w:p>
         </w:tc>
@@ -13449,7 +13449,7 @@
                 <w:szCs w:val="22"/>
                 <w:color w:val="000000"/>
               </w:rPr>
-              <w:t xml:space="preserve">1.01</w:t>
+              <w:t xml:space="preserve">1.00</w:t>
             </w:r>
           </w:p>
         </w:tc>
@@ -13502,7 +13502,7 @@
                 <w:szCs w:val="22"/>
                 <w:color w:val="000000"/>
               </w:rPr>
-              <w:t xml:space="preserve">0.99, 1.02</w:t>
+              <w:t xml:space="preserve">0.96, 1.04</w:t>
             </w:r>
           </w:p>
         </w:tc>
@@ -13555,7 +13555,7 @@
                 <w:szCs w:val="22"/>
                 <w:color w:val="000000"/>
               </w:rPr>
-              <w:t xml:space="preserve">0.520</w:t>
+              <w:t xml:space="preserve">0.960</w:t>
             </w:r>
           </w:p>
         </w:tc>
@@ -13661,7 +13661,7 @@
                 <w:szCs w:val="22"/>
                 <w:color w:val="000000"/>
               </w:rPr>
-              <w:t xml:space="preserve">1.03</w:t>
+              <w:t xml:space="preserve">1.06</w:t>
             </w:r>
           </w:p>
         </w:tc>
@@ -13714,7 +13714,7 @@
                 <w:szCs w:val="22"/>
                 <w:color w:val="000000"/>
               </w:rPr>
-              <w:t xml:space="preserve">0.99, 1.07</w:t>
+              <w:t xml:space="preserve">0.97, 1.15</w:t>
             </w:r>
           </w:p>
         </w:tc>
@@ -13767,7 +13767,7 @@
                 <w:szCs w:val="22"/>
                 <w:color w:val="000000"/>
               </w:rPr>
-              <w:t xml:space="preserve">0.150</w:t>
+              <w:t xml:space="preserve">0.210</w:t>
             </w:r>
           </w:p>
         </w:tc>

--- a/docs/tables/auc3/sec6_aki_365.docx
+++ b/docs/tables/auc3/sec6_aki_365.docx
@@ -1103,7 +1103,7 @@
                 <w:szCs w:val="22"/>
                 <w:color w:val="000000"/>
               </w:rPr>
-              <w:t xml:space="preserve">1.47</w:t>
+              <w:t xml:space="preserve">1.07</w:t>
             </w:r>
           </w:p>
         </w:tc>
@@ -1156,7 +1156,7 @@
                 <w:szCs w:val="22"/>
                 <w:color w:val="000000"/>
               </w:rPr>
-              <w:t xml:space="preserve">0.88, 2.47</w:t>
+              <w:t xml:space="preserve">0.63, 1.82</w:t>
             </w:r>
           </w:p>
         </w:tc>
@@ -1209,7 +1209,7 @@
                 <w:szCs w:val="22"/>
                 <w:color w:val="000000"/>
               </w:rPr>
-              <w:t xml:space="preserve">0.140</w:t>
+              <w:t xml:space="preserve">0.790</w:t>
             </w:r>
           </w:p>
         </w:tc>
@@ -1639,60 +1639,60 @@
                 <w:szCs w:val="22"/>
                 <w:color w:val="000000"/>
               </w:rPr>
-              <w:t xml:space="preserve">0.96, 1.11</w:t>
-            </w:r>
-          </w:p>
-        </w:tc>
-        <w:tc>
-          <w:tcPr>
-            <w:tcBorders>
-              <w:bottom w:val="none" w:sz="0" w:space="0" w:color="000000"/>
-              <w:top w:val="none" w:sz="0" w:space="0" w:color="000000"/>
-              <w:left w:val="none" w:sz="0" w:space="0" w:color="000000"/>
-              <w:right w:val="none" w:sz="0" w:space="0" w:color="000000"/>
-            </w:tcBorders>
-            <w:shd w:val="clear" w:color="auto" w:fill="FFFFFF"/>
-            <w:tcMar>
-              <w:top w:w="0" w:type="dxa"/>
-              <w:bottom w:w="0" w:type="dxa"/>
-              <w:left w:w="0" w:type="dxa"/>
-              <w:right w:w="0" w:type="dxa"/>
-            </w:tcMar>
-            <w:vAlign w:val="top"/>
-          </w:tcPr>
-          <w:p>
-            <w:pPr>
-              <w:pStyle w:val="Normal"/>
-              <w:jc w:val="center"/>
-              <w:pBdr>
-                <w:bottom w:val="none" w:sz="0" w:space="0" w:color="000000"/>
-                <w:top w:val="none" w:sz="0" w:space="0" w:color="000000"/>
-                <w:left w:val="none" w:sz="0" w:space="0" w:color="000000"/>
-                <w:right w:val="none" w:sz="0" w:space="0" w:color="000000"/>
-              </w:pBdr>
-              <w:spacing w:after="100" w:before="100" w:line="240"/>
-              <w:ind w:left="100" w:right="100" w:firstLine="0" w:firstLineChars="0"/>
-              <w:rPr>
-                <w:rFonts w:ascii="Helvetica" w:hAnsi="Helvetica" w:eastAsia="Helvetica" w:cs="Helvetica"/>
-                <w:i w:val="false"/>
-                <w:b w:val="false"/>
-                <w:u w:val="none"/>
-                <w:sz w:val="22"/>
-                <w:szCs w:val="22"/>
-                <w:color w:val="000000"/>
-              </w:rPr>
-            </w:pPr>
-            <w:r>
-              <w:rPr>
-                <w:rFonts w:ascii="Helvetica" w:hAnsi="Helvetica" w:eastAsia="Helvetica" w:cs="Helvetica"/>
-                <w:i w:val="false"/>
-                <w:b w:val="false"/>
-                <w:u w:val="none"/>
-                <w:sz w:val="22"/>
-                <w:szCs w:val="22"/>
-                <w:color w:val="000000"/>
-              </w:rPr>
-              <w:t xml:space="preserve">0.330</w:t>
+              <w:t xml:space="preserve">0.96, 1.12</w:t>
+            </w:r>
+          </w:p>
+        </w:tc>
+        <w:tc>
+          <w:tcPr>
+            <w:tcBorders>
+              <w:bottom w:val="none" w:sz="0" w:space="0" w:color="000000"/>
+              <w:top w:val="none" w:sz="0" w:space="0" w:color="000000"/>
+              <w:left w:val="none" w:sz="0" w:space="0" w:color="000000"/>
+              <w:right w:val="none" w:sz="0" w:space="0" w:color="000000"/>
+            </w:tcBorders>
+            <w:shd w:val="clear" w:color="auto" w:fill="FFFFFF"/>
+            <w:tcMar>
+              <w:top w:w="0" w:type="dxa"/>
+              <w:bottom w:w="0" w:type="dxa"/>
+              <w:left w:w="0" w:type="dxa"/>
+              <w:right w:w="0" w:type="dxa"/>
+            </w:tcMar>
+            <w:vAlign w:val="top"/>
+          </w:tcPr>
+          <w:p>
+            <w:pPr>
+              <w:pStyle w:val="Normal"/>
+              <w:jc w:val="center"/>
+              <w:pBdr>
+                <w:bottom w:val="none" w:sz="0" w:space="0" w:color="000000"/>
+                <w:top w:val="none" w:sz="0" w:space="0" w:color="000000"/>
+                <w:left w:val="none" w:sz="0" w:space="0" w:color="000000"/>
+                <w:right w:val="none" w:sz="0" w:space="0" w:color="000000"/>
+              </w:pBdr>
+              <w:spacing w:after="100" w:before="100" w:line="240"/>
+              <w:ind w:left="100" w:right="100" w:firstLine="0" w:firstLineChars="0"/>
+              <w:rPr>
+                <w:rFonts w:ascii="Helvetica" w:hAnsi="Helvetica" w:eastAsia="Helvetica" w:cs="Helvetica"/>
+                <w:i w:val="false"/>
+                <w:b w:val="false"/>
+                <w:u w:val="none"/>
+                <w:sz w:val="22"/>
+                <w:szCs w:val="22"/>
+                <w:color w:val="000000"/>
+              </w:rPr>
+            </w:pPr>
+            <w:r>
+              <w:rPr>
+                <w:rFonts w:ascii="Helvetica" w:hAnsi="Helvetica" w:eastAsia="Helvetica" w:cs="Helvetica"/>
+                <w:i w:val="false"/>
+                <w:b w:val="false"/>
+                <w:u w:val="none"/>
+                <w:sz w:val="22"/>
+                <w:szCs w:val="22"/>
+                <w:color w:val="000000"/>
+              </w:rPr>
+              <w:t xml:space="preserve">0.380</w:t>
             </w:r>
           </w:p>
         </w:tc>
@@ -3035,113 +3035,113 @@
                 <w:szCs w:val="22"/>
                 <w:color w:val="000000"/>
               </w:rPr>
-              <w:t xml:space="preserve">2.26</w:t>
-            </w:r>
-          </w:p>
-        </w:tc>
-        <w:tc>
-          <w:tcPr>
-            <w:tcBorders>
-              <w:bottom w:val="none" w:sz="0" w:space="0" w:color="000000"/>
-              <w:top w:val="none" w:sz="0" w:space="0" w:color="000000"/>
-              <w:left w:val="none" w:sz="0" w:space="0" w:color="000000"/>
-              <w:right w:val="none" w:sz="0" w:space="0" w:color="000000"/>
-            </w:tcBorders>
-            <w:shd w:val="clear" w:color="auto" w:fill="FFFFFF"/>
-            <w:tcMar>
-              <w:top w:w="0" w:type="dxa"/>
-              <w:bottom w:w="0" w:type="dxa"/>
-              <w:left w:w="0" w:type="dxa"/>
-              <w:right w:w="0" w:type="dxa"/>
-            </w:tcMar>
-            <w:vAlign w:val="top"/>
-          </w:tcPr>
-          <w:p>
-            <w:pPr>
-              <w:pStyle w:val="Normal"/>
-              <w:jc w:val="center"/>
-              <w:pBdr>
-                <w:bottom w:val="none" w:sz="0" w:space="0" w:color="000000"/>
-                <w:top w:val="none" w:sz="0" w:space="0" w:color="000000"/>
-                <w:left w:val="none" w:sz="0" w:space="0" w:color="000000"/>
-                <w:right w:val="none" w:sz="0" w:space="0" w:color="000000"/>
-              </w:pBdr>
-              <w:spacing w:after="100" w:before="100" w:line="240"/>
-              <w:ind w:left="100" w:right="100" w:firstLine="0" w:firstLineChars="0"/>
-              <w:rPr>
-                <w:rFonts w:ascii="Helvetica" w:hAnsi="Helvetica" w:eastAsia="Helvetica" w:cs="Helvetica"/>
-                <w:i w:val="false"/>
-                <w:b w:val="false"/>
-                <w:u w:val="none"/>
-                <w:sz w:val="22"/>
-                <w:szCs w:val="22"/>
-                <w:color w:val="000000"/>
-              </w:rPr>
-            </w:pPr>
-            <w:r>
-              <w:rPr>
-                <w:rFonts w:ascii="Helvetica" w:hAnsi="Helvetica" w:eastAsia="Helvetica" w:cs="Helvetica"/>
-                <w:i w:val="false"/>
-                <w:b w:val="false"/>
-                <w:u w:val="none"/>
-                <w:sz w:val="22"/>
-                <w:szCs w:val="22"/>
-                <w:color w:val="000000"/>
-              </w:rPr>
-              <w:t xml:space="preserve">0.20, 25.4</w:t>
-            </w:r>
-          </w:p>
-        </w:tc>
-        <w:tc>
-          <w:tcPr>
-            <w:tcBorders>
-              <w:bottom w:val="none" w:sz="0" w:space="0" w:color="000000"/>
-              <w:top w:val="none" w:sz="0" w:space="0" w:color="000000"/>
-              <w:left w:val="none" w:sz="0" w:space="0" w:color="000000"/>
-              <w:right w:val="none" w:sz="0" w:space="0" w:color="000000"/>
-            </w:tcBorders>
-            <w:shd w:val="clear" w:color="auto" w:fill="FFFFFF"/>
-            <w:tcMar>
-              <w:top w:w="0" w:type="dxa"/>
-              <w:bottom w:w="0" w:type="dxa"/>
-              <w:left w:w="0" w:type="dxa"/>
-              <w:right w:w="0" w:type="dxa"/>
-            </w:tcMar>
-            <w:vAlign w:val="top"/>
-          </w:tcPr>
-          <w:p>
-            <w:pPr>
-              <w:pStyle w:val="Normal"/>
-              <w:jc w:val="center"/>
-              <w:pBdr>
-                <w:bottom w:val="none" w:sz="0" w:space="0" w:color="000000"/>
-                <w:top w:val="none" w:sz="0" w:space="0" w:color="000000"/>
-                <w:left w:val="none" w:sz="0" w:space="0" w:color="000000"/>
-                <w:right w:val="none" w:sz="0" w:space="0" w:color="000000"/>
-              </w:pBdr>
-              <w:spacing w:after="100" w:before="100" w:line="240"/>
-              <w:ind w:left="100" w:right="100" w:firstLine="0" w:firstLineChars="0"/>
-              <w:rPr>
-                <w:rFonts w:ascii="Helvetica" w:hAnsi="Helvetica" w:eastAsia="Helvetica" w:cs="Helvetica"/>
-                <w:i w:val="false"/>
-                <w:b w:val="false"/>
-                <w:u w:val="none"/>
-                <w:sz w:val="22"/>
-                <w:szCs w:val="22"/>
-                <w:color w:val="000000"/>
-              </w:rPr>
-            </w:pPr>
-            <w:r>
-              <w:rPr>
-                <w:rFonts w:ascii="Helvetica" w:hAnsi="Helvetica" w:eastAsia="Helvetica" w:cs="Helvetica"/>
-                <w:i w:val="false"/>
-                <w:b w:val="false"/>
-                <w:u w:val="none"/>
-                <w:sz w:val="22"/>
-                <w:szCs w:val="22"/>
-                <w:color w:val="000000"/>
-              </w:rPr>
-              <w:t xml:space="preserve">0.510</w:t>
+              <w:t xml:space="preserve">1.94</w:t>
+            </w:r>
+          </w:p>
+        </w:tc>
+        <w:tc>
+          <w:tcPr>
+            <w:tcBorders>
+              <w:bottom w:val="none" w:sz="0" w:space="0" w:color="000000"/>
+              <w:top w:val="none" w:sz="0" w:space="0" w:color="000000"/>
+              <w:left w:val="none" w:sz="0" w:space="0" w:color="000000"/>
+              <w:right w:val="none" w:sz="0" w:space="0" w:color="000000"/>
+            </w:tcBorders>
+            <w:shd w:val="clear" w:color="auto" w:fill="FFFFFF"/>
+            <w:tcMar>
+              <w:top w:w="0" w:type="dxa"/>
+              <w:bottom w:w="0" w:type="dxa"/>
+              <w:left w:w="0" w:type="dxa"/>
+              <w:right w:w="0" w:type="dxa"/>
+            </w:tcMar>
+            <w:vAlign w:val="top"/>
+          </w:tcPr>
+          <w:p>
+            <w:pPr>
+              <w:pStyle w:val="Normal"/>
+              <w:jc w:val="center"/>
+              <w:pBdr>
+                <w:bottom w:val="none" w:sz="0" w:space="0" w:color="000000"/>
+                <w:top w:val="none" w:sz="0" w:space="0" w:color="000000"/>
+                <w:left w:val="none" w:sz="0" w:space="0" w:color="000000"/>
+                <w:right w:val="none" w:sz="0" w:space="0" w:color="000000"/>
+              </w:pBdr>
+              <w:spacing w:after="100" w:before="100" w:line="240"/>
+              <w:ind w:left="100" w:right="100" w:firstLine="0" w:firstLineChars="0"/>
+              <w:rPr>
+                <w:rFonts w:ascii="Helvetica" w:hAnsi="Helvetica" w:eastAsia="Helvetica" w:cs="Helvetica"/>
+                <w:i w:val="false"/>
+                <w:b w:val="false"/>
+                <w:u w:val="none"/>
+                <w:sz w:val="22"/>
+                <w:szCs w:val="22"/>
+                <w:color w:val="000000"/>
+              </w:rPr>
+            </w:pPr>
+            <w:r>
+              <w:rPr>
+                <w:rFonts w:ascii="Helvetica" w:hAnsi="Helvetica" w:eastAsia="Helvetica" w:cs="Helvetica"/>
+                <w:i w:val="false"/>
+                <w:b w:val="false"/>
+                <w:u w:val="none"/>
+                <w:sz w:val="22"/>
+                <w:szCs w:val="22"/>
+                <w:color w:val="000000"/>
+              </w:rPr>
+              <w:t xml:space="preserve">0.16, 24.1</w:t>
+            </w:r>
+          </w:p>
+        </w:tc>
+        <w:tc>
+          <w:tcPr>
+            <w:tcBorders>
+              <w:bottom w:val="none" w:sz="0" w:space="0" w:color="000000"/>
+              <w:top w:val="none" w:sz="0" w:space="0" w:color="000000"/>
+              <w:left w:val="none" w:sz="0" w:space="0" w:color="000000"/>
+              <w:right w:val="none" w:sz="0" w:space="0" w:color="000000"/>
+            </w:tcBorders>
+            <w:shd w:val="clear" w:color="auto" w:fill="FFFFFF"/>
+            <w:tcMar>
+              <w:top w:w="0" w:type="dxa"/>
+              <w:bottom w:w="0" w:type="dxa"/>
+              <w:left w:w="0" w:type="dxa"/>
+              <w:right w:w="0" w:type="dxa"/>
+            </w:tcMar>
+            <w:vAlign w:val="top"/>
+          </w:tcPr>
+          <w:p>
+            <w:pPr>
+              <w:pStyle w:val="Normal"/>
+              <w:jc w:val="center"/>
+              <w:pBdr>
+                <w:bottom w:val="none" w:sz="0" w:space="0" w:color="000000"/>
+                <w:top w:val="none" w:sz="0" w:space="0" w:color="000000"/>
+                <w:left w:val="none" w:sz="0" w:space="0" w:color="000000"/>
+                <w:right w:val="none" w:sz="0" w:space="0" w:color="000000"/>
+              </w:pBdr>
+              <w:spacing w:after="100" w:before="100" w:line="240"/>
+              <w:ind w:left="100" w:right="100" w:firstLine="0" w:firstLineChars="0"/>
+              <w:rPr>
+                <w:rFonts w:ascii="Helvetica" w:hAnsi="Helvetica" w:eastAsia="Helvetica" w:cs="Helvetica"/>
+                <w:i w:val="false"/>
+                <w:b w:val="false"/>
+                <w:u w:val="none"/>
+                <w:sz w:val="22"/>
+                <w:szCs w:val="22"/>
+                <w:color w:val="000000"/>
+              </w:rPr>
+            </w:pPr>
+            <w:r>
+              <w:rPr>
+                <w:rFonts w:ascii="Helvetica" w:hAnsi="Helvetica" w:eastAsia="Helvetica" w:cs="Helvetica"/>
+                <w:i w:val="false"/>
+                <w:b w:val="false"/>
+                <w:u w:val="none"/>
+                <w:sz w:val="22"/>
+                <w:szCs w:val="22"/>
+                <w:color w:val="000000"/>
+              </w:rPr>
+              <w:t xml:space="preserve">0.610</w:t>
             </w:r>
           </w:p>
         </w:tc>
@@ -3518,113 +3518,113 @@
                 <w:szCs w:val="22"/>
                 <w:color w:val="000000"/>
               </w:rPr>
-              <w:t xml:space="preserve">1.04</w:t>
-            </w:r>
-          </w:p>
-        </w:tc>
-        <w:tc>
-          <w:tcPr>
-            <w:tcBorders>
-              <w:bottom w:val="none" w:sz="0" w:space="0" w:color="000000"/>
-              <w:top w:val="none" w:sz="0" w:space="0" w:color="000000"/>
-              <w:left w:val="none" w:sz="0" w:space="0" w:color="000000"/>
-              <w:right w:val="none" w:sz="0" w:space="0" w:color="000000"/>
-            </w:tcBorders>
-            <w:shd w:val="clear" w:color="auto" w:fill="FFFFFF"/>
-            <w:tcMar>
-              <w:top w:w="0" w:type="dxa"/>
-              <w:bottom w:w="0" w:type="dxa"/>
-              <w:left w:w="0" w:type="dxa"/>
-              <w:right w:w="0" w:type="dxa"/>
-            </w:tcMar>
-            <w:vAlign w:val="top"/>
-          </w:tcPr>
-          <w:p>
-            <w:pPr>
-              <w:pStyle w:val="Normal"/>
-              <w:jc w:val="center"/>
-              <w:pBdr>
-                <w:bottom w:val="none" w:sz="0" w:space="0" w:color="000000"/>
-                <w:top w:val="none" w:sz="0" w:space="0" w:color="000000"/>
-                <w:left w:val="none" w:sz="0" w:space="0" w:color="000000"/>
-                <w:right w:val="none" w:sz="0" w:space="0" w:color="000000"/>
-              </w:pBdr>
-              <w:spacing w:after="100" w:before="100" w:line="240"/>
-              <w:ind w:left="100" w:right="100" w:firstLine="0" w:firstLineChars="0"/>
-              <w:rPr>
-                <w:rFonts w:ascii="Helvetica" w:hAnsi="Helvetica" w:eastAsia="Helvetica" w:cs="Helvetica"/>
-                <w:i w:val="false"/>
-                <w:b w:val="false"/>
-                <w:u w:val="none"/>
-                <w:sz w:val="22"/>
-                <w:szCs w:val="22"/>
-                <w:color w:val="000000"/>
-              </w:rPr>
-            </w:pPr>
-            <w:r>
-              <w:rPr>
-                <w:rFonts w:ascii="Helvetica" w:hAnsi="Helvetica" w:eastAsia="Helvetica" w:cs="Helvetica"/>
-                <w:i w:val="false"/>
-                <w:b w:val="false"/>
-                <w:u w:val="none"/>
-                <w:sz w:val="22"/>
-                <w:szCs w:val="22"/>
-                <w:color w:val="000000"/>
-              </w:rPr>
-              <w:t xml:space="preserve">0.75, 1.44</w:t>
-            </w:r>
-          </w:p>
-        </w:tc>
-        <w:tc>
-          <w:tcPr>
-            <w:tcBorders>
-              <w:bottom w:val="none" w:sz="0" w:space="0" w:color="000000"/>
-              <w:top w:val="none" w:sz="0" w:space="0" w:color="000000"/>
-              <w:left w:val="none" w:sz="0" w:space="0" w:color="000000"/>
-              <w:right w:val="none" w:sz="0" w:space="0" w:color="000000"/>
-            </w:tcBorders>
-            <w:shd w:val="clear" w:color="auto" w:fill="FFFFFF"/>
-            <w:tcMar>
-              <w:top w:w="0" w:type="dxa"/>
-              <w:bottom w:w="0" w:type="dxa"/>
-              <w:left w:w="0" w:type="dxa"/>
-              <w:right w:w="0" w:type="dxa"/>
-            </w:tcMar>
-            <w:vAlign w:val="top"/>
-          </w:tcPr>
-          <w:p>
-            <w:pPr>
-              <w:pStyle w:val="Normal"/>
-              <w:jc w:val="center"/>
-              <w:pBdr>
-                <w:bottom w:val="none" w:sz="0" w:space="0" w:color="000000"/>
-                <w:top w:val="none" w:sz="0" w:space="0" w:color="000000"/>
-                <w:left w:val="none" w:sz="0" w:space="0" w:color="000000"/>
-                <w:right w:val="none" w:sz="0" w:space="0" w:color="000000"/>
-              </w:pBdr>
-              <w:spacing w:after="100" w:before="100" w:line="240"/>
-              <w:ind w:left="100" w:right="100" w:firstLine="0" w:firstLineChars="0"/>
-              <w:rPr>
-                <w:rFonts w:ascii="Helvetica" w:hAnsi="Helvetica" w:eastAsia="Helvetica" w:cs="Helvetica"/>
-                <w:i w:val="false"/>
-                <w:b w:val="false"/>
-                <w:u w:val="none"/>
-                <w:sz w:val="22"/>
-                <w:szCs w:val="22"/>
-                <w:color w:val="000000"/>
-              </w:rPr>
-            </w:pPr>
-            <w:r>
-              <w:rPr>
-                <w:rFonts w:ascii="Helvetica" w:hAnsi="Helvetica" w:eastAsia="Helvetica" w:cs="Helvetica"/>
-                <w:i w:val="false"/>
-                <w:b w:val="false"/>
-                <w:u w:val="none"/>
-                <w:sz w:val="22"/>
-                <w:szCs w:val="22"/>
-                <w:color w:val="000000"/>
-              </w:rPr>
-              <w:t xml:space="preserve">0.830</w:t>
+              <w:t xml:space="preserve">1.03</w:t>
+            </w:r>
+          </w:p>
+        </w:tc>
+        <w:tc>
+          <w:tcPr>
+            <w:tcBorders>
+              <w:bottom w:val="none" w:sz="0" w:space="0" w:color="000000"/>
+              <w:top w:val="none" w:sz="0" w:space="0" w:color="000000"/>
+              <w:left w:val="none" w:sz="0" w:space="0" w:color="000000"/>
+              <w:right w:val="none" w:sz="0" w:space="0" w:color="000000"/>
+            </w:tcBorders>
+            <w:shd w:val="clear" w:color="auto" w:fill="FFFFFF"/>
+            <w:tcMar>
+              <w:top w:w="0" w:type="dxa"/>
+              <w:bottom w:w="0" w:type="dxa"/>
+              <w:left w:w="0" w:type="dxa"/>
+              <w:right w:w="0" w:type="dxa"/>
+            </w:tcMar>
+            <w:vAlign w:val="top"/>
+          </w:tcPr>
+          <w:p>
+            <w:pPr>
+              <w:pStyle w:val="Normal"/>
+              <w:jc w:val="center"/>
+              <w:pBdr>
+                <w:bottom w:val="none" w:sz="0" w:space="0" w:color="000000"/>
+                <w:top w:val="none" w:sz="0" w:space="0" w:color="000000"/>
+                <w:left w:val="none" w:sz="0" w:space="0" w:color="000000"/>
+                <w:right w:val="none" w:sz="0" w:space="0" w:color="000000"/>
+              </w:pBdr>
+              <w:spacing w:after="100" w:before="100" w:line="240"/>
+              <w:ind w:left="100" w:right="100" w:firstLine="0" w:firstLineChars="0"/>
+              <w:rPr>
+                <w:rFonts w:ascii="Helvetica" w:hAnsi="Helvetica" w:eastAsia="Helvetica" w:cs="Helvetica"/>
+                <w:i w:val="false"/>
+                <w:b w:val="false"/>
+                <w:u w:val="none"/>
+                <w:sz w:val="22"/>
+                <w:szCs w:val="22"/>
+                <w:color w:val="000000"/>
+              </w:rPr>
+            </w:pPr>
+            <w:r>
+              <w:rPr>
+                <w:rFonts w:ascii="Helvetica" w:hAnsi="Helvetica" w:eastAsia="Helvetica" w:cs="Helvetica"/>
+                <w:i w:val="false"/>
+                <w:b w:val="false"/>
+                <w:u w:val="none"/>
+                <w:sz w:val="22"/>
+                <w:szCs w:val="22"/>
+                <w:color w:val="000000"/>
+              </w:rPr>
+              <w:t xml:space="preserve">0.74, 1.43</w:t>
+            </w:r>
+          </w:p>
+        </w:tc>
+        <w:tc>
+          <w:tcPr>
+            <w:tcBorders>
+              <w:bottom w:val="none" w:sz="0" w:space="0" w:color="000000"/>
+              <w:top w:val="none" w:sz="0" w:space="0" w:color="000000"/>
+              <w:left w:val="none" w:sz="0" w:space="0" w:color="000000"/>
+              <w:right w:val="none" w:sz="0" w:space="0" w:color="000000"/>
+            </w:tcBorders>
+            <w:shd w:val="clear" w:color="auto" w:fill="FFFFFF"/>
+            <w:tcMar>
+              <w:top w:w="0" w:type="dxa"/>
+              <w:bottom w:w="0" w:type="dxa"/>
+              <w:left w:w="0" w:type="dxa"/>
+              <w:right w:w="0" w:type="dxa"/>
+            </w:tcMar>
+            <w:vAlign w:val="top"/>
+          </w:tcPr>
+          <w:p>
+            <w:pPr>
+              <w:pStyle w:val="Normal"/>
+              <w:jc w:val="center"/>
+              <w:pBdr>
+                <w:bottom w:val="none" w:sz="0" w:space="0" w:color="000000"/>
+                <w:top w:val="none" w:sz="0" w:space="0" w:color="000000"/>
+                <w:left w:val="none" w:sz="0" w:space="0" w:color="000000"/>
+                <w:right w:val="none" w:sz="0" w:space="0" w:color="000000"/>
+              </w:pBdr>
+              <w:spacing w:after="100" w:before="100" w:line="240"/>
+              <w:ind w:left="100" w:right="100" w:firstLine="0" w:firstLineChars="0"/>
+              <w:rPr>
+                <w:rFonts w:ascii="Helvetica" w:hAnsi="Helvetica" w:eastAsia="Helvetica" w:cs="Helvetica"/>
+                <w:i w:val="false"/>
+                <w:b w:val="false"/>
+                <w:u w:val="none"/>
+                <w:sz w:val="22"/>
+                <w:szCs w:val="22"/>
+                <w:color w:val="000000"/>
+              </w:rPr>
+            </w:pPr>
+            <w:r>
+              <w:rPr>
+                <w:rFonts w:ascii="Helvetica" w:hAnsi="Helvetica" w:eastAsia="Helvetica" w:cs="Helvetica"/>
+                <w:i w:val="false"/>
+                <w:b w:val="false"/>
+                <w:u w:val="none"/>
+                <w:sz w:val="22"/>
+                <w:szCs w:val="22"/>
+                <w:color w:val="000000"/>
+              </w:rPr>
+              <w:t xml:space="preserve">0.860</w:t>
             </w:r>
           </w:p>
         </w:tc>
@@ -4967,113 +4967,113 @@
                 <w:szCs w:val="22"/>
                 <w:color w:val="000000"/>
               </w:rPr>
-              <w:t xml:space="preserve">1.24</w:t>
-            </w:r>
-          </w:p>
-        </w:tc>
-        <w:tc>
-          <w:tcPr>
-            <w:tcBorders>
-              <w:bottom w:val="none" w:sz="0" w:space="0" w:color="000000"/>
-              <w:top w:val="none" w:sz="0" w:space="0" w:color="000000"/>
-              <w:left w:val="none" w:sz="0" w:space="0" w:color="000000"/>
-              <w:right w:val="none" w:sz="0" w:space="0" w:color="000000"/>
-            </w:tcBorders>
-            <w:shd w:val="clear" w:color="auto" w:fill="FFFFFF"/>
-            <w:tcMar>
-              <w:top w:w="0" w:type="dxa"/>
-              <w:bottom w:w="0" w:type="dxa"/>
-              <w:left w:w="0" w:type="dxa"/>
-              <w:right w:w="0" w:type="dxa"/>
-            </w:tcMar>
-            <w:vAlign w:val="top"/>
-          </w:tcPr>
-          <w:p>
-            <w:pPr>
-              <w:pStyle w:val="Normal"/>
-              <w:jc w:val="center"/>
-              <w:pBdr>
-                <w:bottom w:val="none" w:sz="0" w:space="0" w:color="000000"/>
-                <w:top w:val="none" w:sz="0" w:space="0" w:color="000000"/>
-                <w:left w:val="none" w:sz="0" w:space="0" w:color="000000"/>
-                <w:right w:val="none" w:sz="0" w:space="0" w:color="000000"/>
-              </w:pBdr>
-              <w:spacing w:after="100" w:before="100" w:line="240"/>
-              <w:ind w:left="100" w:right="100" w:firstLine="0" w:firstLineChars="0"/>
-              <w:rPr>
-                <w:rFonts w:ascii="Helvetica" w:hAnsi="Helvetica" w:eastAsia="Helvetica" w:cs="Helvetica"/>
-                <w:i w:val="false"/>
-                <w:b w:val="false"/>
-                <w:u w:val="none"/>
-                <w:sz w:val="22"/>
-                <w:szCs w:val="22"/>
-                <w:color w:val="000000"/>
-              </w:rPr>
-            </w:pPr>
-            <w:r>
-              <w:rPr>
-                <w:rFonts w:ascii="Helvetica" w:hAnsi="Helvetica" w:eastAsia="Helvetica" w:cs="Helvetica"/>
-                <w:i w:val="false"/>
-                <w:b w:val="false"/>
-                <w:u w:val="none"/>
-                <w:sz w:val="22"/>
-                <w:szCs w:val="22"/>
-                <w:color w:val="000000"/>
-              </w:rPr>
-              <w:t xml:space="preserve">0.25, 6.24</w:t>
-            </w:r>
-          </w:p>
-        </w:tc>
-        <w:tc>
-          <w:tcPr>
-            <w:tcBorders>
-              <w:bottom w:val="none" w:sz="0" w:space="0" w:color="000000"/>
-              <w:top w:val="none" w:sz="0" w:space="0" w:color="000000"/>
-              <w:left w:val="none" w:sz="0" w:space="0" w:color="000000"/>
-              <w:right w:val="none" w:sz="0" w:space="0" w:color="000000"/>
-            </w:tcBorders>
-            <w:shd w:val="clear" w:color="auto" w:fill="FFFFFF"/>
-            <w:tcMar>
-              <w:top w:w="0" w:type="dxa"/>
-              <w:bottom w:w="0" w:type="dxa"/>
-              <w:left w:w="0" w:type="dxa"/>
-              <w:right w:w="0" w:type="dxa"/>
-            </w:tcMar>
-            <w:vAlign w:val="top"/>
-          </w:tcPr>
-          <w:p>
-            <w:pPr>
-              <w:pStyle w:val="Normal"/>
-              <w:jc w:val="center"/>
-              <w:pBdr>
-                <w:bottom w:val="none" w:sz="0" w:space="0" w:color="000000"/>
-                <w:top w:val="none" w:sz="0" w:space="0" w:color="000000"/>
-                <w:left w:val="none" w:sz="0" w:space="0" w:color="000000"/>
-                <w:right w:val="none" w:sz="0" w:space="0" w:color="000000"/>
-              </w:pBdr>
-              <w:spacing w:after="100" w:before="100" w:line="240"/>
-              <w:ind w:left="100" w:right="100" w:firstLine="0" w:firstLineChars="0"/>
-              <w:rPr>
-                <w:rFonts w:ascii="Helvetica" w:hAnsi="Helvetica" w:eastAsia="Helvetica" w:cs="Helvetica"/>
-                <w:i w:val="false"/>
-                <w:b w:val="false"/>
-                <w:u w:val="none"/>
-                <w:sz w:val="22"/>
-                <w:szCs w:val="22"/>
-                <w:color w:val="000000"/>
-              </w:rPr>
-            </w:pPr>
-            <w:r>
-              <w:rPr>
-                <w:rFonts w:ascii="Helvetica" w:hAnsi="Helvetica" w:eastAsia="Helvetica" w:cs="Helvetica"/>
-                <w:i w:val="false"/>
-                <w:b w:val="false"/>
-                <w:u w:val="none"/>
-                <w:sz w:val="22"/>
-                <w:szCs w:val="22"/>
-                <w:color w:val="000000"/>
-              </w:rPr>
-              <w:t xml:space="preserve">0.790</w:t>
+              <w:t xml:space="preserve">1.33</w:t>
+            </w:r>
+          </w:p>
+        </w:tc>
+        <w:tc>
+          <w:tcPr>
+            <w:tcBorders>
+              <w:bottom w:val="none" w:sz="0" w:space="0" w:color="000000"/>
+              <w:top w:val="none" w:sz="0" w:space="0" w:color="000000"/>
+              <w:left w:val="none" w:sz="0" w:space="0" w:color="000000"/>
+              <w:right w:val="none" w:sz="0" w:space="0" w:color="000000"/>
+            </w:tcBorders>
+            <w:shd w:val="clear" w:color="auto" w:fill="FFFFFF"/>
+            <w:tcMar>
+              <w:top w:w="0" w:type="dxa"/>
+              <w:bottom w:w="0" w:type="dxa"/>
+              <w:left w:w="0" w:type="dxa"/>
+              <w:right w:w="0" w:type="dxa"/>
+            </w:tcMar>
+            <w:vAlign w:val="top"/>
+          </w:tcPr>
+          <w:p>
+            <w:pPr>
+              <w:pStyle w:val="Normal"/>
+              <w:jc w:val="center"/>
+              <w:pBdr>
+                <w:bottom w:val="none" w:sz="0" w:space="0" w:color="000000"/>
+                <w:top w:val="none" w:sz="0" w:space="0" w:color="000000"/>
+                <w:left w:val="none" w:sz="0" w:space="0" w:color="000000"/>
+                <w:right w:val="none" w:sz="0" w:space="0" w:color="000000"/>
+              </w:pBdr>
+              <w:spacing w:after="100" w:before="100" w:line="240"/>
+              <w:ind w:left="100" w:right="100" w:firstLine="0" w:firstLineChars="0"/>
+              <w:rPr>
+                <w:rFonts w:ascii="Helvetica" w:hAnsi="Helvetica" w:eastAsia="Helvetica" w:cs="Helvetica"/>
+                <w:i w:val="false"/>
+                <w:b w:val="false"/>
+                <w:u w:val="none"/>
+                <w:sz w:val="22"/>
+                <w:szCs w:val="22"/>
+                <w:color w:val="000000"/>
+              </w:rPr>
+            </w:pPr>
+            <w:r>
+              <w:rPr>
+                <w:rFonts w:ascii="Helvetica" w:hAnsi="Helvetica" w:eastAsia="Helvetica" w:cs="Helvetica"/>
+                <w:i w:val="false"/>
+                <w:b w:val="false"/>
+                <w:u w:val="none"/>
+                <w:sz w:val="22"/>
+                <w:szCs w:val="22"/>
+                <w:color w:val="000000"/>
+              </w:rPr>
+              <w:t xml:space="preserve">0.29, 6.03</w:t>
+            </w:r>
+          </w:p>
+        </w:tc>
+        <w:tc>
+          <w:tcPr>
+            <w:tcBorders>
+              <w:bottom w:val="none" w:sz="0" w:space="0" w:color="000000"/>
+              <w:top w:val="none" w:sz="0" w:space="0" w:color="000000"/>
+              <w:left w:val="none" w:sz="0" w:space="0" w:color="000000"/>
+              <w:right w:val="none" w:sz="0" w:space="0" w:color="000000"/>
+            </w:tcBorders>
+            <w:shd w:val="clear" w:color="auto" w:fill="FFFFFF"/>
+            <w:tcMar>
+              <w:top w:w="0" w:type="dxa"/>
+              <w:bottom w:w="0" w:type="dxa"/>
+              <w:left w:w="0" w:type="dxa"/>
+              <w:right w:w="0" w:type="dxa"/>
+            </w:tcMar>
+            <w:vAlign w:val="top"/>
+          </w:tcPr>
+          <w:p>
+            <w:pPr>
+              <w:pStyle w:val="Normal"/>
+              <w:jc w:val="center"/>
+              <w:pBdr>
+                <w:bottom w:val="none" w:sz="0" w:space="0" w:color="000000"/>
+                <w:top w:val="none" w:sz="0" w:space="0" w:color="000000"/>
+                <w:left w:val="none" w:sz="0" w:space="0" w:color="000000"/>
+                <w:right w:val="none" w:sz="0" w:space="0" w:color="000000"/>
+              </w:pBdr>
+              <w:spacing w:after="100" w:before="100" w:line="240"/>
+              <w:ind w:left="100" w:right="100" w:firstLine="0" w:firstLineChars="0"/>
+              <w:rPr>
+                <w:rFonts w:ascii="Helvetica" w:hAnsi="Helvetica" w:eastAsia="Helvetica" w:cs="Helvetica"/>
+                <w:i w:val="false"/>
+                <w:b w:val="false"/>
+                <w:u w:val="none"/>
+                <w:sz w:val="22"/>
+                <w:szCs w:val="22"/>
+                <w:color w:val="000000"/>
+              </w:rPr>
+            </w:pPr>
+            <w:r>
+              <w:rPr>
+                <w:rFonts w:ascii="Helvetica" w:hAnsi="Helvetica" w:eastAsia="Helvetica" w:cs="Helvetica"/>
+                <w:i w:val="false"/>
+                <w:b w:val="false"/>
+                <w:u w:val="none"/>
+                <w:sz w:val="22"/>
+                <w:szCs w:val="22"/>
+                <w:color w:val="000000"/>
+              </w:rPr>
+              <w:t xml:space="preserve">0.710</w:t>
             </w:r>
           </w:p>
         </w:tc>
@@ -6416,113 +6416,113 @@
                 <w:szCs w:val="22"/>
                 <w:color w:val="000000"/>
               </w:rPr>
-              <w:t xml:space="preserve">2.10</w:t>
-            </w:r>
-          </w:p>
-        </w:tc>
-        <w:tc>
-          <w:tcPr>
-            <w:tcBorders>
-              <w:bottom w:val="none" w:sz="0" w:space="0" w:color="000000"/>
-              <w:top w:val="none" w:sz="0" w:space="0" w:color="000000"/>
-              <w:left w:val="none" w:sz="0" w:space="0" w:color="000000"/>
-              <w:right w:val="none" w:sz="0" w:space="0" w:color="000000"/>
-            </w:tcBorders>
-            <w:shd w:val="clear" w:color="auto" w:fill="FFFFFF"/>
-            <w:tcMar>
-              <w:top w:w="0" w:type="dxa"/>
-              <w:bottom w:w="0" w:type="dxa"/>
-              <w:left w:w="0" w:type="dxa"/>
-              <w:right w:w="0" w:type="dxa"/>
-            </w:tcMar>
-            <w:vAlign w:val="top"/>
-          </w:tcPr>
-          <w:p>
-            <w:pPr>
-              <w:pStyle w:val="Normal"/>
-              <w:jc w:val="center"/>
-              <w:pBdr>
-                <w:bottom w:val="none" w:sz="0" w:space="0" w:color="000000"/>
-                <w:top w:val="none" w:sz="0" w:space="0" w:color="000000"/>
-                <w:left w:val="none" w:sz="0" w:space="0" w:color="000000"/>
-                <w:right w:val="none" w:sz="0" w:space="0" w:color="000000"/>
-              </w:pBdr>
-              <w:spacing w:after="100" w:before="100" w:line="240"/>
-              <w:ind w:left="100" w:right="100" w:firstLine="0" w:firstLineChars="0"/>
-              <w:rPr>
-                <w:rFonts w:ascii="Helvetica" w:hAnsi="Helvetica" w:eastAsia="Helvetica" w:cs="Helvetica"/>
-                <w:i w:val="false"/>
-                <w:b w:val="false"/>
-                <w:u w:val="none"/>
-                <w:sz w:val="22"/>
-                <w:szCs w:val="22"/>
-                <w:color w:val="000000"/>
-              </w:rPr>
-            </w:pPr>
-            <w:r>
-              <w:rPr>
-                <w:rFonts w:ascii="Helvetica" w:hAnsi="Helvetica" w:eastAsia="Helvetica" w:cs="Helvetica"/>
-                <w:i w:val="false"/>
-                <w:b w:val="false"/>
-                <w:u w:val="none"/>
-                <w:sz w:val="22"/>
-                <w:szCs w:val="22"/>
-                <w:color w:val="000000"/>
-              </w:rPr>
-              <w:t xml:space="preserve">0.03, 141</w:t>
-            </w:r>
-          </w:p>
-        </w:tc>
-        <w:tc>
-          <w:tcPr>
-            <w:tcBorders>
-              <w:bottom w:val="none" w:sz="0" w:space="0" w:color="000000"/>
-              <w:top w:val="none" w:sz="0" w:space="0" w:color="000000"/>
-              <w:left w:val="none" w:sz="0" w:space="0" w:color="000000"/>
-              <w:right w:val="none" w:sz="0" w:space="0" w:color="000000"/>
-            </w:tcBorders>
-            <w:shd w:val="clear" w:color="auto" w:fill="FFFFFF"/>
-            <w:tcMar>
-              <w:top w:w="0" w:type="dxa"/>
-              <w:bottom w:w="0" w:type="dxa"/>
-              <w:left w:w="0" w:type="dxa"/>
-              <w:right w:w="0" w:type="dxa"/>
-            </w:tcMar>
-            <w:vAlign w:val="top"/>
-          </w:tcPr>
-          <w:p>
-            <w:pPr>
-              <w:pStyle w:val="Normal"/>
-              <w:jc w:val="center"/>
-              <w:pBdr>
-                <w:bottom w:val="none" w:sz="0" w:space="0" w:color="000000"/>
-                <w:top w:val="none" w:sz="0" w:space="0" w:color="000000"/>
-                <w:left w:val="none" w:sz="0" w:space="0" w:color="000000"/>
-                <w:right w:val="none" w:sz="0" w:space="0" w:color="000000"/>
-              </w:pBdr>
-              <w:spacing w:after="100" w:before="100" w:line="240"/>
-              <w:ind w:left="100" w:right="100" w:firstLine="0" w:firstLineChars="0"/>
-              <w:rPr>
-                <w:rFonts w:ascii="Helvetica" w:hAnsi="Helvetica" w:eastAsia="Helvetica" w:cs="Helvetica"/>
-                <w:i w:val="false"/>
-                <w:b w:val="false"/>
-                <w:u w:val="none"/>
-                <w:sz w:val="22"/>
-                <w:szCs w:val="22"/>
-                <w:color w:val="000000"/>
-              </w:rPr>
-            </w:pPr>
-            <w:r>
-              <w:rPr>
-                <w:rFonts w:ascii="Helvetica" w:hAnsi="Helvetica" w:eastAsia="Helvetica" w:cs="Helvetica"/>
-                <w:i w:val="false"/>
-                <w:b w:val="false"/>
-                <w:u w:val="none"/>
-                <w:sz w:val="22"/>
-                <w:szCs w:val="22"/>
-                <w:color w:val="000000"/>
-              </w:rPr>
-              <w:t xml:space="preserve">0.730</w:t>
+              <w:t xml:space="preserve">1.82</w:t>
+            </w:r>
+          </w:p>
+        </w:tc>
+        <w:tc>
+          <w:tcPr>
+            <w:tcBorders>
+              <w:bottom w:val="none" w:sz="0" w:space="0" w:color="000000"/>
+              <w:top w:val="none" w:sz="0" w:space="0" w:color="000000"/>
+              <w:left w:val="none" w:sz="0" w:space="0" w:color="000000"/>
+              <w:right w:val="none" w:sz="0" w:space="0" w:color="000000"/>
+            </w:tcBorders>
+            <w:shd w:val="clear" w:color="auto" w:fill="FFFFFF"/>
+            <w:tcMar>
+              <w:top w:w="0" w:type="dxa"/>
+              <w:bottom w:w="0" w:type="dxa"/>
+              <w:left w:w="0" w:type="dxa"/>
+              <w:right w:w="0" w:type="dxa"/>
+            </w:tcMar>
+            <w:vAlign w:val="top"/>
+          </w:tcPr>
+          <w:p>
+            <w:pPr>
+              <w:pStyle w:val="Normal"/>
+              <w:jc w:val="center"/>
+              <w:pBdr>
+                <w:bottom w:val="none" w:sz="0" w:space="0" w:color="000000"/>
+                <w:top w:val="none" w:sz="0" w:space="0" w:color="000000"/>
+                <w:left w:val="none" w:sz="0" w:space="0" w:color="000000"/>
+                <w:right w:val="none" w:sz="0" w:space="0" w:color="000000"/>
+              </w:pBdr>
+              <w:spacing w:after="100" w:before="100" w:line="240"/>
+              <w:ind w:left="100" w:right="100" w:firstLine="0" w:firstLineChars="0"/>
+              <w:rPr>
+                <w:rFonts w:ascii="Helvetica" w:hAnsi="Helvetica" w:eastAsia="Helvetica" w:cs="Helvetica"/>
+                <w:i w:val="false"/>
+                <w:b w:val="false"/>
+                <w:u w:val="none"/>
+                <w:sz w:val="22"/>
+                <w:szCs w:val="22"/>
+                <w:color w:val="000000"/>
+              </w:rPr>
+            </w:pPr>
+            <w:r>
+              <w:rPr>
+                <w:rFonts w:ascii="Helvetica" w:hAnsi="Helvetica" w:eastAsia="Helvetica" w:cs="Helvetica"/>
+                <w:i w:val="false"/>
+                <w:b w:val="false"/>
+                <w:u w:val="none"/>
+                <w:sz w:val="22"/>
+                <w:szCs w:val="22"/>
+                <w:color w:val="000000"/>
+              </w:rPr>
+              <w:t xml:space="preserve">0.03, 120</w:t>
+            </w:r>
+          </w:p>
+        </w:tc>
+        <w:tc>
+          <w:tcPr>
+            <w:tcBorders>
+              <w:bottom w:val="none" w:sz="0" w:space="0" w:color="000000"/>
+              <w:top w:val="none" w:sz="0" w:space="0" w:color="000000"/>
+              <w:left w:val="none" w:sz="0" w:space="0" w:color="000000"/>
+              <w:right w:val="none" w:sz="0" w:space="0" w:color="000000"/>
+            </w:tcBorders>
+            <w:shd w:val="clear" w:color="auto" w:fill="FFFFFF"/>
+            <w:tcMar>
+              <w:top w:w="0" w:type="dxa"/>
+              <w:bottom w:w="0" w:type="dxa"/>
+              <w:left w:w="0" w:type="dxa"/>
+              <w:right w:w="0" w:type="dxa"/>
+            </w:tcMar>
+            <w:vAlign w:val="top"/>
+          </w:tcPr>
+          <w:p>
+            <w:pPr>
+              <w:pStyle w:val="Normal"/>
+              <w:jc w:val="center"/>
+              <w:pBdr>
+                <w:bottom w:val="none" w:sz="0" w:space="0" w:color="000000"/>
+                <w:top w:val="none" w:sz="0" w:space="0" w:color="000000"/>
+                <w:left w:val="none" w:sz="0" w:space="0" w:color="000000"/>
+                <w:right w:val="none" w:sz="0" w:space="0" w:color="000000"/>
+              </w:pBdr>
+              <w:spacing w:after="100" w:before="100" w:line="240"/>
+              <w:ind w:left="100" w:right="100" w:firstLine="0" w:firstLineChars="0"/>
+              <w:rPr>
+                <w:rFonts w:ascii="Helvetica" w:hAnsi="Helvetica" w:eastAsia="Helvetica" w:cs="Helvetica"/>
+                <w:i w:val="false"/>
+                <w:b w:val="false"/>
+                <w:u w:val="none"/>
+                <w:sz w:val="22"/>
+                <w:szCs w:val="22"/>
+                <w:color w:val="000000"/>
+              </w:rPr>
+            </w:pPr>
+            <w:r>
+              <w:rPr>
+                <w:rFonts w:ascii="Helvetica" w:hAnsi="Helvetica" w:eastAsia="Helvetica" w:cs="Helvetica"/>
+                <w:i w:val="false"/>
+                <w:b w:val="false"/>
+                <w:u w:val="none"/>
+                <w:sz w:val="22"/>
+                <w:szCs w:val="22"/>
+                <w:color w:val="000000"/>
+              </w:rPr>
+              <w:t xml:space="preserve">0.780</w:t>
             </w:r>
           </w:p>
         </w:tc>
@@ -6899,113 +6899,113 @@
                 <w:szCs w:val="22"/>
                 <w:color w:val="000000"/>
               </w:rPr>
-              <w:t xml:space="preserve">1.78</w:t>
-            </w:r>
-          </w:p>
-        </w:tc>
-        <w:tc>
-          <w:tcPr>
-            <w:tcBorders>
-              <w:bottom w:val="none" w:sz="0" w:space="0" w:color="000000"/>
-              <w:top w:val="none" w:sz="0" w:space="0" w:color="000000"/>
-              <w:left w:val="none" w:sz="0" w:space="0" w:color="000000"/>
-              <w:right w:val="none" w:sz="0" w:space="0" w:color="000000"/>
-            </w:tcBorders>
-            <w:shd w:val="clear" w:color="auto" w:fill="FFFFFF"/>
-            <w:tcMar>
-              <w:top w:w="0" w:type="dxa"/>
-              <w:bottom w:w="0" w:type="dxa"/>
-              <w:left w:w="0" w:type="dxa"/>
-              <w:right w:w="0" w:type="dxa"/>
-            </w:tcMar>
-            <w:vAlign w:val="top"/>
-          </w:tcPr>
-          <w:p>
-            <w:pPr>
-              <w:pStyle w:val="Normal"/>
-              <w:jc w:val="center"/>
-              <w:pBdr>
-                <w:bottom w:val="none" w:sz="0" w:space="0" w:color="000000"/>
-                <w:top w:val="none" w:sz="0" w:space="0" w:color="000000"/>
-                <w:left w:val="none" w:sz="0" w:space="0" w:color="000000"/>
-                <w:right w:val="none" w:sz="0" w:space="0" w:color="000000"/>
-              </w:pBdr>
-              <w:spacing w:after="100" w:before="100" w:line="240"/>
-              <w:ind w:left="100" w:right="100" w:firstLine="0" w:firstLineChars="0"/>
-              <w:rPr>
-                <w:rFonts w:ascii="Helvetica" w:hAnsi="Helvetica" w:eastAsia="Helvetica" w:cs="Helvetica"/>
-                <w:i w:val="false"/>
-                <w:b w:val="false"/>
-                <w:u w:val="none"/>
-                <w:sz w:val="22"/>
-                <w:szCs w:val="22"/>
-                <w:color w:val="000000"/>
-              </w:rPr>
-            </w:pPr>
-            <w:r>
-              <w:rPr>
-                <w:rFonts w:ascii="Helvetica" w:hAnsi="Helvetica" w:eastAsia="Helvetica" w:cs="Helvetica"/>
-                <w:i w:val="false"/>
-                <w:b w:val="false"/>
-                <w:u w:val="none"/>
-                <w:sz w:val="22"/>
-                <w:szCs w:val="22"/>
-                <w:color w:val="000000"/>
-              </w:rPr>
-              <w:t xml:space="preserve">0.06, 49.8</w:t>
-            </w:r>
-          </w:p>
-        </w:tc>
-        <w:tc>
-          <w:tcPr>
-            <w:tcBorders>
-              <w:bottom w:val="none" w:sz="0" w:space="0" w:color="000000"/>
-              <w:top w:val="none" w:sz="0" w:space="0" w:color="000000"/>
-              <w:left w:val="none" w:sz="0" w:space="0" w:color="000000"/>
-              <w:right w:val="none" w:sz="0" w:space="0" w:color="000000"/>
-            </w:tcBorders>
-            <w:shd w:val="clear" w:color="auto" w:fill="FFFFFF"/>
-            <w:tcMar>
-              <w:top w:w="0" w:type="dxa"/>
-              <w:bottom w:w="0" w:type="dxa"/>
-              <w:left w:w="0" w:type="dxa"/>
-              <w:right w:w="0" w:type="dxa"/>
-            </w:tcMar>
-            <w:vAlign w:val="top"/>
-          </w:tcPr>
-          <w:p>
-            <w:pPr>
-              <w:pStyle w:val="Normal"/>
-              <w:jc w:val="center"/>
-              <w:pBdr>
-                <w:bottom w:val="none" w:sz="0" w:space="0" w:color="000000"/>
-                <w:top w:val="none" w:sz="0" w:space="0" w:color="000000"/>
-                <w:left w:val="none" w:sz="0" w:space="0" w:color="000000"/>
-                <w:right w:val="none" w:sz="0" w:space="0" w:color="000000"/>
-              </w:pBdr>
-              <w:spacing w:after="100" w:before="100" w:line="240"/>
-              <w:ind w:left="100" w:right="100" w:firstLine="0" w:firstLineChars="0"/>
-              <w:rPr>
-                <w:rFonts w:ascii="Helvetica" w:hAnsi="Helvetica" w:eastAsia="Helvetica" w:cs="Helvetica"/>
-                <w:i w:val="false"/>
-                <w:b w:val="false"/>
-                <w:u w:val="none"/>
-                <w:sz w:val="22"/>
-                <w:szCs w:val="22"/>
-                <w:color w:val="000000"/>
-              </w:rPr>
-            </w:pPr>
-            <w:r>
-              <w:rPr>
-                <w:rFonts w:ascii="Helvetica" w:hAnsi="Helvetica" w:eastAsia="Helvetica" w:cs="Helvetica"/>
-                <w:i w:val="false"/>
-                <w:b w:val="false"/>
-                <w:u w:val="none"/>
-                <w:sz w:val="22"/>
-                <w:szCs w:val="22"/>
-                <w:color w:val="000000"/>
-              </w:rPr>
-              <w:t xml:space="preserve">0.740</w:t>
+              <w:t xml:space="preserve">2.02</w:t>
+            </w:r>
+          </w:p>
+        </w:tc>
+        <w:tc>
+          <w:tcPr>
+            <w:tcBorders>
+              <w:bottom w:val="none" w:sz="0" w:space="0" w:color="000000"/>
+              <w:top w:val="none" w:sz="0" w:space="0" w:color="000000"/>
+              <w:left w:val="none" w:sz="0" w:space="0" w:color="000000"/>
+              <w:right w:val="none" w:sz="0" w:space="0" w:color="000000"/>
+            </w:tcBorders>
+            <w:shd w:val="clear" w:color="auto" w:fill="FFFFFF"/>
+            <w:tcMar>
+              <w:top w:w="0" w:type="dxa"/>
+              <w:bottom w:w="0" w:type="dxa"/>
+              <w:left w:w="0" w:type="dxa"/>
+              <w:right w:w="0" w:type="dxa"/>
+            </w:tcMar>
+            <w:vAlign w:val="top"/>
+          </w:tcPr>
+          <w:p>
+            <w:pPr>
+              <w:pStyle w:val="Normal"/>
+              <w:jc w:val="center"/>
+              <w:pBdr>
+                <w:bottom w:val="none" w:sz="0" w:space="0" w:color="000000"/>
+                <w:top w:val="none" w:sz="0" w:space="0" w:color="000000"/>
+                <w:left w:val="none" w:sz="0" w:space="0" w:color="000000"/>
+                <w:right w:val="none" w:sz="0" w:space="0" w:color="000000"/>
+              </w:pBdr>
+              <w:spacing w:after="100" w:before="100" w:line="240"/>
+              <w:ind w:left="100" w:right="100" w:firstLine="0" w:firstLineChars="0"/>
+              <w:rPr>
+                <w:rFonts w:ascii="Helvetica" w:hAnsi="Helvetica" w:eastAsia="Helvetica" w:cs="Helvetica"/>
+                <w:i w:val="false"/>
+                <w:b w:val="false"/>
+                <w:u w:val="none"/>
+                <w:sz w:val="22"/>
+                <w:szCs w:val="22"/>
+                <w:color w:val="000000"/>
+              </w:rPr>
+            </w:pPr>
+            <w:r>
+              <w:rPr>
+                <w:rFonts w:ascii="Helvetica" w:hAnsi="Helvetica" w:eastAsia="Helvetica" w:cs="Helvetica"/>
+                <w:i w:val="false"/>
+                <w:b w:val="false"/>
+                <w:u w:val="none"/>
+                <w:sz w:val="22"/>
+                <w:szCs w:val="22"/>
+                <w:color w:val="000000"/>
+              </w:rPr>
+              <w:t xml:space="preserve">0.07, 59.1</w:t>
+            </w:r>
+          </w:p>
+        </w:tc>
+        <w:tc>
+          <w:tcPr>
+            <w:tcBorders>
+              <w:bottom w:val="none" w:sz="0" w:space="0" w:color="000000"/>
+              <w:top w:val="none" w:sz="0" w:space="0" w:color="000000"/>
+              <w:left w:val="none" w:sz="0" w:space="0" w:color="000000"/>
+              <w:right w:val="none" w:sz="0" w:space="0" w:color="000000"/>
+            </w:tcBorders>
+            <w:shd w:val="clear" w:color="auto" w:fill="FFFFFF"/>
+            <w:tcMar>
+              <w:top w:w="0" w:type="dxa"/>
+              <w:bottom w:w="0" w:type="dxa"/>
+              <w:left w:w="0" w:type="dxa"/>
+              <w:right w:w="0" w:type="dxa"/>
+            </w:tcMar>
+            <w:vAlign w:val="top"/>
+          </w:tcPr>
+          <w:p>
+            <w:pPr>
+              <w:pStyle w:val="Normal"/>
+              <w:jc w:val="center"/>
+              <w:pBdr>
+                <w:bottom w:val="none" w:sz="0" w:space="0" w:color="000000"/>
+                <w:top w:val="none" w:sz="0" w:space="0" w:color="000000"/>
+                <w:left w:val="none" w:sz="0" w:space="0" w:color="000000"/>
+                <w:right w:val="none" w:sz="0" w:space="0" w:color="000000"/>
+              </w:pBdr>
+              <w:spacing w:after="100" w:before="100" w:line="240"/>
+              <w:ind w:left="100" w:right="100" w:firstLine="0" w:firstLineChars="0"/>
+              <w:rPr>
+                <w:rFonts w:ascii="Helvetica" w:hAnsi="Helvetica" w:eastAsia="Helvetica" w:cs="Helvetica"/>
+                <w:i w:val="false"/>
+                <w:b w:val="false"/>
+                <w:u w:val="none"/>
+                <w:sz w:val="22"/>
+                <w:szCs w:val="22"/>
+                <w:color w:val="000000"/>
+              </w:rPr>
+            </w:pPr>
+            <w:r>
+              <w:rPr>
+                <w:rFonts w:ascii="Helvetica" w:hAnsi="Helvetica" w:eastAsia="Helvetica" w:cs="Helvetica"/>
+                <w:i w:val="false"/>
+                <w:b w:val="false"/>
+                <w:u w:val="none"/>
+                <w:sz w:val="22"/>
+                <w:szCs w:val="22"/>
+                <w:color w:val="000000"/>
+              </w:rPr>
+              <w:t xml:space="preserve">0.680</w:t>
             </w:r>
           </w:p>
         </w:tc>
@@ -7382,113 +7382,113 @@
                 <w:szCs w:val="22"/>
                 <w:color w:val="000000"/>
               </w:rPr>
-              <w:t xml:space="preserve">4.73</w:t>
-            </w:r>
-          </w:p>
-        </w:tc>
-        <w:tc>
-          <w:tcPr>
-            <w:tcBorders>
-              <w:bottom w:val="none" w:sz="0" w:space="0" w:color="000000"/>
-              <w:top w:val="none" w:sz="0" w:space="0" w:color="000000"/>
-              <w:left w:val="none" w:sz="0" w:space="0" w:color="000000"/>
-              <w:right w:val="none" w:sz="0" w:space="0" w:color="000000"/>
-            </w:tcBorders>
-            <w:shd w:val="clear" w:color="auto" w:fill="FFFFFF"/>
-            <w:tcMar>
-              <w:top w:w="0" w:type="dxa"/>
-              <w:bottom w:w="0" w:type="dxa"/>
-              <w:left w:w="0" w:type="dxa"/>
-              <w:right w:w="0" w:type="dxa"/>
-            </w:tcMar>
-            <w:vAlign w:val="top"/>
-          </w:tcPr>
-          <w:p>
-            <w:pPr>
-              <w:pStyle w:val="Normal"/>
-              <w:jc w:val="center"/>
-              <w:pBdr>
-                <w:bottom w:val="none" w:sz="0" w:space="0" w:color="000000"/>
-                <w:top w:val="none" w:sz="0" w:space="0" w:color="000000"/>
-                <w:left w:val="none" w:sz="0" w:space="0" w:color="000000"/>
-                <w:right w:val="none" w:sz="0" w:space="0" w:color="000000"/>
-              </w:pBdr>
-              <w:spacing w:after="100" w:before="100" w:line="240"/>
-              <w:ind w:left="100" w:right="100" w:firstLine="0" w:firstLineChars="0"/>
-              <w:rPr>
-                <w:rFonts w:ascii="Helvetica" w:hAnsi="Helvetica" w:eastAsia="Helvetica" w:cs="Helvetica"/>
-                <w:i w:val="false"/>
-                <w:b w:val="false"/>
-                <w:u w:val="none"/>
-                <w:sz w:val="22"/>
-                <w:szCs w:val="22"/>
-                <w:color w:val="000000"/>
-              </w:rPr>
-            </w:pPr>
-            <w:r>
-              <w:rPr>
-                <w:rFonts w:ascii="Helvetica" w:hAnsi="Helvetica" w:eastAsia="Helvetica" w:cs="Helvetica"/>
-                <w:i w:val="false"/>
-                <w:b w:val="false"/>
-                <w:u w:val="none"/>
-                <w:sz w:val="22"/>
-                <w:szCs w:val="22"/>
-                <w:color w:val="000000"/>
-              </w:rPr>
-              <w:t xml:space="preserve">0.08, 285</w:t>
-            </w:r>
-          </w:p>
-        </w:tc>
-        <w:tc>
-          <w:tcPr>
-            <w:tcBorders>
-              <w:bottom w:val="none" w:sz="0" w:space="0" w:color="000000"/>
-              <w:top w:val="none" w:sz="0" w:space="0" w:color="000000"/>
-              <w:left w:val="none" w:sz="0" w:space="0" w:color="000000"/>
-              <w:right w:val="none" w:sz="0" w:space="0" w:color="000000"/>
-            </w:tcBorders>
-            <w:shd w:val="clear" w:color="auto" w:fill="FFFFFF"/>
-            <w:tcMar>
-              <w:top w:w="0" w:type="dxa"/>
-              <w:bottom w:w="0" w:type="dxa"/>
-              <w:left w:w="0" w:type="dxa"/>
-              <w:right w:w="0" w:type="dxa"/>
-            </w:tcMar>
-            <w:vAlign w:val="top"/>
-          </w:tcPr>
-          <w:p>
-            <w:pPr>
-              <w:pStyle w:val="Normal"/>
-              <w:jc w:val="center"/>
-              <w:pBdr>
-                <w:bottom w:val="none" w:sz="0" w:space="0" w:color="000000"/>
-                <w:top w:val="none" w:sz="0" w:space="0" w:color="000000"/>
-                <w:left w:val="none" w:sz="0" w:space="0" w:color="000000"/>
-                <w:right w:val="none" w:sz="0" w:space="0" w:color="000000"/>
-              </w:pBdr>
-              <w:spacing w:after="100" w:before="100" w:line="240"/>
-              <w:ind w:left="100" w:right="100" w:firstLine="0" w:firstLineChars="0"/>
-              <w:rPr>
-                <w:rFonts w:ascii="Helvetica" w:hAnsi="Helvetica" w:eastAsia="Helvetica" w:cs="Helvetica"/>
-                <w:i w:val="false"/>
-                <w:b w:val="false"/>
-                <w:u w:val="none"/>
-                <w:sz w:val="22"/>
-                <w:szCs w:val="22"/>
-                <w:color w:val="000000"/>
-              </w:rPr>
-            </w:pPr>
-            <w:r>
-              <w:rPr>
-                <w:rFonts w:ascii="Helvetica" w:hAnsi="Helvetica" w:eastAsia="Helvetica" w:cs="Helvetica"/>
-                <w:i w:val="false"/>
-                <w:b w:val="false"/>
-                <w:u w:val="none"/>
-                <w:sz w:val="22"/>
-                <w:szCs w:val="22"/>
-                <w:color w:val="000000"/>
-              </w:rPr>
-              <w:t xml:space="preserve">0.460</w:t>
+              <w:t xml:space="preserve">3.83</w:t>
+            </w:r>
+          </w:p>
+        </w:tc>
+        <w:tc>
+          <w:tcPr>
+            <w:tcBorders>
+              <w:bottom w:val="none" w:sz="0" w:space="0" w:color="000000"/>
+              <w:top w:val="none" w:sz="0" w:space="0" w:color="000000"/>
+              <w:left w:val="none" w:sz="0" w:space="0" w:color="000000"/>
+              <w:right w:val="none" w:sz="0" w:space="0" w:color="000000"/>
+            </w:tcBorders>
+            <w:shd w:val="clear" w:color="auto" w:fill="FFFFFF"/>
+            <w:tcMar>
+              <w:top w:w="0" w:type="dxa"/>
+              <w:bottom w:w="0" w:type="dxa"/>
+              <w:left w:w="0" w:type="dxa"/>
+              <w:right w:w="0" w:type="dxa"/>
+            </w:tcMar>
+            <w:vAlign w:val="top"/>
+          </w:tcPr>
+          <w:p>
+            <w:pPr>
+              <w:pStyle w:val="Normal"/>
+              <w:jc w:val="center"/>
+              <w:pBdr>
+                <w:bottom w:val="none" w:sz="0" w:space="0" w:color="000000"/>
+                <w:top w:val="none" w:sz="0" w:space="0" w:color="000000"/>
+                <w:left w:val="none" w:sz="0" w:space="0" w:color="000000"/>
+                <w:right w:val="none" w:sz="0" w:space="0" w:color="000000"/>
+              </w:pBdr>
+              <w:spacing w:after="100" w:before="100" w:line="240"/>
+              <w:ind w:left="100" w:right="100" w:firstLine="0" w:firstLineChars="0"/>
+              <w:rPr>
+                <w:rFonts w:ascii="Helvetica" w:hAnsi="Helvetica" w:eastAsia="Helvetica" w:cs="Helvetica"/>
+                <w:i w:val="false"/>
+                <w:b w:val="false"/>
+                <w:u w:val="none"/>
+                <w:sz w:val="22"/>
+                <w:szCs w:val="22"/>
+                <w:color w:val="000000"/>
+              </w:rPr>
+            </w:pPr>
+            <w:r>
+              <w:rPr>
+                <w:rFonts w:ascii="Helvetica" w:hAnsi="Helvetica" w:eastAsia="Helvetica" w:cs="Helvetica"/>
+                <w:i w:val="false"/>
+                <w:b w:val="false"/>
+                <w:u w:val="none"/>
+                <w:sz w:val="22"/>
+                <w:szCs w:val="22"/>
+                <w:color w:val="000000"/>
+              </w:rPr>
+              <w:t xml:space="preserve">0.08, 194</w:t>
+            </w:r>
+          </w:p>
+        </w:tc>
+        <w:tc>
+          <w:tcPr>
+            <w:tcBorders>
+              <w:bottom w:val="none" w:sz="0" w:space="0" w:color="000000"/>
+              <w:top w:val="none" w:sz="0" w:space="0" w:color="000000"/>
+              <w:left w:val="none" w:sz="0" w:space="0" w:color="000000"/>
+              <w:right w:val="none" w:sz="0" w:space="0" w:color="000000"/>
+            </w:tcBorders>
+            <w:shd w:val="clear" w:color="auto" w:fill="FFFFFF"/>
+            <w:tcMar>
+              <w:top w:w="0" w:type="dxa"/>
+              <w:bottom w:w="0" w:type="dxa"/>
+              <w:left w:w="0" w:type="dxa"/>
+              <w:right w:w="0" w:type="dxa"/>
+            </w:tcMar>
+            <w:vAlign w:val="top"/>
+          </w:tcPr>
+          <w:p>
+            <w:pPr>
+              <w:pStyle w:val="Normal"/>
+              <w:jc w:val="center"/>
+              <w:pBdr>
+                <w:bottom w:val="none" w:sz="0" w:space="0" w:color="000000"/>
+                <w:top w:val="none" w:sz="0" w:space="0" w:color="000000"/>
+                <w:left w:val="none" w:sz="0" w:space="0" w:color="000000"/>
+                <w:right w:val="none" w:sz="0" w:space="0" w:color="000000"/>
+              </w:pBdr>
+              <w:spacing w:after="100" w:before="100" w:line="240"/>
+              <w:ind w:left="100" w:right="100" w:firstLine="0" w:firstLineChars="0"/>
+              <w:rPr>
+                <w:rFonts w:ascii="Helvetica" w:hAnsi="Helvetica" w:eastAsia="Helvetica" w:cs="Helvetica"/>
+                <w:i w:val="false"/>
+                <w:b w:val="false"/>
+                <w:u w:val="none"/>
+                <w:sz w:val="22"/>
+                <w:szCs w:val="22"/>
+                <w:color w:val="000000"/>
+              </w:rPr>
+            </w:pPr>
+            <w:r>
+              <w:rPr>
+                <w:rFonts w:ascii="Helvetica" w:hAnsi="Helvetica" w:eastAsia="Helvetica" w:cs="Helvetica"/>
+                <w:i w:val="false"/>
+                <w:b w:val="false"/>
+                <w:u w:val="none"/>
+                <w:sz w:val="22"/>
+                <w:szCs w:val="22"/>
+                <w:color w:val="000000"/>
+              </w:rPr>
+              <w:t xml:space="preserve">0.500</w:t>
             </w:r>
           </w:p>
         </w:tc>
@@ -8348,60 +8348,60 @@
                 <w:szCs w:val="22"/>
                 <w:color w:val="000000"/>
               </w:rPr>
-              <w:t xml:space="preserve">9.41</w:t>
-            </w:r>
-          </w:p>
-        </w:tc>
-        <w:tc>
-          <w:tcPr>
-            <w:tcBorders>
-              <w:bottom w:val="none" w:sz="0" w:space="0" w:color="000000"/>
-              <w:top w:val="none" w:sz="0" w:space="0" w:color="000000"/>
-              <w:left w:val="none" w:sz="0" w:space="0" w:color="000000"/>
-              <w:right w:val="none" w:sz="0" w:space="0" w:color="000000"/>
-            </w:tcBorders>
-            <w:shd w:val="clear" w:color="auto" w:fill="FFFFFF"/>
-            <w:tcMar>
-              <w:top w:w="0" w:type="dxa"/>
-              <w:bottom w:w="0" w:type="dxa"/>
-              <w:left w:w="0" w:type="dxa"/>
-              <w:right w:w="0" w:type="dxa"/>
-            </w:tcMar>
-            <w:vAlign w:val="top"/>
-          </w:tcPr>
-          <w:p>
-            <w:pPr>
-              <w:pStyle w:val="Normal"/>
-              <w:jc w:val="center"/>
-              <w:pBdr>
-                <w:bottom w:val="none" w:sz="0" w:space="0" w:color="000000"/>
-                <w:top w:val="none" w:sz="0" w:space="0" w:color="000000"/>
-                <w:left w:val="none" w:sz="0" w:space="0" w:color="000000"/>
-                <w:right w:val="none" w:sz="0" w:space="0" w:color="000000"/>
-              </w:pBdr>
-              <w:spacing w:after="100" w:before="100" w:line="240"/>
-              <w:ind w:left="100" w:right="100" w:firstLine="0" w:firstLineChars="0"/>
-              <w:rPr>
-                <w:rFonts w:ascii="Helvetica" w:hAnsi="Helvetica" w:eastAsia="Helvetica" w:cs="Helvetica"/>
-                <w:i w:val="false"/>
-                <w:b w:val="false"/>
-                <w:u w:val="none"/>
-                <w:sz w:val="22"/>
-                <w:szCs w:val="22"/>
-                <w:color w:val="000000"/>
-              </w:rPr>
-            </w:pPr>
-            <w:r>
-              <w:rPr>
-                <w:rFonts w:ascii="Helvetica" w:hAnsi="Helvetica" w:eastAsia="Helvetica" w:cs="Helvetica"/>
-                <w:i w:val="false"/>
-                <w:b w:val="false"/>
-                <w:u w:val="none"/>
-                <w:sz w:val="22"/>
-                <w:szCs w:val="22"/>
-                <w:color w:val="000000"/>
-              </w:rPr>
-              <w:t xml:space="preserve">0.33, 272</w:t>
+              <w:t xml:space="preserve">9.78</w:t>
+            </w:r>
+          </w:p>
+        </w:tc>
+        <w:tc>
+          <w:tcPr>
+            <w:tcBorders>
+              <w:bottom w:val="none" w:sz="0" w:space="0" w:color="000000"/>
+              <w:top w:val="none" w:sz="0" w:space="0" w:color="000000"/>
+              <w:left w:val="none" w:sz="0" w:space="0" w:color="000000"/>
+              <w:right w:val="none" w:sz="0" w:space="0" w:color="000000"/>
+            </w:tcBorders>
+            <w:shd w:val="clear" w:color="auto" w:fill="FFFFFF"/>
+            <w:tcMar>
+              <w:top w:w="0" w:type="dxa"/>
+              <w:bottom w:w="0" w:type="dxa"/>
+              <w:left w:w="0" w:type="dxa"/>
+              <w:right w:w="0" w:type="dxa"/>
+            </w:tcMar>
+            <w:vAlign w:val="top"/>
+          </w:tcPr>
+          <w:p>
+            <w:pPr>
+              <w:pStyle w:val="Normal"/>
+              <w:jc w:val="center"/>
+              <w:pBdr>
+                <w:bottom w:val="none" w:sz="0" w:space="0" w:color="000000"/>
+                <w:top w:val="none" w:sz="0" w:space="0" w:color="000000"/>
+                <w:left w:val="none" w:sz="0" w:space="0" w:color="000000"/>
+                <w:right w:val="none" w:sz="0" w:space="0" w:color="000000"/>
+              </w:pBdr>
+              <w:spacing w:after="100" w:before="100" w:line="240"/>
+              <w:ind w:left="100" w:right="100" w:firstLine="0" w:firstLineChars="0"/>
+              <w:rPr>
+                <w:rFonts w:ascii="Helvetica" w:hAnsi="Helvetica" w:eastAsia="Helvetica" w:cs="Helvetica"/>
+                <w:i w:val="false"/>
+                <w:b w:val="false"/>
+                <w:u w:val="none"/>
+                <w:sz w:val="22"/>
+                <w:szCs w:val="22"/>
+                <w:color w:val="000000"/>
+              </w:rPr>
+            </w:pPr>
+            <w:r>
+              <w:rPr>
+                <w:rFonts w:ascii="Helvetica" w:hAnsi="Helvetica" w:eastAsia="Helvetica" w:cs="Helvetica"/>
+                <w:i w:val="false"/>
+                <w:b w:val="false"/>
+                <w:u w:val="none"/>
+                <w:sz w:val="22"/>
+                <w:szCs w:val="22"/>
+                <w:color w:val="000000"/>
+              </w:rPr>
+              <w:t xml:space="preserve">0.33, 289</w:t>
             </w:r>
           </w:p>
         </w:tc>
@@ -9850,60 +9850,60 @@
                 <w:szCs w:val="22"/>
                 <w:color w:val="000000"/>
               </w:rPr>
-              <w:t xml:space="preserve">0.00, 0.87</w:t>
-            </w:r>
-          </w:p>
-        </w:tc>
-        <w:tc>
-          <w:tcPr>
-            <w:tcBorders>
-              <w:bottom w:val="none" w:sz="0" w:space="0" w:color="000000"/>
-              <w:top w:val="none" w:sz="0" w:space="0" w:color="000000"/>
-              <w:left w:val="none" w:sz="0" w:space="0" w:color="000000"/>
-              <w:right w:val="none" w:sz="0" w:space="0" w:color="000000"/>
-            </w:tcBorders>
-            <w:shd w:val="clear" w:color="auto" w:fill="FFFFFF"/>
-            <w:tcMar>
-              <w:top w:w="0" w:type="dxa"/>
-              <w:bottom w:w="0" w:type="dxa"/>
-              <w:left w:w="0" w:type="dxa"/>
-              <w:right w:w="0" w:type="dxa"/>
-            </w:tcMar>
-            <w:vAlign w:val="top"/>
-          </w:tcPr>
-          <w:p>
-            <w:pPr>
-              <w:pStyle w:val="Normal"/>
-              <w:jc w:val="center"/>
-              <w:pBdr>
-                <w:bottom w:val="none" w:sz="0" w:space="0" w:color="000000"/>
-                <w:top w:val="none" w:sz="0" w:space="0" w:color="000000"/>
-                <w:left w:val="none" w:sz="0" w:space="0" w:color="000000"/>
-                <w:right w:val="none" w:sz="0" w:space="0" w:color="000000"/>
-              </w:pBdr>
-              <w:spacing w:after="100" w:before="100" w:line="240"/>
-              <w:ind w:left="100" w:right="100" w:firstLine="0" w:firstLineChars="0"/>
-              <w:rPr>
-                <w:rFonts w:ascii="Helvetica" w:hAnsi="Helvetica" w:eastAsia="Helvetica" w:cs="Helvetica"/>
-                <w:i w:val="false"/>
-                <w:b w:val="false"/>
-                <w:u w:val="none"/>
-                <w:sz w:val="22"/>
-                <w:szCs w:val="22"/>
-                <w:color w:val="000000"/>
-              </w:rPr>
-            </w:pPr>
-            <w:r>
-              <w:rPr>
-                <w:rFonts w:ascii="Helvetica" w:hAnsi="Helvetica" w:eastAsia="Helvetica" w:cs="Helvetica"/>
-                <w:i w:val="false"/>
-                <w:b w:val="false"/>
-                <w:u w:val="none"/>
-                <w:sz w:val="22"/>
-                <w:szCs w:val="22"/>
-                <w:color w:val="000000"/>
-              </w:rPr>
-              <w:t xml:space="preserve">0.042</w:t>
+              <w:t xml:space="preserve">0.00, 0.90</w:t>
+            </w:r>
+          </w:p>
+        </w:tc>
+        <w:tc>
+          <w:tcPr>
+            <w:tcBorders>
+              <w:bottom w:val="none" w:sz="0" w:space="0" w:color="000000"/>
+              <w:top w:val="none" w:sz="0" w:space="0" w:color="000000"/>
+              <w:left w:val="none" w:sz="0" w:space="0" w:color="000000"/>
+              <w:right w:val="none" w:sz="0" w:space="0" w:color="000000"/>
+            </w:tcBorders>
+            <w:shd w:val="clear" w:color="auto" w:fill="FFFFFF"/>
+            <w:tcMar>
+              <w:top w:w="0" w:type="dxa"/>
+              <w:bottom w:w="0" w:type="dxa"/>
+              <w:left w:w="0" w:type="dxa"/>
+              <w:right w:w="0" w:type="dxa"/>
+            </w:tcMar>
+            <w:vAlign w:val="top"/>
+          </w:tcPr>
+          <w:p>
+            <w:pPr>
+              <w:pStyle w:val="Normal"/>
+              <w:jc w:val="center"/>
+              <w:pBdr>
+                <w:bottom w:val="none" w:sz="0" w:space="0" w:color="000000"/>
+                <w:top w:val="none" w:sz="0" w:space="0" w:color="000000"/>
+                <w:left w:val="none" w:sz="0" w:space="0" w:color="000000"/>
+                <w:right w:val="none" w:sz="0" w:space="0" w:color="000000"/>
+              </w:pBdr>
+              <w:spacing w:after="100" w:before="100" w:line="240"/>
+              <w:ind w:left="100" w:right="100" w:firstLine="0" w:firstLineChars="0"/>
+              <w:rPr>
+                <w:rFonts w:ascii="Helvetica" w:hAnsi="Helvetica" w:eastAsia="Helvetica" w:cs="Helvetica"/>
+                <w:i w:val="false"/>
+                <w:b w:val="false"/>
+                <w:u w:val="none"/>
+                <w:sz w:val="22"/>
+                <w:szCs w:val="22"/>
+                <w:color w:val="000000"/>
+              </w:rPr>
+            </w:pPr>
+            <w:r>
+              <w:rPr>
+                <w:rFonts w:ascii="Helvetica" w:hAnsi="Helvetica" w:eastAsia="Helvetica" w:cs="Helvetica"/>
+                <w:i w:val="false"/>
+                <w:b w:val="false"/>
+                <w:u w:val="none"/>
+                <w:sz w:val="22"/>
+                <w:szCs w:val="22"/>
+                <w:color w:val="000000"/>
+              </w:rPr>
+              <w:t xml:space="preserve">0.044</w:t>
             </w:r>
           </w:p>
         </w:tc>
@@ -10280,113 +10280,113 @@
                 <w:szCs w:val="22"/>
                 <w:color w:val="000000"/>
               </w:rPr>
-              <w:t xml:space="preserve">0.15</w:t>
-            </w:r>
-          </w:p>
-        </w:tc>
-        <w:tc>
-          <w:tcPr>
-            <w:tcBorders>
-              <w:bottom w:val="none" w:sz="0" w:space="0" w:color="000000"/>
-              <w:top w:val="none" w:sz="0" w:space="0" w:color="000000"/>
-              <w:left w:val="none" w:sz="0" w:space="0" w:color="000000"/>
-              <w:right w:val="none" w:sz="0" w:space="0" w:color="000000"/>
-            </w:tcBorders>
-            <w:shd w:val="clear" w:color="auto" w:fill="FFFFFF"/>
-            <w:tcMar>
-              <w:top w:w="0" w:type="dxa"/>
-              <w:bottom w:w="0" w:type="dxa"/>
-              <w:left w:w="0" w:type="dxa"/>
-              <w:right w:w="0" w:type="dxa"/>
-            </w:tcMar>
-            <w:vAlign w:val="top"/>
-          </w:tcPr>
-          <w:p>
-            <w:pPr>
-              <w:pStyle w:val="Normal"/>
-              <w:jc w:val="center"/>
-              <w:pBdr>
-                <w:bottom w:val="none" w:sz="0" w:space="0" w:color="000000"/>
-                <w:top w:val="none" w:sz="0" w:space="0" w:color="000000"/>
-                <w:left w:val="none" w:sz="0" w:space="0" w:color="000000"/>
-                <w:right w:val="none" w:sz="0" w:space="0" w:color="000000"/>
-              </w:pBdr>
-              <w:spacing w:after="100" w:before="100" w:line="240"/>
-              <w:ind w:left="100" w:right="100" w:firstLine="0" w:firstLineChars="0"/>
-              <w:rPr>
-                <w:rFonts w:ascii="Helvetica" w:hAnsi="Helvetica" w:eastAsia="Helvetica" w:cs="Helvetica"/>
-                <w:i w:val="false"/>
-                <w:b w:val="false"/>
-                <w:u w:val="none"/>
-                <w:sz w:val="22"/>
-                <w:szCs w:val="22"/>
-                <w:color w:val="000000"/>
-              </w:rPr>
-            </w:pPr>
-            <w:r>
-              <w:rPr>
-                <w:rFonts w:ascii="Helvetica" w:hAnsi="Helvetica" w:eastAsia="Helvetica" w:cs="Helvetica"/>
-                <w:i w:val="false"/>
-                <w:b w:val="false"/>
-                <w:u w:val="none"/>
-                <w:sz w:val="22"/>
-                <w:szCs w:val="22"/>
-                <w:color w:val="000000"/>
-              </w:rPr>
-              <w:t xml:space="preserve">0.04, 0.60</w:t>
-            </w:r>
-          </w:p>
-        </w:tc>
-        <w:tc>
-          <w:tcPr>
-            <w:tcBorders>
-              <w:bottom w:val="none" w:sz="0" w:space="0" w:color="000000"/>
-              <w:top w:val="none" w:sz="0" w:space="0" w:color="000000"/>
-              <w:left w:val="none" w:sz="0" w:space="0" w:color="000000"/>
-              <w:right w:val="none" w:sz="0" w:space="0" w:color="000000"/>
-            </w:tcBorders>
-            <w:shd w:val="clear" w:color="auto" w:fill="FFFFFF"/>
-            <w:tcMar>
-              <w:top w:w="0" w:type="dxa"/>
-              <w:bottom w:w="0" w:type="dxa"/>
-              <w:left w:w="0" w:type="dxa"/>
-              <w:right w:w="0" w:type="dxa"/>
-            </w:tcMar>
-            <w:vAlign w:val="top"/>
-          </w:tcPr>
-          <w:p>
-            <w:pPr>
-              <w:pStyle w:val="Normal"/>
-              <w:jc w:val="center"/>
-              <w:pBdr>
-                <w:bottom w:val="none" w:sz="0" w:space="0" w:color="000000"/>
-                <w:top w:val="none" w:sz="0" w:space="0" w:color="000000"/>
-                <w:left w:val="none" w:sz="0" w:space="0" w:color="000000"/>
-                <w:right w:val="none" w:sz="0" w:space="0" w:color="000000"/>
-              </w:pBdr>
-              <w:spacing w:after="100" w:before="100" w:line="240"/>
-              <w:ind w:left="100" w:right="100" w:firstLine="0" w:firstLineChars="0"/>
-              <w:rPr>
-                <w:rFonts w:ascii="Helvetica" w:hAnsi="Helvetica" w:eastAsia="Helvetica" w:cs="Helvetica"/>
-                <w:i w:val="false"/>
-                <w:b w:val="false"/>
-                <w:u w:val="none"/>
-                <w:sz w:val="22"/>
-                <w:szCs w:val="22"/>
-                <w:color w:val="000000"/>
-              </w:rPr>
-            </w:pPr>
-            <w:r>
-              <w:rPr>
-                <w:rFonts w:ascii="Helvetica" w:hAnsi="Helvetica" w:eastAsia="Helvetica" w:cs="Helvetica"/>
-                <w:i w:val="false"/>
-                <w:b w:val="false"/>
-                <w:u w:val="none"/>
-                <w:sz w:val="22"/>
-                <w:szCs w:val="22"/>
-                <w:color w:val="000000"/>
-              </w:rPr>
-              <w:t xml:space="preserve">0.007</w:t>
+              <w:t xml:space="preserve">0.16</w:t>
+            </w:r>
+          </w:p>
+        </w:tc>
+        <w:tc>
+          <w:tcPr>
+            <w:tcBorders>
+              <w:bottom w:val="none" w:sz="0" w:space="0" w:color="000000"/>
+              <w:top w:val="none" w:sz="0" w:space="0" w:color="000000"/>
+              <w:left w:val="none" w:sz="0" w:space="0" w:color="000000"/>
+              <w:right w:val="none" w:sz="0" w:space="0" w:color="000000"/>
+            </w:tcBorders>
+            <w:shd w:val="clear" w:color="auto" w:fill="FFFFFF"/>
+            <w:tcMar>
+              <w:top w:w="0" w:type="dxa"/>
+              <w:bottom w:w="0" w:type="dxa"/>
+              <w:left w:w="0" w:type="dxa"/>
+              <w:right w:w="0" w:type="dxa"/>
+            </w:tcMar>
+            <w:vAlign w:val="top"/>
+          </w:tcPr>
+          <w:p>
+            <w:pPr>
+              <w:pStyle w:val="Normal"/>
+              <w:jc w:val="center"/>
+              <w:pBdr>
+                <w:bottom w:val="none" w:sz="0" w:space="0" w:color="000000"/>
+                <w:top w:val="none" w:sz="0" w:space="0" w:color="000000"/>
+                <w:left w:val="none" w:sz="0" w:space="0" w:color="000000"/>
+                <w:right w:val="none" w:sz="0" w:space="0" w:color="000000"/>
+              </w:pBdr>
+              <w:spacing w:after="100" w:before="100" w:line="240"/>
+              <w:ind w:left="100" w:right="100" w:firstLine="0" w:firstLineChars="0"/>
+              <w:rPr>
+                <w:rFonts w:ascii="Helvetica" w:hAnsi="Helvetica" w:eastAsia="Helvetica" w:cs="Helvetica"/>
+                <w:i w:val="false"/>
+                <w:b w:val="false"/>
+                <w:u w:val="none"/>
+                <w:sz w:val="22"/>
+                <w:szCs w:val="22"/>
+                <w:color w:val="000000"/>
+              </w:rPr>
+            </w:pPr>
+            <w:r>
+              <w:rPr>
+                <w:rFonts w:ascii="Helvetica" w:hAnsi="Helvetica" w:eastAsia="Helvetica" w:cs="Helvetica"/>
+                <w:i w:val="false"/>
+                <w:b w:val="false"/>
+                <w:u w:val="none"/>
+                <w:sz w:val="22"/>
+                <w:szCs w:val="22"/>
+                <w:color w:val="000000"/>
+              </w:rPr>
+              <w:t xml:space="preserve">0.04, 0.61</w:t>
+            </w:r>
+          </w:p>
+        </w:tc>
+        <w:tc>
+          <w:tcPr>
+            <w:tcBorders>
+              <w:bottom w:val="none" w:sz="0" w:space="0" w:color="000000"/>
+              <w:top w:val="none" w:sz="0" w:space="0" w:color="000000"/>
+              <w:left w:val="none" w:sz="0" w:space="0" w:color="000000"/>
+              <w:right w:val="none" w:sz="0" w:space="0" w:color="000000"/>
+            </w:tcBorders>
+            <w:shd w:val="clear" w:color="auto" w:fill="FFFFFF"/>
+            <w:tcMar>
+              <w:top w:w="0" w:type="dxa"/>
+              <w:bottom w:w="0" w:type="dxa"/>
+              <w:left w:w="0" w:type="dxa"/>
+              <w:right w:w="0" w:type="dxa"/>
+            </w:tcMar>
+            <w:vAlign w:val="top"/>
+          </w:tcPr>
+          <w:p>
+            <w:pPr>
+              <w:pStyle w:val="Normal"/>
+              <w:jc w:val="center"/>
+              <w:pBdr>
+                <w:bottom w:val="none" w:sz="0" w:space="0" w:color="000000"/>
+                <w:top w:val="none" w:sz="0" w:space="0" w:color="000000"/>
+                <w:left w:val="none" w:sz="0" w:space="0" w:color="000000"/>
+                <w:right w:val="none" w:sz="0" w:space="0" w:color="000000"/>
+              </w:pBdr>
+              <w:spacing w:after="100" w:before="100" w:line="240"/>
+              <w:ind w:left="100" w:right="100" w:firstLine="0" w:firstLineChars="0"/>
+              <w:rPr>
+                <w:rFonts w:ascii="Helvetica" w:hAnsi="Helvetica" w:eastAsia="Helvetica" w:cs="Helvetica"/>
+                <w:i w:val="false"/>
+                <w:b w:val="false"/>
+                <w:u w:val="none"/>
+                <w:sz w:val="22"/>
+                <w:szCs w:val="22"/>
+                <w:color w:val="000000"/>
+              </w:rPr>
+            </w:pPr>
+            <w:r>
+              <w:rPr>
+                <w:rFonts w:ascii="Helvetica" w:hAnsi="Helvetica" w:eastAsia="Helvetica" w:cs="Helvetica"/>
+                <w:i w:val="false"/>
+                <w:b w:val="false"/>
+                <w:u w:val="none"/>
+                <w:sz w:val="22"/>
+                <w:szCs w:val="22"/>
+                <w:color w:val="000000"/>
+              </w:rPr>
+              <w:t xml:space="preserve">0.008</w:t>
             </w:r>
           </w:p>
         </w:tc>
@@ -11246,60 +11246,60 @@
                 <w:szCs w:val="22"/>
                 <w:color w:val="000000"/>
               </w:rPr>
-              <w:t xml:space="preserve">12.1</w:t>
-            </w:r>
-          </w:p>
-        </w:tc>
-        <w:tc>
-          <w:tcPr>
-            <w:tcBorders>
-              <w:bottom w:val="none" w:sz="0" w:space="0" w:color="000000"/>
-              <w:top w:val="none" w:sz="0" w:space="0" w:color="000000"/>
-              <w:left w:val="none" w:sz="0" w:space="0" w:color="000000"/>
-              <w:right w:val="none" w:sz="0" w:space="0" w:color="000000"/>
-            </w:tcBorders>
-            <w:shd w:val="clear" w:color="auto" w:fill="FFFFFF"/>
-            <w:tcMar>
-              <w:top w:w="0" w:type="dxa"/>
-              <w:bottom w:w="0" w:type="dxa"/>
-              <w:left w:w="0" w:type="dxa"/>
-              <w:right w:w="0" w:type="dxa"/>
-            </w:tcMar>
-            <w:vAlign w:val="top"/>
-          </w:tcPr>
-          <w:p>
-            <w:pPr>
-              <w:pStyle w:val="Normal"/>
-              <w:jc w:val="center"/>
-              <w:pBdr>
-                <w:bottom w:val="none" w:sz="0" w:space="0" w:color="000000"/>
-                <w:top w:val="none" w:sz="0" w:space="0" w:color="000000"/>
-                <w:left w:val="none" w:sz="0" w:space="0" w:color="000000"/>
-                <w:right w:val="none" w:sz="0" w:space="0" w:color="000000"/>
-              </w:pBdr>
-              <w:spacing w:after="100" w:before="100" w:line="240"/>
-              <w:ind w:left="100" w:right="100" w:firstLine="0" w:firstLineChars="0"/>
-              <w:rPr>
-                <w:rFonts w:ascii="Helvetica" w:hAnsi="Helvetica" w:eastAsia="Helvetica" w:cs="Helvetica"/>
-                <w:i w:val="false"/>
-                <w:b w:val="false"/>
-                <w:u w:val="none"/>
-                <w:sz w:val="22"/>
-                <w:szCs w:val="22"/>
-                <w:color w:val="000000"/>
-              </w:rPr>
-            </w:pPr>
-            <w:r>
-              <w:rPr>
-                <w:rFonts w:ascii="Helvetica" w:hAnsi="Helvetica" w:eastAsia="Helvetica" w:cs="Helvetica"/>
-                <w:i w:val="false"/>
-                <w:b w:val="false"/>
-                <w:u w:val="none"/>
-                <w:sz w:val="22"/>
-                <w:szCs w:val="22"/>
-                <w:color w:val="000000"/>
-              </w:rPr>
-              <w:t xml:space="preserve">0.24, 609</w:t>
+              <w:t xml:space="preserve">11.0</w:t>
+            </w:r>
+          </w:p>
+        </w:tc>
+        <w:tc>
+          <w:tcPr>
+            <w:tcBorders>
+              <w:bottom w:val="none" w:sz="0" w:space="0" w:color="000000"/>
+              <w:top w:val="none" w:sz="0" w:space="0" w:color="000000"/>
+              <w:left w:val="none" w:sz="0" w:space="0" w:color="000000"/>
+              <w:right w:val="none" w:sz="0" w:space="0" w:color="000000"/>
+            </w:tcBorders>
+            <w:shd w:val="clear" w:color="auto" w:fill="FFFFFF"/>
+            <w:tcMar>
+              <w:top w:w="0" w:type="dxa"/>
+              <w:bottom w:w="0" w:type="dxa"/>
+              <w:left w:w="0" w:type="dxa"/>
+              <w:right w:w="0" w:type="dxa"/>
+            </w:tcMar>
+            <w:vAlign w:val="top"/>
+          </w:tcPr>
+          <w:p>
+            <w:pPr>
+              <w:pStyle w:val="Normal"/>
+              <w:jc w:val="center"/>
+              <w:pBdr>
+                <w:bottom w:val="none" w:sz="0" w:space="0" w:color="000000"/>
+                <w:top w:val="none" w:sz="0" w:space="0" w:color="000000"/>
+                <w:left w:val="none" w:sz="0" w:space="0" w:color="000000"/>
+                <w:right w:val="none" w:sz="0" w:space="0" w:color="000000"/>
+              </w:pBdr>
+              <w:spacing w:after="100" w:before="100" w:line="240"/>
+              <w:ind w:left="100" w:right="100" w:firstLine="0" w:firstLineChars="0"/>
+              <w:rPr>
+                <w:rFonts w:ascii="Helvetica" w:hAnsi="Helvetica" w:eastAsia="Helvetica" w:cs="Helvetica"/>
+                <w:i w:val="false"/>
+                <w:b w:val="false"/>
+                <w:u w:val="none"/>
+                <w:sz w:val="22"/>
+                <w:szCs w:val="22"/>
+                <w:color w:val="000000"/>
+              </w:rPr>
+            </w:pPr>
+            <w:r>
+              <w:rPr>
+                <w:rFonts w:ascii="Helvetica" w:hAnsi="Helvetica" w:eastAsia="Helvetica" w:cs="Helvetica"/>
+                <w:i w:val="false"/>
+                <w:b w:val="false"/>
+                <w:u w:val="none"/>
+                <w:sz w:val="22"/>
+                <w:szCs w:val="22"/>
+                <w:color w:val="000000"/>
+              </w:rPr>
+              <w:t xml:space="preserve">0.26, 459</w:t>
             </w:r>
           </w:p>
         </w:tc>
@@ -11729,113 +11729,113 @@
                 <w:szCs w:val="22"/>
                 <w:color w:val="000000"/>
               </w:rPr>
-              <w:t xml:space="preserve">0.93</w:t>
-            </w:r>
-          </w:p>
-        </w:tc>
-        <w:tc>
-          <w:tcPr>
-            <w:tcBorders>
-              <w:bottom w:val="none" w:sz="0" w:space="0" w:color="000000"/>
-              <w:top w:val="none" w:sz="0" w:space="0" w:color="000000"/>
-              <w:left w:val="none" w:sz="0" w:space="0" w:color="000000"/>
-              <w:right w:val="none" w:sz="0" w:space="0" w:color="000000"/>
-            </w:tcBorders>
-            <w:shd w:val="clear" w:color="auto" w:fill="FFFFFF"/>
-            <w:tcMar>
-              <w:top w:w="0" w:type="dxa"/>
-              <w:bottom w:w="0" w:type="dxa"/>
-              <w:left w:w="0" w:type="dxa"/>
-              <w:right w:w="0" w:type="dxa"/>
-            </w:tcMar>
-            <w:vAlign w:val="top"/>
-          </w:tcPr>
-          <w:p>
-            <w:pPr>
-              <w:pStyle w:val="Normal"/>
-              <w:jc w:val="center"/>
-              <w:pBdr>
-                <w:bottom w:val="none" w:sz="0" w:space="0" w:color="000000"/>
-                <w:top w:val="none" w:sz="0" w:space="0" w:color="000000"/>
-                <w:left w:val="none" w:sz="0" w:space="0" w:color="000000"/>
-                <w:right w:val="none" w:sz="0" w:space="0" w:color="000000"/>
-              </w:pBdr>
-              <w:spacing w:after="100" w:before="100" w:line="240"/>
-              <w:ind w:left="100" w:right="100" w:firstLine="0" w:firstLineChars="0"/>
-              <w:rPr>
-                <w:rFonts w:ascii="Helvetica" w:hAnsi="Helvetica" w:eastAsia="Helvetica" w:cs="Helvetica"/>
-                <w:i w:val="false"/>
-                <w:b w:val="false"/>
-                <w:u w:val="none"/>
-                <w:sz w:val="22"/>
-                <w:szCs w:val="22"/>
-                <w:color w:val="000000"/>
-              </w:rPr>
-            </w:pPr>
-            <w:r>
-              <w:rPr>
-                <w:rFonts w:ascii="Helvetica" w:hAnsi="Helvetica" w:eastAsia="Helvetica" w:cs="Helvetica"/>
-                <w:i w:val="false"/>
-                <w:b w:val="false"/>
-                <w:u w:val="none"/>
-                <w:sz w:val="22"/>
-                <w:szCs w:val="22"/>
-                <w:color w:val="000000"/>
-              </w:rPr>
-              <w:t xml:space="preserve">0.05, 15.8</w:t>
-            </w:r>
-          </w:p>
-        </w:tc>
-        <w:tc>
-          <w:tcPr>
-            <w:tcBorders>
-              <w:bottom w:val="none" w:sz="0" w:space="0" w:color="000000"/>
-              <w:top w:val="none" w:sz="0" w:space="0" w:color="000000"/>
-              <w:left w:val="none" w:sz="0" w:space="0" w:color="000000"/>
-              <w:right w:val="none" w:sz="0" w:space="0" w:color="000000"/>
-            </w:tcBorders>
-            <w:shd w:val="clear" w:color="auto" w:fill="FFFFFF"/>
-            <w:tcMar>
-              <w:top w:w="0" w:type="dxa"/>
-              <w:bottom w:w="0" w:type="dxa"/>
-              <w:left w:w="0" w:type="dxa"/>
-              <w:right w:w="0" w:type="dxa"/>
-            </w:tcMar>
-            <w:vAlign w:val="top"/>
-          </w:tcPr>
-          <w:p>
-            <w:pPr>
-              <w:pStyle w:val="Normal"/>
-              <w:jc w:val="center"/>
-              <w:pBdr>
-                <w:bottom w:val="none" w:sz="0" w:space="0" w:color="000000"/>
-                <w:top w:val="none" w:sz="0" w:space="0" w:color="000000"/>
-                <w:left w:val="none" w:sz="0" w:space="0" w:color="000000"/>
-                <w:right w:val="none" w:sz="0" w:space="0" w:color="000000"/>
-              </w:pBdr>
-              <w:spacing w:after="100" w:before="100" w:line="240"/>
-              <w:ind w:left="100" w:right="100" w:firstLine="0" w:firstLineChars="0"/>
-              <w:rPr>
-                <w:rFonts w:ascii="Helvetica" w:hAnsi="Helvetica" w:eastAsia="Helvetica" w:cs="Helvetica"/>
-                <w:i w:val="false"/>
-                <w:b w:val="false"/>
-                <w:u w:val="none"/>
-                <w:sz w:val="22"/>
-                <w:szCs w:val="22"/>
-                <w:color w:val="000000"/>
-              </w:rPr>
-            </w:pPr>
-            <w:r>
-              <w:rPr>
-                <w:rFonts w:ascii="Helvetica" w:hAnsi="Helvetica" w:eastAsia="Helvetica" w:cs="Helvetica"/>
-                <w:i w:val="false"/>
-                <w:b w:val="false"/>
-                <w:u w:val="none"/>
-                <w:sz w:val="22"/>
-                <w:szCs w:val="22"/>
-                <w:color w:val="000000"/>
-              </w:rPr>
-              <w:t xml:space="preserve">0.960</w:t>
+              <w:t xml:space="preserve">0.85</w:t>
+            </w:r>
+          </w:p>
+        </w:tc>
+        <w:tc>
+          <w:tcPr>
+            <w:tcBorders>
+              <w:bottom w:val="none" w:sz="0" w:space="0" w:color="000000"/>
+              <w:top w:val="none" w:sz="0" w:space="0" w:color="000000"/>
+              <w:left w:val="none" w:sz="0" w:space="0" w:color="000000"/>
+              <w:right w:val="none" w:sz="0" w:space="0" w:color="000000"/>
+            </w:tcBorders>
+            <w:shd w:val="clear" w:color="auto" w:fill="FFFFFF"/>
+            <w:tcMar>
+              <w:top w:w="0" w:type="dxa"/>
+              <w:bottom w:w="0" w:type="dxa"/>
+              <w:left w:w="0" w:type="dxa"/>
+              <w:right w:w="0" w:type="dxa"/>
+            </w:tcMar>
+            <w:vAlign w:val="top"/>
+          </w:tcPr>
+          <w:p>
+            <w:pPr>
+              <w:pStyle w:val="Normal"/>
+              <w:jc w:val="center"/>
+              <w:pBdr>
+                <w:bottom w:val="none" w:sz="0" w:space="0" w:color="000000"/>
+                <w:top w:val="none" w:sz="0" w:space="0" w:color="000000"/>
+                <w:left w:val="none" w:sz="0" w:space="0" w:color="000000"/>
+                <w:right w:val="none" w:sz="0" w:space="0" w:color="000000"/>
+              </w:pBdr>
+              <w:spacing w:after="100" w:before="100" w:line="240"/>
+              <w:ind w:left="100" w:right="100" w:firstLine="0" w:firstLineChars="0"/>
+              <w:rPr>
+                <w:rFonts w:ascii="Helvetica" w:hAnsi="Helvetica" w:eastAsia="Helvetica" w:cs="Helvetica"/>
+                <w:i w:val="false"/>
+                <w:b w:val="false"/>
+                <w:u w:val="none"/>
+                <w:sz w:val="22"/>
+                <w:szCs w:val="22"/>
+                <w:color w:val="000000"/>
+              </w:rPr>
+            </w:pPr>
+            <w:r>
+              <w:rPr>
+                <w:rFonts w:ascii="Helvetica" w:hAnsi="Helvetica" w:eastAsia="Helvetica" w:cs="Helvetica"/>
+                <w:i w:val="false"/>
+                <w:b w:val="false"/>
+                <w:u w:val="none"/>
+                <w:sz w:val="22"/>
+                <w:szCs w:val="22"/>
+                <w:color w:val="000000"/>
+              </w:rPr>
+              <w:t xml:space="preserve">0.06, 12.7</w:t>
+            </w:r>
+          </w:p>
+        </w:tc>
+        <w:tc>
+          <w:tcPr>
+            <w:tcBorders>
+              <w:bottom w:val="none" w:sz="0" w:space="0" w:color="000000"/>
+              <w:top w:val="none" w:sz="0" w:space="0" w:color="000000"/>
+              <w:left w:val="none" w:sz="0" w:space="0" w:color="000000"/>
+              <w:right w:val="none" w:sz="0" w:space="0" w:color="000000"/>
+            </w:tcBorders>
+            <w:shd w:val="clear" w:color="auto" w:fill="FFFFFF"/>
+            <w:tcMar>
+              <w:top w:w="0" w:type="dxa"/>
+              <w:bottom w:w="0" w:type="dxa"/>
+              <w:left w:w="0" w:type="dxa"/>
+              <w:right w:w="0" w:type="dxa"/>
+            </w:tcMar>
+            <w:vAlign w:val="top"/>
+          </w:tcPr>
+          <w:p>
+            <w:pPr>
+              <w:pStyle w:val="Normal"/>
+              <w:jc w:val="center"/>
+              <w:pBdr>
+                <w:bottom w:val="none" w:sz="0" w:space="0" w:color="000000"/>
+                <w:top w:val="none" w:sz="0" w:space="0" w:color="000000"/>
+                <w:left w:val="none" w:sz="0" w:space="0" w:color="000000"/>
+                <w:right w:val="none" w:sz="0" w:space="0" w:color="000000"/>
+              </w:pBdr>
+              <w:spacing w:after="100" w:before="100" w:line="240"/>
+              <w:ind w:left="100" w:right="100" w:firstLine="0" w:firstLineChars="0"/>
+              <w:rPr>
+                <w:rFonts w:ascii="Helvetica" w:hAnsi="Helvetica" w:eastAsia="Helvetica" w:cs="Helvetica"/>
+                <w:i w:val="false"/>
+                <w:b w:val="false"/>
+                <w:u w:val="none"/>
+                <w:sz w:val="22"/>
+                <w:szCs w:val="22"/>
+                <w:color w:val="000000"/>
+              </w:rPr>
+            </w:pPr>
+            <w:r>
+              <w:rPr>
+                <w:rFonts w:ascii="Helvetica" w:hAnsi="Helvetica" w:eastAsia="Helvetica" w:cs="Helvetica"/>
+                <w:i w:val="false"/>
+                <w:b w:val="false"/>
+                <w:u w:val="none"/>
+                <w:sz w:val="22"/>
+                <w:szCs w:val="22"/>
+                <w:color w:val="000000"/>
+              </w:rPr>
+              <w:t xml:space="preserve">0.900</w:t>
             </w:r>
           </w:p>
         </w:tc>
@@ -12265,60 +12265,60 @@
                 <w:szCs w:val="22"/>
                 <w:color w:val="000000"/>
               </w:rPr>
-              <w:t xml:space="preserve">0.90, 1.23</w:t>
-            </w:r>
-          </w:p>
-        </w:tc>
-        <w:tc>
-          <w:tcPr>
-            <w:tcBorders>
-              <w:bottom w:val="none" w:sz="0" w:space="0" w:color="000000"/>
-              <w:top w:val="none" w:sz="0" w:space="0" w:color="000000"/>
-              <w:left w:val="none" w:sz="0" w:space="0" w:color="000000"/>
-              <w:right w:val="none" w:sz="0" w:space="0" w:color="000000"/>
-            </w:tcBorders>
-            <w:shd w:val="clear" w:color="auto" w:fill="FFFFFF"/>
-            <w:tcMar>
-              <w:top w:w="0" w:type="dxa"/>
-              <w:bottom w:w="0" w:type="dxa"/>
-              <w:left w:w="0" w:type="dxa"/>
-              <w:right w:w="0" w:type="dxa"/>
-            </w:tcMar>
-            <w:vAlign w:val="top"/>
-          </w:tcPr>
-          <w:p>
-            <w:pPr>
-              <w:pStyle w:val="Normal"/>
-              <w:jc w:val="center"/>
-              <w:pBdr>
-                <w:bottom w:val="none" w:sz="0" w:space="0" w:color="000000"/>
-                <w:top w:val="none" w:sz="0" w:space="0" w:color="000000"/>
-                <w:left w:val="none" w:sz="0" w:space="0" w:color="000000"/>
-                <w:right w:val="none" w:sz="0" w:space="0" w:color="000000"/>
-              </w:pBdr>
-              <w:spacing w:after="100" w:before="100" w:line="240"/>
-              <w:ind w:left="100" w:right="100" w:firstLine="0" w:firstLineChars="0"/>
-              <w:rPr>
-                <w:rFonts w:ascii="Helvetica" w:hAnsi="Helvetica" w:eastAsia="Helvetica" w:cs="Helvetica"/>
-                <w:i w:val="false"/>
-                <w:b w:val="false"/>
-                <w:u w:val="none"/>
-                <w:sz w:val="22"/>
-                <w:szCs w:val="22"/>
-                <w:color w:val="000000"/>
-              </w:rPr>
-            </w:pPr>
-            <w:r>
-              <w:rPr>
-                <w:rFonts w:ascii="Helvetica" w:hAnsi="Helvetica" w:eastAsia="Helvetica" w:cs="Helvetica"/>
-                <w:i w:val="false"/>
-                <w:b w:val="false"/>
-                <w:u w:val="none"/>
-                <w:sz w:val="22"/>
-                <w:szCs w:val="22"/>
-                <w:color w:val="000000"/>
-              </w:rPr>
-              <w:t xml:space="preserve">0.510</w:t>
+              <w:t xml:space="preserve">0.89, 1.22</w:t>
+            </w:r>
+          </w:p>
+        </w:tc>
+        <w:tc>
+          <w:tcPr>
+            <w:tcBorders>
+              <w:bottom w:val="none" w:sz="0" w:space="0" w:color="000000"/>
+              <w:top w:val="none" w:sz="0" w:space="0" w:color="000000"/>
+              <w:left w:val="none" w:sz="0" w:space="0" w:color="000000"/>
+              <w:right w:val="none" w:sz="0" w:space="0" w:color="000000"/>
+            </w:tcBorders>
+            <w:shd w:val="clear" w:color="auto" w:fill="FFFFFF"/>
+            <w:tcMar>
+              <w:top w:w="0" w:type="dxa"/>
+              <w:bottom w:w="0" w:type="dxa"/>
+              <w:left w:w="0" w:type="dxa"/>
+              <w:right w:w="0" w:type="dxa"/>
+            </w:tcMar>
+            <w:vAlign w:val="top"/>
+          </w:tcPr>
+          <w:p>
+            <w:pPr>
+              <w:pStyle w:val="Normal"/>
+              <w:jc w:val="center"/>
+              <w:pBdr>
+                <w:bottom w:val="none" w:sz="0" w:space="0" w:color="000000"/>
+                <w:top w:val="none" w:sz="0" w:space="0" w:color="000000"/>
+                <w:left w:val="none" w:sz="0" w:space="0" w:color="000000"/>
+                <w:right w:val="none" w:sz="0" w:space="0" w:color="000000"/>
+              </w:pBdr>
+              <w:spacing w:after="100" w:before="100" w:line="240"/>
+              <w:ind w:left="100" w:right="100" w:firstLine="0" w:firstLineChars="0"/>
+              <w:rPr>
+                <w:rFonts w:ascii="Helvetica" w:hAnsi="Helvetica" w:eastAsia="Helvetica" w:cs="Helvetica"/>
+                <w:i w:val="false"/>
+                <w:b w:val="false"/>
+                <w:u w:val="none"/>
+                <w:sz w:val="22"/>
+                <w:szCs w:val="22"/>
+                <w:color w:val="000000"/>
+              </w:rPr>
+            </w:pPr>
+            <w:r>
+              <w:rPr>
+                <w:rFonts w:ascii="Helvetica" w:hAnsi="Helvetica" w:eastAsia="Helvetica" w:cs="Helvetica"/>
+                <w:i w:val="false"/>
+                <w:b w:val="false"/>
+                <w:u w:val="none"/>
+                <w:sz w:val="22"/>
+                <w:szCs w:val="22"/>
+                <w:color w:val="000000"/>
+              </w:rPr>
+              <w:t xml:space="preserve">0.580</w:t>
             </w:r>
           </w:p>
         </w:tc>
@@ -12695,113 +12695,113 @@
                 <w:szCs w:val="22"/>
                 <w:color w:val="000000"/>
               </w:rPr>
-              <w:t xml:space="preserve">0.24</w:t>
-            </w:r>
-          </w:p>
-        </w:tc>
-        <w:tc>
-          <w:tcPr>
-            <w:tcBorders>
-              <w:bottom w:val="none" w:sz="0" w:space="0" w:color="000000"/>
-              <w:top w:val="none" w:sz="0" w:space="0" w:color="000000"/>
-              <w:left w:val="none" w:sz="0" w:space="0" w:color="000000"/>
-              <w:right w:val="none" w:sz="0" w:space="0" w:color="000000"/>
-            </w:tcBorders>
-            <w:shd w:val="clear" w:color="auto" w:fill="FFFFFF"/>
-            <w:tcMar>
-              <w:top w:w="0" w:type="dxa"/>
-              <w:bottom w:w="0" w:type="dxa"/>
-              <w:left w:w="0" w:type="dxa"/>
-              <w:right w:w="0" w:type="dxa"/>
-            </w:tcMar>
-            <w:vAlign w:val="top"/>
-          </w:tcPr>
-          <w:p>
-            <w:pPr>
-              <w:pStyle w:val="Normal"/>
-              <w:jc w:val="center"/>
-              <w:pBdr>
-                <w:bottom w:val="none" w:sz="0" w:space="0" w:color="000000"/>
-                <w:top w:val="none" w:sz="0" w:space="0" w:color="000000"/>
-                <w:left w:val="none" w:sz="0" w:space="0" w:color="000000"/>
-                <w:right w:val="none" w:sz="0" w:space="0" w:color="000000"/>
-              </w:pBdr>
-              <w:spacing w:after="100" w:before="100" w:line="240"/>
-              <w:ind w:left="100" w:right="100" w:firstLine="0" w:firstLineChars="0"/>
-              <w:rPr>
-                <w:rFonts w:ascii="Helvetica" w:hAnsi="Helvetica" w:eastAsia="Helvetica" w:cs="Helvetica"/>
-                <w:i w:val="false"/>
-                <w:b w:val="false"/>
-                <w:u w:val="none"/>
-                <w:sz w:val="22"/>
-                <w:szCs w:val="22"/>
-                <w:color w:val="000000"/>
-              </w:rPr>
-            </w:pPr>
-            <w:r>
-              <w:rPr>
-                <w:rFonts w:ascii="Helvetica" w:hAnsi="Helvetica" w:eastAsia="Helvetica" w:cs="Helvetica"/>
-                <w:i w:val="false"/>
-                <w:b w:val="false"/>
-                <w:u w:val="none"/>
-                <w:sz w:val="22"/>
-                <w:szCs w:val="22"/>
-                <w:color w:val="000000"/>
-              </w:rPr>
-              <w:t xml:space="preserve">0.03, 2.08</w:t>
-            </w:r>
-          </w:p>
-        </w:tc>
-        <w:tc>
-          <w:tcPr>
-            <w:tcBorders>
-              <w:bottom w:val="none" w:sz="0" w:space="0" w:color="000000"/>
-              <w:top w:val="none" w:sz="0" w:space="0" w:color="000000"/>
-              <w:left w:val="none" w:sz="0" w:space="0" w:color="000000"/>
-              <w:right w:val="none" w:sz="0" w:space="0" w:color="000000"/>
-            </w:tcBorders>
-            <w:shd w:val="clear" w:color="auto" w:fill="FFFFFF"/>
-            <w:tcMar>
-              <w:top w:w="0" w:type="dxa"/>
-              <w:bottom w:w="0" w:type="dxa"/>
-              <w:left w:w="0" w:type="dxa"/>
-              <w:right w:w="0" w:type="dxa"/>
-            </w:tcMar>
-            <w:vAlign w:val="top"/>
-          </w:tcPr>
-          <w:p>
-            <w:pPr>
-              <w:pStyle w:val="Normal"/>
-              <w:jc w:val="center"/>
-              <w:pBdr>
-                <w:bottom w:val="none" w:sz="0" w:space="0" w:color="000000"/>
-                <w:top w:val="none" w:sz="0" w:space="0" w:color="000000"/>
-                <w:left w:val="none" w:sz="0" w:space="0" w:color="000000"/>
-                <w:right w:val="none" w:sz="0" w:space="0" w:color="000000"/>
-              </w:pBdr>
-              <w:spacing w:after="100" w:before="100" w:line="240"/>
-              <w:ind w:left="100" w:right="100" w:firstLine="0" w:firstLineChars="0"/>
-              <w:rPr>
-                <w:rFonts w:ascii="Helvetica" w:hAnsi="Helvetica" w:eastAsia="Helvetica" w:cs="Helvetica"/>
-                <w:i w:val="false"/>
-                <w:b w:val="false"/>
-                <w:u w:val="none"/>
-                <w:sz w:val="22"/>
-                <w:szCs w:val="22"/>
-                <w:color w:val="000000"/>
-              </w:rPr>
-            </w:pPr>
-            <w:r>
-              <w:rPr>
-                <w:rFonts w:ascii="Helvetica" w:hAnsi="Helvetica" w:eastAsia="Helvetica" w:cs="Helvetica"/>
-                <w:i w:val="false"/>
-                <w:b w:val="false"/>
-                <w:u w:val="none"/>
-                <w:sz w:val="22"/>
-                <w:szCs w:val="22"/>
-                <w:color w:val="000000"/>
-              </w:rPr>
-              <w:t xml:space="preserve">0.200</w:t>
+              <w:t xml:space="preserve">0.25</w:t>
+            </w:r>
+          </w:p>
+        </w:tc>
+        <w:tc>
+          <w:tcPr>
+            <w:tcBorders>
+              <w:bottom w:val="none" w:sz="0" w:space="0" w:color="000000"/>
+              <w:top w:val="none" w:sz="0" w:space="0" w:color="000000"/>
+              <w:left w:val="none" w:sz="0" w:space="0" w:color="000000"/>
+              <w:right w:val="none" w:sz="0" w:space="0" w:color="000000"/>
+            </w:tcBorders>
+            <w:shd w:val="clear" w:color="auto" w:fill="FFFFFF"/>
+            <w:tcMar>
+              <w:top w:w="0" w:type="dxa"/>
+              <w:bottom w:w="0" w:type="dxa"/>
+              <w:left w:w="0" w:type="dxa"/>
+              <w:right w:w="0" w:type="dxa"/>
+            </w:tcMar>
+            <w:vAlign w:val="top"/>
+          </w:tcPr>
+          <w:p>
+            <w:pPr>
+              <w:pStyle w:val="Normal"/>
+              <w:jc w:val="center"/>
+              <w:pBdr>
+                <w:bottom w:val="none" w:sz="0" w:space="0" w:color="000000"/>
+                <w:top w:val="none" w:sz="0" w:space="0" w:color="000000"/>
+                <w:left w:val="none" w:sz="0" w:space="0" w:color="000000"/>
+                <w:right w:val="none" w:sz="0" w:space="0" w:color="000000"/>
+              </w:pBdr>
+              <w:spacing w:after="100" w:before="100" w:line="240"/>
+              <w:ind w:left="100" w:right="100" w:firstLine="0" w:firstLineChars="0"/>
+              <w:rPr>
+                <w:rFonts w:ascii="Helvetica" w:hAnsi="Helvetica" w:eastAsia="Helvetica" w:cs="Helvetica"/>
+                <w:i w:val="false"/>
+                <w:b w:val="false"/>
+                <w:u w:val="none"/>
+                <w:sz w:val="22"/>
+                <w:szCs w:val="22"/>
+                <w:color w:val="000000"/>
+              </w:rPr>
+            </w:pPr>
+            <w:r>
+              <w:rPr>
+                <w:rFonts w:ascii="Helvetica" w:hAnsi="Helvetica" w:eastAsia="Helvetica" w:cs="Helvetica"/>
+                <w:i w:val="false"/>
+                <w:b w:val="false"/>
+                <w:u w:val="none"/>
+                <w:sz w:val="22"/>
+                <w:szCs w:val="22"/>
+                <w:color w:val="000000"/>
+              </w:rPr>
+              <w:t xml:space="preserve">0.03, 2.33</w:t>
+            </w:r>
+          </w:p>
+        </w:tc>
+        <w:tc>
+          <w:tcPr>
+            <w:tcBorders>
+              <w:bottom w:val="none" w:sz="0" w:space="0" w:color="000000"/>
+              <w:top w:val="none" w:sz="0" w:space="0" w:color="000000"/>
+              <w:left w:val="none" w:sz="0" w:space="0" w:color="000000"/>
+              <w:right w:val="none" w:sz="0" w:space="0" w:color="000000"/>
+            </w:tcBorders>
+            <w:shd w:val="clear" w:color="auto" w:fill="FFFFFF"/>
+            <w:tcMar>
+              <w:top w:w="0" w:type="dxa"/>
+              <w:bottom w:w="0" w:type="dxa"/>
+              <w:left w:w="0" w:type="dxa"/>
+              <w:right w:w="0" w:type="dxa"/>
+            </w:tcMar>
+            <w:vAlign w:val="top"/>
+          </w:tcPr>
+          <w:p>
+            <w:pPr>
+              <w:pStyle w:val="Normal"/>
+              <w:jc w:val="center"/>
+              <w:pBdr>
+                <w:bottom w:val="none" w:sz="0" w:space="0" w:color="000000"/>
+                <w:top w:val="none" w:sz="0" w:space="0" w:color="000000"/>
+                <w:left w:val="none" w:sz="0" w:space="0" w:color="000000"/>
+                <w:right w:val="none" w:sz="0" w:space="0" w:color="000000"/>
+              </w:pBdr>
+              <w:spacing w:after="100" w:before="100" w:line="240"/>
+              <w:ind w:left="100" w:right="100" w:firstLine="0" w:firstLineChars="0"/>
+              <w:rPr>
+                <w:rFonts w:ascii="Helvetica" w:hAnsi="Helvetica" w:eastAsia="Helvetica" w:cs="Helvetica"/>
+                <w:i w:val="false"/>
+                <w:b w:val="false"/>
+                <w:u w:val="none"/>
+                <w:sz w:val="22"/>
+                <w:szCs w:val="22"/>
+                <w:color w:val="000000"/>
+              </w:rPr>
+            </w:pPr>
+            <w:r>
+              <w:rPr>
+                <w:rFonts w:ascii="Helvetica" w:hAnsi="Helvetica" w:eastAsia="Helvetica" w:cs="Helvetica"/>
+                <w:i w:val="false"/>
+                <w:b w:val="false"/>
+                <w:u w:val="none"/>
+                <w:sz w:val="22"/>
+                <w:szCs w:val="22"/>
+                <w:color w:val="000000"/>
+              </w:rPr>
+              <w:t xml:space="preserve">0.230</w:t>
             </w:r>
           </w:p>
         </w:tc>
@@ -13231,60 +13231,60 @@
                 <w:szCs w:val="22"/>
                 <w:color w:val="000000"/>
               </w:rPr>
-              <w:t xml:space="preserve">0.01, 6.70</w:t>
-            </w:r>
-          </w:p>
-        </w:tc>
-        <w:tc>
-          <w:tcPr>
-            <w:tcBorders>
-              <w:bottom w:val="none" w:sz="0" w:space="0" w:color="000000"/>
-              <w:top w:val="none" w:sz="0" w:space="0" w:color="000000"/>
-              <w:left w:val="none" w:sz="0" w:space="0" w:color="000000"/>
-              <w:right w:val="none" w:sz="0" w:space="0" w:color="000000"/>
-            </w:tcBorders>
-            <w:shd w:val="clear" w:color="auto" w:fill="FFFFFF"/>
-            <w:tcMar>
-              <w:top w:w="0" w:type="dxa"/>
-              <w:bottom w:w="0" w:type="dxa"/>
-              <w:left w:w="0" w:type="dxa"/>
-              <w:right w:w="0" w:type="dxa"/>
-            </w:tcMar>
-            <w:vAlign w:val="top"/>
-          </w:tcPr>
-          <w:p>
-            <w:pPr>
-              <w:pStyle w:val="Normal"/>
-              <w:jc w:val="center"/>
-              <w:pBdr>
-                <w:bottom w:val="none" w:sz="0" w:space="0" w:color="000000"/>
-                <w:top w:val="none" w:sz="0" w:space="0" w:color="000000"/>
-                <w:left w:val="none" w:sz="0" w:space="0" w:color="000000"/>
-                <w:right w:val="none" w:sz="0" w:space="0" w:color="000000"/>
-              </w:pBdr>
-              <w:spacing w:after="100" w:before="100" w:line="240"/>
-              <w:ind w:left="100" w:right="100" w:firstLine="0" w:firstLineChars="0"/>
-              <w:rPr>
-                <w:rFonts w:ascii="Helvetica" w:hAnsi="Helvetica" w:eastAsia="Helvetica" w:cs="Helvetica"/>
-                <w:i w:val="false"/>
-                <w:b w:val="false"/>
-                <w:u w:val="none"/>
-                <w:sz w:val="22"/>
-                <w:szCs w:val="22"/>
-                <w:color w:val="000000"/>
-              </w:rPr>
-            </w:pPr>
-            <w:r>
-              <w:rPr>
-                <w:rFonts w:ascii="Helvetica" w:hAnsi="Helvetica" w:eastAsia="Helvetica" w:cs="Helvetica"/>
-                <w:i w:val="false"/>
-                <w:b w:val="false"/>
-                <w:u w:val="none"/>
-                <w:sz w:val="22"/>
-                <w:szCs w:val="22"/>
-                <w:color w:val="000000"/>
-              </w:rPr>
-              <w:t xml:space="preserve">0.400</w:t>
+              <w:t xml:space="preserve">0.01, 6.17</w:t>
+            </w:r>
+          </w:p>
+        </w:tc>
+        <w:tc>
+          <w:tcPr>
+            <w:tcBorders>
+              <w:bottom w:val="none" w:sz="0" w:space="0" w:color="000000"/>
+              <w:top w:val="none" w:sz="0" w:space="0" w:color="000000"/>
+              <w:left w:val="none" w:sz="0" w:space="0" w:color="000000"/>
+              <w:right w:val="none" w:sz="0" w:space="0" w:color="000000"/>
+            </w:tcBorders>
+            <w:shd w:val="clear" w:color="auto" w:fill="FFFFFF"/>
+            <w:tcMar>
+              <w:top w:w="0" w:type="dxa"/>
+              <w:bottom w:w="0" w:type="dxa"/>
+              <w:left w:w="0" w:type="dxa"/>
+              <w:right w:w="0" w:type="dxa"/>
+            </w:tcMar>
+            <w:vAlign w:val="top"/>
+          </w:tcPr>
+          <w:p>
+            <w:pPr>
+              <w:pStyle w:val="Normal"/>
+              <w:jc w:val="center"/>
+              <w:pBdr>
+                <w:bottom w:val="none" w:sz="0" w:space="0" w:color="000000"/>
+                <w:top w:val="none" w:sz="0" w:space="0" w:color="000000"/>
+                <w:left w:val="none" w:sz="0" w:space="0" w:color="000000"/>
+                <w:right w:val="none" w:sz="0" w:space="0" w:color="000000"/>
+              </w:pBdr>
+              <w:spacing w:after="100" w:before="100" w:line="240"/>
+              <w:ind w:left="100" w:right="100" w:firstLine="0" w:firstLineChars="0"/>
+              <w:rPr>
+                <w:rFonts w:ascii="Helvetica" w:hAnsi="Helvetica" w:eastAsia="Helvetica" w:cs="Helvetica"/>
+                <w:i w:val="false"/>
+                <w:b w:val="false"/>
+                <w:u w:val="none"/>
+                <w:sz w:val="22"/>
+                <w:szCs w:val="22"/>
+                <w:color w:val="000000"/>
+              </w:rPr>
+            </w:pPr>
+            <w:r>
+              <w:rPr>
+                <w:rFonts w:ascii="Helvetica" w:hAnsi="Helvetica" w:eastAsia="Helvetica" w:cs="Helvetica"/>
+                <w:i w:val="false"/>
+                <w:b w:val="false"/>
+                <w:u w:val="none"/>
+                <w:sz w:val="22"/>
+                <w:szCs w:val="22"/>
+                <w:color w:val="000000"/>
+              </w:rPr>
+              <w:t xml:space="preserve">0.390</w:t>
             </w:r>
           </w:p>
         </w:tc>
@@ -13343,7 +13343,7 @@
                 <w:szCs w:val="22"/>
                 <w:color w:val="000000"/>
               </w:rPr>
-              <w:t xml:space="preserve">ckd_epi_gfr_cre_cys</w:t>
+              <w:t xml:space="preserve">baseline_cre_egfr</w:t>
             </w:r>
           </w:p>
         </w:tc>
@@ -13449,7 +13449,7 @@
                 <w:szCs w:val="22"/>
                 <w:color w:val="000000"/>
               </w:rPr>
-              <w:t xml:space="preserve">1.00</w:t>
+              <w:t xml:space="preserve">1.01</w:t>
             </w:r>
           </w:p>
         </w:tc>
@@ -13502,7 +13502,7 @@
                 <w:szCs w:val="22"/>
                 <w:color w:val="000000"/>
               </w:rPr>
-              <w:t xml:space="preserve">0.96, 1.04</w:t>
+              <w:t xml:space="preserve">0.97, 1.06</w:t>
             </w:r>
           </w:p>
         </w:tc>
@@ -13555,7 +13555,7 @@
                 <w:szCs w:val="22"/>
                 <w:color w:val="000000"/>
               </w:rPr>
-              <w:t xml:space="preserve">0.960</w:t>
+              <w:t xml:space="preserve">0.490</w:t>
             </w:r>
           </w:p>
         </w:tc>
@@ -13661,7 +13661,7 @@
                 <w:szCs w:val="22"/>
                 <w:color w:val="000000"/>
               </w:rPr>
-              <w:t xml:space="preserve">1.06</w:t>
+              <w:t xml:space="preserve">1.05</w:t>
             </w:r>
           </w:p>
         </w:tc>
@@ -13714,7 +13714,7 @@
                 <w:szCs w:val="22"/>
                 <w:color w:val="000000"/>
               </w:rPr>
-              <w:t xml:space="preserve">0.97, 1.15</w:t>
+              <w:t xml:space="preserve">0.95, 1.17</w:t>
             </w:r>
           </w:p>
         </w:tc>
@@ -13767,7 +13767,7 @@
                 <w:szCs w:val="22"/>
                 <w:color w:val="000000"/>
               </w:rPr>
-              <w:t xml:space="preserve">0.210</w:t>
+              <w:t xml:space="preserve">0.320</w:t>
             </w:r>
           </w:p>
         </w:tc>
